--- a/server/templates/reports/FO-PO-PSM-64-10 FORMATO PARA LA ELABORACIÓN DE INFORME PUNTO SECO-plantilla.docx
+++ b/server/templates/reports/FO-PO-PSM-64-10 FORMATO PARA LA ELABORACIÓN DE INFORME PUNTO SECO-plantilla.docx
@@ -26,7 +26,7 @@
           <w:szCs w:val="32"/>
           <w:lang w:val="es-CO"/>
         </w:rPr>
-        <w:t xml:space="preserve">INFORME TÉCNICO DE ESTUDIO DE </w:t>
+        <w:t>INFORME TÉCNICO DE ESTUDIO DE </w:t>
       </w:r>
       <w:commentRangeStart w:id="1"/>
       <w:commentRangeStart w:id="2"/>
@@ -70,7 +70,7 @@
           <w:szCs w:val="32"/>
           <w:lang w:val="es-CO"/>
         </w:rPr>
-        <w:t xml:space="preserve"> DE AGUA </w:t>
+        <w:t> DE AGUA </w:t>
       </w:r>
       <w:r>
         <w:rPr>
@@ -79,7 +79,6 @@
           <w:color w:val="303030"/>
           <w:sz w:val="32"/>
           <w:szCs w:val="32"/>
-          <w:highlight w:val="cyan"/>
           <w:lang w:val="es-CO"/>
         </w:rPr>
         <w:t>{informe_tecnico_de_estudio_de_caracterizacion_de_a_1}</w:t>
@@ -91,7 +90,6 @@
           <w:color w:val="303030"/>
           <w:sz w:val="32"/>
           <w:szCs w:val="32"/>
-          <w:highlight w:val="cyan"/>
           <w:lang w:val="es-CO"/>
         </w:rPr>
       </w:r>
@@ -102,7 +100,6 @@
           <w:color w:val="303030"/>
           <w:sz w:val="32"/>
           <w:szCs w:val="32"/>
-          <w:highlight w:val="cyan"/>
           <w:lang w:val="es-CO"/>
         </w:rPr>
       </w:r>
@@ -203,7 +200,6 @@
           <w:color w:val="303030"/>
           <w:sz w:val="56"/>
           <w:szCs w:val="56"/>
-          <w:highlight w:val="cyan"/>
         </w:rPr>
         <w:t>{var_1}</w:t>
       </w:r>
@@ -316,7 +312,7 @@
           <w:szCs w:val="28"/>
           <w:lang w:val="es-CO"/>
         </w:rPr>
-        <w:t xml:space="preserve"> </w:t>
+        <w:t> </w:t>
       </w:r>
       <w:r>
         <w:rPr>
@@ -326,7 +322,6 @@
           <w:color w:val="303030"/>
           <w:sz w:val="28"/>
           <w:szCs w:val="28"/>
-          <w:highlight w:val="cyan"/>
           <w:lang w:val="es-CO"/>
         </w:rPr>
         <w:t>{estudio_de_caracterizacion_1}</w:t>
@@ -339,7 +334,6 @@
           <w:color w:val="303030"/>
           <w:sz w:val="28"/>
           <w:szCs w:val="28"/>
-          <w:highlight w:val="cyan"/>
           <w:lang w:val="es-CO"/>
         </w:rPr>
       </w:r>
@@ -352,7 +346,6 @@
           <w:color w:val="303030"/>
           <w:sz w:val="28"/>
           <w:szCs w:val="28"/>
-          <w:highlight w:val="cyan"/>
           <w:lang w:val="es-CO"/>
         </w:rPr>
       </w:r>
@@ -377,7 +370,7 @@
           <w:szCs w:val="28"/>
           <w:lang w:val="es-CO"/>
         </w:rPr>
-        <w:t xml:space="preserve"> </w:t>
+        <w:t> </w:t>
       </w:r>
       <w:r>
         <w:rPr>
@@ -401,7 +394,7 @@
           <w:szCs w:val="28"/>
           <w:lang w:val="es-CO"/>
         </w:rPr>
-        <w:t xml:space="preserve"> </w:t>
+        <w:t> </w:t>
       </w:r>
       <w:r>
         <w:rPr>
@@ -411,7 +404,6 @@
           <w:color w:val="303030"/>
           <w:sz w:val="28"/>
           <w:szCs w:val="28"/>
-          <w:highlight w:val="cyan"/>
           <w:lang w:val="es-CO"/>
         </w:rPr>
         <w:t>{var_2}</w:t>
@@ -424,7 +416,6 @@
           <w:color w:val="303030"/>
           <w:sz w:val="28"/>
           <w:szCs w:val="28"/>
-          <w:highlight w:val="cyan"/>
           <w:lang w:val="es-CO"/>
         </w:rPr>
       </w:r>
@@ -438,7 +429,7 @@
           <w:szCs w:val="28"/>
           <w:lang w:val="es-CO"/>
         </w:rPr>
-        <w:t xml:space="preserve"> realizada </w:t>
+        <w:t> realizada </w:t>
       </w:r>
       <w:r>
         <w:rPr>
@@ -462,7 +453,7 @@
           <w:szCs w:val="28"/>
           <w:lang w:val="es-CO"/>
         </w:rPr>
-        <w:t xml:space="preserve"> día </w:t>
+        <w:t> día </w:t>
       </w:r>
       <w:r>
         <w:rPr>
@@ -472,7 +463,6 @@
           <w:color w:val="303030"/>
           <w:sz w:val="28"/>
           <w:szCs w:val="28"/>
-          <w:highlight w:val="cyan"/>
           <w:lang w:val="es-CO"/>
         </w:rPr>
         <w:t>{realizada_el_dia_1}</w:t>
@@ -487,7 +477,7 @@
           <w:szCs w:val="28"/>
           <w:lang w:val="es-CO"/>
         </w:rPr>
-        <w:t xml:space="preserve"> de </w:t>
+        <w:t> de </w:t>
       </w:r>
       <w:r>
         <w:rPr>
@@ -497,7 +487,6 @@
           <w:color w:val="303030"/>
           <w:sz w:val="28"/>
           <w:szCs w:val="28"/>
-          <w:highlight w:val="cyan"/>
           <w:lang w:val="es-CO"/>
         </w:rPr>
         <w:t>{realizada_el_dia_de_1}</w:t>
@@ -512,7 +501,7 @@
           <w:szCs w:val="28"/>
           <w:lang w:val="es-CO"/>
         </w:rPr>
-        <w:t xml:space="preserve"> del </w:t>
+        <w:t> del </w:t>
       </w:r>
       <w:r>
         <w:rPr>
@@ -524,7 +513,7 @@
           <w:szCs w:val="28"/>
           <w:lang w:val="es-CO"/>
         </w:rPr>
-        <w:t xml:space="preserve">año </w:t>
+        <w:t>año </w:t>
       </w:r>
       <w:r>
         <w:rPr>
@@ -534,7 +523,6 @@
           <w:color w:val="303030"/>
           <w:sz w:val="28"/>
           <w:szCs w:val="28"/>
-          <w:highlight w:val="cyan"/>
           <w:lang w:val="es-CO"/>
         </w:rPr>
         <w:t>{de_del_a_o_1}</w:t>
@@ -547,7 +535,6 @@
           <w:color w:val="303030"/>
           <w:sz w:val="28"/>
           <w:szCs w:val="28"/>
-          <w:highlight w:val="cyan"/>
           <w:lang w:val="es-CO"/>
         </w:rPr>
       </w:r>
@@ -559,7 +546,6 @@
           <w:color w:val="303030"/>
           <w:sz w:val="28"/>
           <w:szCs w:val="28"/>
-          <w:highlight w:val="cyan"/>
           <w:lang w:val="es-CO"/>
         </w:rPr>
       </w:r>
@@ -573,7 +559,7 @@
           <w:szCs w:val="28"/>
           <w:lang w:val="es-CO"/>
         </w:rPr>
-        <w:t xml:space="preserve"> </w:t>
+        <w:t> </w:t>
       </w:r>
     </w:p>
     <w:p>
@@ -585,7 +571,6 @@
           <w:color w:val="303030"/>
           <w:sz w:val="22"/>
           <w:szCs w:val="20"/>
-          <w:highlight w:val="yellow"/>
         </w:rPr>
       </w:pPr>
     </w:p>
@@ -598,7 +583,6 @@
           <w:color w:val="303030"/>
           <w:sz w:val="22"/>
           <w:szCs w:val="20"/>
-          <w:highlight w:val="yellow"/>
           <w:lang w:val="es-CO"/>
         </w:rPr>
       </w:pPr>
@@ -612,7 +596,6 @@
           <w:color w:val="303030"/>
           <w:sz w:val="22"/>
           <w:szCs w:val="20"/>
-          <w:highlight w:val="yellow"/>
           <w:lang w:val="es-CO"/>
         </w:rPr>
       </w:pPr>
@@ -626,7 +609,6 @@
           <w:color w:val="303030"/>
           <w:sz w:val="22"/>
           <w:szCs w:val="20"/>
-          <w:highlight w:val="yellow"/>
           <w:lang w:val="es-CO"/>
         </w:rPr>
       </w:pPr>
@@ -640,7 +622,6 @@
           <w:color w:val="303030"/>
           <w:sz w:val="22"/>
           <w:szCs w:val="20"/>
-          <w:highlight w:val="yellow"/>
           <w:lang w:val="es-CO"/>
         </w:rPr>
       </w:pPr>
@@ -654,7 +635,6 @@
           <w:color w:val="303030"/>
           <w:sz w:val="22"/>
           <w:szCs w:val="20"/>
-          <w:highlight w:val="yellow"/>
           <w:lang w:val="es-CO"/>
         </w:rPr>
       </w:pPr>
@@ -668,7 +648,6 @@
           <w:color w:val="303030"/>
           <w:sz w:val="22"/>
           <w:szCs w:val="20"/>
-          <w:highlight w:val="yellow"/>
           <w:lang w:val="es-CO"/>
         </w:rPr>
       </w:pPr>
@@ -747,7 +726,6 @@
           <w:color w:val="303030"/>
           <w:sz w:val="22"/>
           <w:szCs w:val="20"/>
-          <w:highlight w:val="cyan"/>
           <w:lang w:val="es-CO"/>
         </w:rPr>
       </w:pPr>
@@ -758,7 +736,6 @@
           <w:color w:val="303030"/>
           <w:sz w:val="22"/>
           <w:szCs w:val="20"/>
-          <w:highlight w:val="cyan"/>
           <w:lang w:val="es-CO"/>
         </w:rPr>
         <w:t>{var_3}</w:t>
@@ -770,7 +747,6 @@
           <w:color w:val="303030"/>
           <w:sz w:val="22"/>
           <w:szCs w:val="20"/>
-          <w:highlight w:val="cyan"/>
           <w:lang w:val="es-CO"/>
         </w:rPr>
       </w:r>
@@ -782,7 +758,6 @@
           <w:color w:val="303030"/>
           <w:sz w:val="22"/>
           <w:szCs w:val="20"/>
-          <w:highlight w:val="cyan"/>
           <w:lang w:val="es-CO"/>
         </w:rPr>
       </w:r>
@@ -792,7 +767,6 @@
           <w:rStyle w:val="Refdecomentario"/>
           <w:rFonts w:ascii="Tahoma" w:eastAsia="Times New Roman" w:hAnsi="Tahoma"/>
           <w:szCs w:val="20"/>
-          <w:highlight w:val="cyan"/>
           <w:lang w:val="es-MX" w:eastAsia="es-MX"/>
         </w:rPr>
       </w:r>
@@ -806,7 +780,6 @@
           <w:b/>
           <w:color w:val="303030"/>
           <w:sz w:val="22"/>
-          <w:highlight w:val="yellow"/>
           <w:lang w:val="es-CO"/>
         </w:rPr>
       </w:pPr>
@@ -816,7 +789,6 @@
           <w:b/>
           <w:color w:val="303030"/>
           <w:sz w:val="22"/>
-          <w:highlight w:val="yellow"/>
           <w:lang w:val="es-CO"/>
         </w:rPr>
         <w:br w:type="page"/>
@@ -846,7 +818,7 @@
           <w:lang w:val="es-CO"/>
         </w:rPr>
         <w:lastRenderedPageBreak/>
-        <w:t xml:space="preserve">TABLA DE </w:t>
+        <w:t>TABLA DE </w:t>
       </w:r>
       <w:commentRangeStart w:id="5"/>
       <w:commentRangeStart w:id="6"/>
@@ -890,7 +862,7 @@
           <w:szCs w:val="32"/>
           <w:lang w:val="es-CO"/>
         </w:rPr>
-        <w:t xml:space="preserve"> </w:t>
+        <w:t> </w:t>
       </w:r>
     </w:p>
     <w:p>
@@ -920,7 +892,6 @@
           <w:noProof/>
           <w:color w:val="303030"/>
           <w:szCs w:val="22"/>
-          <w:highlight w:val="yellow"/>
           <w:lang w:eastAsia="es-MX"/>
         </w:rPr>
         <w:fldChar w:fldCharType="begin"/>
@@ -931,7 +902,6 @@
           <w:noProof/>
           <w:color w:val="303030"/>
           <w:szCs w:val="22"/>
-          <w:highlight w:val="yellow"/>
           <w:lang w:eastAsia="es-MX"/>
         </w:rPr>
         <w:instrText xml:space="preserve"> TOC \o "1-3" \h \z \u </w:instrText>
@@ -942,7 +912,6 @@
           <w:noProof/>
           <w:color w:val="303030"/>
           <w:szCs w:val="22"/>
-          <w:highlight w:val="yellow"/>
           <w:lang w:eastAsia="es-MX"/>
         </w:rPr>
         <w:fldChar w:fldCharType="separate"/>
@@ -2229,6 +2198,11 @@
           <w:fldChar w:fldCharType="end"/>
         </w:r>
       </w:hyperlink>
+    </w:p>
+    <w:p>
+      <w:r>
+        <w:t>{chart_indices}</w:t>
+      </w:r>
     </w:p>
     <w:p>
       <w:pPr>
@@ -2722,7 +2696,6 @@
           <w:caps w:val="0"/>
           <w:color w:val="303030"/>
           <w:szCs w:val="22"/>
-          <w:highlight w:val="yellow"/>
         </w:rPr>
       </w:pPr>
       <w:r>
@@ -2731,7 +2704,6 @@
           <w:noProof/>
           <w:color w:val="303030"/>
           <w:szCs w:val="22"/>
-          <w:highlight w:val="yellow"/>
           <w:lang w:eastAsia="es-MX"/>
         </w:rPr>
         <w:fldChar w:fldCharType="end"/>
@@ -2741,7 +2713,6 @@
           <w:rFonts w:eastAsia="Arial Unicode MS"/>
           <w:color w:val="303030"/>
           <w:szCs w:val="22"/>
-          <w:highlight w:val="yellow"/>
         </w:rPr>
         <w:br w:type="page"/>
       </w:r>
@@ -2768,7 +2739,7 @@
           <w:szCs w:val="32"/>
         </w:rPr>
         <w:lastRenderedPageBreak/>
-        <w:t xml:space="preserve">ÍNDICE DE </w:t>
+        <w:t>ÍNDICE DE </w:t>
       </w:r>
       <w:commentRangeStart w:id="7"/>
       <w:r>
@@ -2797,7 +2768,7 @@
           <w:sz w:val="32"/>
           <w:szCs w:val="32"/>
         </w:rPr>
-        <w:t xml:space="preserve"> </w:t>
+        <w:t> </w:t>
       </w:r>
     </w:p>
     <w:p>
@@ -2823,7 +2794,6 @@
           <w:noProof/>
           <w:color w:val="303030"/>
           <w:szCs w:val="20"/>
-          <w:highlight w:val="yellow"/>
           <w:lang w:val="es-CO"/>
         </w:rPr>
         <w:fldChar w:fldCharType="begin"/>
@@ -2835,7 +2805,6 @@
           <w:noProof/>
           <w:color w:val="303030"/>
           <w:szCs w:val="20"/>
-          <w:highlight w:val="yellow"/>
           <w:lang w:val="es-CO"/>
         </w:rPr>
         <w:instrText xml:space="preserve"> TOC \h \z \c "Tabla" </w:instrText>
@@ -2847,7 +2816,6 @@
           <w:noProof/>
           <w:color w:val="303030"/>
           <w:szCs w:val="20"/>
-          <w:highlight w:val="yellow"/>
           <w:lang w:val="es-CO"/>
         </w:rPr>
         <w:fldChar w:fldCharType="separate"/>
@@ -2943,7 +2911,7 @@
             <w:noProof/>
             <w:szCs w:val="20"/>
           </w:rPr>
-          <w:t xml:space="preserve">Tabla 2. </w:t>
+          <w:t>Tabla 2. </w:t>
         </w:r>
         <w:r>
           <w:rPr>
@@ -3453,7 +3421,7 @@
             <w:szCs w:val="20"/>
             <w:lang w:val="es-419"/>
           </w:rPr>
-          <w:t xml:space="preserve">Tabla 8. </w:t>
+          <w:t>Tabla 8. </w:t>
         </w:r>
         <w:r>
           <w:rPr>
@@ -3534,7 +3502,6 @@
           <w:noProof/>
           <w:color w:val="303030"/>
           <w:szCs w:val="20"/>
-          <w:highlight w:val="yellow"/>
           <w:lang w:val="es-CO"/>
         </w:rPr>
       </w:pPr>
@@ -3545,7 +3512,6 @@
           <w:noProof/>
           <w:color w:val="303030"/>
           <w:szCs w:val="20"/>
-          <w:highlight w:val="yellow"/>
           <w:lang w:val="es-CO"/>
         </w:rPr>
         <w:fldChar w:fldCharType="end"/>
@@ -3557,7 +3523,6 @@
           <w:noProof/>
           <w:color w:val="303030"/>
           <w:szCs w:val="20"/>
-          <w:highlight w:val="yellow"/>
           <w:lang w:val="es-CO"/>
         </w:rPr>
         <w:br w:type="page"/>
@@ -3589,7 +3554,7 @@
           <w:lang w:val="es-CO"/>
         </w:rPr>
         <w:lastRenderedPageBreak/>
-        <w:t xml:space="preserve">ÍNDICE DE </w:t>
+        <w:t>ÍNDICE DE </w:t>
       </w:r>
       <w:commentRangeStart w:id="8"/>
       <w:r>
@@ -3621,7 +3586,7 @@
           <w:szCs w:val="32"/>
           <w:lang w:val="es-CO"/>
         </w:rPr>
-        <w:t xml:space="preserve"> </w:t>
+        <w:t> </w:t>
       </w:r>
     </w:p>
     <w:p>
@@ -3647,7 +3612,6 @@
           <w:noProof/>
           <w:color w:val="303030"/>
           <w:szCs w:val="20"/>
-          <w:highlight w:val="yellow"/>
           <w:lang w:val="es-CO"/>
         </w:rPr>
         <w:fldChar w:fldCharType="begin"/>
@@ -3659,7 +3623,6 @@
           <w:noProof/>
           <w:color w:val="303030"/>
           <w:szCs w:val="20"/>
-          <w:highlight w:val="yellow"/>
           <w:lang w:val="es-CO"/>
         </w:rPr>
         <w:instrText xml:space="preserve"> TOC \h \z \c "Fotografía" </w:instrText>
@@ -3671,7 +3634,6 @@
           <w:noProof/>
           <w:color w:val="303030"/>
           <w:szCs w:val="20"/>
-          <w:highlight w:val="yellow"/>
           <w:lang w:val="es-CO"/>
         </w:rPr>
         <w:fldChar w:fldCharType="separate"/>
@@ -3685,7 +3647,7 @@
             <w:szCs w:val="20"/>
             <w:lang w:val="es-CO"/>
           </w:rPr>
-          <w:t>Fotografía 1. XXXX</w:t>
+          <w:t>Fotografía 1. {tag_foto1_desc}</w:t>
         </w:r>
         <w:r>
           <w:rPr>
@@ -3769,7 +3731,7 @@
             <w:szCs w:val="20"/>
             <w:lang w:val="es-CO"/>
           </w:rPr>
-          <w:t>Fotografía 2. XXXX</w:t>
+          <w:t>Fotografía 2. {tag_foto2_desc}</w:t>
         </w:r>
         <w:r>
           <w:rPr>
@@ -3839,7 +3801,6 @@
           <w:color w:val="303030"/>
           <w:sz w:val="20"/>
           <w:szCs w:val="20"/>
-          <w:highlight w:val="yellow"/>
           <w:lang w:val="es-CO" w:eastAsia="es-MX"/>
         </w:rPr>
       </w:pPr>
@@ -3851,7 +3812,6 @@
           <w:color w:val="303030"/>
           <w:sz w:val="20"/>
           <w:szCs w:val="20"/>
-          <w:highlight w:val="yellow"/>
           <w:lang w:val="es-CO" w:eastAsia="es-MX"/>
         </w:rPr>
         <w:fldChar w:fldCharType="end"/>
@@ -3864,7 +3824,6 @@
           <w:color w:val="303030"/>
           <w:sz w:val="20"/>
           <w:szCs w:val="20"/>
-          <w:highlight w:val="yellow"/>
           <w:lang w:val="es-CO" w:eastAsia="es-MX"/>
         </w:rPr>
         <w:br w:type="page"/>
@@ -3902,7 +3861,7 @@
           <w:szCs w:val="32"/>
           <w:lang w:val="es-CO"/>
         </w:rPr>
-        <w:t xml:space="preserve">NDICE DE </w:t>
+        <w:t>NDICE DE </w:t>
       </w:r>
       <w:commentRangeStart w:id="9"/>
       <w:r>
@@ -3950,7 +3909,6 @@
           <w:rFonts w:cs="Calibri"/>
           <w:color w:val="303030"/>
           <w:szCs w:val="20"/>
-          <w:highlight w:val="yellow"/>
           <w:lang w:val="es-CO"/>
         </w:rPr>
         <w:fldChar w:fldCharType="begin"/>
@@ -3960,7 +3918,6 @@
           <w:rFonts w:cs="Calibri"/>
           <w:color w:val="303030"/>
           <w:szCs w:val="20"/>
-          <w:highlight w:val="yellow"/>
           <w:lang w:val="es-CO"/>
         </w:rPr>
         <w:instrText xml:space="preserve"> TOC \h \z \c "Figura" </w:instrText>
@@ -3970,7 +3927,6 @@
           <w:rFonts w:cs="Calibri"/>
           <w:color w:val="303030"/>
           <w:szCs w:val="20"/>
-          <w:highlight w:val="yellow"/>
           <w:lang w:val="es-CO"/>
         </w:rPr>
         <w:fldChar w:fldCharType="separate"/>
@@ -3984,7 +3940,7 @@
             <w:color w:val="303030"/>
             <w:lang w:val="es-CO"/>
           </w:rPr>
-          <w:t xml:space="preserve">Figura 1. Ubicación geográfica </w:t>
+          <w:t>Figura 1. Ubicación geográfica </w:t>
         </w:r>
         <w:r>
           <w:rPr>
@@ -3992,7 +3948,6 @@
             <w:rFonts w:cs="Calibri"/>
             <w:noProof/>
             <w:color w:val="303030"/>
-            <w:highlight w:val="cyan"/>
             <w:lang w:val="es-CO"/>
           </w:rPr>
           <w:t>del punto</w:t>
@@ -4005,7 +3960,7 @@
             <w:color w:val="303030"/>
             <w:lang w:val="es-CO"/>
           </w:rPr>
-          <w:t xml:space="preserve"> de monitoreo</w:t>
+          <w:t> de monitoreo</w:t>
         </w:r>
         <w:r>
           <w:rPr>
@@ -4073,7 +4028,6 @@
           <w:color w:val="303030"/>
           <w:sz w:val="20"/>
           <w:szCs w:val="20"/>
-          <w:highlight w:val="yellow"/>
           <w:lang w:val="es-CO"/>
         </w:rPr>
       </w:pPr>
@@ -4083,7 +4037,6 @@
           <w:color w:val="303030"/>
           <w:sz w:val="20"/>
           <w:szCs w:val="20"/>
-          <w:highlight w:val="yellow"/>
           <w:lang w:val="es-CO"/>
         </w:rPr>
         <w:fldChar w:fldCharType="end"/>
@@ -4094,7 +4047,6 @@
           <w:color w:val="303030"/>
           <w:sz w:val="20"/>
           <w:szCs w:val="20"/>
-          <w:highlight w:val="yellow"/>
           <w:lang w:val="es-CO"/>
         </w:rPr>
         <w:br w:type="page"/>
@@ -4168,7 +4120,7 @@
           <w:sz w:val="22"/>
           <w:szCs w:val="22"/>
         </w:rPr>
-        <w:t xml:space="preserve">Realizar la evaluación de las condiciones hidrológicas </w:t>
+        <w:t>Realizar la evaluación de las condiciones hidrológicas </w:t>
       </w:r>
       <w:r>
         <w:rPr>
@@ -4176,7 +4128,6 @@
           <w:color w:val="303030"/>
           <w:sz w:val="22"/>
           <w:szCs w:val="22"/>
-          <w:highlight w:val="yellow"/>
         </w:rPr>
         <w:t>de los punto</w:t>
       </w:r>
@@ -4187,7 +4138,6 @@
           <w:color w:val="303030"/>
           <w:sz w:val="22"/>
           <w:szCs w:val="22"/>
-          <w:highlight w:val="yellow"/>
         </w:rPr>
         <w:t>s</w:t>
       </w:r>
@@ -4197,7 +4147,6 @@
           <w:rStyle w:val="Refdecomentario"/>
           <w:rFonts w:ascii="Tahoma" w:eastAsia="Times New Roman" w:hAnsi="Tahoma"/>
           <w:szCs w:val="20"/>
-          <w:highlight w:val="yellow"/>
           <w:lang w:val="es-MX" w:eastAsia="es-MX"/>
         </w:rPr>
         <w:commentReference w:id="29"/>
@@ -4209,7 +4158,7 @@
           <w:sz w:val="22"/>
           <w:szCs w:val="22"/>
         </w:rPr>
-        <w:t xml:space="preserve"> de monitoreo </w:t>
+        <w:t> de monitoreo </w:t>
       </w:r>
       <w:r>
         <w:rPr>
@@ -4217,7 +4166,6 @@
           <w:color w:val="303030"/>
           <w:sz w:val="22"/>
           <w:szCs w:val="22"/>
-          <w:highlight w:val="yellow"/>
         </w:rPr>
         <w:t>establecidos</w:t>
       </w:r>
@@ -4228,7 +4176,7 @@
           <w:sz w:val="22"/>
           <w:szCs w:val="22"/>
         </w:rPr>
-        <w:t xml:space="preserve"> para el programa de control y seguimiento de calidad del agua de</w:t>
+        <w:t> para el programa de control y seguimiento de calidad del agua de</w:t>
       </w:r>
       <w:r>
         <w:rPr>
@@ -4237,7 +4185,7 @@
           <w:sz w:val="22"/>
           <w:szCs w:val="22"/>
         </w:rPr>
-        <w:t xml:space="preserve"> la organización</w:t>
+        <w:t> la organización</w:t>
       </w:r>
       <w:r>
         <w:rPr>
@@ -4246,7 +4194,7 @@
           <w:sz w:val="22"/>
           <w:szCs w:val="22"/>
         </w:rPr>
-        <w:t xml:space="preserve"> </w:t>
+        <w:t> </w:t>
       </w:r>
       <w:r>
         <w:rPr>
@@ -4256,7 +4204,6 @@
           <w:color w:val="303030"/>
           <w:sz w:val="22"/>
           <w:szCs w:val="22"/>
-          <w:highlight w:val="cyan"/>
         </w:rPr>
         <w:t>{var_1}</w:t>
       </w:r>
@@ -4277,7 +4224,7 @@
       <w:bookmarkStart w:id="30" w:name="_Toc214355438"/>
       <w:bookmarkEnd w:id="20"/>
       <w:r>
-        <w:t xml:space="preserve">Objetivos </w:t>
+        <w:t>Objetivos </w:t>
       </w:r>
       <w:r>
         <w:t>e</w:t>
@@ -4389,7 +4336,6 @@
           <w:color w:val="303030"/>
           <w:sz w:val="22"/>
           <w:szCs w:val="22"/>
-          <w:highlight w:val="cyan"/>
         </w:rPr>
       </w:pPr>
     </w:p>
@@ -4402,7 +4348,6 @@
           <w:color w:val="303030"/>
           <w:sz w:val="22"/>
           <w:szCs w:val="22"/>
-          <w:highlight w:val="yellow"/>
           <w:lang w:val="es-CO"/>
         </w:rPr>
       </w:pPr>
@@ -4431,7 +4376,6 @@
           <w:color w:val="303030"/>
           <w:sz w:val="48"/>
           <w:szCs w:val="20"/>
-          <w:highlight w:val="yellow"/>
           <w:lang w:val="es-CO" w:eastAsia="es-MX"/>
         </w:rPr>
       </w:pPr>
@@ -4442,7 +4386,6 @@
           <w:bCs/>
           <w:color w:val="303030"/>
           <w:sz w:val="48"/>
-          <w:highlight w:val="yellow"/>
           <w:lang w:val="es-CO" w:eastAsia="es-MX"/>
         </w:rPr>
         <w:br w:type="page"/>
@@ -4461,7 +4404,7 @@
       <w:bookmarkEnd w:id="35"/>
       <w:r>
         <w:lastRenderedPageBreak/>
-        <w:t xml:space="preserve">CONDICIONES </w:t>
+        <w:t>CONDICIONES </w:t>
       </w:r>
       <w:r>
         <w:t>GENERALES</w:t>
@@ -4476,7 +4419,7 @@
       <w:bookmarkStart w:id="38" w:name="_Toc19781413"/>
       <w:bookmarkStart w:id="39" w:name="_Toc214355440"/>
       <w:r>
-        <w:t xml:space="preserve">Información de la </w:t>
+        <w:t>Información de la </w:t>
       </w:r>
       <w:commentRangeStart w:id="40"/>
       <w:r>
@@ -4573,7 +4516,7 @@
                 <w:szCs w:val="22"/>
                 <w:lang w:val="es-CO"/>
               </w:rPr>
-              <w:t xml:space="preserve"> social:</w:t>
+              <w:t> social:</w:t>
             </w:r>
           </w:p>
         </w:tc>
@@ -4599,7 +4542,7 @@
                 <w:sz w:val="22"/>
                 <w:szCs w:val="22"/>
               </w:rPr>
-              <w:t>Razón social completa</w:t>
+              <w:t>{tag_razon_social}</w:t>
             </w:r>
           </w:p>
         </w:tc>
@@ -4656,7 +4599,7 @@
                 <w:sz w:val="22"/>
                 <w:szCs w:val="22"/>
               </w:rPr>
-              <w:t>Relacionado en la OIT</w:t>
+              <w:t>{tag_correo_valor}</w:t>
             </w:r>
           </w:p>
         </w:tc>
@@ -4713,7 +4656,7 @@
                 <w:sz w:val="22"/>
                 <w:szCs w:val="22"/>
               </w:rPr>
-              <w:t>Nombre del representante del cliente</w:t>
+              <w:t>{tag_representante}</w:t>
             </w:r>
           </w:p>
         </w:tc>
@@ -4744,7 +4687,7 @@
                 <w:szCs w:val="22"/>
                 <w:lang w:val="es-CO"/>
               </w:rPr>
-              <w:t xml:space="preserve">Teléfono: </w:t>
+              <w:t>Teléfono: </w:t>
             </w:r>
           </w:p>
         </w:tc>
@@ -4770,7 +4713,7 @@
                 <w:sz w:val="22"/>
                 <w:szCs w:val="22"/>
               </w:rPr>
-              <w:t>Teléfono del representante del cliente</w:t>
+              <w:t>{tag_telefono_valor}</w:t>
             </w:r>
           </w:p>
         </w:tc>
@@ -4827,7 +4770,7 @@
                 <w:sz w:val="22"/>
                 <w:szCs w:val="22"/>
               </w:rPr>
-              <w:t>Dirección donde se ubica la sede del cliente u oficinas principales</w:t>
+              <w:t>{tag_direccion}</w:t>
             </w:r>
           </w:p>
         </w:tc>
@@ -4884,7 +4827,7 @@
                 <w:sz w:val="22"/>
                 <w:szCs w:val="22"/>
               </w:rPr>
-              <w:t>Departamento donde se ejecutó el monitoreo</w:t>
+              <w:t>{tag_departamento}</w:t>
             </w:r>
           </w:p>
         </w:tc>
@@ -4926,7 +4869,7 @@
                 <w:szCs w:val="22"/>
                 <w:lang w:val="es-CO"/>
               </w:rPr>
-              <w:t xml:space="preserve">unicipio: </w:t>
+              <w:t>unicipio: </w:t>
             </w:r>
             <w:r>
               <w:rPr>
@@ -4962,7 +4905,7 @@
                 <w:sz w:val="22"/>
                 <w:szCs w:val="22"/>
               </w:rPr>
-              <w:t>Municipio/ciudad donde se ejecutó el monitoreo</w:t>
+              <w:t>{tag_ciudad}</w:t>
             </w:r>
           </w:p>
         </w:tc>
@@ -5019,7 +4962,7 @@
                 <w:sz w:val="22"/>
                 <w:szCs w:val="22"/>
               </w:rPr>
-              <w:t xml:space="preserve">Se obtiene del RUES o la página web del cliente </w:t>
+              <w:t>{tag_actividad_economica} </w:t>
             </w:r>
           </w:p>
         </w:tc>
@@ -5031,7 +4974,7 @@
       </w:pPr>
       <w:bookmarkStart w:id="50" w:name="_Toc214355441"/>
       <w:r>
-        <w:t xml:space="preserve">Empresa responsable del </w:t>
+        <w:t>Empresa responsable del </w:t>
       </w:r>
       <w:bookmarkEnd w:id="41"/>
       <w:r>
@@ -5067,7 +5010,7 @@
           <w:szCs w:val="22"/>
           <w:lang w:val="es-ES"/>
         </w:rPr>
-        <w:t xml:space="preserve">La visita de campo fue realizada por el laboratorio </w:t>
+        <w:t>La visita de campo fue realizada por el laboratorio </w:t>
       </w:r>
       <w:r>
         <w:rPr>
@@ -5099,7 +5042,7 @@
           <w:szCs w:val="22"/>
           <w:lang w:val="es-ES"/>
         </w:rPr>
-        <w:t xml:space="preserve"> </w:t>
+        <w:t> </w:t>
       </w:r>
       <w:r>
         <w:rPr>
@@ -5109,7 +5052,7 @@
           <w:szCs w:val="22"/>
           <w:lang w:val="es-ES"/>
         </w:rPr>
-        <w:t xml:space="preserve">el NIT 900027049-2. </w:t>
+        <w:t>el NIT 900027049-2. </w:t>
       </w:r>
       <w:r>
         <w:rPr>
@@ -5127,7 +5070,7 @@
           <w:sz w:val="22"/>
           <w:szCs w:val="22"/>
         </w:rPr>
-        <w:t xml:space="preserve"> </w:t>
+        <w:t> </w:t>
       </w:r>
       <w:r>
         <w:rPr>
@@ -5182,7 +5125,7 @@
           <w:szCs w:val="22"/>
           <w:lang w:val="es-CO"/>
         </w:rPr>
-        <w:t xml:space="preserve">Tabla </w:t>
+        <w:t>Tabla </w:t>
       </w:r>
       <w:r>
         <w:rPr>
@@ -5226,7 +5169,7 @@
           <w:sz w:val="22"/>
           <w:szCs w:val="22"/>
         </w:rPr>
-        <w:t xml:space="preserve"> se relacionan los laboratorios </w:t>
+        <w:t> se relacionan los laboratorios </w:t>
       </w:r>
       <w:r>
         <w:rPr>
@@ -5235,7 +5178,7 @@
           <w:sz w:val="22"/>
           <w:szCs w:val="22"/>
         </w:rPr>
-        <w:t xml:space="preserve">que serían </w:t>
+        <w:t>que serían </w:t>
       </w:r>
       <w:r>
         <w:rPr>
@@ -5253,7 +5196,7 @@
           <w:sz w:val="22"/>
           <w:szCs w:val="22"/>
         </w:rPr>
-        <w:t xml:space="preserve">. </w:t>
+        <w:t>. </w:t>
       </w:r>
     </w:p>
     <w:p>
@@ -5293,7 +5236,7 @@
           <w:szCs w:val="20"/>
           <w:lang w:val="es-CO"/>
         </w:rPr>
-        <w:t xml:space="preserve">Tabla </w:t>
+        <w:t>Tabla </w:t>
       </w:r>
       <w:r>
         <w:rPr>
@@ -5374,7 +5317,7 @@
           <w:szCs w:val="20"/>
           <w:lang w:val="es-CO"/>
         </w:rPr>
-        <w:t xml:space="preserve"> </w:t>
+        <w:t> </w:t>
       </w:r>
     </w:p>
     <w:tbl>
@@ -5410,7 +5353,6 @@
           <w:tcPr>
             <w:tcW w:w="1518" w:type="pct"/>
             <w:vMerge w:val="restart"/>
-            <w:shd w:val="clear" w:color="auto" w:fill="004CAB"/>
             <w:noWrap/>
             <w:vAlign w:val="center"/>
             <w:hideMark/>
@@ -5446,7 +5388,6 @@
           <w:tcPr>
             <w:tcW w:w="1771" w:type="pct"/>
             <w:vMerge w:val="restart"/>
-            <w:shd w:val="clear" w:color="auto" w:fill="004CAB"/>
             <w:vAlign w:val="center"/>
             <w:hideMark/>
           </w:tcPr>
@@ -5481,7 +5422,6 @@
           <w:tcPr>
             <w:tcW w:w="1711" w:type="pct"/>
             <w:vMerge w:val="restart"/>
-            <w:shd w:val="clear" w:color="auto" w:fill="004CAB"/>
             <w:vAlign w:val="center"/>
             <w:hideMark/>
           </w:tcPr>
@@ -5523,7 +5463,6 @@
           <w:tcPr>
             <w:tcW w:w="1518" w:type="pct"/>
             <w:vMerge/>
-            <w:shd w:val="clear" w:color="auto" w:fill="004CAB"/>
             <w:vAlign w:val="center"/>
             <w:hideMark/>
           </w:tcPr>
@@ -5546,7 +5485,6 @@
           <w:tcPr>
             <w:tcW w:w="1771" w:type="pct"/>
             <w:vMerge/>
-            <w:shd w:val="clear" w:color="auto" w:fill="004CAB"/>
             <w:vAlign w:val="center"/>
             <w:hideMark/>
           </w:tcPr>
@@ -5569,7 +5507,6 @@
           <w:tcPr>
             <w:tcW w:w="1711" w:type="pct"/>
             <w:vMerge/>
-            <w:shd w:val="clear" w:color="auto" w:fill="004CAB"/>
             <w:vAlign w:val="center"/>
             <w:hideMark/>
           </w:tcPr>
@@ -5597,7 +5534,6 @@
         <w:tc>
           <w:tcPr>
             <w:tcW w:w="1518" w:type="pct"/>
-            <w:shd w:val="clear" w:color="auto" w:fill="auto"/>
             <w:noWrap/>
             <w:vAlign w:val="center"/>
             <w:hideMark/>
@@ -5621,14 +5557,13 @@
                 <w:szCs w:val="20"/>
                 <w:lang w:val="es-CO" w:eastAsia="es-CO"/>
               </w:rPr>
-              <w:t>Nombre Laboratorio</w:t>
+              <w:t>{tag_lab_nombre}</w:t>
             </w:r>
           </w:p>
         </w:tc>
         <w:tc>
           <w:tcPr>
             <w:tcW w:w="1771" w:type="pct"/>
-            <w:shd w:val="clear" w:color="auto" w:fill="auto"/>
             <w:noWrap/>
             <w:vAlign w:val="center"/>
           </w:tcPr>
@@ -5651,14 +5586,13 @@
                 <w:szCs w:val="20"/>
                 <w:lang w:val="es-CO" w:eastAsia="es-CO"/>
               </w:rPr>
-              <w:t xml:space="preserve">Nombre parámetro </w:t>
+              <w:t>{tag_lab_parametro} </w:t>
             </w:r>
           </w:p>
         </w:tc>
         <w:tc>
           <w:tcPr>
             <w:tcW w:w="1711" w:type="pct"/>
-            <w:shd w:val="clear" w:color="auto" w:fill="auto"/>
             <w:noWrap/>
             <w:vAlign w:val="center"/>
             <w:hideMark/>
@@ -5681,7 +5615,7 @@
                 <w:sz w:val="20"/>
                 <w:szCs w:val="20"/>
               </w:rPr>
-              <w:t xml:space="preserve">Número y </w:t>
+              <w:t>Número y </w:t>
             </w:r>
             <w:commentRangeStart w:id="56"/>
             <w:r>
@@ -5710,7 +5644,7 @@
                 <w:sz w:val="20"/>
                 <w:szCs w:val="20"/>
               </w:rPr>
-              <w:t xml:space="preserve"> de Resolución</w:t>
+              <w:t> de Resolución</w:t>
             </w:r>
           </w:p>
         </w:tc>
@@ -5737,7 +5671,7 @@
           <w:sz w:val="20"/>
           <w:lang w:val="es-CO"/>
         </w:rPr>
-        <w:t xml:space="preserve">Fuente: </w:t>
+        <w:t>Fuente: </w:t>
       </w:r>
       <w:commentRangeStart w:id="57"/>
       <w:r>
@@ -5768,7 +5702,7 @@
           <w:sz w:val="20"/>
           <w:lang w:val="es-CO"/>
         </w:rPr>
-        <w:t xml:space="preserve">., </w:t>
+        <w:t>., </w:t>
       </w:r>
       <w:commentRangeStart w:id="58"/>
       <w:r>
@@ -5801,7 +5735,6 @@
           <w:color w:val="303030"/>
           <w:sz w:val="22"/>
           <w:szCs w:val="22"/>
-          <w:highlight w:val="magenta"/>
           <w:lang w:val="es-CO"/>
         </w:rPr>
       </w:pPr>
@@ -5811,10 +5744,9 @@
           <w:color w:val="303030"/>
           <w:sz w:val="22"/>
           <w:szCs w:val="22"/>
-          <w:highlight w:val="magenta"/>
-          <w:lang w:val="es-CO"/>
-        </w:rPr>
-        <w:t xml:space="preserve">Asimismo, la </w:t>
+          <w:lang w:val="es-CO"/>
+        </w:rPr>
+        <w:t>Asimismo, la </w:t>
       </w:r>
       <w:r>
         <w:rPr>
@@ -5824,7 +5756,6 @@
           <w:color w:val="303030"/>
           <w:sz w:val="22"/>
           <w:szCs w:val="22"/>
-          <w:highlight w:val="magenta"/>
           <w:lang w:val="es-CO"/>
         </w:rPr>
         <w:fldChar w:fldCharType="begin"/>
@@ -5837,7 +5768,6 @@
           <w:color w:val="303030"/>
           <w:sz w:val="22"/>
           <w:szCs w:val="22"/>
-          <w:highlight w:val="magenta"/>
           <w:lang w:val="es-CO"/>
         </w:rPr>
         <w:instrText xml:space="preserve"> REF _Ref210901510 \h  \* MERGEFORMAT </w:instrText>
@@ -5850,7 +5780,6 @@
           <w:color w:val="303030"/>
           <w:sz w:val="22"/>
           <w:szCs w:val="22"/>
-          <w:highlight w:val="magenta"/>
           <w:lang w:val="es-CO"/>
         </w:rPr>
       </w:r>
@@ -5862,7 +5791,6 @@
           <w:color w:val="303030"/>
           <w:sz w:val="22"/>
           <w:szCs w:val="22"/>
-          <w:highlight w:val="magenta"/>
           <w:lang w:val="es-CO"/>
         </w:rPr>
         <w:fldChar w:fldCharType="separate"/>
@@ -5875,9 +5803,8 @@
           <w:color w:val="303030"/>
           <w:sz w:val="22"/>
           <w:szCs w:val="22"/>
-          <w:highlight w:val="magenta"/>
-        </w:rPr>
-        <w:t xml:space="preserve">Tabla </w:t>
+        </w:rPr>
+        <w:t>Tabla </w:t>
       </w:r>
       <w:r>
         <w:rPr>
@@ -5888,7 +5815,6 @@
           <w:color w:val="303030"/>
           <w:sz w:val="22"/>
           <w:szCs w:val="22"/>
-          <w:highlight w:val="magenta"/>
         </w:rPr>
         <w:t>2</w:t>
       </w:r>
@@ -5900,7 +5826,6 @@
           <w:color w:val="303030"/>
           <w:sz w:val="22"/>
           <w:szCs w:val="22"/>
-          <w:highlight w:val="magenta"/>
           <w:lang w:val="es-CO"/>
         </w:rPr>
         <w:fldChar w:fldCharType="end"/>
@@ -5913,7 +5838,6 @@
           <w:color w:val="303030"/>
           <w:sz w:val="22"/>
           <w:szCs w:val="22"/>
-          <w:highlight w:val="magenta"/>
           <w:lang w:val="es-CO"/>
         </w:rPr>
         <w:t>,</w:t>
@@ -5924,10 +5848,9 @@
           <w:color w:val="303030"/>
           <w:sz w:val="22"/>
           <w:szCs w:val="22"/>
-          <w:highlight w:val="magenta"/>
-          <w:lang w:val="es-CO"/>
-        </w:rPr>
-        <w:t xml:space="preserve"> </w:t>
+          <w:lang w:val="es-CO"/>
+        </w:rPr>
+        <w:t> </w:t>
       </w:r>
       <w:r>
         <w:rPr>
@@ -5935,9 +5858,8 @@
           <w:color w:val="303030"/>
           <w:sz w:val="22"/>
           <w:szCs w:val="22"/>
-          <w:highlight w:val="magenta"/>
-        </w:rPr>
-        <w:t xml:space="preserve">se presentan aquel parámetro que no se encuentra acreditado, pero que fue analizado por el </w:t>
+        </w:rPr>
+        <w:t>se presentan aquel parámetro que no se encuentra acreditado, pero que fue analizado por el </w:t>
       </w:r>
       <w:commentRangeStart w:id="59"/>
       <w:r>
@@ -5946,7 +5868,6 @@
           <w:color w:val="303030"/>
           <w:sz w:val="22"/>
           <w:szCs w:val="22"/>
-          <w:highlight w:val="magenta"/>
         </w:rPr>
         <w:t>laboratorio</w:t>
       </w:r>
@@ -5966,10 +5887,9 @@
           <w:color w:val="303030"/>
           <w:sz w:val="22"/>
           <w:szCs w:val="22"/>
-          <w:highlight w:val="magenta"/>
-          <w:lang w:val="es-CO"/>
-        </w:rPr>
-        <w:t xml:space="preserve">. </w:t>
+          <w:lang w:val="es-CO"/>
+        </w:rPr>
+        <w:t>. </w:t>
       </w:r>
     </w:p>
     <w:p>
@@ -5981,7 +5901,6 @@
         <w:rPr>
           <w:rFonts w:ascii="Avenir Next LT Pro" w:hAnsi="Avenir Next LT Pro"/>
           <w:color w:val="303030"/>
-          <w:highlight w:val="magenta"/>
         </w:rPr>
       </w:pPr>
       <w:bookmarkStart w:id="60" w:name="_Ref210901510"/>
@@ -5992,15 +5911,13 @@
         <w:rPr>
           <w:rFonts w:ascii="Avenir Next LT Pro" w:hAnsi="Avenir Next LT Pro"/>
           <w:color w:val="303030"/>
-          <w:highlight w:val="magenta"/>
-        </w:rPr>
-        <w:t xml:space="preserve">Tabla </w:t>
+        </w:rPr>
+        <w:t>Tabla </w:t>
       </w:r>
       <w:r>
         <w:rPr>
           <w:rFonts w:ascii="Avenir Next LT Pro" w:hAnsi="Avenir Next LT Pro"/>
           <w:color w:val="303030"/>
-          <w:highlight w:val="magenta"/>
         </w:rPr>
         <w:fldChar w:fldCharType="begin"/>
       </w:r>
@@ -6008,7 +5925,6 @@
         <w:rPr>
           <w:rFonts w:ascii="Avenir Next LT Pro" w:hAnsi="Avenir Next LT Pro"/>
           <w:color w:val="303030"/>
-          <w:highlight w:val="magenta"/>
         </w:rPr>
         <w:instrText xml:space="preserve"> SEQ Tabla \* ARABIC </w:instrText>
       </w:r>
@@ -6016,7 +5932,6 @@
         <w:rPr>
           <w:rFonts w:ascii="Avenir Next LT Pro" w:hAnsi="Avenir Next LT Pro"/>
           <w:color w:val="303030"/>
-          <w:highlight w:val="magenta"/>
         </w:rPr>
         <w:fldChar w:fldCharType="separate"/>
       </w:r>
@@ -6025,7 +5940,6 @@
           <w:rFonts w:ascii="Avenir Next LT Pro" w:hAnsi="Avenir Next LT Pro"/>
           <w:noProof/>
           <w:color w:val="303030"/>
-          <w:highlight w:val="magenta"/>
         </w:rPr>
         <w:t>2</w:t>
       </w:r>
@@ -6033,7 +5947,6 @@
         <w:rPr>
           <w:rFonts w:ascii="Avenir Next LT Pro" w:hAnsi="Avenir Next LT Pro"/>
           <w:color w:val="303030"/>
-          <w:highlight w:val="magenta"/>
         </w:rPr>
         <w:fldChar w:fldCharType="end"/>
       </w:r>
@@ -6042,16 +5955,14 @@
         <w:rPr>
           <w:rFonts w:ascii="Avenir Next LT Pro" w:hAnsi="Avenir Next LT Pro"/>
           <w:color w:val="303030"/>
-          <w:highlight w:val="magenta"/>
-        </w:rPr>
-        <w:t xml:space="preserve">. </w:t>
+        </w:rPr>
+        <w:t>. </w:t>
       </w:r>
       <w:bookmarkStart w:id="64" w:name="_Hlk103075186"/>
       <w:r>
         <w:rPr>
           <w:rFonts w:ascii="Avenir Next LT Pro" w:hAnsi="Avenir Next LT Pro" w:cstheme="majorHAnsi"/>
           <w:color w:val="303030"/>
-          <w:highlight w:val="magenta"/>
         </w:rPr>
         <w:t>Laboratorio responsable del análisis no acreditado.</w:t>
       </w:r>
@@ -6089,7 +6000,6 @@
         <w:tc>
           <w:tcPr>
             <w:tcW w:w="1708" w:type="pct"/>
-            <w:shd w:val="clear" w:color="auto" w:fill="004CAB"/>
             <w:vAlign w:val="center"/>
             <w:hideMark/>
           </w:tcPr>
@@ -6104,7 +6014,6 @@
                 <w:color w:val="FFFFFF" w:themeColor="background1"/>
                 <w:sz w:val="20"/>
                 <w:szCs w:val="20"/>
-                <w:highlight w:val="magenta"/>
                 <w:lang w:val="es-CO"/>
               </w:rPr>
             </w:pPr>
@@ -6116,7 +6025,6 @@
                 <w:color w:val="FFFFFF" w:themeColor="background1"/>
                 <w:sz w:val="20"/>
                 <w:szCs w:val="20"/>
-                <w:highlight w:val="magenta"/>
                 <w:lang w:val="es-CO"/>
               </w:rPr>
               <w:t>Laboratorio</w:t>
@@ -6126,7 +6034,6 @@
         <w:tc>
           <w:tcPr>
             <w:tcW w:w="3292" w:type="pct"/>
-            <w:shd w:val="clear" w:color="auto" w:fill="004CAB"/>
             <w:vAlign w:val="center"/>
             <w:hideMark/>
           </w:tcPr>
@@ -6141,7 +6048,6 @@
                 <w:color w:val="FFFFFF" w:themeColor="background1"/>
                 <w:sz w:val="20"/>
                 <w:szCs w:val="20"/>
-                <w:highlight w:val="magenta"/>
                 <w:lang w:val="es-CO"/>
               </w:rPr>
             </w:pPr>
@@ -6153,7 +6059,6 @@
                 <w:color w:val="FFFFFF" w:themeColor="background1"/>
                 <w:sz w:val="20"/>
                 <w:szCs w:val="20"/>
-                <w:highlight w:val="magenta"/>
                 <w:lang w:val="es-CO"/>
               </w:rPr>
               <w:t>Parámetro</w:t>
@@ -6168,7 +6073,6 @@
         <w:tc>
           <w:tcPr>
             <w:tcW w:w="1708" w:type="pct"/>
-            <w:shd w:val="clear" w:color="auto" w:fill="auto"/>
             <w:vAlign w:val="center"/>
           </w:tcPr>
           <w:p>
@@ -6180,7 +6084,6 @@
                 <w:color w:val="303030"/>
                 <w:sz w:val="20"/>
                 <w:szCs w:val="20"/>
-                <w:highlight w:val="magenta"/>
                 <w:lang w:val="es-CO"/>
               </w:rPr>
             </w:pPr>
@@ -6195,7 +6098,6 @@
               <w:bottom w:val="single" w:sz="4" w:space="0" w:color="808080"/>
               <w:right w:val="single" w:sz="4" w:space="0" w:color="808080"/>
             </w:tcBorders>
-            <w:shd w:val="clear" w:color="auto" w:fill="auto"/>
             <w:noWrap/>
             <w:vAlign w:val="center"/>
           </w:tcPr>
@@ -6208,7 +6110,6 @@
                 <w:color w:val="303030"/>
                 <w:sz w:val="20"/>
                 <w:szCs w:val="20"/>
-                <w:highlight w:val="magenta"/>
                 <w:lang w:val="es-CO"/>
               </w:rPr>
             </w:pPr>
@@ -6242,10 +6143,9 @@
           <w:color w:val="303030"/>
           <w:sz w:val="20"/>
           <w:szCs w:val="20"/>
-          <w:highlight w:val="magenta"/>
-          <w:lang w:val="es-CO"/>
-        </w:rPr>
-        <w:t>Fuente: SERAMBIENTE S.A.S., 202</w:t>
+          <w:lang w:val="es-CO"/>
+        </w:rPr>
+        <w:t>Fuente: SERAMBIENTE S.A.S., {tag_year}</w:t>
       </w:r>
       <w:r>
         <w:rPr>
@@ -6257,22 +6157,6 @@
           <w:color w:val="303030"/>
           <w:sz w:val="20"/>
           <w:szCs w:val="20"/>
-          <w:highlight w:val="magenta"/>
-          <w:lang w:val="es-CO"/>
-        </w:rPr>
-        <w:t>X</w:t>
-      </w:r>
-      <w:r>
-        <w:rPr>
-          <w:rStyle w:val="nfasis"/>
-          <w:rFonts w:ascii="Avenir Next LT Pro" w:hAnsi="Avenir Next LT Pro" w:cstheme="majorHAnsi"/>
-          <w:b w:val="0"/>
-          <w:bCs w:val="0"/>
-          <w:i/>
-          <w:color w:val="303030"/>
-          <w:sz w:val="20"/>
-          <w:szCs w:val="20"/>
-          <w:highlight w:val="magenta"/>
           <w:lang w:val="es-CO"/>
         </w:rPr>
         <w:t>.</w:t>
@@ -6300,7 +6184,7 @@
           <w:szCs w:val="22"/>
           <w:lang w:val="es-ES"/>
         </w:rPr>
-        <w:t xml:space="preserve">Seguidamente, en </w:t>
+        <w:t>Seguidamente, en </w:t>
       </w:r>
       <w:r>
         <w:rPr>
@@ -6310,7 +6194,7 @@
           <w:szCs w:val="22"/>
           <w:lang w:val="es-ES"/>
         </w:rPr>
-        <w:t xml:space="preserve">la </w:t>
+        <w:t>la </w:t>
       </w:r>
       <w:r>
         <w:rPr>
@@ -6374,7 +6258,7 @@
           <w:szCs w:val="22"/>
           <w:lang w:val="es-CO"/>
         </w:rPr>
-        <w:t xml:space="preserve">Tabla </w:t>
+        <w:t>Tabla </w:t>
       </w:r>
       <w:r>
         <w:rPr>
@@ -6407,7 +6291,7 @@
           <w:szCs w:val="22"/>
           <w:lang w:val="es-ES"/>
         </w:rPr>
-        <w:t xml:space="preserve"> </w:t>
+        <w:t> se presentan</w:t>
       </w:r>
       <w:r>
         <w:rPr>
@@ -6417,17 +6301,7 @@
           <w:szCs w:val="22"/>
           <w:lang w:val="es-ES"/>
         </w:rPr>
-        <w:t>se presentan</w:t>
-      </w:r>
-      <w:r>
-        <w:rPr>
-          <w:rFonts w:ascii="Avenir Next LT Pro" w:hAnsi="Avenir Next LT Pro" w:cstheme="majorHAnsi"/>
-          <w:color w:val="303030"/>
-          <w:sz w:val="22"/>
-          <w:szCs w:val="22"/>
-          <w:lang w:val="es-ES"/>
-        </w:rPr>
-        <w:t xml:space="preserve"> los datos generales del monitoreo.</w:t>
+        <w:t> los datos generales del monitoreo.</w:t>
       </w:r>
       <w:r>
         <w:rPr>
@@ -6439,7 +6313,7 @@
           <w:szCs w:val="22"/>
           <w:lang w:val="es-ES"/>
         </w:rPr>
-        <w:t xml:space="preserve"> </w:t>
+        <w:t> </w:t>
       </w:r>
     </w:p>
     <w:p>
@@ -6482,7 +6356,7 @@
           <w:lang w:val="es-CO"/>
         </w:rPr>
         <w:lastRenderedPageBreak/>
-        <w:t xml:space="preserve">Tabla </w:t>
+        <w:t>Tabla </w:t>
       </w:r>
       <w:r>
         <w:rPr>
@@ -6551,7 +6425,7 @@
           <w:szCs w:val="20"/>
           <w:lang w:val="es-CO"/>
         </w:rPr>
-        <w:t xml:space="preserve">. </w:t>
+        <w:t>. </w:t>
       </w:r>
       <w:bookmarkEnd w:id="52"/>
       <w:bookmarkEnd w:id="66"/>
@@ -6577,7 +6451,7 @@
           <w:szCs w:val="20"/>
           <w:lang w:val="es-CO"/>
         </w:rPr>
-        <w:t xml:space="preserve"> </w:t>
+        <w:t> </w:t>
       </w:r>
     </w:p>
     <w:tbl>
@@ -6609,7 +6483,6 @@
         <w:tc>
           <w:tcPr>
             <w:tcW w:w="1868" w:type="pct"/>
-            <w:shd w:val="clear" w:color="auto" w:fill="004CAB"/>
             <w:noWrap/>
             <w:vAlign w:val="center"/>
           </w:tcPr>
@@ -6636,14 +6509,13 @@
                 <w:szCs w:val="20"/>
                 <w:lang w:val="es-CO" w:eastAsia="es-CO"/>
               </w:rPr>
-              <w:t>Fecha de monitoreo</w:t>
+              <w:t>{tag_fecha_monitoreo}</w:t>
             </w:r>
           </w:p>
         </w:tc>
         <w:tc>
           <w:tcPr>
             <w:tcW w:w="3132" w:type="pct"/>
-            <w:shd w:val="clear" w:color="auto" w:fill="auto"/>
             <w:noWrap/>
             <w:vAlign w:val="center"/>
           </w:tcPr>
@@ -6668,7 +6540,6 @@
         <w:tc>
           <w:tcPr>
             <w:tcW w:w="1868" w:type="pct"/>
-            <w:shd w:val="clear" w:color="auto" w:fill="004CAB"/>
             <w:noWrap/>
             <w:vAlign w:val="center"/>
           </w:tcPr>
@@ -6695,14 +6566,13 @@
                 <w:szCs w:val="20"/>
                 <w:lang w:val="es-CO" w:eastAsia="es-CO"/>
               </w:rPr>
-              <w:t>Lugar de monitoreo</w:t>
+              <w:t>{tag_lugar_monitoreo}</w:t>
             </w:r>
           </w:p>
         </w:tc>
         <w:tc>
           <w:tcPr>
             <w:tcW w:w="3132" w:type="pct"/>
-            <w:shd w:val="clear" w:color="auto" w:fill="auto"/>
             <w:noWrap/>
             <w:vAlign w:val="center"/>
           </w:tcPr>
@@ -6727,7 +6597,6 @@
         <w:tc>
           <w:tcPr>
             <w:tcW w:w="1868" w:type="pct"/>
-            <w:shd w:val="clear" w:color="auto" w:fill="004CAB"/>
             <w:noWrap/>
             <w:vAlign w:val="center"/>
           </w:tcPr>
@@ -6754,14 +6623,13 @@
                 <w:szCs w:val="20"/>
                 <w:lang w:val="es-CO" w:eastAsia="es-CO"/>
               </w:rPr>
-              <w:t>Duración del muestreo</w:t>
+              <w:t>{tag_duracion_muestreo}</w:t>
             </w:r>
           </w:p>
         </w:tc>
         <w:tc>
           <w:tcPr>
             <w:tcW w:w="3132" w:type="pct"/>
-            <w:shd w:val="clear" w:color="auto" w:fill="auto"/>
             <w:noWrap/>
             <w:vAlign w:val="center"/>
           </w:tcPr>
@@ -6786,7 +6654,6 @@
         <w:tc>
           <w:tcPr>
             <w:tcW w:w="1868" w:type="pct"/>
-            <w:shd w:val="clear" w:color="auto" w:fill="004CAB"/>
             <w:noWrap/>
             <w:vAlign w:val="center"/>
           </w:tcPr>
@@ -6813,14 +6680,13 @@
                 <w:szCs w:val="20"/>
                 <w:lang w:val="es-CO" w:eastAsia="es-CO"/>
               </w:rPr>
-              <w:t>Puntos de monitoreo</w:t>
+              <w:t>{tag_puntos_monitoreo}</w:t>
             </w:r>
           </w:p>
         </w:tc>
         <w:tc>
           <w:tcPr>
             <w:tcW w:w="3132" w:type="pct"/>
-            <w:shd w:val="clear" w:color="auto" w:fill="auto"/>
             <w:noWrap/>
             <w:vAlign w:val="center"/>
           </w:tcPr>
@@ -6843,7 +6709,6 @@
         <w:tc>
           <w:tcPr>
             <w:tcW w:w="1868" w:type="pct"/>
-            <w:shd w:val="clear" w:color="auto" w:fill="004CAB"/>
             <w:noWrap/>
             <w:vAlign w:val="center"/>
           </w:tcPr>
@@ -6900,7 +6765,6 @@
         <w:tc>
           <w:tcPr>
             <w:tcW w:w="3132" w:type="pct"/>
-            <w:shd w:val="clear" w:color="auto" w:fill="auto"/>
             <w:noWrap/>
             <w:vAlign w:val="center"/>
           </w:tcPr>
@@ -6940,7 +6804,7 @@
           <w:sz w:val="20"/>
           <w:lang w:val="es-CO"/>
         </w:rPr>
-        <w:t xml:space="preserve">Fuente: </w:t>
+        <w:t>Fuente: </w:t>
       </w:r>
       <w:commentRangeStart w:id="70"/>
       <w:r>
@@ -6971,7 +6835,7 @@
           <w:sz w:val="20"/>
           <w:lang w:val="es-CO"/>
         </w:rPr>
-        <w:t xml:space="preserve">., </w:t>
+        <w:t>., </w:t>
       </w:r>
       <w:commentRangeStart w:id="71"/>
       <w:r>
@@ -6982,17 +6846,7 @@
           <w:sz w:val="20"/>
           <w:lang w:val="es-CO"/>
         </w:rPr>
-        <w:t>XXXX</w:t>
-      </w:r>
-      <w:r>
-        <w:rPr>
-          <w:rFonts w:ascii="Avenir Next LT Pro" w:hAnsi="Avenir Next LT Pro"/>
-          <w:i/>
-          <w:color w:val="303030"/>
-          <w:sz w:val="20"/>
-          <w:lang w:val="es-CO"/>
-        </w:rPr>
-        <w:t>.</w:t>
+        <w:t>XXXX.</w:t>
       </w:r>
       <w:bookmarkStart w:id="72" w:name="_Hlk101859364"/>
       <w:commentRangeEnd w:id="71"/>
@@ -7047,7 +6901,7 @@
         <w:t>METODOLOGÍA</w:t>
       </w:r>
       <w:r>
-        <w:t xml:space="preserve"> DEL MONITOREO</w:t>
+        <w:t> DEL MONITOREO</w:t>
       </w:r>
       <w:bookmarkEnd w:id="77"/>
     </w:p>
@@ -7086,7 +6940,7 @@
           <w:szCs w:val="22"/>
           <w:lang w:val="es-CO" w:eastAsia="es-CO"/>
         </w:rPr>
-        <w:t xml:space="preserve">El monitoreo se programó de acuerdo con los requerimientos de </w:t>
+        <w:t>El monitoreo se programó de acuerdo con los requerimientos de </w:t>
       </w:r>
       <w:r>
         <w:rPr>
@@ -7098,7 +6952,7 @@
           <w:szCs w:val="22"/>
           <w:lang w:val="es-CO" w:eastAsia="es-CO"/>
         </w:rPr>
-        <w:t>NOMBRE CLIENTE</w:t>
+        <w:t>{tag_nombre_cliente_met}</w:t>
       </w:r>
       <w:r>
         <w:rPr>
@@ -7108,7 +6962,7 @@
           <w:szCs w:val="22"/>
           <w:lang w:val="es-CO" w:eastAsia="es-CO"/>
         </w:rPr>
-        <w:t xml:space="preserve">, los cuales contemplaban la toma de muestras de agua </w:t>
+        <w:t>, los cuales contemplaban la toma de muestras de agua </w:t>
       </w:r>
       <w:r>
         <w:rPr>
@@ -7116,10 +6970,9 @@
           <w:color w:val="303030"/>
           <w:sz w:val="22"/>
           <w:szCs w:val="22"/>
-          <w:highlight w:val="cyan"/>
           <w:lang w:val="es-CO" w:eastAsia="es-CO"/>
         </w:rPr>
-        <w:t>{var_2}</w:t>
+        <w:t>{var_2} </w:t>
       </w:r>
       <w:r>
         <w:rPr>
@@ -7129,7 +6982,7 @@
           <w:szCs w:val="22"/>
           <w:lang w:val="es-CO" w:eastAsia="es-CO"/>
         </w:rPr>
-        <w:t xml:space="preserve"> </w:t>
+        <w:t>en {tag_num_puntos} puntos de monitoreo ubicados en la {tag_ciudad_dept_met}, con el propósito de evaluar sus características fisicoquímicas </w:t>
       </w:r>
       <w:r>
         <w:rPr>
@@ -7139,7 +6992,7 @@
           <w:szCs w:val="22"/>
           <w:lang w:val="es-CO" w:eastAsia="es-CO"/>
         </w:rPr>
-        <w:t xml:space="preserve">en XXX (XX) puntos de monitoreo ubicados en la ciudad/departamento, con el propósito de evaluar sus características fisicoquímicas </w:t>
+        <w:t>{nombre_cliente_los_cuales_contemplaban_la_toma_de__1}</w:t>
       </w:r>
       <w:r>
         <w:rPr>
@@ -7147,10 +7000,9 @@
           <w:color w:val="303030"/>
           <w:sz w:val="22"/>
           <w:szCs w:val="22"/>
-          <w:highlight w:val="cyan"/>
           <w:lang w:val="es-CO" w:eastAsia="es-CO"/>
         </w:rPr>
-        <w:t>{nombre_cliente_los_cuales_contemplaban_la_toma_de__1}</w:t>
+        <w:t>. No obstante, durante la visita de campo realizada el </w:t>
       </w:r>
       <w:r>
         <w:rPr>
@@ -7160,7 +7012,7 @@
           <w:szCs w:val="22"/>
           <w:lang w:val="es-CO" w:eastAsia="es-CO"/>
         </w:rPr>
-        <w:t xml:space="preserve">. No obstante, durante la visita de campo realizada el </w:t>
+        <w:t>{en_xxx_xx_puntos_de_monitoreo_ubicados_en_la_ciuda_1}</w:t>
       </w:r>
       <w:r>
         <w:rPr>
@@ -7168,10 +7020,9 @@
           <w:color w:val="303030"/>
           <w:sz w:val="22"/>
           <w:szCs w:val="22"/>
-          <w:highlight w:val="cyan"/>
           <w:lang w:val="es-CO" w:eastAsia="es-CO"/>
         </w:rPr>
-        <w:t>{en_xxx_xx_puntos_de_monitoreo_ubicados_en_la_ciuda_1}</w:t>
+        <w:t>, no fue posible efectuar la toma de muestras debido a que todos los puntos se </w:t>
       </w:r>
       <w:r>
         <w:rPr>
@@ -7181,7 +7032,7 @@
           <w:szCs w:val="22"/>
           <w:lang w:val="es-CO" w:eastAsia="es-CO"/>
         </w:rPr>
-        <w:t xml:space="preserve">, no fue posible efectuar la toma de muestras debido a que todos los puntos se </w:t>
+        <w:t>{en_xxx_xx_puntos_de_monitoreo_ubicados_en_la_ciuda_2}</w:t>
       </w:r>
       <w:r>
         <w:rPr>
@@ -7189,30 +7040,9 @@
           <w:color w:val="303030"/>
           <w:sz w:val="22"/>
           <w:szCs w:val="22"/>
-          <w:highlight w:val="cyan"/>
           <w:lang w:val="es-CO" w:eastAsia="es-CO"/>
         </w:rPr>
-        <w:t>{en_xxx_xx_puntos_de_monitoreo_ubicados_en_la_ciuda_2}</w:t>
-      </w:r>
-      <w:r>
-        <w:rPr>
-          <w:rFonts w:ascii="Avenir Next LT Pro" w:eastAsia="Times New Roman" w:hAnsi="Avenir Next LT Pro" w:cs="Times New Roman"/>
-          <w:color w:val="303030"/>
-          <w:sz w:val="22"/>
-          <w:szCs w:val="22"/>
-          <w:lang w:val="es-CO" w:eastAsia="es-CO"/>
-        </w:rPr>
-        <w:t>.</w:t>
-      </w:r>
-      <w:r>
-        <w:rPr>
-          <w:rFonts w:ascii="Avenir Next LT Pro" w:eastAsia="Times New Roman" w:hAnsi="Avenir Next LT Pro" w:cs="Times New Roman"/>
-          <w:color w:val="303030"/>
-          <w:sz w:val="22"/>
-          <w:szCs w:val="22"/>
-          <w:lang w:val="es-CO" w:eastAsia="es-CO"/>
-        </w:rPr>
-        <w:t xml:space="preserve"> A continuación, e</w:t>
+        <w:t>. A continuación, e</w:t>
       </w:r>
       <w:r>
         <w:rPr>
@@ -7221,7 +7051,7 @@
           <w:sz w:val="22"/>
           <w:szCs w:val="22"/>
         </w:rPr>
-        <w:t xml:space="preserve">n la </w:t>
+        <w:t>n la </w:t>
       </w:r>
       <w:r>
         <w:rPr>
@@ -7266,7 +7096,7 @@
           <w:sz w:val="22"/>
           <w:szCs w:val="22"/>
         </w:rPr>
-        <w:t xml:space="preserve">Tabla </w:t>
+        <w:t>Tabla </w:t>
       </w:r>
       <w:r>
         <w:rPr>
@@ -7295,7 +7125,7 @@
           <w:sz w:val="22"/>
           <w:szCs w:val="22"/>
         </w:rPr>
-        <w:t xml:space="preserve"> </w:t>
+        <w:t> </w:t>
       </w:r>
       <w:r>
         <w:rPr>
@@ -7304,7 +7134,7 @@
           <w:sz w:val="22"/>
           <w:szCs w:val="22"/>
         </w:rPr>
-        <w:t xml:space="preserve">se describen las características de la visita de campo. </w:t>
+        <w:t>se describen las características de la visita de campo. </w:t>
       </w:r>
     </w:p>
     <w:p>
@@ -7330,7 +7160,7 @@
           <w:sz w:val="20"/>
           <w:szCs w:val="20"/>
         </w:rPr>
-        <w:t xml:space="preserve">Tabla </w:t>
+        <w:t>Tabla </w:t>
       </w:r>
       <w:r>
         <w:rPr>
@@ -7427,7 +7257,6 @@
         <w:tc>
           <w:tcPr>
             <w:tcW w:w="1121" w:type="pct"/>
-            <w:shd w:val="clear" w:color="auto" w:fill="004CAB"/>
             <w:tcMar>
               <w:top w:w="15" w:type="dxa"/>
               <w:left w:w="15" w:type="dxa"/>
@@ -7465,7 +7294,6 @@
         <w:tc>
           <w:tcPr>
             <w:tcW w:w="1151" w:type="pct"/>
-            <w:shd w:val="clear" w:color="auto" w:fill="004CAB"/>
             <w:vAlign w:val="center"/>
           </w:tcPr>
           <w:p>
@@ -7496,7 +7324,6 @@
         <w:tc>
           <w:tcPr>
             <w:tcW w:w="2728" w:type="pct"/>
-            <w:shd w:val="clear" w:color="auto" w:fill="004CAB"/>
             <w:tcMar>
               <w:top w:w="15" w:type="dxa"/>
               <w:left w:w="15" w:type="dxa"/>
@@ -7539,7 +7366,6 @@
         <w:tc>
           <w:tcPr>
             <w:tcW w:w="1121" w:type="pct"/>
-            <w:shd w:val="clear" w:color="auto" w:fill="auto"/>
             <w:tcMar>
               <w:top w:w="15" w:type="dxa"/>
               <w:left w:w="15" w:type="dxa"/>
@@ -7581,7 +7407,6 @@
         <w:tc>
           <w:tcPr>
             <w:tcW w:w="2728" w:type="pct"/>
-            <w:shd w:val="clear" w:color="auto" w:fill="auto"/>
             <w:tcMar>
               <w:top w:w="15" w:type="dxa"/>
               <w:left w:w="15" w:type="dxa"/>
@@ -7623,7 +7448,6 @@
           <w:i/>
           <w:color w:val="303030"/>
           <w:sz w:val="20"/>
-          <w:highlight w:val="cyan"/>
           <w:lang w:val="es-CO"/>
         </w:rPr>
         <w:t>{var_4}</w:t>
@@ -7634,7 +7458,6 @@
           <w:color w:val="303030"/>
           <w:sz w:val="20"/>
           <w:szCs w:val="20"/>
-          <w:highlight w:val="cyan"/>
           <w:lang w:val="es-CO" w:eastAsia="es-CO"/>
         </w:rPr>
       </w:r>
@@ -7644,7 +7467,6 @@
           <w:i/>
           <w:color w:val="303030"/>
           <w:sz w:val="20"/>
-          <w:highlight w:val="cyan"/>
           <w:lang w:val="es-CO"/>
         </w:rPr>
       </w:r>
@@ -7654,7 +7476,6 @@
           <w:i/>
           <w:color w:val="303030"/>
           <w:sz w:val="20"/>
-          <w:highlight w:val="cyan"/>
           <w:lang w:val="es-CO"/>
         </w:rPr>
       </w:r>
@@ -7664,7 +7485,6 @@
           <w:i/>
           <w:color w:val="303030"/>
           <w:sz w:val="20"/>
-          <w:highlight w:val="cyan"/>
           <w:lang w:val="es-CO"/>
         </w:rPr>
       </w:r>
@@ -7678,7 +7498,7 @@
       <w:bookmarkStart w:id="85" w:name="_Toc19781417"/>
       <w:bookmarkStart w:id="86" w:name="_Toc214355444"/>
       <w:r>
-        <w:t xml:space="preserve">Descripción </w:t>
+        <w:t>Descripción </w:t>
       </w:r>
       <w:commentRangeStart w:id="87"/>
       <w:r>
@@ -7688,7 +7508,7 @@
         <w:t>l</w:t>
       </w:r>
       <w:r>
-        <w:t xml:space="preserve"> punto de </w:t>
+        <w:t> punto de </w:t>
       </w:r>
       <w:commentRangeEnd w:id="87"/>
       <w:r>
@@ -7723,14 +7543,13 @@
           <w:sz w:val="22"/>
           <w:lang w:val="es-CO"/>
         </w:rPr>
-        <w:t xml:space="preserve">A continuación, se presenta la descripción </w:t>
+        <w:t>A continuación, se presenta la descripción </w:t>
       </w:r>
       <w:r>
         <w:rPr>
           <w:rFonts w:ascii="Avenir Next LT Pro" w:hAnsi="Avenir Next LT Pro" w:cstheme="majorHAnsi"/>
           <w:color w:val="303030"/>
           <w:sz w:val="22"/>
-          <w:highlight w:val="yellow"/>
           <w:lang w:val="es-CO"/>
         </w:rPr>
         <w:t>del</w:t>
@@ -7740,17 +7559,15 @@
           <w:rFonts w:ascii="Avenir Next LT Pro" w:hAnsi="Avenir Next LT Pro" w:cstheme="majorHAnsi"/>
           <w:color w:val="303030"/>
           <w:sz w:val="22"/>
-          <w:highlight w:val="yellow"/>
-          <w:lang w:val="es-CO"/>
-        </w:rPr>
-        <w:t xml:space="preserve"> punto de monitoreo, </w:t>
+          <w:lang w:val="es-CO"/>
+        </w:rPr>
+        <w:t> punto de monitoreo, </w:t>
       </w:r>
       <w:r>
         <w:rPr>
           <w:rFonts w:ascii="Avenir Next LT Pro" w:hAnsi="Avenir Next LT Pro" w:cstheme="majorHAnsi"/>
           <w:color w:val="303030"/>
           <w:sz w:val="22"/>
-          <w:highlight w:val="yellow"/>
           <w:lang w:val="es-CO"/>
         </w:rPr>
         <w:t>el cual se encuentra</w:t>
@@ -7760,10 +7577,9 @@
           <w:rFonts w:ascii="Avenir Next LT Pro" w:hAnsi="Avenir Next LT Pro" w:cstheme="majorHAnsi"/>
           <w:color w:val="303030"/>
           <w:sz w:val="22"/>
-          <w:highlight w:val="yellow"/>
-          <w:lang w:val="es-CO"/>
-        </w:rPr>
-        <w:t xml:space="preserve"> relacionado</w:t>
+          <w:lang w:val="es-CO"/>
+        </w:rPr>
+        <w:t> relacionado</w:t>
       </w:r>
       <w:r>
         <w:rPr>
@@ -7772,7 +7588,7 @@
           <w:sz w:val="22"/>
           <w:lang w:val="es-CO"/>
         </w:rPr>
-        <w:t xml:space="preserve"> en el </w:t>
+        <w:t> en el </w:t>
       </w:r>
       <w:r>
         <w:rPr>
@@ -7791,7 +7607,7 @@
           <w:sz w:val="22"/>
           <w:lang w:val="es-CO"/>
         </w:rPr>
-        <w:t xml:space="preserve">, </w:t>
+        <w:t>, </w:t>
       </w:r>
       <w:r>
         <w:rPr>
@@ -7810,7 +7626,7 @@
           <w:sz w:val="22"/>
           <w:lang w:val="es-CO"/>
         </w:rPr>
-        <w:t xml:space="preserve"> (p</w:t>
+        <w:t> (p</w:t>
       </w:r>
       <w:r>
         <w:rPr>
@@ -7818,7 +7634,6 @@
           <w:i/>
           <w:color w:val="303030"/>
           <w:sz w:val="22"/>
-          <w:highlight w:val="cyan"/>
           <w:lang w:val="es-CO"/>
         </w:rPr>
         <w:t>{en_el_anexo_2_formatos_de_campo_p_1}</w:t>
@@ -7829,7 +7644,6 @@
           <w:i/>
           <w:color w:val="303030"/>
           <w:sz w:val="22"/>
-          <w:highlight w:val="cyan"/>
           <w:lang w:val="es-CO"/>
         </w:rPr>
       </w:r>
@@ -7839,7 +7653,6 @@
           <w:i/>
           <w:color w:val="303030"/>
           <w:sz w:val="22"/>
-          <w:highlight w:val="cyan"/>
           <w:lang w:val="es-CO"/>
         </w:rPr>
       </w:r>
@@ -7849,7 +7662,6 @@
           <w:i/>
           <w:color w:val="303030"/>
           <w:sz w:val="22"/>
-          <w:highlight w:val="cyan"/>
           <w:lang w:val="es-CO"/>
         </w:rPr>
       </w:r>
@@ -7859,7 +7671,6 @@
           <w:i/>
           <w:color w:val="303030"/>
           <w:sz w:val="22"/>
-          <w:highlight w:val="cyan"/>
           <w:lang w:val="es-CO"/>
         </w:rPr>
       </w:r>
@@ -7870,7 +7681,6 @@
           <w:i/>
           <w:color w:val="303030"/>
           <w:sz w:val="22"/>
-          <w:highlight w:val="cyan"/>
           <w:lang w:val="es-CO"/>
         </w:rPr>
       </w:r>
@@ -7880,7 +7690,6 @@
           <w:i/>
           <w:color w:val="303030"/>
           <w:sz w:val="22"/>
-          <w:highlight w:val="cyan"/>
           <w:lang w:val="es-CO"/>
         </w:rPr>
       </w:r>
@@ -7890,7 +7699,6 @@
           <w:i/>
           <w:color w:val="303030"/>
           <w:sz w:val="22"/>
-          <w:highlight w:val="cyan"/>
           <w:lang w:val="es-CO"/>
         </w:rPr>
       </w:r>
@@ -7912,7 +7720,7 @@
           <w:sz w:val="22"/>
           <w:lang w:val="es-CO"/>
         </w:rPr>
-        <w:t xml:space="preserve"> </w:t>
+        <w:t> </w:t>
       </w:r>
       <w:commentRangeEnd w:id="91"/>
       <w:r>
@@ -7931,7 +7739,7 @@
           <w:sz w:val="22"/>
           <w:lang w:val="es-CO"/>
         </w:rPr>
-        <w:t xml:space="preserve"> </w:t>
+        <w:t> </w:t>
       </w:r>
       <w:bookmarkStart w:id="92" w:name="_Ref7187261"/>
     </w:p>
@@ -7959,7 +7767,7 @@
           <w:szCs w:val="20"/>
           <w:lang w:val="es-CO"/>
         </w:rPr>
-        <w:t xml:space="preserve">Tabla </w:t>
+        <w:t>Tabla </w:t>
       </w:r>
       <w:r>
         <w:rPr>
@@ -8032,7 +7840,7 @@
           <w:szCs w:val="20"/>
           <w:lang w:val="es-CO"/>
         </w:rPr>
-        <w:t xml:space="preserve">. Descripción </w:t>
+        <w:t>. Descripción </w:t>
       </w:r>
       <w:commentRangeStart w:id="96"/>
       <w:r>
@@ -8069,7 +7877,7 @@
           <w:szCs w:val="20"/>
           <w:lang w:val="es-CO"/>
         </w:rPr>
-        <w:t xml:space="preserve"> punto de monitoreo u</w:t>
+        <w:t> punto de monitoreo u</w:t>
       </w:r>
       <w:r>
         <w:rPr>
@@ -8093,7 +7901,7 @@
           <w:szCs w:val="20"/>
           <w:lang w:val="es-CO"/>
         </w:rPr>
-        <w:t xml:space="preserve"> </w:t>
+        <w:t> </w:t>
       </w:r>
       <w:commentRangeEnd w:id="96"/>
       <w:r>
@@ -8166,7 +7974,6 @@
           <w:tcPr>
             <w:tcW w:w="5000" w:type="pct"/>
             <w:gridSpan w:val="3"/>
-            <w:shd w:val="clear" w:color="auto" w:fill="004CAB"/>
             <w:vAlign w:val="center"/>
             <w:hideMark/>
           </w:tcPr>
@@ -8191,7 +7998,6 @@
                 <w:color w:val="FFFFFF" w:themeColor="background1"/>
                 <w:sz w:val="20"/>
                 <w:szCs w:val="20"/>
-                <w:highlight w:val="cyan"/>
                 <w:lang w:val="es-CO" w:eastAsia="es-CO"/>
               </w:rPr>
               <w:t>{var_8}</w:t>
@@ -8208,7 +8014,6 @@
         <w:tc>
           <w:tcPr>
             <w:tcW w:w="245" w:type="pct"/>
-            <w:shd w:val="clear" w:color="auto" w:fill="004CAB"/>
             <w:textDirection w:val="btLr"/>
             <w:vAlign w:val="center"/>
             <w:hideMark/>
@@ -8244,7 +8049,6 @@
           <w:tcPr>
             <w:tcW w:w="4755" w:type="pct"/>
             <w:gridSpan w:val="2"/>
-            <w:shd w:val="clear" w:color="auto" w:fill="auto"/>
             <w:vAlign w:val="center"/>
             <w:hideMark/>
           </w:tcPr>
@@ -8270,7 +8074,6 @@
                 <w:b/>
                 <w:bCs/>
                 <w:color w:val="303030"/>
-                <w:highlight w:val="cyan"/>
               </w:rPr>
               <w:t>{var_10}</w:t>
             </w:r>
@@ -8280,21 +8083,18 @@
                 <w:b/>
                 <w:bCs/>
                 <w:color w:val="303030"/>
-                <w:highlight w:val="cyan"/>
               </w:rPr>
             </w:r>
             <w:r>
               <w:rPr>
                 <w:rFonts w:ascii="Avenir Next LT Pro" w:hAnsi="Avenir Next LT Pro" w:cs="Calibri"/>
                 <w:color w:val="303030"/>
-                <w:highlight w:val="cyan"/>
               </w:rPr>
             </w:r>
             <w:r>
               <w:rPr>
                 <w:rFonts w:ascii="Avenir Next LT Pro" w:hAnsi="Avenir Next LT Pro" w:cs="Calibri"/>
                 <w:color w:val="303030"/>
-                <w:highlight w:val="cyan"/>
               </w:rPr>
             </w:r>
           </w:p>
@@ -8310,7 +8110,6 @@
           <w:tcPr>
             <w:tcW w:w="245" w:type="pct"/>
             <w:vMerge w:val="restart"/>
-            <w:shd w:val="clear" w:color="auto" w:fill="004CAB"/>
             <w:textDirection w:val="btLr"/>
             <w:vAlign w:val="center"/>
           </w:tcPr>
@@ -8344,7 +8143,6 @@
         <w:tc>
           <w:tcPr>
             <w:tcW w:w="2387" w:type="pct"/>
-            <w:shd w:val="clear" w:color="auto" w:fill="auto"/>
             <w:vAlign w:val="center"/>
           </w:tcPr>
           <w:p>
@@ -8366,7 +8164,7 @@
                 <w:szCs w:val="20"/>
                 <w:lang w:val="es-CO"/>
               </w:rPr>
-              <w:t>Aquí se adjuntan las fotos (georreferenciadas en el caso que aplique)</w:t>
+              <w:t>{tag_foto_placeholder}</w:t>
             </w:r>
           </w:p>
           <w:p>
@@ -8377,7 +8175,6 @@
                 <w:b/>
                 <w:bCs/>
                 <w:color w:val="303030"/>
-                <w:highlight w:val="cyan"/>
               </w:rPr>
             </w:pPr>
           </w:p>
@@ -8385,7 +8182,6 @@
         <w:tc>
           <w:tcPr>
             <w:tcW w:w="2368" w:type="pct"/>
-            <w:shd w:val="clear" w:color="auto" w:fill="auto"/>
             <w:vAlign w:val="center"/>
           </w:tcPr>
           <w:p>
@@ -8407,7 +8203,7 @@
                 <w:szCs w:val="20"/>
                 <w:lang w:val="es-CO"/>
               </w:rPr>
-              <w:t>Aquí se adjuntan las fotos (georreferenciadas en el caso que aplique)</w:t>
+              <w:t>{tag_foto_placeholder}</w:t>
             </w:r>
           </w:p>
           <w:p>
@@ -8418,7 +8214,6 @@
                 <w:b/>
                 <w:bCs/>
                 <w:color w:val="303030"/>
-                <w:highlight w:val="cyan"/>
               </w:rPr>
             </w:pPr>
           </w:p>
@@ -8434,7 +8229,6 @@
           <w:tcPr>
             <w:tcW w:w="245" w:type="pct"/>
             <w:vMerge/>
-            <w:shd w:val="clear" w:color="auto" w:fill="004CAB"/>
             <w:textDirection w:val="btLr"/>
             <w:vAlign w:val="center"/>
             <w:hideMark/>
@@ -8457,7 +8251,6 @@
         <w:tc>
           <w:tcPr>
             <w:tcW w:w="2387" w:type="pct"/>
-            <w:shd w:val="clear" w:color="auto" w:fill="auto"/>
             <w:hideMark/>
           </w:tcPr>
           <w:p>
@@ -8486,7 +8279,7 @@
                 <w:szCs w:val="20"/>
                 <w:lang w:val="es-CO"/>
               </w:rPr>
-              <w:t xml:space="preserve">Fotografía </w:t>
+              <w:t>Fotografía </w:t>
             </w:r>
             <w:r>
               <w:rPr>
@@ -8559,19 +8352,7 @@
                 <w:szCs w:val="20"/>
                 <w:lang w:val="es-CO"/>
               </w:rPr>
-              <w:t xml:space="preserve">. </w:t>
-            </w:r>
-            <w:r>
-              <w:rPr>
-                <w:rFonts w:ascii="Avenir Next LT Pro" w:hAnsi="Avenir Next LT Pro" w:cs="Calibri"/>
-                <w:b/>
-                <w:bCs/>
-                <w:color w:val="303030"/>
-                <w:sz w:val="20"/>
-                <w:szCs w:val="20"/>
-                <w:lang w:val="es-CO"/>
-              </w:rPr>
-              <w:t>XXXX</w:t>
+              <w:t>. XXXX</w:t>
             </w:r>
             <w:bookmarkEnd w:id="97"/>
           </w:p>
@@ -8579,7 +8360,6 @@
         <w:tc>
           <w:tcPr>
             <w:tcW w:w="2368" w:type="pct"/>
-            <w:shd w:val="clear" w:color="auto" w:fill="auto"/>
           </w:tcPr>
           <w:p>
             <w:pPr>
@@ -8607,7 +8387,7 @@
                 <w:szCs w:val="20"/>
                 <w:lang w:val="es-CO"/>
               </w:rPr>
-              <w:t xml:space="preserve">Fotografía </w:t>
+              <w:t>Fotografía </w:t>
             </w:r>
             <w:r>
               <w:rPr>
@@ -8680,7 +8460,7 @@
                 <w:szCs w:val="20"/>
                 <w:lang w:val="es-CO"/>
               </w:rPr>
-              <w:t xml:space="preserve">. </w:t>
+              <w:t>. </w:t>
             </w:r>
             <w:commentRangeStart w:id="99"/>
             <w:r>
@@ -8731,7 +8511,7 @@
           <w:szCs w:val="20"/>
           <w:lang w:val="es-CO"/>
         </w:rPr>
-        <w:t xml:space="preserve">Fuente: SERAMBIENTE S.A.S., </w:t>
+        <w:t>Fuente: SERAMBIENTE S.A.S., </w:t>
       </w:r>
       <w:commentRangeStart w:id="100"/>
       <w:r>
@@ -8775,7 +8555,6 @@
           <w:color w:val="303030"/>
           <w:sz w:val="20"/>
           <w:szCs w:val="20"/>
-          <w:highlight w:val="yellow"/>
           <w:lang w:val="es-CO"/>
         </w:rPr>
       </w:pPr>
@@ -8786,7 +8565,6 @@
           <w:color w:val="303030"/>
           <w:sz w:val="20"/>
           <w:szCs w:val="20"/>
-          <w:highlight w:val="yellow"/>
           <w:lang w:val="es-CO"/>
         </w:rPr>
         <w:br w:type="page"/>
@@ -8805,7 +8583,7 @@
           <w:lang w:eastAsia="es-MX"/>
         </w:rPr>
         <w:lastRenderedPageBreak/>
-        <w:t xml:space="preserve">Ubicación </w:t>
+        <w:t>Ubicación </w:t>
       </w:r>
       <w:commentRangeStart w:id="102"/>
       <w:r>
@@ -8824,7 +8602,7 @@
         <w:rPr>
           <w:lang w:eastAsia="es-MX"/>
         </w:rPr>
-        <w:t xml:space="preserve"> punto de </w:t>
+        <w:t> punto de </w:t>
       </w:r>
       <w:commentRangeEnd w:id="102"/>
       <w:r>
@@ -8890,7 +8668,7 @@
           <w:szCs w:val="22"/>
           <w:lang w:val="es-CO"/>
         </w:rPr>
-        <w:t xml:space="preserve"> de monitore</w:t>
+        <w:t> de monitore</w:t>
       </w:r>
       <w:r>
         <w:rPr>
@@ -8910,7 +8688,7 @@
           <w:szCs w:val="22"/>
           <w:lang w:val="es-CO"/>
         </w:rPr>
-        <w:t xml:space="preserve">, </w:t>
+        <w:t>, </w:t>
       </w:r>
       <w:r>
         <w:rPr>
@@ -8920,7 +8698,7 @@
           <w:szCs w:val="22"/>
           <w:lang w:val="es-ES" w:eastAsia="en-US"/>
         </w:rPr>
-        <w:t xml:space="preserve">realizado </w:t>
+        <w:t>realizado </w:t>
       </w:r>
       <w:r>
         <w:rPr>
@@ -8930,7 +8708,7 @@
           <w:szCs w:val="22"/>
           <w:lang w:val="es-CO"/>
         </w:rPr>
-        <w:t xml:space="preserve">en el </w:t>
+        <w:t>en el </w:t>
       </w:r>
       <w:r>
         <w:rPr>
@@ -8938,7 +8716,6 @@
           <w:color w:val="303030"/>
           <w:sz w:val="22"/>
           <w:szCs w:val="22"/>
-          <w:highlight w:val="cyan"/>
           <w:lang w:val="es-CO"/>
         </w:rPr>
         <w:t>{de_monitoreo_realizado_en_el_1}</w:t>
@@ -8949,7 +8726,6 @@
           <w:color w:val="303030"/>
           <w:sz w:val="22"/>
           <w:szCs w:val="22"/>
-          <w:highlight w:val="cyan"/>
           <w:lang w:val="es-CO"/>
         </w:rPr>
       </w:r>
@@ -8959,7 +8735,6 @@
           <w:color w:val="303030"/>
           <w:sz w:val="22"/>
           <w:szCs w:val="22"/>
-          <w:highlight w:val="cyan"/>
           <w:lang w:val="es-CO"/>
         </w:rPr>
       </w:r>
@@ -8969,7 +8744,6 @@
           <w:color w:val="303030"/>
           <w:sz w:val="22"/>
           <w:szCs w:val="22"/>
-          <w:highlight w:val="cyan"/>
           <w:lang w:val="es-CO"/>
         </w:rPr>
       </w:r>
@@ -8980,7 +8754,6 @@
           <w:color w:val="303030"/>
           <w:sz w:val="22"/>
           <w:szCs w:val="22"/>
-          <w:highlight w:val="cyan"/>
           <w:lang w:val="es-CO"/>
         </w:rPr>
       </w:r>
@@ -8993,7 +8766,7 @@
           <w:szCs w:val="22"/>
           <w:lang w:val="es-CO"/>
         </w:rPr>
-        <w:t xml:space="preserve"> </w:t>
+        <w:t> </w:t>
       </w:r>
     </w:p>
     <w:p>
@@ -9014,7 +8787,6 @@
           <w:color w:val="303030"/>
           <w:sz w:val="22"/>
           <w:szCs w:val="22"/>
-          <w:highlight w:val="cyan"/>
           <w:lang w:val="es-CO"/>
         </w:rPr>
         <w:t>{tiene_un_clima_tropical_en_comparacion_con_el_invi_1}</w:t>
@@ -9027,7 +8799,7 @@
           <w:szCs w:val="22"/>
           <w:lang w:val="es-CO"/>
         </w:rPr>
-        <w:t xml:space="preserve"> tiene un clima tropical. En comparación con el invierno, los veranos tienen mucha más lluvia. De acuerdo con Köppen y Geiger clima se clasifica como </w:t>
+        <w:t> tiene un clima tropical. En comparación con el invierno, los veranos tienen mucha más lluvia. De acuerdo con Köppen y Geiger clima se clasifica como </w:t>
       </w:r>
       <w:proofErr w:type="spellStart"/>
       <w:r>
@@ -9049,7 +8821,7 @@
           <w:szCs w:val="22"/>
           <w:lang w:val="es-CO"/>
         </w:rPr>
-        <w:t xml:space="preserve">. En </w:t>
+        <w:t>. En </w:t>
       </w:r>
       <w:r>
         <w:rPr>
@@ -9057,7 +8829,6 @@
           <w:color w:val="303030"/>
           <w:sz w:val="22"/>
           <w:szCs w:val="22"/>
-          <w:highlight w:val="cyan"/>
           <w:lang w:val="es-CO"/>
         </w:rPr>
         <w:t>{tiene_un_clima_tropical_en_comparacion_con_el_invi_2}</w:t>
@@ -9068,7 +8839,6 @@
           <w:color w:val="303030"/>
           <w:sz w:val="22"/>
           <w:szCs w:val="22"/>
-          <w:highlight w:val="cyan"/>
           <w:lang w:val="es-CO"/>
         </w:rPr>
       </w:r>
@@ -9080,7 +8850,7 @@
           <w:szCs w:val="22"/>
           <w:lang w:val="es-CO"/>
         </w:rPr>
-        <w:t xml:space="preserve"> la temperatura media anual es de </w:t>
+        <w:t> la temperatura media anual es de </w:t>
       </w:r>
       <w:r>
         <w:rPr>
@@ -9100,7 +8870,7 @@
           <w:szCs w:val="22"/>
           <w:lang w:val="es-CO"/>
         </w:rPr>
-        <w:t xml:space="preserve"> °C. En un año, la precipitación es </w:t>
+        <w:t> °C. En un año, la precipitación es </w:t>
       </w:r>
       <w:r>
         <w:rPr>
@@ -9120,7 +8890,7 @@
           <w:szCs w:val="22"/>
           <w:lang w:val="es-CO"/>
         </w:rPr>
-        <w:t xml:space="preserve"> </w:t>
+        <w:t> </w:t>
       </w:r>
       <w:proofErr w:type="spellStart"/>
       <w:r>
@@ -9141,7 +8911,6 @@
             <w:color w:val="303030"/>
             <w:sz w:val="22"/>
             <w:szCs w:val="22"/>
-            <w:highlight w:val="cyan"/>
             <w:lang w:val="es-CO"/>
           </w:rPr>
           <w:id w:val="288567315"/>
@@ -9154,7 +8923,6 @@
               <w:color w:val="303030"/>
               <w:sz w:val="22"/>
               <w:szCs w:val="22"/>
-              <w:highlight w:val="cyan"/>
               <w:lang w:val="es-CO"/>
             </w:rPr>
             <w:fldChar w:fldCharType="begin"/>
@@ -9165,7 +8933,6 @@
               <w:color w:val="303030"/>
               <w:sz w:val="22"/>
               <w:szCs w:val="22"/>
-              <w:highlight w:val="cyan"/>
               <w:lang w:val="es-CO"/>
             </w:rPr>
             <w:instrText xml:space="preserve">CITATION CLI20 \l 3082 </w:instrText>
@@ -9176,7 +8943,6 @@
               <w:color w:val="303030"/>
               <w:sz w:val="22"/>
               <w:szCs w:val="22"/>
-              <w:highlight w:val="cyan"/>
               <w:lang w:val="es-CO"/>
             </w:rPr>
             <w:fldChar w:fldCharType="separate"/>
@@ -9188,10 +8954,9 @@
               <w:color w:val="303030"/>
               <w:sz w:val="22"/>
               <w:szCs w:val="22"/>
-              <w:highlight w:val="cyan"/>
               <w:lang w:val="es-CO"/>
             </w:rPr>
-            <w:t xml:space="preserve"> </w:t>
+            <w:t> </w:t>
           </w:r>
           <w:r>
             <w:rPr>
@@ -9200,7 +8965,6 @@
               <w:color w:val="303030"/>
               <w:sz w:val="22"/>
               <w:szCs w:val="22"/>
-              <w:highlight w:val="cyan"/>
               <w:lang w:val="es-CO"/>
             </w:rPr>
             <w:t>(Climate-data.org, 2021)</w:t>
@@ -9211,7 +8975,6 @@
               <w:color w:val="303030"/>
               <w:sz w:val="22"/>
               <w:szCs w:val="22"/>
-              <w:highlight w:val="cyan"/>
               <w:lang w:val="es-CO"/>
             </w:rPr>
             <w:fldChar w:fldCharType="end"/>
@@ -9224,7 +8987,6 @@
           <w:color w:val="303030"/>
           <w:sz w:val="22"/>
           <w:szCs w:val="22"/>
-          <w:highlight w:val="cyan"/>
           <w:lang w:val="es-CO"/>
         </w:rPr>
         <w:t>.</w:t>
@@ -9237,7 +8999,7 @@
           <w:szCs w:val="22"/>
           <w:lang w:val="es-CO"/>
         </w:rPr>
-        <w:t xml:space="preserve"> </w:t>
+        <w:t> </w:t>
       </w:r>
     </w:p>
     <w:p>
@@ -9286,7 +9048,7 @@
           <w:szCs w:val="22"/>
           <w:lang w:val="es-CO"/>
         </w:rPr>
-        <w:t xml:space="preserve"> de acuerdo con el sistema de coordenadas geográficas WGS84 y</w:t>
+        <w:t> de acuerdo con el sistema de coordenadas geográficas WGS84 y</w:t>
       </w:r>
       <w:r>
         <w:rPr>
@@ -9296,7 +9058,7 @@
           <w:szCs w:val="22"/>
           <w:lang w:val="es-CO"/>
         </w:rPr>
-        <w:t xml:space="preserve"> coordenadas</w:t>
+        <w:t> coordenadas</w:t>
       </w:r>
       <w:r>
         <w:rPr>
@@ -9306,7 +9068,7 @@
           <w:szCs w:val="22"/>
           <w:lang w:val="es-CO"/>
         </w:rPr>
-        <w:t xml:space="preserve"> </w:t>
+        <w:t> </w:t>
       </w:r>
       <w:r>
         <w:rPr>
@@ -9316,7 +9078,7 @@
           <w:szCs w:val="22"/>
           <w:lang w:val="es-CO"/>
         </w:rPr>
-        <w:t xml:space="preserve">planas </w:t>
+        <w:t>planas </w:t>
       </w:r>
       <w:r>
         <w:rPr>
@@ -9326,7 +9088,7 @@
           <w:szCs w:val="22"/>
           <w:lang w:val="es-CO"/>
         </w:rPr>
-        <w:t xml:space="preserve">Magna Sirgas con origen </w:t>
+        <w:t>Magna Sirgas con origen </w:t>
       </w:r>
       <w:r>
         <w:rPr>
@@ -9356,7 +9118,7 @@
           <w:szCs w:val="22"/>
           <w:lang w:val="es-CO"/>
         </w:rPr>
-        <w:t xml:space="preserve"> </w:t>
+        <w:t> </w:t>
       </w:r>
       <w:r>
         <w:rPr>
@@ -9421,7 +9183,7 @@
           <w:szCs w:val="22"/>
           <w:lang w:val="es-CO"/>
         </w:rPr>
-        <w:t xml:space="preserve">Tabla </w:t>
+        <w:t>Tabla </w:t>
       </w:r>
       <w:r>
         <w:rPr>
@@ -9456,7 +9218,7 @@
           <w:szCs w:val="22"/>
           <w:lang w:val="es-CO"/>
         </w:rPr>
-        <w:t xml:space="preserve"> </w:t>
+        <w:t> </w:t>
       </w:r>
       <w:r>
         <w:rPr>
@@ -9476,7 +9238,7 @@
           <w:szCs w:val="22"/>
           <w:lang w:val="es-CO"/>
         </w:rPr>
-        <w:t xml:space="preserve"> geográfica en la </w:t>
+        <w:t> geográfica en la </w:t>
       </w:r>
       <w:r>
         <w:rPr>
@@ -9535,7 +9297,7 @@
           <w:szCs w:val="22"/>
           <w:lang w:val="es-CO"/>
         </w:rPr>
-        <w:t xml:space="preserve">Figura </w:t>
+        <w:t>Figura </w:t>
       </w:r>
       <w:r>
         <w:rPr>
@@ -9602,7 +9364,7 @@
           <w:szCs w:val="20"/>
           <w:lang w:val="es-CO"/>
         </w:rPr>
-        <w:t xml:space="preserve">Tabla </w:t>
+        <w:t>Tabla </w:t>
       </w:r>
       <w:r>
         <w:rPr>
@@ -9676,7 +9438,7 @@
           <w:szCs w:val="20"/>
           <w:lang w:val="es-CO"/>
         </w:rPr>
-        <w:t xml:space="preserve">. Ubicación geográfica </w:t>
+        <w:t>. Ubicación geográfica </w:t>
       </w:r>
       <w:commentRangeStart w:id="107"/>
       <w:r>
@@ -9713,7 +9475,7 @@
           <w:szCs w:val="20"/>
           <w:lang w:val="es-CO"/>
         </w:rPr>
-        <w:t xml:space="preserve"> punto</w:t>
+        <w:t> punto</w:t>
       </w:r>
       <w:commentRangeEnd w:id="107"/>
       <w:r>
@@ -9735,7 +9497,7 @@
           <w:szCs w:val="20"/>
           <w:lang w:val="es-CO"/>
         </w:rPr>
-        <w:t xml:space="preserve"> de monitoreo</w:t>
+        <w:t> de monitoreo</w:t>
       </w:r>
       <w:r>
         <w:rPr>
@@ -9787,7 +9549,6 @@
           <w:tcPr>
             <w:tcW w:w="2968" w:type="pct"/>
             <w:gridSpan w:val="4"/>
-            <w:shd w:val="clear" w:color="auto" w:fill="004CAB"/>
             <w:noWrap/>
             <w:vAlign w:val="center"/>
             <w:hideMark/>
@@ -9823,7 +9584,6 @@
           <w:tcPr>
             <w:tcW w:w="2032" w:type="pct"/>
             <w:gridSpan w:val="2"/>
-            <w:shd w:val="clear" w:color="auto" w:fill="004CAB"/>
             <w:noWrap/>
             <w:vAlign w:val="center"/>
             <w:hideMark/>
@@ -9863,7 +9623,6 @@
         <w:tc>
           <w:tcPr>
             <w:tcW w:w="1040" w:type="pct"/>
-            <w:shd w:val="clear" w:color="auto" w:fill="004CAB"/>
             <w:vAlign w:val="center"/>
             <w:hideMark/>
           </w:tcPr>
@@ -9897,7 +9656,6 @@
         <w:tc>
           <w:tcPr>
             <w:tcW w:w="642" w:type="pct"/>
-            <w:shd w:val="clear" w:color="auto" w:fill="004CAB"/>
             <w:vAlign w:val="center"/>
             <w:hideMark/>
           </w:tcPr>
@@ -9931,7 +9689,6 @@
         <w:tc>
           <w:tcPr>
             <w:tcW w:w="690" w:type="pct"/>
-            <w:shd w:val="clear" w:color="auto" w:fill="004CAB"/>
             <w:vAlign w:val="center"/>
             <w:hideMark/>
           </w:tcPr>
@@ -9991,7 +9748,6 @@
         <w:tc>
           <w:tcPr>
             <w:tcW w:w="595" w:type="pct"/>
-            <w:shd w:val="clear" w:color="auto" w:fill="004CAB"/>
             <w:vAlign w:val="center"/>
             <w:hideMark/>
           </w:tcPr>
@@ -10049,7 +9805,6 @@
         <w:tc>
           <w:tcPr>
             <w:tcW w:w="1044" w:type="pct"/>
-            <w:shd w:val="clear" w:color="auto" w:fill="004CAB"/>
             <w:vAlign w:val="center"/>
             <w:hideMark/>
           </w:tcPr>
@@ -10083,7 +9838,6 @@
         <w:tc>
           <w:tcPr>
             <w:tcW w:w="988" w:type="pct"/>
-            <w:shd w:val="clear" w:color="auto" w:fill="004CAB"/>
             <w:vAlign w:val="center"/>
             <w:hideMark/>
           </w:tcPr>
@@ -10122,7 +9876,7 @@
                 <w:szCs w:val="20"/>
                 <w:lang w:val="es-CO" w:eastAsia="es-CO"/>
               </w:rPr>
-              <w:t xml:space="preserve"> (m)</w:t>
+              <w:t> (m)</w:t>
             </w:r>
           </w:p>
         </w:tc>
@@ -10135,7 +9889,6 @@
           <w:tcPr>
             <w:tcW w:w="1040" w:type="pct"/>
             <w:vMerge w:val="restart"/>
-            <w:shd w:val="clear" w:color="auto" w:fill="auto"/>
             <w:vAlign w:val="center"/>
             <w:hideMark/>
           </w:tcPr>
@@ -10147,7 +9900,6 @@
                 <w:color w:val="303030"/>
                 <w:sz w:val="20"/>
                 <w:szCs w:val="20"/>
-                <w:highlight w:val="cyan"/>
                 <w:lang w:val="es-CO" w:eastAsia="es-CO"/>
               </w:rPr>
             </w:pPr>
@@ -10156,7 +9908,6 @@
                 <w:rFonts w:ascii="Avenir Next LT Pro" w:hAnsi="Avenir Next LT Pro" w:cs="Calibri"/>
                 <w:color w:val="303030"/>
                 <w:sz w:val="20"/>
-                <w:highlight w:val="cyan"/>
                 <w:lang w:val="es-CO"/>
               </w:rPr>
               <w:t>{var_15}</w:t>
@@ -10166,7 +9917,6 @@
                 <w:rFonts w:ascii="Avenir Next LT Pro" w:hAnsi="Avenir Next LT Pro" w:cs="Calibri"/>
                 <w:color w:val="303030"/>
                 <w:sz w:val="20"/>
-                <w:highlight w:val="cyan"/>
                 <w:lang w:val="es-CO"/>
               </w:rPr>
             </w:r>
@@ -10176,7 +9926,6 @@
           <w:tcPr>
             <w:tcW w:w="642" w:type="pct"/>
             <w:vMerge w:val="restart"/>
-            <w:shd w:val="clear" w:color="auto" w:fill="auto"/>
             <w:vAlign w:val="center"/>
           </w:tcPr>
           <w:p>
@@ -10187,7 +9936,6 @@
                 <w:color w:val="303030"/>
                 <w:sz w:val="20"/>
                 <w:szCs w:val="20"/>
-                <w:highlight w:val="cyan"/>
                 <w:lang w:val="es-CO" w:eastAsia="es-CO"/>
               </w:rPr>
             </w:pPr>
@@ -10197,7 +9945,6 @@
                 <w:color w:val="303030"/>
                 <w:sz w:val="20"/>
                 <w:szCs w:val="20"/>
-                <w:highlight w:val="cyan"/>
                 <w:lang w:val="es-CO" w:eastAsia="es-CO"/>
               </w:rPr>
               <w:t>{var_16}</w:t>
@@ -10208,7 +9955,6 @@
           <w:tcPr>
             <w:tcW w:w="690" w:type="pct"/>
             <w:vMerge w:val="restart"/>
-            <w:shd w:val="clear" w:color="auto" w:fill="auto"/>
             <w:noWrap/>
             <w:vAlign w:val="center"/>
           </w:tcPr>
@@ -10220,7 +9966,6 @@
                 <w:color w:val="303030"/>
                 <w:sz w:val="20"/>
                 <w:szCs w:val="20"/>
-                <w:highlight w:val="cyan"/>
                 <w:lang w:val="es-CO" w:eastAsia="es-CO"/>
               </w:rPr>
             </w:pPr>
@@ -10230,7 +9975,6 @@
                 <w:color w:val="303030"/>
                 <w:sz w:val="20"/>
                 <w:szCs w:val="20"/>
-                <w:highlight w:val="cyan"/>
                 <w:lang w:val="es-CO" w:eastAsia="es-CO"/>
               </w:rPr>
               <w:t>{var_16}</w:t>
@@ -10241,7 +9985,6 @@
           <w:tcPr>
             <w:tcW w:w="595" w:type="pct"/>
             <w:vMerge w:val="restart"/>
-            <w:shd w:val="clear" w:color="auto" w:fill="auto"/>
             <w:vAlign w:val="center"/>
             <w:hideMark/>
           </w:tcPr>
@@ -10253,7 +9996,6 @@
                 <w:color w:val="303030"/>
                 <w:sz w:val="20"/>
                 <w:szCs w:val="20"/>
-                <w:highlight w:val="cyan"/>
                 <w:lang w:val="es-CO" w:eastAsia="es-CO"/>
               </w:rPr>
             </w:pPr>
@@ -10263,7 +10005,6 @@
                 <w:color w:val="303030"/>
                 <w:sz w:val="20"/>
                 <w:szCs w:val="20"/>
-                <w:highlight w:val="cyan"/>
                 <w:lang w:val="es-CO" w:eastAsia="es-CO"/>
               </w:rPr>
               <w:t>{var_17}</w:t>
@@ -10273,7 +10014,6 @@
         <w:tc>
           <w:tcPr>
             <w:tcW w:w="1044" w:type="pct"/>
-            <w:shd w:val="clear" w:color="auto" w:fill="auto"/>
             <w:vAlign w:val="center"/>
           </w:tcPr>
           <w:p>
@@ -10284,7 +10024,6 @@
                 <w:color w:val="303030"/>
                 <w:sz w:val="20"/>
                 <w:szCs w:val="20"/>
-                <w:highlight w:val="cyan"/>
                 <w:lang w:val="es-CO" w:eastAsia="es-CO"/>
               </w:rPr>
             </w:pPr>
@@ -10295,7 +10034,6 @@
                 <w:color w:val="303030"/>
                 <w:sz w:val="20"/>
                 <w:szCs w:val="20"/>
-                <w:highlight w:val="cyan"/>
               </w:rPr>
               <w:t>{var_13}</w:t>
             </w:r>
@@ -10305,7 +10043,6 @@
                 <w:color w:val="303030"/>
                 <w:sz w:val="20"/>
                 <w:szCs w:val="20"/>
-                <w:highlight w:val="cyan"/>
               </w:rPr>
             </w:r>
             <w:proofErr w:type="gramStart"/>
@@ -10315,7 +10052,6 @@
                 <w:color w:val="303030"/>
                 <w:sz w:val="20"/>
                 <w:szCs w:val="20"/>
-                <w:highlight w:val="cyan"/>
               </w:rPr>
             </w:r>
             <w:r>
@@ -10324,7 +10060,6 @@
                 <w:color w:val="303030"/>
                 <w:sz w:val="20"/>
                 <w:szCs w:val="20"/>
-                <w:highlight w:val="cyan"/>
               </w:rPr>
             </w:r>
             <w:r>
@@ -10333,7 +10068,6 @@
                 <w:color w:val="303030"/>
                 <w:sz w:val="20"/>
                 <w:szCs w:val="20"/>
-                <w:highlight w:val="cyan"/>
               </w:rPr>
             </w:r>
             <w:r>
@@ -10342,7 +10076,6 @@
                 <w:color w:val="303030"/>
                 <w:sz w:val="20"/>
                 <w:szCs w:val="20"/>
-                <w:highlight w:val="cyan"/>
               </w:rPr>
             </w:r>
             <w:r>
@@ -10351,7 +10084,6 @@
                 <w:color w:val="303030"/>
                 <w:sz w:val="20"/>
                 <w:szCs w:val="20"/>
-                <w:highlight w:val="cyan"/>
               </w:rPr>
             </w:r>
             <w:proofErr w:type="gramEnd"/>
@@ -10361,7 +10093,6 @@
                 <w:color w:val="303030"/>
                 <w:sz w:val="20"/>
                 <w:szCs w:val="20"/>
-                <w:highlight w:val="cyan"/>
               </w:rPr>
             </w:r>
             <w:proofErr w:type="spellEnd"/>
@@ -10370,7 +10101,6 @@
         <w:tc>
           <w:tcPr>
             <w:tcW w:w="988" w:type="pct"/>
-            <w:shd w:val="clear" w:color="auto" w:fill="auto"/>
             <w:vAlign w:val="center"/>
           </w:tcPr>
           <w:p>
@@ -10381,7 +10111,6 @@
                 <w:color w:val="303030"/>
                 <w:sz w:val="20"/>
                 <w:szCs w:val="20"/>
-                <w:highlight w:val="cyan"/>
                 <w:lang w:val="es-CO" w:eastAsia="es-CO"/>
               </w:rPr>
             </w:pPr>
@@ -10391,7 +10120,6 @@
                 <w:color w:val="303030"/>
                 <w:sz w:val="20"/>
                 <w:szCs w:val="20"/>
-                <w:highlight w:val="cyan"/>
                 <w:lang w:eastAsia="es-CO"/>
               </w:rPr>
               <w:t>{var_14}</w:t>
@@ -10402,7 +10130,6 @@
                 <w:color w:val="303030"/>
                 <w:sz w:val="20"/>
                 <w:szCs w:val="20"/>
-                <w:highlight w:val="cyan"/>
                 <w:lang w:eastAsia="es-CO"/>
               </w:rPr>
             </w:r>
@@ -10412,7 +10139,6 @@
                 <w:color w:val="303030"/>
                 <w:sz w:val="20"/>
                 <w:szCs w:val="20"/>
-                <w:highlight w:val="cyan"/>
                 <w:lang w:eastAsia="es-CO"/>
               </w:rPr>
             </w:r>
@@ -10437,7 +10163,6 @@
                 <w:color w:val="303030"/>
                 <w:sz w:val="20"/>
                 <w:szCs w:val="20"/>
-                <w:highlight w:val="cyan"/>
                 <w:lang w:val="es-CO" w:eastAsia="es-CO"/>
               </w:rPr>
             </w:pPr>
@@ -10456,7 +10181,6 @@
                 <w:color w:val="303030"/>
                 <w:sz w:val="20"/>
                 <w:szCs w:val="20"/>
-                <w:highlight w:val="cyan"/>
                 <w:lang w:val="es-CO" w:eastAsia="es-CO"/>
               </w:rPr>
             </w:pPr>
@@ -10475,7 +10199,6 @@
                 <w:color w:val="303030"/>
                 <w:sz w:val="20"/>
                 <w:szCs w:val="20"/>
-                <w:highlight w:val="cyan"/>
                 <w:lang w:val="es-CO" w:eastAsia="es-CO"/>
               </w:rPr>
             </w:pPr>
@@ -10495,7 +10218,6 @@
                 <w:color w:val="303030"/>
                 <w:sz w:val="20"/>
                 <w:szCs w:val="20"/>
-                <w:highlight w:val="cyan"/>
                 <w:lang w:val="es-CO" w:eastAsia="es-CO"/>
               </w:rPr>
             </w:pPr>
@@ -10504,7 +10226,6 @@
         <w:tc>
           <w:tcPr>
             <w:tcW w:w="1044" w:type="pct"/>
-            <w:shd w:val="clear" w:color="auto" w:fill="auto"/>
             <w:vAlign w:val="center"/>
           </w:tcPr>
           <w:p>
@@ -10515,7 +10236,6 @@
                 <w:color w:val="303030"/>
                 <w:sz w:val="20"/>
                 <w:szCs w:val="20"/>
-                <w:highlight w:val="cyan"/>
                 <w:lang w:val="es-CO" w:eastAsia="es-CO"/>
               </w:rPr>
             </w:pPr>
@@ -10526,7 +10246,6 @@
                 <w:color w:val="303030"/>
                 <w:sz w:val="20"/>
                 <w:szCs w:val="20"/>
-                <w:highlight w:val="cyan"/>
               </w:rPr>
               <w:t>{var_18}</w:t>
             </w:r>
@@ -10537,7 +10256,6 @@
                 <w:color w:val="303030"/>
                 <w:sz w:val="20"/>
                 <w:szCs w:val="20"/>
-                <w:highlight w:val="cyan"/>
               </w:rPr>
             </w:r>
             <w:proofErr w:type="gramEnd"/>
@@ -10547,7 +10265,6 @@
                 <w:color w:val="303030"/>
                 <w:sz w:val="20"/>
                 <w:szCs w:val="20"/>
-                <w:highlight w:val="cyan"/>
               </w:rPr>
             </w:r>
             <w:r>
@@ -10556,7 +10273,6 @@
                 <w:color w:val="303030"/>
                 <w:sz w:val="20"/>
                 <w:szCs w:val="20"/>
-                <w:highlight w:val="cyan"/>
               </w:rPr>
             </w:r>
             <w:proofErr w:type="spellEnd"/>
@@ -10565,7 +10281,6 @@
         <w:tc>
           <w:tcPr>
             <w:tcW w:w="988" w:type="pct"/>
-            <w:shd w:val="clear" w:color="auto" w:fill="auto"/>
             <w:vAlign w:val="center"/>
           </w:tcPr>
           <w:p>
@@ -10576,7 +10291,6 @@
                 <w:color w:val="303030"/>
                 <w:sz w:val="20"/>
                 <w:szCs w:val="20"/>
-                <w:highlight w:val="cyan"/>
                 <w:lang w:val="es-CO" w:eastAsia="es-CO"/>
               </w:rPr>
             </w:pPr>
@@ -10586,7 +10300,6 @@
                 <w:color w:val="303030"/>
                 <w:sz w:val="20"/>
                 <w:szCs w:val="20"/>
-                <w:highlight w:val="cyan"/>
                 <w:lang w:eastAsia="es-CO"/>
               </w:rPr>
               <w:t>{var_19}</w:t>
@@ -10597,7 +10310,6 @@
                 <w:color w:val="303030"/>
                 <w:sz w:val="20"/>
                 <w:szCs w:val="20"/>
-                <w:highlight w:val="cyan"/>
                 <w:lang w:eastAsia="es-CO"/>
               </w:rPr>
             </w:r>
@@ -10624,7 +10336,7 @@
           <w:color w:val="303030"/>
           <w:lang w:val="es-CO"/>
         </w:rPr>
-        <w:t xml:space="preserve">Fuente: SERAMBIENTE S.A.S., </w:t>
+        <w:t>Fuente: SERAMBIENTE S.A.S., </w:t>
       </w:r>
       <w:commentRangeStart w:id="108"/>
       <w:r>
@@ -10680,7 +10392,6 @@
         <w:rPr>
           <w:rFonts w:ascii="Avenir Next LT Pro" w:hAnsi="Avenir Next LT Pro" w:cs="Calibri"/>
           <w:color w:val="303030"/>
-          <w:highlight w:val="cyan"/>
           <w:lang w:val="es-CO"/>
         </w:rPr>
       </w:pPr>
@@ -10689,7 +10400,6 @@
           <w:rFonts w:ascii="Avenir Next LT Pro" w:hAnsi="Avenir Next LT Pro"/>
           <w:noProof/>
           <w:color w:val="303030"/>
-          <w:highlight w:val="cyan"/>
         </w:rPr>
         <w:t>{var_5}</w:t>
       </w:r>
@@ -10716,7 +10426,7 @@
           <w:color w:val="303030"/>
           <w:lang w:val="es-CO"/>
         </w:rPr>
-        <w:t xml:space="preserve">Figura </w:t>
+        <w:t>Figura </w:t>
       </w:r>
       <w:r>
         <w:rPr>
@@ -10766,7 +10476,7 @@
           <w:color w:val="303030"/>
           <w:lang w:val="es-CO"/>
         </w:rPr>
-        <w:t xml:space="preserve">. </w:t>
+        <w:t>. </w:t>
       </w:r>
       <w:r>
         <w:rPr>
@@ -10782,13 +10492,12 @@
           <w:color w:val="303030"/>
           <w:lang w:val="es-CO"/>
         </w:rPr>
-        <w:t xml:space="preserve"> geográfica </w:t>
+        <w:t> geográfica </w:t>
       </w:r>
       <w:r>
         <w:rPr>
           <w:rFonts w:ascii="Avenir Next LT Pro" w:hAnsi="Avenir Next LT Pro" w:cs="Calibri"/>
           <w:color w:val="303030"/>
-          <w:highlight w:val="cyan"/>
           <w:lang w:val="es-CO"/>
         </w:rPr>
         <w:t>{1_ubicacion_geografica_1}</w:t>
@@ -10797,7 +10506,6 @@
         <w:rPr>
           <w:rFonts w:ascii="Avenir Next LT Pro" w:hAnsi="Avenir Next LT Pro" w:cs="Calibri"/>
           <w:color w:val="303030"/>
-          <w:highlight w:val="cyan"/>
           <w:lang w:val="es-CO"/>
         </w:rPr>
       </w:r>
@@ -10805,7 +10513,6 @@
         <w:rPr>
           <w:rFonts w:ascii="Avenir Next LT Pro" w:hAnsi="Avenir Next LT Pro" w:cs="Calibri"/>
           <w:color w:val="303030"/>
-          <w:highlight w:val="cyan"/>
           <w:lang w:val="es-CO"/>
         </w:rPr>
       </w:r>
@@ -10815,7 +10522,7 @@
           <w:color w:val="303030"/>
           <w:lang w:val="es-CO"/>
         </w:rPr>
-        <w:t xml:space="preserve"> de monitoreo</w:t>
+        <w:t> de monitoreo</w:t>
       </w:r>
       <w:bookmarkEnd w:id="110"/>
       <w:bookmarkEnd w:id="111"/>
@@ -10844,7 +10551,7 @@
           <w:szCs w:val="20"/>
           <w:lang w:val="es-CO"/>
         </w:rPr>
-        <w:t xml:space="preserve">Fuente: </w:t>
+        <w:t>Fuente: </w:t>
       </w:r>
       <w:r>
         <w:rPr>
@@ -10855,7 +10562,7 @@
           <w:szCs w:val="20"/>
           <w:lang w:val="es-CO"/>
         </w:rPr>
-        <w:t xml:space="preserve">Tomado y modificado de </w:t>
+        <w:t>Tomado y modificado de </w:t>
       </w:r>
       <w:r>
         <w:rPr>
@@ -10866,7 +10573,7 @@
           <w:szCs w:val="20"/>
           <w:lang w:val="es-CO"/>
         </w:rPr>
-        <w:t xml:space="preserve">Google </w:t>
+        <w:t>Google </w:t>
       </w:r>
       <w:proofErr w:type="spellStart"/>
       <w:r>
@@ -10890,7 +10597,7 @@
           <w:szCs w:val="20"/>
           <w:lang w:val="es-CO"/>
         </w:rPr>
-        <w:t xml:space="preserve">., </w:t>
+        <w:t>., </w:t>
       </w:r>
       <w:commentRangeStart w:id="114"/>
       <w:r>
@@ -10984,7 +10691,6 @@
           <w:color w:val="303030"/>
           <w:sz w:val="22"/>
           <w:szCs w:val="22"/>
-          <w:highlight w:val="cyan"/>
           <w:lang w:val="es-CO"/>
         </w:rPr>
         <w:t>{en_cumplimiento_de_los_compromisos_establecidos_co_1}</w:t>
@@ -10996,7 +10702,6 @@
           <w:color w:val="303030"/>
           <w:sz w:val="22"/>
           <w:szCs w:val="22"/>
-          <w:highlight w:val="cyan"/>
           <w:lang w:val="es-CO"/>
         </w:rPr>
       </w:r>
@@ -11009,7 +10714,7 @@
           <w:szCs w:val="22"/>
           <w:lang w:val="es-CO"/>
         </w:rPr>
-        <w:t xml:space="preserve"> </w:t>
+        <w:t> </w:t>
       </w:r>
       <w:r>
         <w:rPr>
@@ -11018,7 +10723,7 @@
           <w:sz w:val="22"/>
           <w:szCs w:val="22"/>
         </w:rPr>
-        <w:t xml:space="preserve">en </w:t>
+        <w:t>en </w:t>
       </w:r>
       <w:r>
         <w:rPr>
@@ -11036,7 +10741,7 @@
           <w:sz w:val="22"/>
           <w:szCs w:val="22"/>
         </w:rPr>
-        <w:t xml:space="preserve"> los compromisos establecidos con la autoridad </w:t>
+        <w:t> los compromisos establecidos con la autoridad </w:t>
       </w:r>
       <w:r>
         <w:rPr>
@@ -11045,7 +10750,7 @@
           <w:sz w:val="22"/>
           <w:szCs w:val="22"/>
         </w:rPr>
-        <w:t xml:space="preserve">ambiental, programó la realización de </w:t>
+        <w:t>ambiental, programó la realización de </w:t>
       </w:r>
       <w:r>
         <w:rPr>
@@ -11074,7 +10779,7 @@
           <w:sz w:val="22"/>
           <w:szCs w:val="22"/>
         </w:rPr>
-        <w:t xml:space="preserve">) puntos ubicados en ciudad/departamento; </w:t>
+        <w:t>) puntos ubicados en {tag_ciudad_dept_concl}; </w:t>
       </w:r>
       <w:r>
         <w:rPr>
@@ -11083,7 +10788,7 @@
           <w:sz w:val="22"/>
           <w:szCs w:val="22"/>
         </w:rPr>
-        <w:t xml:space="preserve">No obstante, esta actividad no pudo ejecutarse debido a que los puntos se encontraban secos, lo que impidió la toma de muestras </w:t>
+        <w:t>No obstante, esta actividad no pudo ejecutarse debido a que los puntos se encontraban secos, lo que impidió la toma de muestras </w:t>
       </w:r>
       <w:r>
         <w:rPr>
@@ -11255,7 +10960,7 @@
           <w:color w:val="303030"/>
           <w:lang w:val="es-CO"/>
         </w:rPr>
-        <w:t xml:space="preserve"> </w:t>
+        <w:t> </w:t>
       </w:r>
     </w:p>
     <w:p>
@@ -11283,15 +10988,7 @@
           <w:color w:val="303030"/>
           <w:lang w:val="es-CO"/>
         </w:rPr>
-        <w:t xml:space="preserve">, </w:t>
-      </w:r>
-      <w:r>
-        <w:rPr>
-          <w:rFonts w:ascii="Avenir Next LT Pro" w:hAnsi="Avenir Next LT Pro"/>
-          <w:color w:val="303030"/>
-          <w:lang w:val="es-CO"/>
-        </w:rPr>
-        <w:t xml:space="preserve">Colombia </w:t>
+        <w:t>, Colombia </w:t>
       </w:r>
     </w:p>
     <w:p>
@@ -11406,7 +11103,7 @@
           <w:szCs w:val="16"/>
           <w:lang w:val="es-CO"/>
         </w:rPr>
-        <w:t xml:space="preserve">INFORME VÁLIDO ÚNICAMENTE PARA LA(S) MUESTRA(S) ANALIZADA(S). LA REPRODUCCIÓN PARCIAL O TOTAL DEL PRESENTE INFORME DEBE HACERSE CON AUTORIZACIÓN EXPRESA DE SERAMBIENTE S.A.S. CUALQUIER TIPO DE OBSERVACIÓN REQUERIDA POR EL CLIENTE Y RELACIONADA CON LOS RESULTADOS EMITIDOS, SÓLO SERÁ ACEPTADA DENTRO DE LOS </w:t>
+        <w:t>INFORME VÁLIDO ÚNICAMENTE PARA LA(S) MUESTRA(S) ANALIZADA(S). LA REPRODUCCIÓN PARCIAL O TOTAL DEL PRESENTE INFORME DEBE HACERSE CON AUTORIZACIÓN EXPRESA DE SERAMBIENTE S.A.S. CUALQUIER TIPO DE OBSERVACIÓN REQUERIDA POR EL CLIENTE Y RELACIONADA CON LOS RESULTADOS EMITIDOS, SÓLO SERÁ ACEPTADA DENTRO DE LOS </w:t>
       </w:r>
       <w:r>
         <w:rPr>
@@ -11446,7 +11143,7 @@
           <w:szCs w:val="16"/>
           <w:lang w:val="es-CO"/>
         </w:rPr>
-        <w:t xml:space="preserve"> DÍAS</w:t>
+        <w:t> DÍAS</w:t>
       </w:r>
       <w:r>
         <w:rPr>
@@ -11456,7 +11153,7 @@
           <w:szCs w:val="16"/>
           <w:lang w:val="es-CO"/>
         </w:rPr>
-        <w:t xml:space="preserve"> HÁBILES</w:t>
+        <w:t> HÁBILES</w:t>
       </w:r>
       <w:r>
         <w:rPr>
@@ -11466,7 +11163,7 @@
           <w:szCs w:val="16"/>
           <w:lang w:val="es-CO"/>
         </w:rPr>
-        <w:t xml:space="preserve"> SIGUIENTES AL ENVÍO DE ESTE INFORME. SI NO SE RECIBE OBSERVACIÓN EN EL TIEMPO ESTABLECIDO, SE DA POR ACEPTADO EL INFORME Y SE PROCEDERÁ </w:t>
+        <w:t> SIGUIENTES AL ENVÍO DE ESTE INFORME. SI NO SE RECIBE OBSERVACIÓN EN EL TIEMPO ESTABLECIDO, SE DA POR ACEPTADO EL INFORME Y SE PROCEDERÁ </w:t>
       </w:r>
       <w:r>
         <w:rPr>
@@ -11496,7 +11193,7 @@
           <w:szCs w:val="16"/>
           <w:lang w:val="es-CO"/>
         </w:rPr>
-        <w:t xml:space="preserve"> RESERVA DE MUESTRAS: EL LABORATORIO ESTABLECE UN PERIODO DE 20 D</w:t>
+        <w:t> RESERVA DE MUESTRAS: EL LABORATORIO ESTABLECE UN PERIODO DE 20 D</w:t>
       </w:r>
       <w:r>
         <w:rPr>
@@ -11553,7 +11250,7 @@
           <w:szCs w:val="16"/>
           <w:lang w:val="es-CO"/>
         </w:rPr>
-        <w:t xml:space="preserve"> DISPOSICI</w:t>
+        <w:t> DISPOSICI</w:t>
       </w:r>
       <w:proofErr w:type="spellStart"/>
       <w:r>
@@ -11780,7 +11477,7 @@
           <w:szCs w:val="22"/>
           <w:lang w:val="en-US"/>
         </w:rPr>
-        <w:t xml:space="preserve">American Public </w:t>
+        <w:t>American Public </w:t>
       </w:r>
       <w:proofErr w:type="spellStart"/>
       <w:r>
@@ -11802,7 +11499,7 @@
           <w:szCs w:val="22"/>
           <w:lang w:val="en-US"/>
         </w:rPr>
-        <w:t xml:space="preserve"> Association (APHA). </w:t>
+        <w:t> Association (APHA). </w:t>
       </w:r>
       <w:r>
         <w:rPr>
@@ -11810,7 +11507,6 @@
           <w:color w:val="303030"/>
           <w:sz w:val="22"/>
           <w:szCs w:val="22"/>
-          <w:highlight w:val="cyan"/>
           <w:lang w:val="en-US"/>
         </w:rPr>
         <w:t>{american_public_healt_association_apha_1}</w:t>
@@ -11821,7 +11517,6 @@
           <w:color w:val="303030"/>
           <w:sz w:val="22"/>
           <w:szCs w:val="22"/>
-          <w:highlight w:val="cyan"/>
           <w:lang w:val="en-US"/>
         </w:rPr>
       </w:r>
@@ -11831,7 +11526,6 @@
           <w:color w:val="303030"/>
           <w:sz w:val="22"/>
           <w:szCs w:val="22"/>
-          <w:highlight w:val="cyan"/>
           <w:lang w:val="en-US"/>
         </w:rPr>
       </w:r>
@@ -11841,7 +11535,6 @@
           <w:color w:val="303030"/>
           <w:sz w:val="22"/>
           <w:szCs w:val="22"/>
-          <w:highlight w:val="cyan"/>
           <w:lang w:val="en-US"/>
         </w:rPr>
       </w:r>
@@ -11853,7 +11546,7 @@
           <w:szCs w:val="22"/>
           <w:lang w:val="en-US"/>
         </w:rPr>
-        <w:t xml:space="preserve">. Standard Methods for the Examination of Water and Wastewater. </w:t>
+        <w:t>. Standard Methods for the Examination of Water and Wastewater. </w:t>
       </w:r>
       <w:r>
         <w:rPr>
@@ -11861,7 +11554,6 @@
           <w:color w:val="303030"/>
           <w:sz w:val="22"/>
           <w:szCs w:val="22"/>
-          <w:highlight w:val="cyan"/>
           <w:lang w:val="en-US"/>
         </w:rPr>
         <w:t>{standard_methods_for_the_examination_of_water_and__1}</w:t>
@@ -11872,7 +11564,6 @@
           <w:color w:val="303030"/>
           <w:sz w:val="22"/>
           <w:szCs w:val="22"/>
-          <w:highlight w:val="cyan"/>
           <w:lang w:val="en-US"/>
         </w:rPr>
       </w:r>
@@ -11882,7 +11573,6 @@
           <w:color w:val="303030"/>
           <w:sz w:val="22"/>
           <w:szCs w:val="22"/>
-          <w:highlight w:val="cyan"/>
           <w:lang w:val="en-US"/>
         </w:rPr>
       </w:r>
@@ -11894,7 +11584,7 @@
           <w:szCs w:val="22"/>
           <w:lang w:val="en-US"/>
         </w:rPr>
-        <w:t xml:space="preserve">. Amer. Pub. </w:t>
+        <w:t>. Amer. Pub. </w:t>
       </w:r>
       <w:proofErr w:type="spellStart"/>
       <w:r>
@@ -11916,7 +11606,7 @@
           <w:szCs w:val="22"/>
           <w:lang w:val="es-CO"/>
         </w:rPr>
-        <w:t xml:space="preserve">. </w:t>
+        <w:t>. </w:t>
       </w:r>
       <w:proofErr w:type="spellStart"/>
       <w:r>
@@ -11938,7 +11628,7 @@
           <w:szCs w:val="22"/>
           <w:lang w:val="es-CO"/>
         </w:rPr>
-        <w:t xml:space="preserve">., Washington. </w:t>
+        <w:t>., Washington. </w:t>
       </w:r>
       <w:proofErr w:type="gramStart"/>
       <w:r>
@@ -11978,7 +11668,6 @@
           <w:color w:val="303030"/>
           <w:sz w:val="22"/>
           <w:szCs w:val="22"/>
-          <w:highlight w:val="cyan"/>
           <w:lang w:val="es-ES"/>
         </w:rPr>
       </w:pPr>
@@ -11990,7 +11679,6 @@
           <w:color w:val="303030"/>
           <w:sz w:val="22"/>
           <w:szCs w:val="22"/>
-          <w:highlight w:val="cyan"/>
         </w:rPr>
         <w:t>{obtenido_de_1}</w:t>
       </w:r>
@@ -12010,7 +11698,6 @@
           <w:color w:val="303030"/>
           <w:sz w:val="22"/>
           <w:szCs w:val="22"/>
-          <w:highlight w:val="cyan"/>
         </w:rPr>
         <w:t>{obtenido_de_www_es_climate_data_org_1}</w:t>
       </w:r>
@@ -12021,7 +11708,6 @@
           <w:color w:val="303030"/>
           <w:sz w:val="22"/>
           <w:szCs w:val="22"/>
-          <w:highlight w:val="cyan"/>
         </w:rPr>
       </w:r>
       <w:r>
@@ -12031,16 +11717,7 @@
           <w:sz w:val="22"/>
           <w:szCs w:val="22"/>
         </w:rPr>
-        <w:t>. Obtenido de:</w:t>
-      </w:r>
-      <w:r>
-        <w:rPr>
-          <w:rFonts w:ascii="Avenir Next LT Pro" w:hAnsi="Avenir Next LT Pro" w:cstheme="minorHAnsi"/>
-          <w:color w:val="303030"/>
-          <w:sz w:val="22"/>
-          <w:szCs w:val="22"/>
-        </w:rPr>
-        <w:t xml:space="preserve"> </w:t>
+        <w:t>. Obtenido de: </w:t>
       </w:r>
       <w:r>
         <w:rPr>
@@ -12087,7 +11764,7 @@
           <w:szCs w:val="22"/>
           <w:lang w:val="es-CO"/>
         </w:rPr>
-        <w:t xml:space="preserve"> </w:t>
+        <w:t> </w:t>
       </w:r>
       <w:r>
         <w:rPr>
@@ -12264,7 +11941,7 @@
           <w:szCs w:val="22"/>
           <w:lang w:val="es-CO"/>
         </w:rPr>
-        <w:t xml:space="preserve"> </w:t>
+        <w:t> </w:t>
       </w:r>
       <w:r>
         <w:rPr>
@@ -12315,7 +11992,7 @@
           <w:szCs w:val="22"/>
           <w:lang w:val="es-419"/>
         </w:rPr>
-        <w:t xml:space="preserve">Tabla </w:t>
+        <w:t>Tabla </w:t>
       </w:r>
       <w:r>
         <w:rPr>
@@ -12348,7 +12025,7 @@
           <w:szCs w:val="22"/>
           <w:lang w:val="es-CO"/>
         </w:rPr>
-        <w:t xml:space="preserve"> </w:t>
+        <w:t> </w:t>
       </w:r>
       <w:r>
         <w:rPr>
@@ -12390,7 +12067,7 @@
           <w:szCs w:val="20"/>
           <w:lang w:val="es-419"/>
         </w:rPr>
-        <w:t xml:space="preserve">Tabla </w:t>
+        <w:t>Tabla </w:t>
       </w:r>
       <w:r>
         <w:rPr>
@@ -12500,7 +12177,6 @@
         <w:tc>
           <w:tcPr>
             <w:tcW w:w="1682" w:type="pct"/>
-            <w:shd w:val="clear" w:color="000000" w:fill="004CAB"/>
             <w:vAlign w:val="center"/>
             <w:hideMark/>
           </w:tcPr>
@@ -12546,7 +12222,6 @@
         <w:tc>
           <w:tcPr>
             <w:tcW w:w="1126" w:type="pct"/>
-            <w:shd w:val="clear" w:color="000000" w:fill="004CAB"/>
             <w:vAlign w:val="center"/>
             <w:hideMark/>
           </w:tcPr>
@@ -12591,7 +12266,6 @@
         <w:tc>
           <w:tcPr>
             <w:tcW w:w="1125" w:type="pct"/>
-            <w:shd w:val="clear" w:color="000000" w:fill="004CAB"/>
             <w:vAlign w:val="center"/>
             <w:hideMark/>
           </w:tcPr>
@@ -12636,7 +12310,6 @@
         <w:tc>
           <w:tcPr>
             <w:tcW w:w="1067" w:type="pct"/>
-            <w:shd w:val="clear" w:color="000000" w:fill="004CAB"/>
             <w:vAlign w:val="center"/>
             <w:hideMark/>
           </w:tcPr>
@@ -12687,7 +12360,6 @@
         <w:tc>
           <w:tcPr>
             <w:tcW w:w="1682" w:type="pct"/>
-            <w:shd w:val="clear" w:color="auto" w:fill="auto"/>
             <w:vAlign w:val="center"/>
             <w:hideMark/>
           </w:tcPr>
@@ -12712,7 +12384,7 @@
                 <w:szCs w:val="20"/>
                 <w:lang w:val="es-ES" w:eastAsia="es-CO"/>
               </w:rPr>
-              <w:t xml:space="preserve">Anexo 1. </w:t>
+              <w:t>Anexo 1. </w:t>
             </w:r>
             <w:r>
               <w:rPr>
@@ -12739,7 +12411,6 @@
         <w:tc>
           <w:tcPr>
             <w:tcW w:w="1126" w:type="pct"/>
-            <w:shd w:val="clear" w:color="auto" w:fill="auto"/>
             <w:vAlign w:val="center"/>
             <w:hideMark/>
           </w:tcPr>
@@ -12759,7 +12430,6 @@
         <w:tc>
           <w:tcPr>
             <w:tcW w:w="1125" w:type="pct"/>
-            <w:shd w:val="clear" w:color="auto" w:fill="auto"/>
             <w:vAlign w:val="center"/>
             <w:hideMark/>
           </w:tcPr>
@@ -12779,7 +12449,6 @@
         <w:tc>
           <w:tcPr>
             <w:tcW w:w="1067" w:type="pct"/>
-            <w:shd w:val="clear" w:color="auto" w:fill="auto"/>
             <w:vAlign w:val="center"/>
             <w:hideMark/>
           </w:tcPr>
@@ -12805,7 +12474,6 @@
         <w:tc>
           <w:tcPr>
             <w:tcW w:w="1682" w:type="pct"/>
-            <w:shd w:val="clear" w:color="auto" w:fill="auto"/>
             <w:vAlign w:val="center"/>
           </w:tcPr>
           <w:p>
@@ -12831,7 +12499,7 @@
                 <w:szCs w:val="20"/>
                 <w:lang w:val="es-ES" w:eastAsia="es-CO"/>
               </w:rPr>
-              <w:t xml:space="preserve">Anexo 2. </w:t>
+              <w:t>Anexo 2. </w:t>
             </w:r>
             <w:r>
               <w:rPr>
@@ -12848,7 +12516,6 @@
         <w:tc>
           <w:tcPr>
             <w:tcW w:w="1126" w:type="pct"/>
-            <w:shd w:val="clear" w:color="auto" w:fill="auto"/>
             <w:vAlign w:val="center"/>
           </w:tcPr>
           <w:p>
@@ -12867,7 +12534,6 @@
         <w:tc>
           <w:tcPr>
             <w:tcW w:w="1125" w:type="pct"/>
-            <w:shd w:val="clear" w:color="auto" w:fill="auto"/>
             <w:vAlign w:val="center"/>
           </w:tcPr>
           <w:p>
@@ -12886,7 +12552,6 @@
         <w:tc>
           <w:tcPr>
             <w:tcW w:w="1067" w:type="pct"/>
-            <w:shd w:val="clear" w:color="auto" w:fill="auto"/>
             <w:vAlign w:val="center"/>
           </w:tcPr>
           <w:p>
@@ -12911,7 +12576,6 @@
         <w:tc>
           <w:tcPr>
             <w:tcW w:w="1682" w:type="pct"/>
-            <w:shd w:val="clear" w:color="auto" w:fill="auto"/>
             <w:vAlign w:val="center"/>
             <w:hideMark/>
           </w:tcPr>
@@ -12946,14 +12610,13 @@
                 <w:szCs w:val="20"/>
                 <w:lang w:val="es-ES" w:eastAsia="es-CO"/>
               </w:rPr>
-              <w:t xml:space="preserve"> Resolución de acreditación del IDEAM</w:t>
+              <w:t> Resolución de acreditación del IDEAM</w:t>
             </w:r>
           </w:p>
         </w:tc>
         <w:tc>
           <w:tcPr>
             <w:tcW w:w="1126" w:type="pct"/>
-            <w:shd w:val="clear" w:color="auto" w:fill="auto"/>
             <w:vAlign w:val="center"/>
             <w:hideMark/>
           </w:tcPr>
@@ -12973,7 +12636,6 @@
         <w:tc>
           <w:tcPr>
             <w:tcW w:w="1125" w:type="pct"/>
-            <w:shd w:val="clear" w:color="auto" w:fill="auto"/>
             <w:vAlign w:val="center"/>
             <w:hideMark/>
           </w:tcPr>
@@ -12993,7 +12655,6 @@
         <w:tc>
           <w:tcPr>
             <w:tcW w:w="1067" w:type="pct"/>
-            <w:shd w:val="clear" w:color="auto" w:fill="auto"/>
             <w:vAlign w:val="center"/>
             <w:hideMark/>
           </w:tcPr>
@@ -13034,7 +12695,7 @@
           <w:szCs w:val="20"/>
           <w:lang w:val="es-CO"/>
         </w:rPr>
-        <w:t xml:space="preserve">Fuente: SERAMBIENTE S.A.S., </w:t>
+        <w:t>Fuente: SERAMBIENTE S.A.S., </w:t>
       </w:r>
       <w:commentRangeStart w:id="133"/>
       <w:r>
@@ -13078,7 +12739,7 @@
           <w:szCs w:val="20"/>
           <w:lang w:val="es-CO"/>
         </w:rPr>
-        <w:t xml:space="preserve"> </w:t>
+        <w:t> </w:t>
       </w:r>
     </w:p>
     <w:p>
@@ -13091,7 +12752,6 @@
           <w:color w:val="303030"/>
           <w:sz w:val="20"/>
           <w:szCs w:val="20"/>
-          <w:highlight w:val="yellow"/>
           <w:lang w:val="es-CO"/>
         </w:rPr>
       </w:pPr>
@@ -13102,7 +12762,6 @@
           <w:color w:val="303030"/>
           <w:sz w:val="20"/>
           <w:szCs w:val="20"/>
-          <w:highlight w:val="yellow"/>
           <w:lang w:val="es-CO"/>
         </w:rPr>
         <w:br w:type="page"/>
@@ -13122,7 +12781,7 @@
         <w:t>ORIAL</w:t>
       </w:r>
       <w:r>
-        <w:t xml:space="preserve"> DE CAMBIOS</w:t>
+        <w:t> DE CAMBIOS</w:t>
       </w:r>
       <w:bookmarkEnd w:id="134"/>
       <w:bookmarkEnd w:id="135"/>
@@ -13137,7 +12796,6 @@
           <w:color w:val="303030"/>
           <w:sz w:val="20"/>
           <w:szCs w:val="20"/>
-          <w:highlight w:val="yellow"/>
           <w:lang w:val="es-CO"/>
         </w:rPr>
       </w:pPr>
@@ -13164,7 +12822,7 @@
           <w:color w:val="303030"/>
           <w:lang w:val="es-419"/>
         </w:rPr>
-        <w:t xml:space="preserve">Tabla </w:t>
+        <w:t>Tabla </w:t>
       </w:r>
       <w:r>
         <w:rPr>
@@ -13210,7 +12868,7 @@
           <w:color w:val="303030"/>
           <w:lang w:val="es-419"/>
         </w:rPr>
-        <w:t xml:space="preserve">. </w:t>
+        <w:t>. </w:t>
       </w:r>
       <w:r>
         <w:rPr>
@@ -13231,7 +12889,7 @@
           <w:rFonts w:ascii="Avenir Next LT Pro" w:hAnsi="Avenir Next LT Pro" w:cs="Calibri"/>
           <w:color w:val="303030"/>
         </w:rPr>
-        <w:t xml:space="preserve"> de cambios.</w:t>
+        <w:t> de cambios.</w:t>
       </w:r>
       <w:bookmarkStart w:id="140" w:name="_Hlk197067180"/>
       <w:bookmarkEnd w:id="136"/>
@@ -13271,7 +12929,6 @@
         <w:tc>
           <w:tcPr>
             <w:tcW w:w="522" w:type="pct"/>
-            <w:shd w:val="clear" w:color="000000" w:fill="004CAB"/>
             <w:vAlign w:val="center"/>
             <w:hideMark/>
           </w:tcPr>
@@ -13306,7 +12963,6 @@
         <w:tc>
           <w:tcPr>
             <w:tcW w:w="1253" w:type="pct"/>
-            <w:shd w:val="clear" w:color="000000" w:fill="004CAB"/>
             <w:vAlign w:val="center"/>
             <w:hideMark/>
           </w:tcPr>
@@ -13340,7 +12996,6 @@
         <w:tc>
           <w:tcPr>
             <w:tcW w:w="853" w:type="pct"/>
-            <w:shd w:val="clear" w:color="000000" w:fill="004CAB"/>
             <w:vAlign w:val="center"/>
             <w:hideMark/>
           </w:tcPr>
@@ -13400,7 +13055,6 @@
         <w:tc>
           <w:tcPr>
             <w:tcW w:w="928" w:type="pct"/>
-            <w:shd w:val="clear" w:color="000000" w:fill="004CAB"/>
             <w:vAlign w:val="center"/>
             <w:hideMark/>
           </w:tcPr>
@@ -13471,7 +13125,6 @@
         <w:tc>
           <w:tcPr>
             <w:tcW w:w="722" w:type="pct"/>
-            <w:shd w:val="clear" w:color="000000" w:fill="004CAB"/>
             <w:vAlign w:val="center"/>
             <w:hideMark/>
           </w:tcPr>
@@ -13505,7 +13158,6 @@
         <w:tc>
           <w:tcPr>
             <w:tcW w:w="722" w:type="pct"/>
-            <w:shd w:val="clear" w:color="000000" w:fill="004CAB"/>
             <w:vAlign w:val="center"/>
             <w:hideMark/>
           </w:tcPr>
@@ -13545,7 +13197,6 @@
           <w:tcPr>
             <w:tcW w:w="522" w:type="pct"/>
             <w:vMerge w:val="restart"/>
-            <w:shd w:val="clear" w:color="auto" w:fill="auto"/>
             <w:vAlign w:val="center"/>
             <w:hideMark/>
           </w:tcPr>
@@ -13568,17 +13219,7 @@
                 <w:szCs w:val="20"/>
                 <w:lang w:val="es-CO" w:eastAsia="es-CO"/>
               </w:rPr>
-              <w:t>0</w:t>
-            </w:r>
-            <w:r>
-              <w:rPr>
-                <w:rFonts w:ascii="Avenir Next LT Pro" w:eastAsia="Times New Roman" w:hAnsi="Avenir Next LT Pro" w:cs="Times New Roman"/>
-                <w:color w:val="484848"/>
-                <w:sz w:val="20"/>
-                <w:szCs w:val="20"/>
-                <w:lang w:val="es-CO" w:eastAsia="es-CO"/>
-              </w:rPr>
-              <w:t>0</w:t>
+              <w:t>00</w:t>
             </w:r>
           </w:p>
         </w:tc>
@@ -13586,7 +13227,6 @@
           <w:tcPr>
             <w:tcW w:w="1253" w:type="pct"/>
             <w:vMerge w:val="restart"/>
-            <w:shd w:val="clear" w:color="auto" w:fill="auto"/>
             <w:vAlign w:val="center"/>
             <w:hideMark/>
           </w:tcPr>
@@ -13609,7 +13249,7 @@
                 <w:szCs w:val="20"/>
                 <w:lang w:val="en-US"/>
               </w:rPr>
-              <w:t>OTXXXX-X-A-XXXX-V00</w:t>
+              <w:t>{tag_ot_code_v00}</w:t>
             </w:r>
           </w:p>
         </w:tc>
@@ -13617,7 +13257,6 @@
           <w:tcPr>
             <w:tcW w:w="853" w:type="pct"/>
             <w:vMerge w:val="restart"/>
-            <w:shd w:val="clear" w:color="auto" w:fill="auto"/>
             <w:vAlign w:val="center"/>
             <w:hideMark/>
           </w:tcPr>
@@ -13647,7 +13286,6 @@
         <w:tc>
           <w:tcPr>
             <w:tcW w:w="928" w:type="pct"/>
-            <w:shd w:val="clear" w:color="auto" w:fill="auto"/>
             <w:vAlign w:val="center"/>
             <w:hideMark/>
           </w:tcPr>
@@ -13676,7 +13314,6 @@
         <w:tc>
           <w:tcPr>
             <w:tcW w:w="722" w:type="pct"/>
-            <w:shd w:val="clear" w:color="auto" w:fill="auto"/>
             <w:vAlign w:val="center"/>
             <w:hideMark/>
           </w:tcPr>
@@ -13705,7 +13342,6 @@
         <w:tc>
           <w:tcPr>
             <w:tcW w:w="722" w:type="pct"/>
-            <w:shd w:val="clear" w:color="auto" w:fill="auto"/>
             <w:vAlign w:val="center"/>
             <w:hideMark/>
           </w:tcPr>
@@ -13740,7 +13376,6 @@
           <w:tcPr>
             <w:tcW w:w="522" w:type="pct"/>
             <w:vMerge/>
-            <w:shd w:val="clear" w:color="auto" w:fill="auto"/>
             <w:vAlign w:val="center"/>
           </w:tcPr>
           <w:p>
@@ -13760,7 +13395,6 @@
           <w:tcPr>
             <w:tcW w:w="1253" w:type="pct"/>
             <w:vMerge/>
-            <w:shd w:val="clear" w:color="auto" w:fill="auto"/>
             <w:vAlign w:val="center"/>
           </w:tcPr>
           <w:p>
@@ -13780,7 +13414,6 @@
           <w:tcPr>
             <w:tcW w:w="853" w:type="pct"/>
             <w:vMerge/>
-            <w:shd w:val="clear" w:color="auto" w:fill="auto"/>
             <w:vAlign w:val="center"/>
           </w:tcPr>
           <w:p>
@@ -13799,7 +13432,6 @@
         <w:tc>
           <w:tcPr>
             <w:tcW w:w="928" w:type="pct"/>
-            <w:shd w:val="clear" w:color="auto" w:fill="auto"/>
             <w:vAlign w:val="center"/>
           </w:tcPr>
           <w:p>
@@ -13827,7 +13459,6 @@
         <w:tc>
           <w:tcPr>
             <w:tcW w:w="722" w:type="pct"/>
-            <w:shd w:val="clear" w:color="auto" w:fill="auto"/>
             <w:vAlign w:val="center"/>
           </w:tcPr>
           <w:p>
@@ -13855,7 +13486,6 @@
         <w:tc>
           <w:tcPr>
             <w:tcW w:w="722" w:type="pct"/>
-            <w:shd w:val="clear" w:color="auto" w:fill="auto"/>
             <w:vAlign w:val="center"/>
           </w:tcPr>
           <w:p>
@@ -13889,7 +13519,6 @@
           <w:tcPr>
             <w:tcW w:w="5000" w:type="pct"/>
             <w:gridSpan w:val="6"/>
-            <w:shd w:val="clear" w:color="000000" w:fill="004CAB"/>
             <w:vAlign w:val="center"/>
             <w:hideMark/>
           </w:tcPr>
@@ -13916,7 +13545,7 @@
                 <w:szCs w:val="20"/>
                 <w:lang w:val="es-CO" w:eastAsia="es-CO"/>
               </w:rPr>
-              <w:t xml:space="preserve">Descripción </w:t>
+              <w:t>Descripción </w:t>
             </w:r>
           </w:p>
         </w:tc>
@@ -13929,7 +13558,6 @@
           <w:tcPr>
             <w:tcW w:w="5000" w:type="pct"/>
             <w:gridSpan w:val="6"/>
-            <w:shd w:val="clear" w:color="auto" w:fill="auto"/>
             <w:vAlign w:val="center"/>
             <w:hideMark/>
           </w:tcPr>
@@ -13973,7 +13601,7 @@
                 <w:szCs w:val="20"/>
                 <w:lang w:val="es-CO" w:eastAsia="es-CO"/>
               </w:rPr>
-              <w:t xml:space="preserve"> inicial</w:t>
+              <w:t> inicial</w:t>
             </w:r>
           </w:p>
         </w:tc>
@@ -13985,7 +13613,6 @@
         <w:tc>
           <w:tcPr>
             <w:tcW w:w="522" w:type="pct"/>
-            <w:shd w:val="clear" w:color="000000" w:fill="004CAB"/>
             <w:vAlign w:val="center"/>
             <w:hideMark/>
           </w:tcPr>
@@ -13999,7 +13626,6 @@
                 <w:color w:val="FFFFFF"/>
                 <w:sz w:val="20"/>
                 <w:szCs w:val="20"/>
-                <w:highlight w:val="magenta"/>
                 <w:lang w:val="es-CO" w:eastAsia="es-CO"/>
               </w:rPr>
             </w:pPr>
@@ -14011,7 +13637,6 @@
                 <w:color w:val="FFFFFF"/>
                 <w:sz w:val="20"/>
                 <w:szCs w:val="20"/>
-                <w:highlight w:val="magenta"/>
                 <w:lang w:val="es-CO" w:eastAsia="es-CO"/>
               </w:rPr>
               <w:t>Versión</w:t>
@@ -14021,7 +13646,6 @@
         <w:tc>
           <w:tcPr>
             <w:tcW w:w="1253" w:type="pct"/>
-            <w:shd w:val="clear" w:color="000000" w:fill="004CAB"/>
             <w:vAlign w:val="center"/>
             <w:hideMark/>
           </w:tcPr>
@@ -14035,7 +13659,6 @@
                 <w:color w:val="FFFFFF"/>
                 <w:sz w:val="20"/>
                 <w:szCs w:val="20"/>
-                <w:highlight w:val="magenta"/>
                 <w:lang w:val="es-CO" w:eastAsia="es-CO"/>
               </w:rPr>
             </w:pPr>
@@ -14047,7 +13670,6 @@
                 <w:color w:val="FFFFFF"/>
                 <w:sz w:val="20"/>
                 <w:szCs w:val="20"/>
-                <w:highlight w:val="magenta"/>
                 <w:lang w:val="es-CO" w:eastAsia="es-CO"/>
               </w:rPr>
               <w:t>Identificación única del informe</w:t>
@@ -14057,7 +13679,6 @@
         <w:tc>
           <w:tcPr>
             <w:tcW w:w="853" w:type="pct"/>
-            <w:shd w:val="clear" w:color="000000" w:fill="004CAB"/>
             <w:vAlign w:val="center"/>
             <w:hideMark/>
           </w:tcPr>
@@ -14071,7 +13692,6 @@
                 <w:color w:val="FFFFFF"/>
                 <w:sz w:val="20"/>
                 <w:szCs w:val="20"/>
-                <w:highlight w:val="magenta"/>
                 <w:lang w:val="es-CO" w:eastAsia="es-CO"/>
               </w:rPr>
             </w:pPr>
@@ -14083,7 +13703,6 @@
                 <w:color w:val="FFFFFF"/>
                 <w:sz w:val="20"/>
                 <w:szCs w:val="20"/>
-                <w:highlight w:val="magenta"/>
                 <w:lang w:val="es-CO" w:eastAsia="es-CO"/>
               </w:rPr>
               <w:t>Fecha de emisión</w:t>
@@ -14093,7 +13712,6 @@
         <w:tc>
           <w:tcPr>
             <w:tcW w:w="928" w:type="pct"/>
-            <w:shd w:val="clear" w:color="000000" w:fill="004CAB"/>
             <w:vAlign w:val="center"/>
             <w:hideMark/>
           </w:tcPr>
@@ -14107,7 +13725,6 @@
                 <w:color w:val="FFFFFF"/>
                 <w:sz w:val="20"/>
                 <w:szCs w:val="20"/>
-                <w:highlight w:val="magenta"/>
                 <w:lang w:val="es-CO" w:eastAsia="es-CO"/>
               </w:rPr>
             </w:pPr>
@@ -14119,7 +13736,6 @@
                 <w:color w:val="FFFFFF"/>
                 <w:sz w:val="20"/>
                 <w:szCs w:val="20"/>
-                <w:highlight w:val="magenta"/>
                 <w:lang w:val="es-CO" w:eastAsia="es-CO"/>
               </w:rPr>
               <w:t>Elaborado</w:t>
@@ -14135,7 +13751,6 @@
                 <w:color w:val="FFFFFF"/>
                 <w:sz w:val="20"/>
                 <w:szCs w:val="20"/>
-                <w:highlight w:val="magenta"/>
                 <w:lang w:val="es-CO" w:eastAsia="es-CO"/>
               </w:rPr>
             </w:pPr>
@@ -14147,7 +13762,6 @@
                 <w:color w:val="FFFFFF"/>
                 <w:sz w:val="20"/>
                 <w:szCs w:val="20"/>
-                <w:highlight w:val="magenta"/>
                 <w:lang w:val="es-CO" w:eastAsia="es-CO"/>
               </w:rPr>
               <w:t>por</w:t>
@@ -14157,7 +13771,6 @@
         <w:tc>
           <w:tcPr>
             <w:tcW w:w="722" w:type="pct"/>
-            <w:shd w:val="clear" w:color="000000" w:fill="004CAB"/>
             <w:vAlign w:val="center"/>
             <w:hideMark/>
           </w:tcPr>
@@ -14171,7 +13784,6 @@
                 <w:color w:val="FFFFFF"/>
                 <w:sz w:val="20"/>
                 <w:szCs w:val="20"/>
-                <w:highlight w:val="magenta"/>
                 <w:lang w:val="es-CO" w:eastAsia="es-CO"/>
               </w:rPr>
             </w:pPr>
@@ -14183,7 +13795,6 @@
                 <w:color w:val="FFFFFF"/>
                 <w:sz w:val="20"/>
                 <w:szCs w:val="20"/>
-                <w:highlight w:val="magenta"/>
                 <w:lang w:val="es-CO" w:eastAsia="es-CO"/>
               </w:rPr>
               <w:t>Revisado por</w:t>
@@ -14193,7 +13804,6 @@
         <w:tc>
           <w:tcPr>
             <w:tcW w:w="722" w:type="pct"/>
-            <w:shd w:val="clear" w:color="000000" w:fill="004CAB"/>
             <w:vAlign w:val="center"/>
             <w:hideMark/>
           </w:tcPr>
@@ -14207,7 +13817,6 @@
                 <w:color w:val="FFFFFF"/>
                 <w:sz w:val="20"/>
                 <w:szCs w:val="20"/>
-                <w:highlight w:val="magenta"/>
                 <w:lang w:val="es-CO" w:eastAsia="es-CO"/>
               </w:rPr>
             </w:pPr>
@@ -14219,7 +13828,6 @@
                 <w:color w:val="FFFFFF"/>
                 <w:sz w:val="20"/>
                 <w:szCs w:val="20"/>
-                <w:highlight w:val="magenta"/>
                 <w:lang w:val="es-CO" w:eastAsia="es-CO"/>
               </w:rPr>
               <w:t>Aprobado por</w:t>
@@ -14235,7 +13843,6 @@
           <w:tcPr>
             <w:tcW w:w="522" w:type="pct"/>
             <w:vMerge w:val="restart"/>
-            <w:shd w:val="clear" w:color="auto" w:fill="auto"/>
             <w:vAlign w:val="center"/>
             <w:hideMark/>
           </w:tcPr>
@@ -14247,7 +13854,6 @@
                 <w:color w:val="484848"/>
                 <w:sz w:val="20"/>
                 <w:szCs w:val="20"/>
-                <w:highlight w:val="magenta"/>
                 <w:lang w:val="es-CO" w:eastAsia="es-CO"/>
               </w:rPr>
             </w:pPr>
@@ -14257,7 +13863,6 @@
                 <w:color w:val="484848"/>
                 <w:sz w:val="20"/>
                 <w:szCs w:val="20"/>
-                <w:highlight w:val="magenta"/>
                 <w:lang w:val="es-CO" w:eastAsia="es-CO"/>
               </w:rPr>
               <w:t>01</w:t>
@@ -14268,7 +13873,6 @@
           <w:tcPr>
             <w:tcW w:w="1253" w:type="pct"/>
             <w:vMerge w:val="restart"/>
-            <w:shd w:val="clear" w:color="auto" w:fill="auto"/>
             <w:vAlign w:val="center"/>
             <w:hideMark/>
           </w:tcPr>
@@ -14280,7 +13884,6 @@
                 <w:color w:val="484848"/>
                 <w:sz w:val="20"/>
                 <w:szCs w:val="20"/>
-                <w:highlight w:val="magenta"/>
                 <w:lang w:val="en-US" w:eastAsia="es-CO"/>
               </w:rPr>
             </w:pPr>
@@ -14290,7 +13893,6 @@
                 <w:color w:val="484848"/>
                 <w:sz w:val="20"/>
                 <w:szCs w:val="20"/>
-                <w:highlight w:val="magenta"/>
                 <w:lang w:val="en-US"/>
               </w:rPr>
               <w:t>OTXXXX-X-A-XXXX-V0</w:t>
@@ -14301,7 +13903,6 @@
                 <w:color w:val="484848"/>
                 <w:sz w:val="20"/>
                 <w:szCs w:val="20"/>
-                <w:highlight w:val="magenta"/>
                 <w:lang w:val="en-US"/>
               </w:rPr>
               <w:t>1</w:t>
@@ -14312,7 +13913,6 @@
           <w:tcPr>
             <w:tcW w:w="853" w:type="pct"/>
             <w:vMerge w:val="restart"/>
-            <w:shd w:val="clear" w:color="auto" w:fill="auto"/>
             <w:vAlign w:val="center"/>
             <w:hideMark/>
           </w:tcPr>
@@ -14324,7 +13924,6 @@
                 <w:color w:val="484848"/>
                 <w:sz w:val="20"/>
                 <w:szCs w:val="20"/>
-                <w:highlight w:val="magenta"/>
                 <w:lang w:val="es-CO" w:eastAsia="es-CO"/>
               </w:rPr>
             </w:pPr>
@@ -14334,7 +13933,6 @@
                 <w:color w:val="484848"/>
                 <w:sz w:val="20"/>
                 <w:szCs w:val="20"/>
-                <w:highlight w:val="magenta"/>
                 <w:lang w:val="es-CO" w:eastAsia="es-CO"/>
               </w:rPr>
               <w:t>DD/MM/AA</w:t>
@@ -14344,7 +13942,6 @@
         <w:tc>
           <w:tcPr>
             <w:tcW w:w="928" w:type="pct"/>
-            <w:shd w:val="clear" w:color="auto" w:fill="auto"/>
             <w:vAlign w:val="center"/>
           </w:tcPr>
           <w:p>
@@ -14355,7 +13952,6 @@
                 <w:color w:val="484848"/>
                 <w:sz w:val="20"/>
                 <w:szCs w:val="20"/>
-                <w:highlight w:val="magenta"/>
                 <w:lang w:val="es-CO" w:eastAsia="es-CO"/>
               </w:rPr>
             </w:pPr>
@@ -14365,7 +13961,6 @@
                 <w:color w:val="484848"/>
                 <w:sz w:val="20"/>
                 <w:szCs w:val="20"/>
-                <w:highlight w:val="magenta"/>
               </w:rPr>
               <w:t>FIRMA</w:t>
             </w:r>
@@ -14374,7 +13969,6 @@
         <w:tc>
           <w:tcPr>
             <w:tcW w:w="722" w:type="pct"/>
-            <w:shd w:val="clear" w:color="auto" w:fill="auto"/>
             <w:vAlign w:val="center"/>
           </w:tcPr>
           <w:p>
@@ -14385,7 +13979,6 @@
                 <w:color w:val="484848"/>
                 <w:sz w:val="20"/>
                 <w:szCs w:val="20"/>
-                <w:highlight w:val="magenta"/>
                 <w:lang w:val="es-CO" w:eastAsia="es-CO"/>
               </w:rPr>
             </w:pPr>
@@ -14395,7 +13988,6 @@
                 <w:color w:val="484848"/>
                 <w:sz w:val="20"/>
                 <w:szCs w:val="20"/>
-                <w:highlight w:val="magenta"/>
               </w:rPr>
               <w:t>FIRMA</w:t>
             </w:r>
@@ -14404,7 +13996,6 @@
         <w:tc>
           <w:tcPr>
             <w:tcW w:w="722" w:type="pct"/>
-            <w:shd w:val="clear" w:color="auto" w:fill="auto"/>
             <w:vAlign w:val="center"/>
           </w:tcPr>
           <w:p>
@@ -14415,7 +14006,6 @@
                 <w:color w:val="484848"/>
                 <w:sz w:val="20"/>
                 <w:szCs w:val="20"/>
-                <w:highlight w:val="magenta"/>
                 <w:lang w:val="es-CO" w:eastAsia="es-CO"/>
               </w:rPr>
             </w:pPr>
@@ -14425,7 +14015,6 @@
                 <w:color w:val="484848"/>
                 <w:sz w:val="20"/>
                 <w:szCs w:val="20"/>
-                <w:highlight w:val="magenta"/>
               </w:rPr>
               <w:t>FIRMA</w:t>
             </w:r>
@@ -14440,7 +14029,6 @@
           <w:tcPr>
             <w:tcW w:w="522" w:type="pct"/>
             <w:vMerge/>
-            <w:shd w:val="clear" w:color="auto" w:fill="auto"/>
             <w:vAlign w:val="center"/>
           </w:tcPr>
           <w:p>
@@ -14451,7 +14039,6 @@
                 <w:color w:val="484848"/>
                 <w:sz w:val="20"/>
                 <w:szCs w:val="20"/>
-                <w:highlight w:val="magenta"/>
                 <w:lang w:val="es-CO" w:eastAsia="es-CO"/>
               </w:rPr>
             </w:pPr>
@@ -14461,7 +14048,6 @@
           <w:tcPr>
             <w:tcW w:w="1253" w:type="pct"/>
             <w:vMerge/>
-            <w:shd w:val="clear" w:color="auto" w:fill="auto"/>
             <w:vAlign w:val="center"/>
           </w:tcPr>
           <w:p>
@@ -14472,7 +14058,6 @@
                 <w:color w:val="484848"/>
                 <w:sz w:val="20"/>
                 <w:szCs w:val="20"/>
-                <w:highlight w:val="magenta"/>
                 <w:lang w:val="es-CO" w:eastAsia="es-CO"/>
               </w:rPr>
             </w:pPr>
@@ -14482,7 +14067,6 @@
           <w:tcPr>
             <w:tcW w:w="853" w:type="pct"/>
             <w:vMerge/>
-            <w:shd w:val="clear" w:color="auto" w:fill="auto"/>
             <w:vAlign w:val="center"/>
           </w:tcPr>
           <w:p>
@@ -14493,7 +14077,6 @@
                 <w:color w:val="484848"/>
                 <w:sz w:val="20"/>
                 <w:szCs w:val="20"/>
-                <w:highlight w:val="magenta"/>
                 <w:lang w:val="es-CO" w:eastAsia="es-CO"/>
               </w:rPr>
             </w:pPr>
@@ -14502,7 +14085,6 @@
         <w:tc>
           <w:tcPr>
             <w:tcW w:w="928" w:type="pct"/>
-            <w:shd w:val="clear" w:color="auto" w:fill="auto"/>
             <w:vAlign w:val="center"/>
           </w:tcPr>
           <w:p>
@@ -14513,7 +14095,6 @@
                 <w:color w:val="484848"/>
                 <w:sz w:val="20"/>
                 <w:szCs w:val="20"/>
-                <w:highlight w:val="magenta"/>
                 <w:lang w:val="es-CO" w:eastAsia="es-CO"/>
               </w:rPr>
             </w:pPr>
@@ -14523,7 +14104,6 @@
                 <w:color w:val="484848"/>
                 <w:sz w:val="20"/>
                 <w:szCs w:val="20"/>
-                <w:highlight w:val="magenta"/>
               </w:rPr>
               <w:t>NOMBRE Y APELLIDO</w:t>
             </w:r>
@@ -14532,7 +14112,6 @@
         <w:tc>
           <w:tcPr>
             <w:tcW w:w="722" w:type="pct"/>
-            <w:shd w:val="clear" w:color="auto" w:fill="auto"/>
             <w:vAlign w:val="center"/>
           </w:tcPr>
           <w:p>
@@ -14543,7 +14122,6 @@
                 <w:color w:val="484848"/>
                 <w:sz w:val="20"/>
                 <w:szCs w:val="20"/>
-                <w:highlight w:val="magenta"/>
                 <w:lang w:val="es-CO" w:eastAsia="es-CO"/>
               </w:rPr>
             </w:pPr>
@@ -14553,7 +14131,6 @@
                 <w:color w:val="484848"/>
                 <w:sz w:val="20"/>
                 <w:szCs w:val="20"/>
-                <w:highlight w:val="magenta"/>
               </w:rPr>
               <w:t>NOMBRE Y APELLIDO</w:t>
             </w:r>
@@ -14562,7 +14139,6 @@
         <w:tc>
           <w:tcPr>
             <w:tcW w:w="722" w:type="pct"/>
-            <w:shd w:val="clear" w:color="auto" w:fill="auto"/>
             <w:vAlign w:val="center"/>
           </w:tcPr>
           <w:p>
@@ -14573,7 +14149,6 @@
                 <w:color w:val="484848"/>
                 <w:sz w:val="20"/>
                 <w:szCs w:val="20"/>
-                <w:highlight w:val="magenta"/>
                 <w:lang w:val="es-CO" w:eastAsia="es-CO"/>
               </w:rPr>
             </w:pPr>
@@ -14583,7 +14158,6 @@
                 <w:color w:val="484848"/>
                 <w:sz w:val="20"/>
                 <w:szCs w:val="20"/>
-                <w:highlight w:val="magenta"/>
               </w:rPr>
               <w:t>NOMBRE Y APELLIDO</w:t>
             </w:r>
@@ -14598,7 +14172,6 @@
           <w:tcPr>
             <w:tcW w:w="5000" w:type="pct"/>
             <w:gridSpan w:val="6"/>
-            <w:shd w:val="clear" w:color="000000" w:fill="004CAB"/>
             <w:vAlign w:val="center"/>
             <w:hideMark/>
           </w:tcPr>
@@ -14612,7 +14185,6 @@
                 <w:color w:val="FFFFFF"/>
                 <w:sz w:val="20"/>
                 <w:szCs w:val="20"/>
-                <w:highlight w:val="magenta"/>
                 <w:lang w:val="es-CO" w:eastAsia="es-CO"/>
               </w:rPr>
             </w:pPr>
@@ -14624,7 +14196,6 @@
                 <w:color w:val="FFFFFF"/>
                 <w:sz w:val="20"/>
                 <w:szCs w:val="20"/>
-                <w:highlight w:val="magenta"/>
                 <w:lang w:val="es-CO" w:eastAsia="es-CO"/>
               </w:rPr>
               <w:t>Descripción de la modificación</w:t>
@@ -14640,7 +14211,6 @@
           <w:tcPr>
             <w:tcW w:w="5000" w:type="pct"/>
             <w:gridSpan w:val="6"/>
-            <w:shd w:val="clear" w:color="auto" w:fill="auto"/>
             <w:vAlign w:val="center"/>
             <w:hideMark/>
           </w:tcPr>
@@ -14652,7 +14222,6 @@
                 <w:color w:val="484848"/>
                 <w:sz w:val="20"/>
                 <w:szCs w:val="20"/>
-                <w:highlight w:val="magenta"/>
                 <w:lang w:val="es-CO" w:eastAsia="es-CO"/>
               </w:rPr>
             </w:pPr>
@@ -14662,7 +14231,6 @@
                 <w:color w:val="484848"/>
                 <w:sz w:val="20"/>
                 <w:szCs w:val="20"/>
-                <w:highlight w:val="magenta"/>
                 <w:lang w:val="es-CO" w:eastAsia="es-CO"/>
               </w:rPr>
               <w:t>Se debe relacionar el motivo del porque se realiza el ajusta, quien lo solicita y específicamente que es lo ajustado.</w:t>
@@ -14694,7 +14262,7 @@
           <w:szCs w:val="20"/>
           <w:lang w:val="es-CO"/>
         </w:rPr>
-        <w:t xml:space="preserve">Fuente: SERAMBIENTE S.A.S., </w:t>
+        <w:t>Fuente: SERAMBIENTE S.A.S., </w:t>
       </w:r>
       <w:commentRangeStart w:id="144"/>
       <w:r>
@@ -14738,7 +14306,7 @@
           <w:szCs w:val="20"/>
           <w:lang w:val="es-CO"/>
         </w:rPr>
-        <w:t xml:space="preserve"> </w:t>
+        <w:t> </w:t>
       </w:r>
     </w:p>
     <w:p>
@@ -14757,7 +14325,6 @@
           <w:iCs/>
           <w:sz w:val="20"/>
           <w:szCs w:val="20"/>
-          <w:highlight w:val="cyan"/>
         </w:rPr>
       </w:pPr>
       <w:bookmarkStart w:id="145" w:name="_Hlk209170783"/>
@@ -14782,131 +14349,17 @@
         </w:rPr>
       </w:pPr>
     </w:p>
+    <w:bookmarkEnd w:id="145"/>
     <w:p>
       <w:pPr>
-        <w:widowControl w:val="0"/>
-        <w:tabs>
-          <w:tab w:val="left" w:pos="530"/>
-        </w:tabs>
-        <w:autoSpaceDE w:val="0"/>
-        <w:autoSpaceDN w:val="0"/>
-        <w:ind w:right="228"/>
-        <w:jc w:val="both"/>
+        <w:pStyle w:val="Sinespaciado"/>
+        <w:jc w:val="center"/>
         <w:rPr>
           <w:rFonts w:ascii="Avenir Next LT Pro" w:hAnsi="Avenir Next LT Pro"/>
           <w:i/>
-          <w:iCs/>
+          <w:color w:val="303030"/>
           <w:sz w:val="20"/>
           <w:szCs w:val="20"/>
-        </w:rPr>
-      </w:pPr>
-      <w:r>
-        <w:rPr>
-          <w:rFonts w:ascii="Avenir Next LT Pro" w:hAnsi="Avenir Next LT Pro"/>
-          <w:i/>
-          <w:iCs/>
-          <w:sz w:val="20"/>
-          <w:szCs w:val="20"/>
-        </w:rPr>
-        <w:t xml:space="preserve">Nota: Este documento corresponde a la modificación del </w:t>
-      </w:r>
-      <w:commentRangeStart w:id="146"/>
-      <w:r>
-        <w:rPr>
-          <w:rFonts w:ascii="Avenir Next LT Pro" w:hAnsi="Avenir Next LT Pro"/>
-          <w:i/>
-          <w:iCs/>
-          <w:sz w:val="20"/>
-          <w:szCs w:val="20"/>
-        </w:rPr>
-        <w:t xml:space="preserve">informe técnico de MATRIZ </w:t>
-      </w:r>
-      <w:proofErr w:type="gramStart"/>
-      <w:r>
-        <w:rPr>
-          <w:rFonts w:ascii="Avenir Next LT Pro" w:hAnsi="Avenir Next LT Pro"/>
-          <w:i/>
-          <w:iCs/>
-          <w:sz w:val="20"/>
-          <w:szCs w:val="20"/>
-        </w:rPr>
-        <w:t>XXX  OT</w:t>
-      </w:r>
-      <w:proofErr w:type="gramEnd"/>
-      <w:r>
-        <w:rPr>
-          <w:rFonts w:ascii="Avenir Next LT Pro" w:hAnsi="Avenir Next LT Pro"/>
-          <w:i/>
-          <w:iCs/>
-          <w:sz w:val="20"/>
-          <w:szCs w:val="20"/>
-        </w:rPr>
-        <w:t xml:space="preserve"> XXXX-X-A-XXXX-VXX</w:t>
-      </w:r>
-      <w:commentRangeEnd w:id="146"/>
-      <w:r>
-        <w:rPr>
-          <w:rFonts w:ascii="Avenir Next LT Pro" w:hAnsi="Avenir Next LT Pro"/>
-          <w:i/>
-          <w:iCs/>
-          <w:sz w:val="20"/>
-        </w:rPr>
-        <w:commentReference w:id="146"/>
-      </w:r>
-      <w:r>
-        <w:rPr>
-          <w:rFonts w:ascii="Avenir Next LT Pro" w:hAnsi="Avenir Next LT Pro"/>
-          <w:i/>
-          <w:iCs/>
-          <w:sz w:val="20"/>
-          <w:szCs w:val="20"/>
-        </w:rPr>
-        <w:t xml:space="preserve">, el cual ha sido anulado y reemplazado, bajo la nueva </w:t>
-      </w:r>
-      <w:commentRangeStart w:id="147"/>
-      <w:r>
-        <w:rPr>
-          <w:rFonts w:ascii="Avenir Next LT Pro" w:hAnsi="Avenir Next LT Pro"/>
-          <w:i/>
-          <w:iCs/>
-          <w:sz w:val="20"/>
-          <w:szCs w:val="20"/>
-        </w:rPr>
-        <w:t>identificación</w:t>
-      </w:r>
-      <w:commentRangeEnd w:id="147"/>
-      <w:r>
-        <w:rPr>
-          <w:rFonts w:ascii="Avenir Next LT Pro" w:hAnsi="Avenir Next LT Pro"/>
-          <w:i/>
-          <w:iCs/>
-          <w:sz w:val="20"/>
-        </w:rPr>
-        <w:commentReference w:id="147"/>
-      </w:r>
-      <w:r>
-        <w:rPr>
-          <w:rFonts w:ascii="Avenir Next LT Pro" w:hAnsi="Avenir Next LT Pro"/>
-          <w:i/>
-          <w:iCs/>
-          <w:sz w:val="20"/>
-          <w:szCs w:val="20"/>
-        </w:rPr>
-        <w:t xml:space="preserve"> OT XXXX-X-A-XXXX-VXX</w:t>
-      </w:r>
-    </w:p>
-    <w:bookmarkEnd w:id="145"/>
-    <w:p>
-      <w:pPr>
-        <w:pStyle w:val="Sinespaciado"/>
-        <w:jc w:val="center"/>
-        <w:rPr>
-          <w:rFonts w:ascii="Avenir Next LT Pro" w:hAnsi="Avenir Next LT Pro"/>
-          <w:i/>
-          <w:color w:val="303030"/>
-          <w:sz w:val="20"/>
-          <w:szCs w:val="20"/>
-          <w:highlight w:val="yellow"/>
           <w:lang w:val="es-ES_tradnl"/>
         </w:rPr>
       </w:pPr>
@@ -16098,7 +15551,6 @@
       <w:tc>
         <w:tcPr>
           <w:tcW w:w="2166" w:type="pct"/>
-          <w:shd w:val="clear" w:color="auto" w:fill="auto"/>
           <w:vAlign w:val="center"/>
         </w:tcPr>
         <w:p>
@@ -16131,7 +15583,7 @@
               <w:color w:val="303030"/>
               <w:sz w:val="20"/>
             </w:rPr>
-            <w:t xml:space="preserve"> </w:t>
+            <w:t> </w:t>
           </w:r>
           <w:r>
             <w:rPr>
@@ -16139,7 +15591,6 @@
               <w:b/>
               <w:color w:val="303030"/>
               <w:sz w:val="20"/>
-              <w:highlight w:val="cyan"/>
             </w:rPr>
             <w:t>{informe_tecnico_de_estudio_de_caracterizacion_de_a_1}</w:t>
           </w:r>
@@ -16149,7 +15600,6 @@
         <w:tcPr>
           <w:tcW w:w="1493" w:type="pct"/>
           <w:vMerge w:val="restart"/>
-          <w:shd w:val="clear" w:color="auto" w:fill="auto"/>
           <w:vAlign w:val="center"/>
         </w:tcPr>
         <w:p>
@@ -16203,7 +15653,7 @@
               <w:sz w:val="20"/>
               <w:lang w:val="es-ES_tradnl"/>
             </w:rPr>
-            <w:t xml:space="preserve"> formato</w:t>
+            <w:t> formato</w:t>
           </w:r>
           <w:r>
             <w:rPr>
@@ -16238,7 +15688,7 @@
               <w:color w:val="303030"/>
               <w:sz w:val="20"/>
             </w:rPr>
-            <w:t xml:space="preserve">Fecha: </w:t>
+            <w:t>Fecha: </w:t>
           </w:r>
           <w:r>
             <w:rPr>
@@ -16303,7 +15753,7 @@
               <w:color w:val="303030"/>
               <w:sz w:val="20"/>
             </w:rPr>
-            <w:t xml:space="preserve">Página </w:t>
+            <w:t>Página </w:t>
           </w:r>
           <w:r>
             <w:rPr>
@@ -16352,7 +15802,7 @@
               <w:color w:val="303030"/>
               <w:sz w:val="20"/>
             </w:rPr>
-            <w:t xml:space="preserve"> de </w:t>
+            <w:t> de </w:t>
           </w:r>
           <w:r>
             <w:rPr>
@@ -16429,7 +15879,6 @@
       <w:tc>
         <w:tcPr>
           <w:tcW w:w="2166" w:type="pct"/>
-          <w:shd w:val="clear" w:color="auto" w:fill="auto"/>
           <w:vAlign w:val="center"/>
         </w:tcPr>
         <w:p>
@@ -16439,7 +15888,6 @@
               <w:rFonts w:ascii="Avenir Next LT Pro" w:hAnsi="Avenir Next LT Pro" w:cs="Calibri"/>
               <w:color w:val="303030"/>
               <w:sz w:val="20"/>
-              <w:highlight w:val="cyan"/>
               <w:lang w:val="en-US"/>
             </w:rPr>
           </w:pPr>
@@ -16451,7 +15899,6 @@
               <w:color w:val="303030"/>
               <w:sz w:val="20"/>
               <w:szCs w:val="20"/>
-              <w:highlight w:val="cyan"/>
               <w:lang w:val="en-US"/>
             </w:rPr>
             <w:t>{var_20}</w:t>
@@ -16462,7 +15909,6 @@
               <w:color w:val="303030"/>
               <w:sz w:val="20"/>
               <w:szCs w:val="20"/>
-              <w:highlight w:val="cyan"/>
               <w:lang w:val="en-US"/>
             </w:rPr>
           </w:r>
@@ -16474,7 +15920,6 @@
               <w:color w:val="303030"/>
               <w:sz w:val="20"/>
               <w:szCs w:val="20"/>
-              <w:highlight w:val="cyan"/>
               <w:lang w:val="en-US"/>
             </w:rPr>
           </w:r>
@@ -16484,7 +15929,6 @@
               <w:color w:val="303030"/>
               <w:sz w:val="20"/>
               <w:szCs w:val="20"/>
-              <w:highlight w:val="cyan"/>
               <w:lang w:val="en-US"/>
             </w:rPr>
           </w:r>
@@ -16496,7 +15940,6 @@
               <w:color w:val="303030"/>
               <w:sz w:val="20"/>
               <w:szCs w:val="20"/>
-              <w:highlight w:val="cyan"/>
               <w:lang w:val="en-US"/>
             </w:rPr>
           </w:r>
@@ -16506,7 +15949,6 @@
               <w:color w:val="303030"/>
               <w:sz w:val="20"/>
               <w:szCs w:val="20"/>
-              <w:highlight w:val="cyan"/>
               <w:lang w:val="en-US"/>
             </w:rPr>
           </w:r>
@@ -16516,7 +15958,6 @@
         <w:tcPr>
           <w:tcW w:w="1493" w:type="pct"/>
           <w:vMerge/>
-          <w:shd w:val="clear" w:color="auto" w:fill="auto"/>
           <w:vAlign w:val="center"/>
         </w:tcPr>
         <w:p>

--- a/server/templates/reports/FO-PO-PSM-64-10 FORMATO PARA LA ELABORACIÓN DE INFORME PUNTO SECO-plantilla.docx
+++ b/server/templates/reports/FO-PO-PSM-64-10 FORMATO PARA LA ELABORACIÓN DE INFORME PUNTO SECO-plantilla.docx
@@ -26,7 +26,7 @@
           <w:szCs w:val="32"/>
           <w:lang w:val="es-CO"/>
         </w:rPr>
-        <w:t>INFORME TÉCNICO DE ESTUDIO DE </w:t>
+        <w:t xml:space="preserve">INFORME TÉCNICO DE ESTUDIO DE </w:t>
       </w:r>
       <w:commentRangeStart w:id="1"/>
       <w:commentRangeStart w:id="2"/>
@@ -70,7 +70,7 @@
           <w:szCs w:val="32"/>
           <w:lang w:val="es-CO"/>
         </w:rPr>
-        <w:t> DE AGUA </w:t>
+        <w:t xml:space="preserve"> DE AGUA </w:t>
       </w:r>
       <w:r>
         <w:rPr>
@@ -79,9 +79,10 @@
           <w:color w:val="303030"/>
           <w:sz w:val="32"/>
           <w:szCs w:val="32"/>
-          <w:lang w:val="es-CO"/>
-        </w:rPr>
-        <w:t>{informe_tecnico_de_estudio_de_caracterizacion_de_a_1}</w:t>
+          <w:highlight w:val="cyan"/>
+          <w:lang w:val="es-CO"/>
+        </w:rPr>
+        <w:t>(</w:t>
       </w:r>
       <w:r>
         <w:rPr>
@@ -90,8 +91,10 @@
           <w:color w:val="303030"/>
           <w:sz w:val="32"/>
           <w:szCs w:val="32"/>
-          <w:lang w:val="es-CO"/>
-        </w:rPr>
+          <w:highlight w:val="cyan"/>
+          <w:lang w:val="es-CO"/>
+        </w:rPr>
+        <w:t>MATRÍZ</w:t>
       </w:r>
       <w:r>
         <w:rPr>
@@ -100,8 +103,10 @@
           <w:color w:val="303030"/>
           <w:sz w:val="32"/>
           <w:szCs w:val="32"/>
-          <w:lang w:val="es-CO"/>
-        </w:rPr>
+          <w:highlight w:val="cyan"/>
+          <w:lang w:val="es-CO"/>
+        </w:rPr>
+        <w:t>)</w:t>
       </w:r>
     </w:p>
     <w:p>
@@ -200,8 +205,9 @@
           <w:color w:val="303030"/>
           <w:sz w:val="56"/>
           <w:szCs w:val="56"/>
-        </w:rPr>
-        <w:t>{var_1}</w:t>
+          <w:highlight w:val="cyan"/>
+        </w:rPr>
+        <w:t>{nombre_cliente}</w:t>
       </w:r>
     </w:p>
     <w:p>
@@ -312,7 +318,7 @@
           <w:szCs w:val="28"/>
           <w:lang w:val="es-CO"/>
         </w:rPr>
-        <w:t> </w:t>
+        <w:t xml:space="preserve"> </w:t>
       </w:r>
       <w:r>
         <w:rPr>
@@ -322,9 +328,10 @@
           <w:color w:val="303030"/>
           <w:sz w:val="28"/>
           <w:szCs w:val="28"/>
-          <w:lang w:val="es-CO"/>
-        </w:rPr>
-        <w:t>{estudio_de_caracterizacion_1}</w:t>
+          <w:highlight w:val="cyan"/>
+          <w:lang w:val="es-CO"/>
+        </w:rPr>
+        <w:t>fisicoquímica</w:t>
       </w:r>
       <w:r>
         <w:rPr>
@@ -334,8 +341,10 @@
           <w:color w:val="303030"/>
           <w:sz w:val="28"/>
           <w:szCs w:val="28"/>
-          <w:lang w:val="es-CO"/>
-        </w:rPr>
+          <w:highlight w:val="cyan"/>
+          <w:lang w:val="es-CO"/>
+        </w:rPr>
+        <w:t xml:space="preserve"> y </w:t>
       </w:r>
       <w:commentRangeStart w:id="3"/>
       <w:r>
@@ -346,8 +355,10 @@
           <w:color w:val="303030"/>
           <w:sz w:val="28"/>
           <w:szCs w:val="28"/>
-          <w:lang w:val="es-CO"/>
-        </w:rPr>
+          <w:highlight w:val="cyan"/>
+          <w:lang w:val="es-CO"/>
+        </w:rPr>
+        <w:t>microbiológica</w:t>
       </w:r>
       <w:commentRangeEnd w:id="3"/>
       <w:r>
@@ -370,7 +381,7 @@
           <w:szCs w:val="28"/>
           <w:lang w:val="es-CO"/>
         </w:rPr>
-        <w:t> </w:t>
+        <w:t xml:space="preserve"> </w:t>
       </w:r>
       <w:r>
         <w:rPr>
@@ -394,7 +405,7 @@
           <w:szCs w:val="28"/>
           <w:lang w:val="es-CO"/>
         </w:rPr>
-        <w:t> </w:t>
+        <w:t xml:space="preserve"> </w:t>
       </w:r>
       <w:r>
         <w:rPr>
@@ -404,9 +415,10 @@
           <w:color w:val="303030"/>
           <w:sz w:val="28"/>
           <w:szCs w:val="28"/>
-          <w:lang w:val="es-CO"/>
-        </w:rPr>
-        <w:t>{var_2}</w:t>
+          <w:highlight w:val="cyan"/>
+          <w:lang w:val="es-CO"/>
+        </w:rPr>
+        <w:t>(</w:t>
       </w:r>
       <w:r>
         <w:rPr>
@@ -416,8 +428,10 @@
           <w:color w:val="303030"/>
           <w:sz w:val="28"/>
           <w:szCs w:val="28"/>
-          <w:lang w:val="es-CO"/>
-        </w:rPr>
+          <w:highlight w:val="cyan"/>
+          <w:lang w:val="es-CO"/>
+        </w:rPr>
+        <w:t>matriz)</w:t>
       </w:r>
       <w:r>
         <w:rPr>
@@ -429,7 +443,7 @@
           <w:szCs w:val="28"/>
           <w:lang w:val="es-CO"/>
         </w:rPr>
-        <w:t> realizada </w:t>
+        <w:t xml:space="preserve"> realizada </w:t>
       </w:r>
       <w:r>
         <w:rPr>
@@ -453,7 +467,7 @@
           <w:szCs w:val="28"/>
           <w:lang w:val="es-CO"/>
         </w:rPr>
-        <w:t> día </w:t>
+        <w:t xml:space="preserve"> día </w:t>
       </w:r>
       <w:r>
         <w:rPr>
@@ -463,9 +477,10 @@
           <w:color w:val="303030"/>
           <w:sz w:val="28"/>
           <w:szCs w:val="28"/>
-          <w:lang w:val="es-CO"/>
-        </w:rPr>
-        <w:t>{realizada_el_dia_1}</w:t>
+          <w:highlight w:val="cyan"/>
+          <w:lang w:val="es-CO"/>
+        </w:rPr>
+        <w:t>{dia}</w:t>
       </w:r>
       <w:r>
         <w:rPr>
@@ -477,7 +492,7 @@
           <w:szCs w:val="28"/>
           <w:lang w:val="es-CO"/>
         </w:rPr>
-        <w:t> de </w:t>
+        <w:t xml:space="preserve"> de </w:t>
       </w:r>
       <w:r>
         <w:rPr>
@@ -487,9 +502,10 @@
           <w:color w:val="303030"/>
           <w:sz w:val="28"/>
           <w:szCs w:val="28"/>
-          <w:lang w:val="es-CO"/>
-        </w:rPr>
-        <w:t>{realizada_el_dia_de_1}</w:t>
+          <w:highlight w:val="cyan"/>
+          <w:lang w:val="es-CO"/>
+        </w:rPr>
+        <w:t>mes</w:t>
       </w:r>
       <w:r>
         <w:rPr>
@@ -501,7 +517,7 @@
           <w:szCs w:val="28"/>
           <w:lang w:val="es-CO"/>
         </w:rPr>
-        <w:t> del </w:t>
+        <w:t xml:space="preserve"> del </w:t>
       </w:r>
       <w:r>
         <w:rPr>
@@ -513,7 +529,7 @@
           <w:szCs w:val="28"/>
           <w:lang w:val="es-CO"/>
         </w:rPr>
-        <w:t>año </w:t>
+        <w:t xml:space="preserve">año </w:t>
       </w:r>
       <w:r>
         <w:rPr>
@@ -523,9 +539,10 @@
           <w:color w:val="303030"/>
           <w:sz w:val="28"/>
           <w:szCs w:val="28"/>
-          <w:lang w:val="es-CO"/>
-        </w:rPr>
-        <w:t>{de_del_a_o_1}</w:t>
+          <w:highlight w:val="cyan"/>
+          <w:lang w:val="es-CO"/>
+        </w:rPr>
+        <w:t>{ano}</w:t>
       </w:r>
       <w:r>
         <w:rPr>
@@ -535,8 +552,10 @@
           <w:color w:val="303030"/>
           <w:sz w:val="28"/>
           <w:szCs w:val="28"/>
-          <w:lang w:val="es-CO"/>
-        </w:rPr>
+          <w:highlight w:val="cyan"/>
+          <w:lang w:val="es-CO"/>
+        </w:rPr>
+        <w:t>{codigo_adicional}</w:t>
       </w:r>
       <w:r>
         <w:rPr>
@@ -546,8 +565,10 @@
           <w:color w:val="303030"/>
           <w:sz w:val="28"/>
           <w:szCs w:val="28"/>
-          <w:lang w:val="es-CO"/>
-        </w:rPr>
+          <w:highlight w:val="cyan"/>
+          <w:lang w:val="es-CO"/>
+        </w:rPr>
+        <w:t>.</w:t>
       </w:r>
       <w:r>
         <w:rPr>
@@ -559,7 +580,7 @@
           <w:szCs w:val="28"/>
           <w:lang w:val="es-CO"/>
         </w:rPr>
-        <w:t> </w:t>
+        <w:t xml:space="preserve"> </w:t>
       </w:r>
     </w:p>
     <w:p>
@@ -571,6 +592,7 @@
           <w:color w:val="303030"/>
           <w:sz w:val="22"/>
           <w:szCs w:val="20"/>
+          <w:highlight w:val="yellow"/>
         </w:rPr>
       </w:pPr>
     </w:p>
@@ -583,6 +605,7 @@
           <w:color w:val="303030"/>
           <w:sz w:val="22"/>
           <w:szCs w:val="20"/>
+          <w:highlight w:val="yellow"/>
           <w:lang w:val="es-CO"/>
         </w:rPr>
       </w:pPr>
@@ -596,6 +619,7 @@
           <w:color w:val="303030"/>
           <w:sz w:val="22"/>
           <w:szCs w:val="20"/>
+          <w:highlight w:val="yellow"/>
           <w:lang w:val="es-CO"/>
         </w:rPr>
       </w:pPr>
@@ -609,6 +633,7 @@
           <w:color w:val="303030"/>
           <w:sz w:val="22"/>
           <w:szCs w:val="20"/>
+          <w:highlight w:val="yellow"/>
           <w:lang w:val="es-CO"/>
         </w:rPr>
       </w:pPr>
@@ -622,6 +647,7 @@
           <w:color w:val="303030"/>
           <w:sz w:val="22"/>
           <w:szCs w:val="20"/>
+          <w:highlight w:val="yellow"/>
           <w:lang w:val="es-CO"/>
         </w:rPr>
       </w:pPr>
@@ -635,6 +661,7 @@
           <w:color w:val="303030"/>
           <w:sz w:val="22"/>
           <w:szCs w:val="20"/>
+          <w:highlight w:val="yellow"/>
           <w:lang w:val="es-CO"/>
         </w:rPr>
       </w:pPr>
@@ -648,6 +675,7 @@
           <w:color w:val="303030"/>
           <w:sz w:val="22"/>
           <w:szCs w:val="20"/>
+          <w:highlight w:val="yellow"/>
           <w:lang w:val="es-CO"/>
         </w:rPr>
       </w:pPr>
@@ -726,6 +754,7 @@
           <w:color w:val="303030"/>
           <w:sz w:val="22"/>
           <w:szCs w:val="20"/>
+          <w:highlight w:val="cyan"/>
           <w:lang w:val="es-CO"/>
         </w:rPr>
       </w:pPr>
@@ -736,9 +765,10 @@
           <w:color w:val="303030"/>
           <w:sz w:val="22"/>
           <w:szCs w:val="20"/>
-          <w:lang w:val="es-CO"/>
-        </w:rPr>
-        <w:t>{var_3}</w:t>
+          <w:highlight w:val="cyan"/>
+          <w:lang w:val="es-CO"/>
+        </w:rPr>
+        <w:t>{ciudad}</w:t>
       </w:r>
       <w:r>
         <w:rPr>
@@ -747,8 +777,10 @@
           <w:color w:val="303030"/>
           <w:sz w:val="22"/>
           <w:szCs w:val="20"/>
-          <w:lang w:val="es-CO"/>
-        </w:rPr>
+          <w:highlight w:val="cyan"/>
+          <w:lang w:val="es-CO"/>
+        </w:rPr>
+        <w:t xml:space="preserve">, </w:t>
       </w:r>
       <w:commentRangeStart w:id="4"/>
       <w:r>
@@ -758,8 +790,10 @@
           <w:color w:val="303030"/>
           <w:sz w:val="22"/>
           <w:szCs w:val="20"/>
-          <w:lang w:val="es-CO"/>
-        </w:rPr>
+          <w:highlight w:val="cyan"/>
+          <w:lang w:val="es-CO"/>
+        </w:rPr>
+        <w:t>{departamento}</w:t>
       </w:r>
       <w:commentRangeEnd w:id="4"/>
       <w:r>
@@ -767,8 +801,10 @@
           <w:rStyle w:val="Refdecomentario"/>
           <w:rFonts w:ascii="Tahoma" w:eastAsia="Times New Roman" w:hAnsi="Tahoma"/>
           <w:szCs w:val="20"/>
+          <w:highlight w:val="cyan"/>
           <w:lang w:val="es-MX" w:eastAsia="es-MX"/>
         </w:rPr>
+        <w:commentReference w:id="4"/>
       </w:r>
     </w:p>
     <w:p>
@@ -780,6 +816,7 @@
           <w:b/>
           <w:color w:val="303030"/>
           <w:sz w:val="22"/>
+          <w:highlight w:val="yellow"/>
           <w:lang w:val="es-CO"/>
         </w:rPr>
       </w:pPr>
@@ -789,6 +826,7 @@
           <w:b/>
           <w:color w:val="303030"/>
           <w:sz w:val="22"/>
+          <w:highlight w:val="yellow"/>
           <w:lang w:val="es-CO"/>
         </w:rPr>
         <w:br w:type="page"/>
@@ -818,7 +856,7 @@
           <w:lang w:val="es-CO"/>
         </w:rPr>
         <w:lastRenderedPageBreak/>
-        <w:t>TABLA DE </w:t>
+        <w:t xml:space="preserve">TABLA DE </w:t>
       </w:r>
       <w:commentRangeStart w:id="5"/>
       <w:commentRangeStart w:id="6"/>
@@ -862,7 +900,7 @@
           <w:szCs w:val="32"/>
           <w:lang w:val="es-CO"/>
         </w:rPr>
-        <w:t> </w:t>
+        <w:t xml:space="preserve"> </w:t>
       </w:r>
     </w:p>
     <w:p>
@@ -892,6 +930,7 @@
           <w:noProof/>
           <w:color w:val="303030"/>
           <w:szCs w:val="22"/>
+          <w:highlight w:val="yellow"/>
           <w:lang w:eastAsia="es-MX"/>
         </w:rPr>
         <w:fldChar w:fldCharType="begin"/>
@@ -902,6 +941,7 @@
           <w:noProof/>
           <w:color w:val="303030"/>
           <w:szCs w:val="22"/>
+          <w:highlight w:val="yellow"/>
           <w:lang w:eastAsia="es-MX"/>
         </w:rPr>
         <w:instrText xml:space="preserve"> TOC \o "1-3" \h \z \u </w:instrText>
@@ -912,6 +952,7 @@
           <w:noProof/>
           <w:color w:val="303030"/>
           <w:szCs w:val="22"/>
+          <w:highlight w:val="yellow"/>
           <w:lang w:eastAsia="es-MX"/>
         </w:rPr>
         <w:fldChar w:fldCharType="separate"/>
@@ -2198,11 +2239,6 @@
           <w:fldChar w:fldCharType="end"/>
         </w:r>
       </w:hyperlink>
-    </w:p>
-    <w:p>
-      <w:r>
-        <w:t>{chart_indices}</w:t>
-      </w:r>
     </w:p>
     <w:p>
       <w:pPr>
@@ -2696,6 +2732,7 @@
           <w:caps w:val="0"/>
           <w:color w:val="303030"/>
           <w:szCs w:val="22"/>
+          <w:highlight w:val="yellow"/>
         </w:rPr>
       </w:pPr>
       <w:r>
@@ -2704,6 +2741,7 @@
           <w:noProof/>
           <w:color w:val="303030"/>
           <w:szCs w:val="22"/>
+          <w:highlight w:val="yellow"/>
           <w:lang w:eastAsia="es-MX"/>
         </w:rPr>
         <w:fldChar w:fldCharType="end"/>
@@ -2713,6 +2751,7 @@
           <w:rFonts w:eastAsia="Arial Unicode MS"/>
           <w:color w:val="303030"/>
           <w:szCs w:val="22"/>
+          <w:highlight w:val="yellow"/>
         </w:rPr>
         <w:br w:type="page"/>
       </w:r>
@@ -2739,7 +2778,7 @@
           <w:szCs w:val="32"/>
         </w:rPr>
         <w:lastRenderedPageBreak/>
-        <w:t>ÍNDICE DE </w:t>
+        <w:t xml:space="preserve">ÍNDICE DE </w:t>
       </w:r>
       <w:commentRangeStart w:id="7"/>
       <w:r>
@@ -2768,7 +2807,7 @@
           <w:sz w:val="32"/>
           <w:szCs w:val="32"/>
         </w:rPr>
-        <w:t> </w:t>
+        <w:t xml:space="preserve"> </w:t>
       </w:r>
     </w:p>
     <w:p>
@@ -2794,6 +2833,7 @@
           <w:noProof/>
           <w:color w:val="303030"/>
           <w:szCs w:val="20"/>
+          <w:highlight w:val="yellow"/>
           <w:lang w:val="es-CO"/>
         </w:rPr>
         <w:fldChar w:fldCharType="begin"/>
@@ -2805,6 +2845,7 @@
           <w:noProof/>
           <w:color w:val="303030"/>
           <w:szCs w:val="20"/>
+          <w:highlight w:val="yellow"/>
           <w:lang w:val="es-CO"/>
         </w:rPr>
         <w:instrText xml:space="preserve"> TOC \h \z \c "Tabla" </w:instrText>
@@ -2816,6 +2857,7 @@
           <w:noProof/>
           <w:color w:val="303030"/>
           <w:szCs w:val="20"/>
+          <w:highlight w:val="yellow"/>
           <w:lang w:val="es-CO"/>
         </w:rPr>
         <w:fldChar w:fldCharType="separate"/>
@@ -2911,7 +2953,7 @@
             <w:noProof/>
             <w:szCs w:val="20"/>
           </w:rPr>
-          <w:t>Tabla 2. </w:t>
+          <w:t xml:space="preserve">Tabla 2. </w:t>
         </w:r>
         <w:r>
           <w:rPr>
@@ -3421,7 +3463,7 @@
             <w:szCs w:val="20"/>
             <w:lang w:val="es-419"/>
           </w:rPr>
-          <w:t>Tabla 8. </w:t>
+          <w:t xml:space="preserve">Tabla 8. </w:t>
         </w:r>
         <w:r>
           <w:rPr>
@@ -3502,6 +3544,7 @@
           <w:noProof/>
           <w:color w:val="303030"/>
           <w:szCs w:val="20"/>
+          <w:highlight w:val="yellow"/>
           <w:lang w:val="es-CO"/>
         </w:rPr>
       </w:pPr>
@@ -3512,6 +3555,7 @@
           <w:noProof/>
           <w:color w:val="303030"/>
           <w:szCs w:val="20"/>
+          <w:highlight w:val="yellow"/>
           <w:lang w:val="es-CO"/>
         </w:rPr>
         <w:fldChar w:fldCharType="end"/>
@@ -3523,6 +3567,7 @@
           <w:noProof/>
           <w:color w:val="303030"/>
           <w:szCs w:val="20"/>
+          <w:highlight w:val="yellow"/>
           <w:lang w:val="es-CO"/>
         </w:rPr>
         <w:br w:type="page"/>
@@ -3554,7 +3599,7 @@
           <w:lang w:val="es-CO"/>
         </w:rPr>
         <w:lastRenderedPageBreak/>
-        <w:t>ÍNDICE DE </w:t>
+        <w:t xml:space="preserve">ÍNDICE DE </w:t>
       </w:r>
       <w:commentRangeStart w:id="8"/>
       <w:r>
@@ -3586,7 +3631,7 @@
           <w:szCs w:val="32"/>
           <w:lang w:val="es-CO"/>
         </w:rPr>
-        <w:t> </w:t>
+        <w:t xml:space="preserve"> </w:t>
       </w:r>
     </w:p>
     <w:p>
@@ -3612,6 +3657,7 @@
           <w:noProof/>
           <w:color w:val="303030"/>
           <w:szCs w:val="20"/>
+          <w:highlight w:val="yellow"/>
           <w:lang w:val="es-CO"/>
         </w:rPr>
         <w:fldChar w:fldCharType="begin"/>
@@ -3623,6 +3669,7 @@
           <w:noProof/>
           <w:color w:val="303030"/>
           <w:szCs w:val="20"/>
+          <w:highlight w:val="yellow"/>
           <w:lang w:val="es-CO"/>
         </w:rPr>
         <w:instrText xml:space="preserve"> TOC \h \z \c "Fotografía" </w:instrText>
@@ -3634,6 +3681,7 @@
           <w:noProof/>
           <w:color w:val="303030"/>
           <w:szCs w:val="20"/>
+          <w:highlight w:val="yellow"/>
           <w:lang w:val="es-CO"/>
         </w:rPr>
         <w:fldChar w:fldCharType="separate"/>
@@ -3647,7 +3695,7 @@
             <w:szCs w:val="20"/>
             <w:lang w:val="es-CO"/>
           </w:rPr>
-          <w:t>Fotografía 1. {tag_foto1_desc}</w:t>
+          <w:t>Fotografía 1. XXXX</w:t>
         </w:r>
         <w:r>
           <w:rPr>
@@ -3731,7 +3779,7 @@
             <w:szCs w:val="20"/>
             <w:lang w:val="es-CO"/>
           </w:rPr>
-          <w:t>Fotografía 2. {tag_foto2_desc}</w:t>
+          <w:t>Fotografía 2. XXXX</w:t>
         </w:r>
         <w:r>
           <w:rPr>
@@ -3801,6 +3849,7 @@
           <w:color w:val="303030"/>
           <w:sz w:val="20"/>
           <w:szCs w:val="20"/>
+          <w:highlight w:val="yellow"/>
           <w:lang w:val="es-CO" w:eastAsia="es-MX"/>
         </w:rPr>
       </w:pPr>
@@ -3812,6 +3861,7 @@
           <w:color w:val="303030"/>
           <w:sz w:val="20"/>
           <w:szCs w:val="20"/>
+          <w:highlight w:val="yellow"/>
           <w:lang w:val="es-CO" w:eastAsia="es-MX"/>
         </w:rPr>
         <w:fldChar w:fldCharType="end"/>
@@ -3824,6 +3874,7 @@
           <w:color w:val="303030"/>
           <w:sz w:val="20"/>
           <w:szCs w:val="20"/>
+          <w:highlight w:val="yellow"/>
           <w:lang w:val="es-CO" w:eastAsia="es-MX"/>
         </w:rPr>
         <w:br w:type="page"/>
@@ -3861,7 +3912,7 @@
           <w:szCs w:val="32"/>
           <w:lang w:val="es-CO"/>
         </w:rPr>
-        <w:t>NDICE DE </w:t>
+        <w:t xml:space="preserve">NDICE DE </w:t>
       </w:r>
       <w:commentRangeStart w:id="9"/>
       <w:r>
@@ -3909,6 +3960,7 @@
           <w:rFonts w:cs="Calibri"/>
           <w:color w:val="303030"/>
           <w:szCs w:val="20"/>
+          <w:highlight w:val="yellow"/>
           <w:lang w:val="es-CO"/>
         </w:rPr>
         <w:fldChar w:fldCharType="begin"/>
@@ -3918,6 +3970,7 @@
           <w:rFonts w:cs="Calibri"/>
           <w:color w:val="303030"/>
           <w:szCs w:val="20"/>
+          <w:highlight w:val="yellow"/>
           <w:lang w:val="es-CO"/>
         </w:rPr>
         <w:instrText xml:space="preserve"> TOC \h \z \c "Figura" </w:instrText>
@@ -3927,6 +3980,7 @@
           <w:rFonts w:cs="Calibri"/>
           <w:color w:val="303030"/>
           <w:szCs w:val="20"/>
+          <w:highlight w:val="yellow"/>
           <w:lang w:val="es-CO"/>
         </w:rPr>
         <w:fldChar w:fldCharType="separate"/>
@@ -3940,7 +3994,7 @@
             <w:color w:val="303030"/>
             <w:lang w:val="es-CO"/>
           </w:rPr>
-          <w:t>Figura 1. Ubicación geográfica </w:t>
+          <w:t xml:space="preserve">Figura 1. Ubicación geográfica </w:t>
         </w:r>
         <w:r>
           <w:rPr>
@@ -3948,6 +4002,7 @@
             <w:rFonts w:cs="Calibri"/>
             <w:noProof/>
             <w:color w:val="303030"/>
+            <w:highlight w:val="cyan"/>
             <w:lang w:val="es-CO"/>
           </w:rPr>
           <w:t>del punto</w:t>
@@ -3960,7 +4015,7 @@
             <w:color w:val="303030"/>
             <w:lang w:val="es-CO"/>
           </w:rPr>
-          <w:t> de monitoreo</w:t>
+          <w:t xml:space="preserve"> de monitoreo</w:t>
         </w:r>
         <w:r>
           <w:rPr>
@@ -4028,6 +4083,7 @@
           <w:color w:val="303030"/>
           <w:sz w:val="20"/>
           <w:szCs w:val="20"/>
+          <w:highlight w:val="yellow"/>
           <w:lang w:val="es-CO"/>
         </w:rPr>
       </w:pPr>
@@ -4037,6 +4093,7 @@
           <w:color w:val="303030"/>
           <w:sz w:val="20"/>
           <w:szCs w:val="20"/>
+          <w:highlight w:val="yellow"/>
           <w:lang w:val="es-CO"/>
         </w:rPr>
         <w:fldChar w:fldCharType="end"/>
@@ -4047,6 +4104,7 @@
           <w:color w:val="303030"/>
           <w:sz w:val="20"/>
           <w:szCs w:val="20"/>
+          <w:highlight w:val="yellow"/>
           <w:lang w:val="es-CO"/>
         </w:rPr>
         <w:br w:type="page"/>
@@ -4120,7 +4178,7 @@
           <w:sz w:val="22"/>
           <w:szCs w:val="22"/>
         </w:rPr>
-        <w:t>Realizar la evaluación de las condiciones hidrológicas </w:t>
+        <w:t xml:space="preserve">Realizar la evaluación de las condiciones hidrológicas </w:t>
       </w:r>
       <w:r>
         <w:rPr>
@@ -4128,6 +4186,7 @@
           <w:color w:val="303030"/>
           <w:sz w:val="22"/>
           <w:szCs w:val="22"/>
+          <w:highlight w:val="yellow"/>
         </w:rPr>
         <w:t>de los punto</w:t>
       </w:r>
@@ -4138,6 +4197,7 @@
           <w:color w:val="303030"/>
           <w:sz w:val="22"/>
           <w:szCs w:val="22"/>
+          <w:highlight w:val="yellow"/>
         </w:rPr>
         <w:t>s</w:t>
       </w:r>
@@ -4147,6 +4207,7 @@
           <w:rStyle w:val="Refdecomentario"/>
           <w:rFonts w:ascii="Tahoma" w:eastAsia="Times New Roman" w:hAnsi="Tahoma"/>
           <w:szCs w:val="20"/>
+          <w:highlight w:val="yellow"/>
           <w:lang w:val="es-MX" w:eastAsia="es-MX"/>
         </w:rPr>
         <w:commentReference w:id="29"/>
@@ -4158,7 +4219,7 @@
           <w:sz w:val="22"/>
           <w:szCs w:val="22"/>
         </w:rPr>
-        <w:t> de monitoreo </w:t>
+        <w:t xml:space="preserve"> de monitoreo </w:t>
       </w:r>
       <w:r>
         <w:rPr>
@@ -4166,6 +4227,7 @@
           <w:color w:val="303030"/>
           <w:sz w:val="22"/>
           <w:szCs w:val="22"/>
+          <w:highlight w:val="yellow"/>
         </w:rPr>
         <w:t>establecidos</w:t>
       </w:r>
@@ -4176,7 +4238,7 @@
           <w:sz w:val="22"/>
           <w:szCs w:val="22"/>
         </w:rPr>
-        <w:t> para el programa de control y seguimiento de calidad del agua de</w:t>
+        <w:t xml:space="preserve"> para el programa de control y seguimiento de calidad del agua de</w:t>
       </w:r>
       <w:r>
         <w:rPr>
@@ -4185,7 +4247,7 @@
           <w:sz w:val="22"/>
           <w:szCs w:val="22"/>
         </w:rPr>
-        <w:t> la organización</w:t>
+        <w:t xml:space="preserve"> la organización</w:t>
       </w:r>
       <w:r>
         <w:rPr>
@@ -4194,7 +4256,7 @@
           <w:sz w:val="22"/>
           <w:szCs w:val="22"/>
         </w:rPr>
-        <w:t> </w:t>
+        <w:t xml:space="preserve"> </w:t>
       </w:r>
       <w:r>
         <w:rPr>
@@ -4204,8 +4266,9 @@
           <w:color w:val="303030"/>
           <w:sz w:val="22"/>
           <w:szCs w:val="22"/>
-        </w:rPr>
-        <w:t>{var_1}</w:t>
+          <w:highlight w:val="cyan"/>
+        </w:rPr>
+        <w:t>NOMBRE CLIENTE</w:t>
       </w:r>
       <w:r>
         <w:rPr>
@@ -4224,7 +4287,7 @@
       <w:bookmarkStart w:id="30" w:name="_Toc214355438"/>
       <w:bookmarkEnd w:id="20"/>
       <w:r>
-        <w:t>Objetivos </w:t>
+        <w:t xml:space="preserve">Objetivos </w:t>
       </w:r>
       <w:r>
         <w:t>e</w:t>
@@ -4336,6 +4399,7 @@
           <w:color w:val="303030"/>
           <w:sz w:val="22"/>
           <w:szCs w:val="22"/>
+          <w:highlight w:val="cyan"/>
         </w:rPr>
       </w:pPr>
     </w:p>
@@ -4348,6 +4412,7 @@
           <w:color w:val="303030"/>
           <w:sz w:val="22"/>
           <w:szCs w:val="22"/>
+          <w:highlight w:val="yellow"/>
           <w:lang w:val="es-CO"/>
         </w:rPr>
       </w:pPr>
@@ -4376,6 +4441,7 @@
           <w:color w:val="303030"/>
           <w:sz w:val="48"/>
           <w:szCs w:val="20"/>
+          <w:highlight w:val="yellow"/>
           <w:lang w:val="es-CO" w:eastAsia="es-MX"/>
         </w:rPr>
       </w:pPr>
@@ -4386,6 +4452,7 @@
           <w:bCs/>
           <w:color w:val="303030"/>
           <w:sz w:val="48"/>
+          <w:highlight w:val="yellow"/>
           <w:lang w:val="es-CO" w:eastAsia="es-MX"/>
         </w:rPr>
         <w:br w:type="page"/>
@@ -4404,7 +4471,7 @@
       <w:bookmarkEnd w:id="35"/>
       <w:r>
         <w:lastRenderedPageBreak/>
-        <w:t>CONDICIONES </w:t>
+        <w:t xml:space="preserve">CONDICIONES </w:t>
       </w:r>
       <w:r>
         <w:t>GENERALES</w:t>
@@ -4419,7 +4486,7 @@
       <w:bookmarkStart w:id="38" w:name="_Toc19781413"/>
       <w:bookmarkStart w:id="39" w:name="_Toc214355440"/>
       <w:r>
-        <w:t>Información de la </w:t>
+        <w:t xml:space="preserve">Información de la </w:t>
       </w:r>
       <w:commentRangeStart w:id="40"/>
       <w:r>
@@ -4516,7 +4583,7 @@
                 <w:szCs w:val="22"/>
                 <w:lang w:val="es-CO"/>
               </w:rPr>
-              <w:t> social:</w:t>
+              <w:t xml:space="preserve"> social:</w:t>
             </w:r>
           </w:p>
         </w:tc>
@@ -4542,7 +4609,7 @@
                 <w:sz w:val="22"/>
                 <w:szCs w:val="22"/>
               </w:rPr>
-              <w:t>{tag_razon_social}</w:t>
+              <w:t>{razon_social}</w:t>
             </w:r>
           </w:p>
         </w:tc>
@@ -4599,7 +4666,7 @@
                 <w:sz w:val="22"/>
                 <w:szCs w:val="22"/>
               </w:rPr>
-              <w:t>{tag_correo_valor}</w:t>
+              <w:t>Relacionado en la OIT</w:t>
             </w:r>
           </w:p>
         </w:tc>
@@ -4656,7 +4723,7 @@
                 <w:sz w:val="22"/>
                 <w:szCs w:val="22"/>
               </w:rPr>
-              <w:t>{tag_representante}</w:t>
+              <w:t>{nombre_representante_cliente}</w:t>
             </w:r>
           </w:p>
         </w:tc>
@@ -4687,7 +4754,7 @@
                 <w:szCs w:val="22"/>
                 <w:lang w:val="es-CO"/>
               </w:rPr>
-              <w:t>Teléfono: </w:t>
+              <w:t xml:space="preserve">Teléfono: </w:t>
             </w:r>
           </w:p>
         </w:tc>
@@ -4713,7 +4780,7 @@
                 <w:sz w:val="22"/>
                 <w:szCs w:val="22"/>
               </w:rPr>
-              <w:t>{tag_telefono_valor}</w:t>
+              <w:t>{telefono_representante}</w:t>
             </w:r>
           </w:p>
         </w:tc>
@@ -4770,7 +4837,7 @@
                 <w:sz w:val="22"/>
                 <w:szCs w:val="22"/>
               </w:rPr>
-              <w:t>{tag_direccion}</w:t>
+              <w:t>{direccion_cliente}</w:t>
             </w:r>
           </w:p>
         </w:tc>
@@ -4827,7 +4894,7 @@
                 <w:sz w:val="22"/>
                 <w:szCs w:val="22"/>
               </w:rPr>
-              <w:t>{tag_departamento}</w:t>
+              <w:t>{departamento_monitoreo}</w:t>
             </w:r>
           </w:p>
         </w:tc>
@@ -4869,7 +4936,7 @@
                 <w:szCs w:val="22"/>
                 <w:lang w:val="es-CO"/>
               </w:rPr>
-              <w:t>unicipio: </w:t>
+              <w:t xml:space="preserve">unicipio: </w:t>
             </w:r>
             <w:r>
               <w:rPr>
@@ -4905,7 +4972,7 @@
                 <w:sz w:val="22"/>
                 <w:szCs w:val="22"/>
               </w:rPr>
-              <w:t>{tag_ciudad}</w:t>
+              <w:t>{municipio_monitoreo}</w:t>
             </w:r>
           </w:p>
         </w:tc>
@@ -4962,7 +5029,7 @@
                 <w:sz w:val="22"/>
                 <w:szCs w:val="22"/>
               </w:rPr>
-              <w:t>{tag_actividad_economica} </w:t>
+              <w:t xml:space="preserve">Se obtiene del RUES o la página web del cliente </w:t>
             </w:r>
           </w:p>
         </w:tc>
@@ -4974,7 +5041,7 @@
       </w:pPr>
       <w:bookmarkStart w:id="50" w:name="_Toc214355441"/>
       <w:r>
-        <w:t>Empresa responsable del </w:t>
+        <w:t xml:space="preserve">Empresa responsable del </w:t>
       </w:r>
       <w:bookmarkEnd w:id="41"/>
       <w:r>
@@ -5010,7 +5077,7 @@
           <w:szCs w:val="22"/>
           <w:lang w:val="es-ES"/>
         </w:rPr>
-        <w:t>La visita de campo fue realizada por el laboratorio </w:t>
+        <w:t xml:space="preserve">La visita de campo fue realizada por el laboratorio </w:t>
       </w:r>
       <w:r>
         <w:rPr>
@@ -5042,7 +5109,7 @@
           <w:szCs w:val="22"/>
           <w:lang w:val="es-ES"/>
         </w:rPr>
-        <w:t> </w:t>
+        <w:t xml:space="preserve"> </w:t>
       </w:r>
       <w:r>
         <w:rPr>
@@ -5052,7 +5119,7 @@
           <w:szCs w:val="22"/>
           <w:lang w:val="es-ES"/>
         </w:rPr>
-        <w:t>el NIT 900027049-2. </w:t>
+        <w:t xml:space="preserve">el NIT 900027049-2. </w:t>
       </w:r>
       <w:r>
         <w:rPr>
@@ -5070,7 +5137,7 @@
           <w:sz w:val="22"/>
           <w:szCs w:val="22"/>
         </w:rPr>
-        <w:t> </w:t>
+        <w:t xml:space="preserve"> </w:t>
       </w:r>
       <w:r>
         <w:rPr>
@@ -5125,7 +5192,7 @@
           <w:szCs w:val="22"/>
           <w:lang w:val="es-CO"/>
         </w:rPr>
-        <w:t>Tabla </w:t>
+        <w:t xml:space="preserve">Tabla </w:t>
       </w:r>
       <w:r>
         <w:rPr>
@@ -5169,7 +5236,7 @@
           <w:sz w:val="22"/>
           <w:szCs w:val="22"/>
         </w:rPr>
-        <w:t> se relacionan los laboratorios </w:t>
+        <w:t xml:space="preserve"> se relacionan los laboratorios </w:t>
       </w:r>
       <w:r>
         <w:rPr>
@@ -5178,7 +5245,7 @@
           <w:sz w:val="22"/>
           <w:szCs w:val="22"/>
         </w:rPr>
-        <w:t>que serían </w:t>
+        <w:t xml:space="preserve">que serían </w:t>
       </w:r>
       <w:r>
         <w:rPr>
@@ -5196,7 +5263,7 @@
           <w:sz w:val="22"/>
           <w:szCs w:val="22"/>
         </w:rPr>
-        <w:t>. </w:t>
+        <w:t xml:space="preserve">. </w:t>
       </w:r>
     </w:p>
     <w:p>
@@ -5236,7 +5303,7 @@
           <w:szCs w:val="20"/>
           <w:lang w:val="es-CO"/>
         </w:rPr>
-        <w:t>Tabla </w:t>
+        <w:t xml:space="preserve">Tabla </w:t>
       </w:r>
       <w:r>
         <w:rPr>
@@ -5317,7 +5384,7 @@
           <w:szCs w:val="20"/>
           <w:lang w:val="es-CO"/>
         </w:rPr>
-        <w:t> </w:t>
+        <w:t xml:space="preserve"> </w:t>
       </w:r>
     </w:p>
     <w:tbl>
@@ -5353,6 +5420,7 @@
           <w:tcPr>
             <w:tcW w:w="1518" w:type="pct"/>
             <w:vMerge w:val="restart"/>
+            <w:shd w:val="clear" w:color="auto" w:fill="004CAB"/>
             <w:noWrap/>
             <w:vAlign w:val="center"/>
             <w:hideMark/>
@@ -5388,6 +5456,7 @@
           <w:tcPr>
             <w:tcW w:w="1771" w:type="pct"/>
             <w:vMerge w:val="restart"/>
+            <w:shd w:val="clear" w:color="auto" w:fill="004CAB"/>
             <w:vAlign w:val="center"/>
             <w:hideMark/>
           </w:tcPr>
@@ -5422,6 +5491,7 @@
           <w:tcPr>
             <w:tcW w:w="1711" w:type="pct"/>
             <w:vMerge w:val="restart"/>
+            <w:shd w:val="clear" w:color="auto" w:fill="004CAB"/>
             <w:vAlign w:val="center"/>
             <w:hideMark/>
           </w:tcPr>
@@ -5463,6 +5533,7 @@
           <w:tcPr>
             <w:tcW w:w="1518" w:type="pct"/>
             <w:vMerge/>
+            <w:shd w:val="clear" w:color="auto" w:fill="004CAB"/>
             <w:vAlign w:val="center"/>
             <w:hideMark/>
           </w:tcPr>
@@ -5485,6 +5556,7 @@
           <w:tcPr>
             <w:tcW w:w="1771" w:type="pct"/>
             <w:vMerge/>
+            <w:shd w:val="clear" w:color="auto" w:fill="004CAB"/>
             <w:vAlign w:val="center"/>
             <w:hideMark/>
           </w:tcPr>
@@ -5507,6 +5579,7 @@
           <w:tcPr>
             <w:tcW w:w="1711" w:type="pct"/>
             <w:vMerge/>
+            <w:shd w:val="clear" w:color="auto" w:fill="004CAB"/>
             <w:vAlign w:val="center"/>
             <w:hideMark/>
           </w:tcPr>
@@ -5534,6 +5607,7 @@
         <w:tc>
           <w:tcPr>
             <w:tcW w:w="1518" w:type="pct"/>
+            <w:shd w:val="clear" w:color="auto" w:fill="auto"/>
             <w:noWrap/>
             <w:vAlign w:val="center"/>
             <w:hideMark/>
@@ -5557,13 +5631,14 @@
                 <w:szCs w:val="20"/>
                 <w:lang w:val="es-CO" w:eastAsia="es-CO"/>
               </w:rPr>
-              <w:t>{tag_lab_nombre}</w:t>
+              <w:t>Nombre Laboratorio</w:t>
             </w:r>
           </w:p>
         </w:tc>
         <w:tc>
           <w:tcPr>
             <w:tcW w:w="1771" w:type="pct"/>
+            <w:shd w:val="clear" w:color="auto" w:fill="auto"/>
             <w:noWrap/>
             <w:vAlign w:val="center"/>
           </w:tcPr>
@@ -5586,13 +5661,14 @@
                 <w:szCs w:val="20"/>
                 <w:lang w:val="es-CO" w:eastAsia="es-CO"/>
               </w:rPr>
-              <w:t>{tag_lab_parametro} </w:t>
+              <w:t xml:space="preserve">Nombre parámetro </w:t>
             </w:r>
           </w:p>
         </w:tc>
         <w:tc>
           <w:tcPr>
             <w:tcW w:w="1711" w:type="pct"/>
+            <w:shd w:val="clear" w:color="auto" w:fill="auto"/>
             <w:noWrap/>
             <w:vAlign w:val="center"/>
             <w:hideMark/>
@@ -5615,7 +5691,7 @@
                 <w:sz w:val="20"/>
                 <w:szCs w:val="20"/>
               </w:rPr>
-              <w:t>Número y </w:t>
+              <w:t xml:space="preserve">Número y </w:t>
             </w:r>
             <w:commentRangeStart w:id="56"/>
             <w:r>
@@ -5644,7 +5720,7 @@
                 <w:sz w:val="20"/>
                 <w:szCs w:val="20"/>
               </w:rPr>
-              <w:t> de Resolución</w:t>
+              <w:t xml:space="preserve"> de Resolución</w:t>
             </w:r>
           </w:p>
         </w:tc>
@@ -5671,7 +5747,7 @@
           <w:sz w:val="20"/>
           <w:lang w:val="es-CO"/>
         </w:rPr>
-        <w:t>Fuente: </w:t>
+        <w:t xml:space="preserve">Fuente: </w:t>
       </w:r>
       <w:commentRangeStart w:id="57"/>
       <w:r>
@@ -5702,7 +5778,7 @@
           <w:sz w:val="20"/>
           <w:lang w:val="es-CO"/>
         </w:rPr>
-        <w:t>., </w:t>
+        <w:t xml:space="preserve">., </w:t>
       </w:r>
       <w:commentRangeStart w:id="58"/>
       <w:r>
@@ -5713,7 +5789,7 @@
           <w:sz w:val="20"/>
           <w:lang w:val="es-CO"/>
         </w:rPr>
-        <w:t>XXXX.</w:t>
+        <w:t>{referencia}</w:t>
       </w:r>
       <w:commentRangeEnd w:id="58"/>
       <w:r>
@@ -5735,6 +5811,7 @@
           <w:color w:val="303030"/>
           <w:sz w:val="22"/>
           <w:szCs w:val="22"/>
+          <w:highlight w:val="magenta"/>
           <w:lang w:val="es-CO"/>
         </w:rPr>
       </w:pPr>
@@ -5744,9 +5821,10 @@
           <w:color w:val="303030"/>
           <w:sz w:val="22"/>
           <w:szCs w:val="22"/>
-          <w:lang w:val="es-CO"/>
-        </w:rPr>
-        <w:t>Asimismo, la </w:t>
+          <w:highlight w:val="magenta"/>
+          <w:lang w:val="es-CO"/>
+        </w:rPr>
+        <w:t xml:space="preserve">Asimismo, la </w:t>
       </w:r>
       <w:r>
         <w:rPr>
@@ -5756,6 +5834,7 @@
           <w:color w:val="303030"/>
           <w:sz w:val="22"/>
           <w:szCs w:val="22"/>
+          <w:highlight w:val="magenta"/>
           <w:lang w:val="es-CO"/>
         </w:rPr>
         <w:fldChar w:fldCharType="begin"/>
@@ -5768,6 +5847,7 @@
           <w:color w:val="303030"/>
           <w:sz w:val="22"/>
           <w:szCs w:val="22"/>
+          <w:highlight w:val="magenta"/>
           <w:lang w:val="es-CO"/>
         </w:rPr>
         <w:instrText xml:space="preserve"> REF _Ref210901510 \h  \* MERGEFORMAT </w:instrText>
@@ -5780,6 +5860,7 @@
           <w:color w:val="303030"/>
           <w:sz w:val="22"/>
           <w:szCs w:val="22"/>
+          <w:highlight w:val="magenta"/>
           <w:lang w:val="es-CO"/>
         </w:rPr>
       </w:r>
@@ -5791,6 +5872,7 @@
           <w:color w:val="303030"/>
           <w:sz w:val="22"/>
           <w:szCs w:val="22"/>
+          <w:highlight w:val="magenta"/>
           <w:lang w:val="es-CO"/>
         </w:rPr>
         <w:fldChar w:fldCharType="separate"/>
@@ -5803,8 +5885,9 @@
           <w:color w:val="303030"/>
           <w:sz w:val="22"/>
           <w:szCs w:val="22"/>
-        </w:rPr>
-        <w:t>Tabla </w:t>
+          <w:highlight w:val="magenta"/>
+        </w:rPr>
+        <w:t xml:space="preserve">Tabla </w:t>
       </w:r>
       <w:r>
         <w:rPr>
@@ -5815,6 +5898,7 @@
           <w:color w:val="303030"/>
           <w:sz w:val="22"/>
           <w:szCs w:val="22"/>
+          <w:highlight w:val="magenta"/>
         </w:rPr>
         <w:t>2</w:t>
       </w:r>
@@ -5826,6 +5910,7 @@
           <w:color w:val="303030"/>
           <w:sz w:val="22"/>
           <w:szCs w:val="22"/>
+          <w:highlight w:val="magenta"/>
           <w:lang w:val="es-CO"/>
         </w:rPr>
         <w:fldChar w:fldCharType="end"/>
@@ -5838,6 +5923,7 @@
           <w:color w:val="303030"/>
           <w:sz w:val="22"/>
           <w:szCs w:val="22"/>
+          <w:highlight w:val="magenta"/>
           <w:lang w:val="es-CO"/>
         </w:rPr>
         <w:t>,</w:t>
@@ -5848,9 +5934,10 @@
           <w:color w:val="303030"/>
           <w:sz w:val="22"/>
           <w:szCs w:val="22"/>
-          <w:lang w:val="es-CO"/>
-        </w:rPr>
-        <w:t> </w:t>
+          <w:highlight w:val="magenta"/>
+          <w:lang w:val="es-CO"/>
+        </w:rPr>
+        <w:t xml:space="preserve"> </w:t>
       </w:r>
       <w:r>
         <w:rPr>
@@ -5858,8 +5945,9 @@
           <w:color w:val="303030"/>
           <w:sz w:val="22"/>
           <w:szCs w:val="22"/>
-        </w:rPr>
-        <w:t>se presentan aquel parámetro que no se encuentra acreditado, pero que fue analizado por el </w:t>
+          <w:highlight w:val="magenta"/>
+        </w:rPr>
+        <w:t xml:space="preserve">se presentan aquel parámetro que no se encuentra acreditado, pero que fue analizado por el </w:t>
       </w:r>
       <w:commentRangeStart w:id="59"/>
       <w:r>
@@ -5868,6 +5956,7 @@
           <w:color w:val="303030"/>
           <w:sz w:val="22"/>
           <w:szCs w:val="22"/>
+          <w:highlight w:val="magenta"/>
         </w:rPr>
         <w:t>laboratorio</w:t>
       </w:r>
@@ -5887,9 +5976,10 @@
           <w:color w:val="303030"/>
           <w:sz w:val="22"/>
           <w:szCs w:val="22"/>
-          <w:lang w:val="es-CO"/>
-        </w:rPr>
-        <w:t>. </w:t>
+          <w:highlight w:val="magenta"/>
+          <w:lang w:val="es-CO"/>
+        </w:rPr>
+        <w:t xml:space="preserve">. </w:t>
       </w:r>
     </w:p>
     <w:p>
@@ -5901,6 +5991,7 @@
         <w:rPr>
           <w:rFonts w:ascii="Avenir Next LT Pro" w:hAnsi="Avenir Next LT Pro"/>
           <w:color w:val="303030"/>
+          <w:highlight w:val="magenta"/>
         </w:rPr>
       </w:pPr>
       <w:bookmarkStart w:id="60" w:name="_Ref210901510"/>
@@ -5911,13 +6002,15 @@
         <w:rPr>
           <w:rFonts w:ascii="Avenir Next LT Pro" w:hAnsi="Avenir Next LT Pro"/>
           <w:color w:val="303030"/>
-        </w:rPr>
-        <w:t>Tabla </w:t>
+          <w:highlight w:val="magenta"/>
+        </w:rPr>
+        <w:t xml:space="preserve">Tabla </w:t>
       </w:r>
       <w:r>
         <w:rPr>
           <w:rFonts w:ascii="Avenir Next LT Pro" w:hAnsi="Avenir Next LT Pro"/>
           <w:color w:val="303030"/>
+          <w:highlight w:val="magenta"/>
         </w:rPr>
         <w:fldChar w:fldCharType="begin"/>
       </w:r>
@@ -5925,6 +6018,7 @@
         <w:rPr>
           <w:rFonts w:ascii="Avenir Next LT Pro" w:hAnsi="Avenir Next LT Pro"/>
           <w:color w:val="303030"/>
+          <w:highlight w:val="magenta"/>
         </w:rPr>
         <w:instrText xml:space="preserve"> SEQ Tabla \* ARABIC </w:instrText>
       </w:r>
@@ -5932,6 +6026,7 @@
         <w:rPr>
           <w:rFonts w:ascii="Avenir Next LT Pro" w:hAnsi="Avenir Next LT Pro"/>
           <w:color w:val="303030"/>
+          <w:highlight w:val="magenta"/>
         </w:rPr>
         <w:fldChar w:fldCharType="separate"/>
       </w:r>
@@ -5940,6 +6035,7 @@
           <w:rFonts w:ascii="Avenir Next LT Pro" w:hAnsi="Avenir Next LT Pro"/>
           <w:noProof/>
           <w:color w:val="303030"/>
+          <w:highlight w:val="magenta"/>
         </w:rPr>
         <w:t>2</w:t>
       </w:r>
@@ -5947,6 +6043,7 @@
         <w:rPr>
           <w:rFonts w:ascii="Avenir Next LT Pro" w:hAnsi="Avenir Next LT Pro"/>
           <w:color w:val="303030"/>
+          <w:highlight w:val="magenta"/>
         </w:rPr>
         <w:fldChar w:fldCharType="end"/>
       </w:r>
@@ -5955,14 +6052,16 @@
         <w:rPr>
           <w:rFonts w:ascii="Avenir Next LT Pro" w:hAnsi="Avenir Next LT Pro"/>
           <w:color w:val="303030"/>
-        </w:rPr>
-        <w:t>. </w:t>
+          <w:highlight w:val="magenta"/>
+        </w:rPr>
+        <w:t xml:space="preserve">. </w:t>
       </w:r>
       <w:bookmarkStart w:id="64" w:name="_Hlk103075186"/>
       <w:r>
         <w:rPr>
           <w:rFonts w:ascii="Avenir Next LT Pro" w:hAnsi="Avenir Next LT Pro" w:cstheme="majorHAnsi"/>
           <w:color w:val="303030"/>
+          <w:highlight w:val="magenta"/>
         </w:rPr>
         <w:t>Laboratorio responsable del análisis no acreditado.</w:t>
       </w:r>
@@ -6000,6 +6099,7 @@
         <w:tc>
           <w:tcPr>
             <w:tcW w:w="1708" w:type="pct"/>
+            <w:shd w:val="clear" w:color="auto" w:fill="004CAB"/>
             <w:vAlign w:val="center"/>
             <w:hideMark/>
           </w:tcPr>
@@ -6014,6 +6114,7 @@
                 <w:color w:val="FFFFFF" w:themeColor="background1"/>
                 <w:sz w:val="20"/>
                 <w:szCs w:val="20"/>
+                <w:highlight w:val="magenta"/>
                 <w:lang w:val="es-CO"/>
               </w:rPr>
             </w:pPr>
@@ -6025,6 +6126,7 @@
                 <w:color w:val="FFFFFF" w:themeColor="background1"/>
                 <w:sz w:val="20"/>
                 <w:szCs w:val="20"/>
+                <w:highlight w:val="magenta"/>
                 <w:lang w:val="es-CO"/>
               </w:rPr>
               <w:t>Laboratorio</w:t>
@@ -6034,6 +6136,7 @@
         <w:tc>
           <w:tcPr>
             <w:tcW w:w="3292" w:type="pct"/>
+            <w:shd w:val="clear" w:color="auto" w:fill="004CAB"/>
             <w:vAlign w:val="center"/>
             <w:hideMark/>
           </w:tcPr>
@@ -6048,6 +6151,7 @@
                 <w:color w:val="FFFFFF" w:themeColor="background1"/>
                 <w:sz w:val="20"/>
                 <w:szCs w:val="20"/>
+                <w:highlight w:val="magenta"/>
                 <w:lang w:val="es-CO"/>
               </w:rPr>
             </w:pPr>
@@ -6059,6 +6163,7 @@
                 <w:color w:val="FFFFFF" w:themeColor="background1"/>
                 <w:sz w:val="20"/>
                 <w:szCs w:val="20"/>
+                <w:highlight w:val="magenta"/>
                 <w:lang w:val="es-CO"/>
               </w:rPr>
               <w:t>Parámetro</w:t>
@@ -6073,6 +6178,7 @@
         <w:tc>
           <w:tcPr>
             <w:tcW w:w="1708" w:type="pct"/>
+            <w:shd w:val="clear" w:color="auto" w:fill="auto"/>
             <w:vAlign w:val="center"/>
           </w:tcPr>
           <w:p>
@@ -6084,6 +6190,7 @@
                 <w:color w:val="303030"/>
                 <w:sz w:val="20"/>
                 <w:szCs w:val="20"/>
+                <w:highlight w:val="magenta"/>
                 <w:lang w:val="es-CO"/>
               </w:rPr>
             </w:pPr>
@@ -6098,6 +6205,7 @@
               <w:bottom w:val="single" w:sz="4" w:space="0" w:color="808080"/>
               <w:right w:val="single" w:sz="4" w:space="0" w:color="808080"/>
             </w:tcBorders>
+            <w:shd w:val="clear" w:color="auto" w:fill="auto"/>
             <w:noWrap/>
             <w:vAlign w:val="center"/>
           </w:tcPr>
@@ -6110,6 +6218,7 @@
                 <w:color w:val="303030"/>
                 <w:sz w:val="20"/>
                 <w:szCs w:val="20"/>
+                <w:highlight w:val="magenta"/>
                 <w:lang w:val="es-CO"/>
               </w:rPr>
             </w:pPr>
@@ -6143,9 +6252,10 @@
           <w:color w:val="303030"/>
           <w:sz w:val="20"/>
           <w:szCs w:val="20"/>
-          <w:lang w:val="es-CO"/>
-        </w:rPr>
-        <w:t>Fuente: SERAMBIENTE S.A.S., {tag_year}</w:t>
+          <w:highlight w:val="magenta"/>
+          <w:lang w:val="es-CO"/>
+        </w:rPr>
+        <w:t>Fuente: SERAMBIENTE S.A.S., 202</w:t>
       </w:r>
       <w:r>
         <w:rPr>
@@ -6157,6 +6267,22 @@
           <w:color w:val="303030"/>
           <w:sz w:val="20"/>
           <w:szCs w:val="20"/>
+          <w:highlight w:val="magenta"/>
+          <w:lang w:val="es-CO"/>
+        </w:rPr>
+        <w:t>X</w:t>
+      </w:r>
+      <w:r>
+        <w:rPr>
+          <w:rStyle w:val="nfasis"/>
+          <w:rFonts w:ascii="Avenir Next LT Pro" w:hAnsi="Avenir Next LT Pro" w:cstheme="majorHAnsi"/>
+          <w:b w:val="0"/>
+          <w:bCs w:val="0"/>
+          <w:i/>
+          <w:color w:val="303030"/>
+          <w:sz w:val="20"/>
+          <w:szCs w:val="20"/>
+          <w:highlight w:val="magenta"/>
           <w:lang w:val="es-CO"/>
         </w:rPr>
         <w:t>.</w:t>
@@ -6184,7 +6310,7 @@
           <w:szCs w:val="22"/>
           <w:lang w:val="es-ES"/>
         </w:rPr>
-        <w:t>Seguidamente, en </w:t>
+        <w:t xml:space="preserve">Seguidamente, en </w:t>
       </w:r>
       <w:r>
         <w:rPr>
@@ -6194,7 +6320,7 @@
           <w:szCs w:val="22"/>
           <w:lang w:val="es-ES"/>
         </w:rPr>
-        <w:t>la </w:t>
+        <w:t xml:space="preserve">la </w:t>
       </w:r>
       <w:r>
         <w:rPr>
@@ -6258,7 +6384,7 @@
           <w:szCs w:val="22"/>
           <w:lang w:val="es-CO"/>
         </w:rPr>
-        <w:t>Tabla </w:t>
+        <w:t xml:space="preserve">Tabla </w:t>
       </w:r>
       <w:r>
         <w:rPr>
@@ -6291,7 +6417,7 @@
           <w:szCs w:val="22"/>
           <w:lang w:val="es-ES"/>
         </w:rPr>
-        <w:t> se presentan</w:t>
+        <w:t xml:space="preserve"> </w:t>
       </w:r>
       <w:r>
         <w:rPr>
@@ -6301,7 +6427,17 @@
           <w:szCs w:val="22"/>
           <w:lang w:val="es-ES"/>
         </w:rPr>
-        <w:t> los datos generales del monitoreo.</w:t>
+        <w:t>se presentan</w:t>
+      </w:r>
+      <w:r>
+        <w:rPr>
+          <w:rFonts w:ascii="Avenir Next LT Pro" w:hAnsi="Avenir Next LT Pro" w:cstheme="majorHAnsi"/>
+          <w:color w:val="303030"/>
+          <w:sz w:val="22"/>
+          <w:szCs w:val="22"/>
+          <w:lang w:val="es-ES"/>
+        </w:rPr>
+        <w:t xml:space="preserve"> los datos generales del monitoreo.</w:t>
       </w:r>
       <w:r>
         <w:rPr>
@@ -6313,7 +6449,7 @@
           <w:szCs w:val="22"/>
           <w:lang w:val="es-ES"/>
         </w:rPr>
-        <w:t> </w:t>
+        <w:t xml:space="preserve"> </w:t>
       </w:r>
     </w:p>
     <w:p>
@@ -6356,7 +6492,7 @@
           <w:lang w:val="es-CO"/>
         </w:rPr>
         <w:lastRenderedPageBreak/>
-        <w:t>Tabla </w:t>
+        <w:t xml:space="preserve">Tabla </w:t>
       </w:r>
       <w:r>
         <w:rPr>
@@ -6425,7 +6561,7 @@
           <w:szCs w:val="20"/>
           <w:lang w:val="es-CO"/>
         </w:rPr>
-        <w:t>. </w:t>
+        <w:t xml:space="preserve">. </w:t>
       </w:r>
       <w:bookmarkEnd w:id="52"/>
       <w:bookmarkEnd w:id="66"/>
@@ -6451,7 +6587,7 @@
           <w:szCs w:val="20"/>
           <w:lang w:val="es-CO"/>
         </w:rPr>
-        <w:t> </w:t>
+        <w:t xml:space="preserve"> </w:t>
       </w:r>
     </w:p>
     <w:tbl>
@@ -6483,6 +6619,7 @@
         <w:tc>
           <w:tcPr>
             <w:tcW w:w="1868" w:type="pct"/>
+            <w:shd w:val="clear" w:color="auto" w:fill="004CAB"/>
             <w:noWrap/>
             <w:vAlign w:val="center"/>
           </w:tcPr>
@@ -6509,13 +6646,14 @@
                 <w:szCs w:val="20"/>
                 <w:lang w:val="es-CO" w:eastAsia="es-CO"/>
               </w:rPr>
-              <w:t>{tag_fecha_monitoreo}</w:t>
+              <w:t>Fecha de monitoreo</w:t>
             </w:r>
           </w:p>
         </w:tc>
         <w:tc>
           <w:tcPr>
             <w:tcW w:w="3132" w:type="pct"/>
+            <w:shd w:val="clear" w:color="auto" w:fill="auto"/>
             <w:noWrap/>
             <w:vAlign w:val="center"/>
           </w:tcPr>
@@ -6530,6 +6668,9 @@
                 <w:lang w:val="es-CO" w:eastAsia="es-CO"/>
               </w:rPr>
             </w:pPr>
+            <w:r>
+              <w:t>{fecha_monitoreo}</w:t>
+            </w:r>
           </w:p>
         </w:tc>
       </w:tr>
@@ -6540,6 +6681,7 @@
         <w:tc>
           <w:tcPr>
             <w:tcW w:w="1868" w:type="pct"/>
+            <w:shd w:val="clear" w:color="auto" w:fill="004CAB"/>
             <w:noWrap/>
             <w:vAlign w:val="center"/>
           </w:tcPr>
@@ -6566,13 +6708,14 @@
                 <w:szCs w:val="20"/>
                 <w:lang w:val="es-CO" w:eastAsia="es-CO"/>
               </w:rPr>
-              <w:t>{tag_lugar_monitoreo}</w:t>
+              <w:t>Lugar de monitoreo</w:t>
             </w:r>
           </w:p>
         </w:tc>
         <w:tc>
           <w:tcPr>
             <w:tcW w:w="3132" w:type="pct"/>
+            <w:shd w:val="clear" w:color="auto" w:fill="auto"/>
             <w:noWrap/>
             <w:vAlign w:val="center"/>
           </w:tcPr>
@@ -6587,6 +6730,9 @@
                 <w:lang w:val="es-CO" w:eastAsia="es-CO"/>
               </w:rPr>
             </w:pPr>
+            <w:r>
+              <w:t>{lugar_monitoreo}</w:t>
+            </w:r>
           </w:p>
         </w:tc>
       </w:tr>
@@ -6597,6 +6743,7 @@
         <w:tc>
           <w:tcPr>
             <w:tcW w:w="1868" w:type="pct"/>
+            <w:shd w:val="clear" w:color="auto" w:fill="004CAB"/>
             <w:noWrap/>
             <w:vAlign w:val="center"/>
           </w:tcPr>
@@ -6623,13 +6770,14 @@
                 <w:szCs w:val="20"/>
                 <w:lang w:val="es-CO" w:eastAsia="es-CO"/>
               </w:rPr>
-              <w:t>{tag_duracion_muestreo}</w:t>
+              <w:t>Duración del muestreo</w:t>
             </w:r>
           </w:p>
         </w:tc>
         <w:tc>
           <w:tcPr>
             <w:tcW w:w="3132" w:type="pct"/>
+            <w:shd w:val="clear" w:color="auto" w:fill="auto"/>
             <w:noWrap/>
             <w:vAlign w:val="center"/>
           </w:tcPr>
@@ -6644,6 +6792,9 @@
                 <w:lang w:val="es-CO" w:eastAsia="es-CO"/>
               </w:rPr>
             </w:pPr>
+            <w:r>
+              <w:t>{duracion_muestreo}</w:t>
+            </w:r>
           </w:p>
         </w:tc>
       </w:tr>
@@ -6654,6 +6805,7 @@
         <w:tc>
           <w:tcPr>
             <w:tcW w:w="1868" w:type="pct"/>
+            <w:shd w:val="clear" w:color="auto" w:fill="004CAB"/>
             <w:noWrap/>
             <w:vAlign w:val="center"/>
           </w:tcPr>
@@ -6680,13 +6832,14 @@
                 <w:szCs w:val="20"/>
                 <w:lang w:val="es-CO" w:eastAsia="es-CO"/>
               </w:rPr>
-              <w:t>{tag_puntos_monitoreo}</w:t>
+              <w:t>Puntos de monitoreo</w:t>
             </w:r>
           </w:p>
         </w:tc>
         <w:tc>
           <w:tcPr>
             <w:tcW w:w="3132" w:type="pct"/>
+            <w:shd w:val="clear" w:color="auto" w:fill="auto"/>
             <w:noWrap/>
             <w:vAlign w:val="center"/>
           </w:tcPr>
@@ -6699,6 +6852,9 @@
                 <w:lang w:eastAsia="es-CO"/>
               </w:rPr>
             </w:pPr>
+            <w:r>
+              <w:t>{puntos_monitoreo}</w:t>
+            </w:r>
           </w:p>
         </w:tc>
       </w:tr>
@@ -6709,6 +6865,7 @@
         <w:tc>
           <w:tcPr>
             <w:tcW w:w="1868" w:type="pct"/>
+            <w:shd w:val="clear" w:color="auto" w:fill="004CAB"/>
             <w:noWrap/>
             <w:vAlign w:val="center"/>
           </w:tcPr>
@@ -6765,6 +6922,7 @@
         <w:tc>
           <w:tcPr>
             <w:tcW w:w="3132" w:type="pct"/>
+            <w:shd w:val="clear" w:color="auto" w:fill="auto"/>
             <w:noWrap/>
             <w:vAlign w:val="center"/>
           </w:tcPr>
@@ -6779,6 +6937,9 @@
                 <w:lang w:val="es-CO" w:eastAsia="es-CO"/>
               </w:rPr>
             </w:pPr>
+            <w:r>
+              <w:t>{tipo_estudio}</w:t>
+            </w:r>
           </w:p>
         </w:tc>
       </w:tr>
@@ -6804,7 +6965,7 @@
           <w:sz w:val="20"/>
           <w:lang w:val="es-CO"/>
         </w:rPr>
-        <w:t>Fuente: </w:t>
+        <w:t xml:space="preserve">Fuente: </w:t>
       </w:r>
       <w:commentRangeStart w:id="70"/>
       <w:r>
@@ -6835,7 +6996,7 @@
           <w:sz w:val="20"/>
           <w:lang w:val="es-CO"/>
         </w:rPr>
-        <w:t>., </w:t>
+        <w:t xml:space="preserve">., </w:t>
       </w:r>
       <w:commentRangeStart w:id="71"/>
       <w:r>
@@ -6846,7 +7007,17 @@
           <w:sz w:val="20"/>
           <w:lang w:val="es-CO"/>
         </w:rPr>
-        <w:t>XXXX.</w:t>
+        <w:t>XXXX</w:t>
+      </w:r>
+      <w:r>
+        <w:rPr>
+          <w:rFonts w:ascii="Avenir Next LT Pro" w:hAnsi="Avenir Next LT Pro"/>
+          <w:i/>
+          <w:color w:val="303030"/>
+          <w:sz w:val="20"/>
+          <w:lang w:val="es-CO"/>
+        </w:rPr>
+        <w:t>.</w:t>
       </w:r>
       <w:bookmarkStart w:id="72" w:name="_Hlk101859364"/>
       <w:commentRangeEnd w:id="71"/>
@@ -6901,7 +7072,7 @@
         <w:t>METODOLOGÍA</w:t>
       </w:r>
       <w:r>
-        <w:t> DEL MONITOREO</w:t>
+        <w:t xml:space="preserve"> DEL MONITOREO</w:t>
       </w:r>
       <w:bookmarkEnd w:id="77"/>
     </w:p>
@@ -6940,7 +7111,7 @@
           <w:szCs w:val="22"/>
           <w:lang w:val="es-CO" w:eastAsia="es-CO"/>
         </w:rPr>
-        <w:t>El monitoreo se programó de acuerdo con los requerimientos de </w:t>
+        <w:t xml:space="preserve">El monitoreo se programó de acuerdo con los requerimientos de </w:t>
       </w:r>
       <w:r>
         <w:rPr>
@@ -6952,7 +7123,7 @@
           <w:szCs w:val="22"/>
           <w:lang w:val="es-CO" w:eastAsia="es-CO"/>
         </w:rPr>
-        <w:t>{tag_nombre_cliente_met}</w:t>
+        <w:t>NOMBRE CLIENTE</w:t>
       </w:r>
       <w:r>
         <w:rPr>
@@ -6962,7 +7133,7 @@
           <w:szCs w:val="22"/>
           <w:lang w:val="es-CO" w:eastAsia="es-CO"/>
         </w:rPr>
-        <w:t>, los cuales contemplaban la toma de muestras de agua </w:t>
+        <w:t xml:space="preserve">, los cuales contemplaban la toma de muestras de agua </w:t>
       </w:r>
       <w:r>
         <w:rPr>
@@ -6970,9 +7141,10 @@
           <w:color w:val="303030"/>
           <w:sz w:val="22"/>
           <w:szCs w:val="22"/>
+          <w:highlight w:val="cyan"/>
           <w:lang w:val="es-CO" w:eastAsia="es-CO"/>
         </w:rPr>
-        <w:t>{var_2} </w:t>
+        <w:t>(matriz)</w:t>
       </w:r>
       <w:r>
         <w:rPr>
@@ -6982,7 +7154,7 @@
           <w:szCs w:val="22"/>
           <w:lang w:val="es-CO" w:eastAsia="es-CO"/>
         </w:rPr>
-        <w:t>en {tag_num_puntos} puntos de monitoreo ubicados en la {tag_ciudad_dept_met}, con el propósito de evaluar sus características fisicoquímicas </w:t>
+        <w:t xml:space="preserve"> </w:t>
       </w:r>
       <w:r>
         <w:rPr>
@@ -6992,7 +7164,7 @@
           <w:szCs w:val="22"/>
           <w:lang w:val="es-CO" w:eastAsia="es-CO"/>
         </w:rPr>
-        <w:t>{nombre_cliente_los_cuales_contemplaban_la_toma_de__1}</w:t>
+        <w:t xml:space="preserve">en XXX (XX) puntos de monitoreo ubicados en la ciudad/departamento, con el propósito de evaluar sus características fisicoquímicas </w:t>
       </w:r>
       <w:r>
         <w:rPr>
@@ -7000,9 +7172,10 @@
           <w:color w:val="303030"/>
           <w:sz w:val="22"/>
           <w:szCs w:val="22"/>
+          <w:highlight w:val="cyan"/>
           <w:lang w:val="es-CO" w:eastAsia="es-CO"/>
         </w:rPr>
-        <w:t>. No obstante, durante la visita de campo realizada el </w:t>
+        <w:t>y microbiológicas</w:t>
       </w:r>
       <w:r>
         <w:rPr>
@@ -7012,7 +7185,7 @@
           <w:szCs w:val="22"/>
           <w:lang w:val="es-CO" w:eastAsia="es-CO"/>
         </w:rPr>
-        <w:t>{en_xxx_xx_puntos_de_monitoreo_ubicados_en_la_ciuda_1}</w:t>
+        <w:t xml:space="preserve">. No obstante, durante la visita de campo realizada el </w:t>
       </w:r>
       <w:r>
         <w:rPr>
@@ -7020,9 +7193,10 @@
           <w:color w:val="303030"/>
           <w:sz w:val="22"/>
           <w:szCs w:val="22"/>
+          <w:highlight w:val="cyan"/>
           <w:lang w:val="es-CO" w:eastAsia="es-CO"/>
         </w:rPr>
-        <w:t>, no fue posible efectuar la toma de muestras debido a que todos los puntos se </w:t>
+        <w:t>día del mes de año</w:t>
       </w:r>
       <w:r>
         <w:rPr>
@@ -7032,7 +7206,7 @@
           <w:szCs w:val="22"/>
           <w:lang w:val="es-CO" w:eastAsia="es-CO"/>
         </w:rPr>
-        <w:t>{en_xxx_xx_puntos_de_monitoreo_ubicados_en_la_ciuda_2}</w:t>
+        <w:t xml:space="preserve">, no fue posible efectuar la toma de muestras debido a que todos los puntos se </w:t>
       </w:r>
       <w:r>
         <w:rPr>
@@ -7040,9 +7214,30 @@
           <w:color w:val="303030"/>
           <w:sz w:val="22"/>
           <w:szCs w:val="22"/>
+          <w:highlight w:val="cyan"/>
           <w:lang w:val="es-CO" w:eastAsia="es-CO"/>
         </w:rPr>
-        <w:t>. A continuación, e</w:t>
+        <w:t>encontraban secos</w:t>
+      </w:r>
+      <w:r>
+        <w:rPr>
+          <w:rFonts w:ascii="Avenir Next LT Pro" w:eastAsia="Times New Roman" w:hAnsi="Avenir Next LT Pro" w:cs="Times New Roman"/>
+          <w:color w:val="303030"/>
+          <w:sz w:val="22"/>
+          <w:szCs w:val="22"/>
+          <w:lang w:val="es-CO" w:eastAsia="es-CO"/>
+        </w:rPr>
+        <w:t>.</w:t>
+      </w:r>
+      <w:r>
+        <w:rPr>
+          <w:rFonts w:ascii="Avenir Next LT Pro" w:eastAsia="Times New Roman" w:hAnsi="Avenir Next LT Pro" w:cs="Times New Roman"/>
+          <w:color w:val="303030"/>
+          <w:sz w:val="22"/>
+          <w:szCs w:val="22"/>
+          <w:lang w:val="es-CO" w:eastAsia="es-CO"/>
+        </w:rPr>
+        <w:t xml:space="preserve"> A continuación, e</w:t>
       </w:r>
       <w:r>
         <w:rPr>
@@ -7051,7 +7246,7 @@
           <w:sz w:val="22"/>
           <w:szCs w:val="22"/>
         </w:rPr>
-        <w:t>n la </w:t>
+        <w:t xml:space="preserve">n la </w:t>
       </w:r>
       <w:r>
         <w:rPr>
@@ -7096,7 +7291,7 @@
           <w:sz w:val="22"/>
           <w:szCs w:val="22"/>
         </w:rPr>
-        <w:t>Tabla </w:t>
+        <w:t xml:space="preserve">Tabla </w:t>
       </w:r>
       <w:r>
         <w:rPr>
@@ -7125,7 +7320,7 @@
           <w:sz w:val="22"/>
           <w:szCs w:val="22"/>
         </w:rPr>
-        <w:t> </w:t>
+        <w:t xml:space="preserve"> </w:t>
       </w:r>
       <w:r>
         <w:rPr>
@@ -7134,7 +7329,7 @@
           <w:sz w:val="22"/>
           <w:szCs w:val="22"/>
         </w:rPr>
-        <w:t>se describen las características de la visita de campo. </w:t>
+        <w:t xml:space="preserve">se describen las características de la visita de campo. </w:t>
       </w:r>
     </w:p>
     <w:p>
@@ -7160,7 +7355,7 @@
           <w:sz w:val="20"/>
           <w:szCs w:val="20"/>
         </w:rPr>
-        <w:t>Tabla </w:t>
+        <w:t xml:space="preserve">Tabla </w:t>
       </w:r>
       <w:r>
         <w:rPr>
@@ -7257,6 +7452,7 @@
         <w:tc>
           <w:tcPr>
             <w:tcW w:w="1121" w:type="pct"/>
+            <w:shd w:val="clear" w:color="auto" w:fill="004CAB"/>
             <w:tcMar>
               <w:top w:w="15" w:type="dxa"/>
               <w:left w:w="15" w:type="dxa"/>
@@ -7294,6 +7490,7 @@
         <w:tc>
           <w:tcPr>
             <w:tcW w:w="1151" w:type="pct"/>
+            <w:shd w:val="clear" w:color="auto" w:fill="004CAB"/>
             <w:vAlign w:val="center"/>
           </w:tcPr>
           <w:p>
@@ -7324,6 +7521,7 @@
         <w:tc>
           <w:tcPr>
             <w:tcW w:w="2728" w:type="pct"/>
+            <w:shd w:val="clear" w:color="auto" w:fill="004CAB"/>
             <w:tcMar>
               <w:top w:w="15" w:type="dxa"/>
               <w:left w:w="15" w:type="dxa"/>
@@ -7356,6 +7554,9 @@
               </w:rPr>
               <w:t>Sitio o lugar de monitoreo</w:t>
             </w:r>
+            <w:r>
+              <w:t>{fecha_visita_label}</w:t>
+            </w:r>
           </w:p>
         </w:tc>
       </w:tr>
@@ -7366,6 +7567,7 @@
         <w:tc>
           <w:tcPr>
             <w:tcW w:w="1121" w:type="pct"/>
+            <w:shd w:val="clear" w:color="auto" w:fill="auto"/>
             <w:tcMar>
               <w:top w:w="15" w:type="dxa"/>
               <w:left w:w="15" w:type="dxa"/>
@@ -7385,6 +7587,9 @@
                 <w:lang w:val="es-CO" w:eastAsia="es-CO"/>
               </w:rPr>
             </w:pPr>
+            <w:r>
+              <w:t>{sitio_visita}</w:t>
+            </w:r>
           </w:p>
         </w:tc>
         <w:tc>
@@ -7407,6 +7612,7 @@
         <w:tc>
           <w:tcPr>
             <w:tcW w:w="2728" w:type="pct"/>
+            <w:shd w:val="clear" w:color="auto" w:fill="auto"/>
             <w:tcMar>
               <w:top w:w="15" w:type="dxa"/>
               <w:left w:w="15" w:type="dxa"/>
@@ -7448,9 +7654,10 @@
           <w:i/>
           <w:color w:val="303030"/>
           <w:sz w:val="20"/>
-          <w:lang w:val="es-CO"/>
-        </w:rPr>
-        <w:t>{var_4}</w:t>
+          <w:highlight w:val="cyan"/>
+          <w:lang w:val="es-CO"/>
+        </w:rPr>
+        <w:t>Fuente: SERAMBIENTE S.A.S</w:t>
       </w:r>
       <w:r>
         <w:rPr>
@@ -7458,8 +7665,10 @@
           <w:color w:val="303030"/>
           <w:sz w:val="20"/>
           <w:szCs w:val="20"/>
+          <w:highlight w:val="cyan"/>
           <w:lang w:val="es-CO" w:eastAsia="es-CO"/>
         </w:rPr>
+        <w:t xml:space="preserve">., </w:t>
       </w:r>
       <w:r>
         <w:rPr>
@@ -7467,8 +7676,10 @@
           <w:i/>
           <w:color w:val="303030"/>
           <w:sz w:val="20"/>
-          <w:lang w:val="es-CO"/>
-        </w:rPr>
+          <w:highlight w:val="cyan"/>
+          <w:lang w:val="es-CO"/>
+        </w:rPr>
+        <w:t>202</w:t>
       </w:r>
       <w:r>
         <w:rPr>
@@ -7476,8 +7687,10 @@
           <w:i/>
           <w:color w:val="303030"/>
           <w:sz w:val="20"/>
-          <w:lang w:val="es-CO"/>
-        </w:rPr>
+          <w:highlight w:val="cyan"/>
+          <w:lang w:val="es-CO"/>
+        </w:rPr>
+        <w:t>X</w:t>
       </w:r>
       <w:r>
         <w:rPr>
@@ -7485,8 +7698,10 @@
           <w:i/>
           <w:color w:val="303030"/>
           <w:sz w:val="20"/>
-          <w:lang w:val="es-CO"/>
-        </w:rPr>
+          <w:highlight w:val="cyan"/>
+          <w:lang w:val="es-CO"/>
+        </w:rPr>
+        <w:t>.</w:t>
       </w:r>
     </w:p>
     <w:p>
@@ -7498,7 +7713,7 @@
       <w:bookmarkStart w:id="85" w:name="_Toc19781417"/>
       <w:bookmarkStart w:id="86" w:name="_Toc214355444"/>
       <w:r>
-        <w:t>Descripción </w:t>
+        <w:t xml:space="preserve">Descripción </w:t>
       </w:r>
       <w:commentRangeStart w:id="87"/>
       <w:r>
@@ -7508,7 +7723,7 @@
         <w:t>l</w:t>
       </w:r>
       <w:r>
-        <w:t> punto de </w:t>
+        <w:t xml:space="preserve"> punto de </w:t>
       </w:r>
       <w:commentRangeEnd w:id="87"/>
       <w:r>
@@ -7543,13 +7758,14 @@
           <w:sz w:val="22"/>
           <w:lang w:val="es-CO"/>
         </w:rPr>
-        <w:t>A continuación, se presenta la descripción </w:t>
+        <w:t xml:space="preserve">A continuación, se presenta la descripción </w:t>
       </w:r>
       <w:r>
         <w:rPr>
           <w:rFonts w:ascii="Avenir Next LT Pro" w:hAnsi="Avenir Next LT Pro" w:cstheme="majorHAnsi"/>
           <w:color w:val="303030"/>
           <w:sz w:val="22"/>
+          <w:highlight w:val="yellow"/>
           <w:lang w:val="es-CO"/>
         </w:rPr>
         <w:t>del</w:t>
@@ -7559,15 +7775,17 @@
           <w:rFonts w:ascii="Avenir Next LT Pro" w:hAnsi="Avenir Next LT Pro" w:cstheme="majorHAnsi"/>
           <w:color w:val="303030"/>
           <w:sz w:val="22"/>
-          <w:lang w:val="es-CO"/>
-        </w:rPr>
-        <w:t> punto de monitoreo, </w:t>
+          <w:highlight w:val="yellow"/>
+          <w:lang w:val="es-CO"/>
+        </w:rPr>
+        <w:t xml:space="preserve"> punto de monitoreo, </w:t>
       </w:r>
       <w:r>
         <w:rPr>
           <w:rFonts w:ascii="Avenir Next LT Pro" w:hAnsi="Avenir Next LT Pro" w:cstheme="majorHAnsi"/>
           <w:color w:val="303030"/>
           <w:sz w:val="22"/>
+          <w:highlight w:val="yellow"/>
           <w:lang w:val="es-CO"/>
         </w:rPr>
         <w:t>el cual se encuentra</w:t>
@@ -7577,9 +7795,10 @@
           <w:rFonts w:ascii="Avenir Next LT Pro" w:hAnsi="Avenir Next LT Pro" w:cstheme="majorHAnsi"/>
           <w:color w:val="303030"/>
           <w:sz w:val="22"/>
-          <w:lang w:val="es-CO"/>
-        </w:rPr>
-        <w:t> relacionado</w:t>
+          <w:highlight w:val="yellow"/>
+          <w:lang w:val="es-CO"/>
+        </w:rPr>
+        <w:t xml:space="preserve"> relacionado</w:t>
       </w:r>
       <w:r>
         <w:rPr>
@@ -7588,7 +7807,7 @@
           <w:sz w:val="22"/>
           <w:lang w:val="es-CO"/>
         </w:rPr>
-        <w:t> en el </w:t>
+        <w:t xml:space="preserve"> en el </w:t>
       </w:r>
       <w:r>
         <w:rPr>
@@ -7607,7 +7826,7 @@
           <w:sz w:val="22"/>
           <w:lang w:val="es-CO"/>
         </w:rPr>
-        <w:t>, </w:t>
+        <w:t xml:space="preserve">, </w:t>
       </w:r>
       <w:r>
         <w:rPr>
@@ -7626,7 +7845,7 @@
           <w:sz w:val="22"/>
           <w:lang w:val="es-CO"/>
         </w:rPr>
-        <w:t> (p</w:t>
+        <w:t xml:space="preserve"> (p</w:t>
       </w:r>
       <w:r>
         <w:rPr>
@@ -7634,9 +7853,10 @@
           <w:i/>
           <w:color w:val="303030"/>
           <w:sz w:val="22"/>
-          <w:lang w:val="es-CO"/>
-        </w:rPr>
-        <w:t>{en_el_anexo_2_formatos_de_campo_p_1}</w:t>
+          <w:highlight w:val="cyan"/>
+          <w:lang w:val="es-CO"/>
+        </w:rPr>
+        <w:t xml:space="preserve">lan </w:t>
       </w:r>
       <w:r>
         <w:rPr>
@@ -7644,8 +7864,10 @@
           <w:i/>
           <w:color w:val="303030"/>
           <w:sz w:val="22"/>
-          <w:lang w:val="es-CO"/>
-        </w:rPr>
+          <w:highlight w:val="cyan"/>
+          <w:lang w:val="es-CO"/>
+        </w:rPr>
+        <w:t>de monitoreo</w:t>
       </w:r>
       <w:r>
         <w:rPr>
@@ -7653,8 +7875,10 @@
           <w:i/>
           <w:color w:val="303030"/>
           <w:sz w:val="22"/>
-          <w:lang w:val="es-CO"/>
-        </w:rPr>
+          <w:highlight w:val="cyan"/>
+          <w:lang w:val="es-CO"/>
+        </w:rPr>
+        <w:t xml:space="preserve"> de gua </w:t>
       </w:r>
       <w:r>
         <w:rPr>
@@ -7662,8 +7886,10 @@
           <w:i/>
           <w:color w:val="303030"/>
           <w:sz w:val="22"/>
-          <w:lang w:val="es-CO"/>
-        </w:rPr>
+          <w:highlight w:val="cyan"/>
+          <w:lang w:val="es-CO"/>
+        </w:rPr>
+        <w:t>– FO-PO-PSM-72-13</w:t>
       </w:r>
       <w:r>
         <w:rPr>
@@ -7671,8 +7897,10 @@
           <w:i/>
           <w:color w:val="303030"/>
           <w:sz w:val="22"/>
-          <w:lang w:val="es-CO"/>
-        </w:rPr>
+          <w:highlight w:val="cyan"/>
+          <w:lang w:val="es-CO"/>
+        </w:rPr>
+        <w:t xml:space="preserve"> y </w:t>
       </w:r>
       <w:commentRangeStart w:id="91"/>
       <w:r>
@@ -7681,8 +7909,10 @@
           <w:i/>
           <w:color w:val="303030"/>
           <w:sz w:val="22"/>
-          <w:lang w:val="es-CO"/>
-        </w:rPr>
+          <w:highlight w:val="cyan"/>
+          <w:lang w:val="es-CO"/>
+        </w:rPr>
+        <w:t>planillas de campo</w:t>
       </w:r>
       <w:r>
         <w:rPr>
@@ -7690,8 +7920,10 @@
           <w:i/>
           <w:color w:val="303030"/>
           <w:sz w:val="22"/>
-          <w:lang w:val="es-CO"/>
-        </w:rPr>
+          <w:highlight w:val="cyan"/>
+          <w:lang w:val="es-CO"/>
+        </w:rPr>
+        <w:t xml:space="preserve"> muestreo simple</w:t>
       </w:r>
       <w:r>
         <w:rPr>
@@ -7699,8 +7931,10 @@
           <w:i/>
           <w:color w:val="303030"/>
           <w:sz w:val="22"/>
-          <w:lang w:val="es-CO"/>
-        </w:rPr>
+          <w:highlight w:val="cyan"/>
+          <w:lang w:val="es-CO"/>
+        </w:rPr>
+        <w:t xml:space="preserve"> – FO-PO-PSM-45-01</w:t>
       </w:r>
       <w:r>
         <w:rPr>
@@ -7720,7 +7954,7 @@
           <w:sz w:val="22"/>
           <w:lang w:val="es-CO"/>
         </w:rPr>
-        <w:t> </w:t>
+        <w:t xml:space="preserve"> </w:t>
       </w:r>
       <w:commentRangeEnd w:id="91"/>
       <w:r>
@@ -7739,7 +7973,7 @@
           <w:sz w:val="22"/>
           <w:lang w:val="es-CO"/>
         </w:rPr>
-        <w:t> </w:t>
+        <w:t xml:space="preserve"> </w:t>
       </w:r>
       <w:bookmarkStart w:id="92" w:name="_Ref7187261"/>
     </w:p>
@@ -7767,7 +8001,7 @@
           <w:szCs w:val="20"/>
           <w:lang w:val="es-CO"/>
         </w:rPr>
-        <w:t>Tabla </w:t>
+        <w:t xml:space="preserve">Tabla </w:t>
       </w:r>
       <w:r>
         <w:rPr>
@@ -7840,7 +8074,7 @@
           <w:szCs w:val="20"/>
           <w:lang w:val="es-CO"/>
         </w:rPr>
-        <w:t>. Descripción </w:t>
+        <w:t xml:space="preserve">. Descripción </w:t>
       </w:r>
       <w:commentRangeStart w:id="96"/>
       <w:r>
@@ -7877,7 +8111,7 @@
           <w:szCs w:val="20"/>
           <w:lang w:val="es-CO"/>
         </w:rPr>
-        <w:t> punto de monitoreo u</w:t>
+        <w:t xml:space="preserve"> punto de monitoreo u</w:t>
       </w:r>
       <w:r>
         <w:rPr>
@@ -7901,7 +8135,7 @@
           <w:szCs w:val="20"/>
           <w:lang w:val="es-CO"/>
         </w:rPr>
-        <w:t> </w:t>
+        <w:t xml:space="preserve"> </w:t>
       </w:r>
       <w:commentRangeEnd w:id="96"/>
       <w:r>
@@ -7974,6 +8208,7 @@
           <w:tcPr>
             <w:tcW w:w="5000" w:type="pct"/>
             <w:gridSpan w:val="3"/>
+            <w:shd w:val="clear" w:color="auto" w:fill="004CAB"/>
             <w:vAlign w:val="center"/>
             <w:hideMark/>
           </w:tcPr>
@@ -7998,9 +8233,10 @@
                 <w:color w:val="FFFFFF" w:themeColor="background1"/>
                 <w:sz w:val="20"/>
                 <w:szCs w:val="20"/>
+                <w:highlight w:val="cyan"/>
                 <w:lang w:val="es-CO" w:eastAsia="es-CO"/>
               </w:rPr>
-              <w:t>{var_8}</w:t>
+              <w:t>Agua (matriz)</w:t>
             </w:r>
           </w:p>
         </w:tc>
@@ -8014,6 +8250,7 @@
         <w:tc>
           <w:tcPr>
             <w:tcW w:w="245" w:type="pct"/>
+            <w:shd w:val="clear" w:color="auto" w:fill="004CAB"/>
             <w:textDirection w:val="btLr"/>
             <w:vAlign w:val="center"/>
             <w:hideMark/>
@@ -8049,6 +8286,7 @@
           <w:tcPr>
             <w:tcW w:w="4755" w:type="pct"/>
             <w:gridSpan w:val="2"/>
+            <w:shd w:val="clear" w:color="auto" w:fill="auto"/>
             <w:vAlign w:val="center"/>
             <w:hideMark/>
           </w:tcPr>
@@ -8074,8 +8312,9 @@
                 <w:b/>
                 <w:bCs/>
                 <w:color w:val="303030"/>
-              </w:rPr>
-              <w:t>{var_10}</w:t>
+                <w:highlight w:val="cyan"/>
+              </w:rPr>
+              <w:t>{codigo_descripcion}</w:t>
             </w:r>
             <w:r>
               <w:rPr>
@@ -8083,19 +8322,25 @@
                 <w:b/>
                 <w:bCs/>
                 <w:color w:val="303030"/>
-              </w:rPr>
+                <w:highlight w:val="cyan"/>
+              </w:rPr>
+              <w:t>:</w:t>
             </w:r>
             <w:r>
               <w:rPr>
                 <w:rFonts w:ascii="Avenir Next LT Pro" w:hAnsi="Avenir Next LT Pro" w:cs="Calibri"/>
                 <w:color w:val="303030"/>
-              </w:rPr>
+                <w:highlight w:val="cyan"/>
+              </w:rPr>
+              <w:t xml:space="preserve"> </w:t>
             </w:r>
             <w:r>
               <w:rPr>
                 <w:rFonts w:ascii="Avenir Next LT Pro" w:hAnsi="Avenir Next LT Pro" w:cs="Calibri"/>
                 <w:color w:val="303030"/>
-              </w:rPr>
+                <w:highlight w:val="cyan"/>
+              </w:rPr>
+              <w:t>Aquí se relacionado toda la descripción del punto de monitoreo</w:t>
             </w:r>
           </w:p>
         </w:tc>
@@ -8110,6 +8355,7 @@
           <w:tcPr>
             <w:tcW w:w="245" w:type="pct"/>
             <w:vMerge w:val="restart"/>
+            <w:shd w:val="clear" w:color="auto" w:fill="004CAB"/>
             <w:textDirection w:val="btLr"/>
             <w:vAlign w:val="center"/>
           </w:tcPr>
@@ -8143,6 +8389,7 @@
         <w:tc>
           <w:tcPr>
             <w:tcW w:w="2387" w:type="pct"/>
+            <w:shd w:val="clear" w:color="auto" w:fill="auto"/>
             <w:vAlign w:val="center"/>
           </w:tcPr>
           <w:p>
@@ -8164,7 +8411,7 @@
                 <w:szCs w:val="20"/>
                 <w:lang w:val="es-CO"/>
               </w:rPr>
-              <w:t>{tag_foto_placeholder}</w:t>
+              <w:t>Aquí se adjuntan las fotos (georreferenciadas en el caso que aplique)</w:t>
             </w:r>
           </w:p>
           <w:p>
@@ -8175,6 +8422,7 @@
                 <w:b/>
                 <w:bCs/>
                 <w:color w:val="303030"/>
+                <w:highlight w:val="cyan"/>
               </w:rPr>
             </w:pPr>
           </w:p>
@@ -8182,6 +8430,7 @@
         <w:tc>
           <w:tcPr>
             <w:tcW w:w="2368" w:type="pct"/>
+            <w:shd w:val="clear" w:color="auto" w:fill="auto"/>
             <w:vAlign w:val="center"/>
           </w:tcPr>
           <w:p>
@@ -8203,7 +8452,7 @@
                 <w:szCs w:val="20"/>
                 <w:lang w:val="es-CO"/>
               </w:rPr>
-              <w:t>{tag_foto_placeholder}</w:t>
+              <w:t>Aquí se adjuntan las fotos (georreferenciadas en el caso que aplique)</w:t>
             </w:r>
           </w:p>
           <w:p>
@@ -8214,6 +8463,7 @@
                 <w:b/>
                 <w:bCs/>
                 <w:color w:val="303030"/>
+                <w:highlight w:val="cyan"/>
               </w:rPr>
             </w:pPr>
           </w:p>
@@ -8229,6 +8479,7 @@
           <w:tcPr>
             <w:tcW w:w="245" w:type="pct"/>
             <w:vMerge/>
+            <w:shd w:val="clear" w:color="auto" w:fill="004CAB"/>
             <w:textDirection w:val="btLr"/>
             <w:vAlign w:val="center"/>
             <w:hideMark/>
@@ -8251,6 +8502,7 @@
         <w:tc>
           <w:tcPr>
             <w:tcW w:w="2387" w:type="pct"/>
+            <w:shd w:val="clear" w:color="auto" w:fill="auto"/>
             <w:hideMark/>
           </w:tcPr>
           <w:p>
@@ -8279,7 +8531,7 @@
                 <w:szCs w:val="20"/>
                 <w:lang w:val="es-CO"/>
               </w:rPr>
-              <w:t>Fotografía </w:t>
+              <w:t xml:space="preserve">Fotografía </w:t>
             </w:r>
             <w:r>
               <w:rPr>
@@ -8352,7 +8604,19 @@
                 <w:szCs w:val="20"/>
                 <w:lang w:val="es-CO"/>
               </w:rPr>
-              <w:t>. XXXX</w:t>
+              <w:t xml:space="preserve">. </w:t>
+            </w:r>
+            <w:r>
+              <w:rPr>
+                <w:rFonts w:ascii="Avenir Next LT Pro" w:hAnsi="Avenir Next LT Pro" w:cs="Calibri"/>
+                <w:b/>
+                <w:bCs/>
+                <w:color w:val="303030"/>
+                <w:sz w:val="20"/>
+                <w:szCs w:val="20"/>
+                <w:lang w:val="es-CO"/>
+              </w:rPr>
+              <w:t>{foto1_descripcion}</w:t>
             </w:r>
             <w:bookmarkEnd w:id="97"/>
           </w:p>
@@ -8360,6 +8624,7 @@
         <w:tc>
           <w:tcPr>
             <w:tcW w:w="2368" w:type="pct"/>
+            <w:shd w:val="clear" w:color="auto" w:fill="auto"/>
           </w:tcPr>
           <w:p>
             <w:pPr>
@@ -8387,7 +8652,7 @@
                 <w:szCs w:val="20"/>
                 <w:lang w:val="es-CO"/>
               </w:rPr>
-              <w:t>Fotografía </w:t>
+              <w:t xml:space="preserve">Fotografía </w:t>
             </w:r>
             <w:r>
               <w:rPr>
@@ -8460,7 +8725,7 @@
                 <w:szCs w:val="20"/>
                 <w:lang w:val="es-CO"/>
               </w:rPr>
-              <w:t>. </w:t>
+              <w:t xml:space="preserve">. </w:t>
             </w:r>
             <w:commentRangeStart w:id="99"/>
             <w:r>
@@ -8473,7 +8738,7 @@
                 <w:szCs w:val="20"/>
                 <w:lang w:val="es-CO"/>
               </w:rPr>
-              <w:t>XXXX</w:t>
+              <w:t>{foto2_descripcion}</w:t>
             </w:r>
             <w:commentRangeEnd w:id="99"/>
             <w:r>
@@ -8511,7 +8776,7 @@
           <w:szCs w:val="20"/>
           <w:lang w:val="es-CO"/>
         </w:rPr>
-        <w:t>Fuente: SERAMBIENTE S.A.S., </w:t>
+        <w:t xml:space="preserve">Fuente: SERAMBIENTE S.A.S., </w:t>
       </w:r>
       <w:commentRangeStart w:id="100"/>
       <w:r>
@@ -8523,7 +8788,7 @@
           <w:szCs w:val="20"/>
           <w:lang w:val="es-CO"/>
         </w:rPr>
-        <w:t>XXXX</w:t>
+        <w:t>{fuente_foto}</w:t>
       </w:r>
       <w:commentRangeEnd w:id="100"/>
       <w:r>
@@ -8555,6 +8820,7 @@
           <w:color w:val="303030"/>
           <w:sz w:val="20"/>
           <w:szCs w:val="20"/>
+          <w:highlight w:val="yellow"/>
           <w:lang w:val="es-CO"/>
         </w:rPr>
       </w:pPr>
@@ -8565,6 +8831,7 @@
           <w:color w:val="303030"/>
           <w:sz w:val="20"/>
           <w:szCs w:val="20"/>
+          <w:highlight w:val="yellow"/>
           <w:lang w:val="es-CO"/>
         </w:rPr>
         <w:br w:type="page"/>
@@ -8583,7 +8850,7 @@
           <w:lang w:eastAsia="es-MX"/>
         </w:rPr>
         <w:lastRenderedPageBreak/>
-        <w:t>Ubicación </w:t>
+        <w:t xml:space="preserve">Ubicación </w:t>
       </w:r>
       <w:commentRangeStart w:id="102"/>
       <w:r>
@@ -8602,7 +8869,7 @@
         <w:rPr>
           <w:lang w:eastAsia="es-MX"/>
         </w:rPr>
-        <w:t> punto de </w:t>
+        <w:t xml:space="preserve"> punto de </w:t>
       </w:r>
       <w:commentRangeEnd w:id="102"/>
       <w:r>
@@ -8668,7 +8935,7 @@
           <w:szCs w:val="22"/>
           <w:lang w:val="es-CO"/>
         </w:rPr>
-        <w:t> de monitore</w:t>
+        <w:t xml:space="preserve"> de monitore</w:t>
       </w:r>
       <w:r>
         <w:rPr>
@@ -8688,7 +8955,7 @@
           <w:szCs w:val="22"/>
           <w:lang w:val="es-CO"/>
         </w:rPr>
-        <w:t>, </w:t>
+        <w:t xml:space="preserve">, </w:t>
       </w:r>
       <w:r>
         <w:rPr>
@@ -8698,7 +8965,7 @@
           <w:szCs w:val="22"/>
           <w:lang w:val="es-ES" w:eastAsia="en-US"/>
         </w:rPr>
-        <w:t>realizado </w:t>
+        <w:t xml:space="preserve">realizado </w:t>
       </w:r>
       <w:r>
         <w:rPr>
@@ -8708,7 +8975,7 @@
           <w:szCs w:val="22"/>
           <w:lang w:val="es-CO"/>
         </w:rPr>
-        <w:t>en el </w:t>
+        <w:t xml:space="preserve">en el </w:t>
       </w:r>
       <w:r>
         <w:rPr>
@@ -8716,9 +8983,10 @@
           <w:color w:val="303030"/>
           <w:sz w:val="22"/>
           <w:szCs w:val="22"/>
-          <w:lang w:val="es-CO"/>
-        </w:rPr>
-        <w:t>{de_monitoreo_realizado_en_el_1}</w:t>
+          <w:highlight w:val="cyan"/>
+          <w:lang w:val="es-CO"/>
+        </w:rPr>
+        <w:t xml:space="preserve">municipio de </w:t>
       </w:r>
       <w:r>
         <w:rPr>
@@ -8726,8 +8994,10 @@
           <w:color w:val="303030"/>
           <w:sz w:val="22"/>
           <w:szCs w:val="22"/>
-          <w:lang w:val="es-CO"/>
-        </w:rPr>
+          <w:highlight w:val="cyan"/>
+          <w:lang w:val="es-CO"/>
+        </w:rPr>
+        <w:t>{municipio}</w:t>
       </w:r>
       <w:r>
         <w:rPr>
@@ -8735,8 +9005,10 @@
           <w:color w:val="303030"/>
           <w:sz w:val="22"/>
           <w:szCs w:val="22"/>
-          <w:lang w:val="es-CO"/>
-        </w:rPr>
+          <w:highlight w:val="cyan"/>
+          <w:lang w:val="es-CO"/>
+        </w:rPr>
+        <w:t xml:space="preserve">, departamento del </w:t>
       </w:r>
       <w:r>
         <w:rPr>
@@ -8744,8 +9016,10 @@
           <w:color w:val="303030"/>
           <w:sz w:val="22"/>
           <w:szCs w:val="22"/>
-          <w:lang w:val="es-CO"/>
-        </w:rPr>
+          <w:highlight w:val="cyan"/>
+          <w:lang w:val="es-CO"/>
+        </w:rPr>
+        <w:t>{departamento_monitoreo_2}</w:t>
       </w:r>
       <w:r>
         <w:rPr>
@@ -8754,8 +9028,10 @@
           <w:color w:val="303030"/>
           <w:sz w:val="22"/>
           <w:szCs w:val="22"/>
-          <w:lang w:val="es-CO"/>
-        </w:rPr>
+          <w:highlight w:val="cyan"/>
+          <w:lang w:val="es-CO"/>
+        </w:rPr>
+        <w:t>.</w:t>
       </w:r>
       <w:r>
         <w:rPr>
@@ -8766,7 +9042,7 @@
           <w:szCs w:val="22"/>
           <w:lang w:val="es-CO"/>
         </w:rPr>
-        <w:t> </w:t>
+        <w:t xml:space="preserve"> </w:t>
       </w:r>
     </w:p>
     <w:p>
@@ -8787,9 +9063,10 @@
           <w:color w:val="303030"/>
           <w:sz w:val="22"/>
           <w:szCs w:val="22"/>
-          <w:lang w:val="es-CO"/>
-        </w:rPr>
-        <w:t>{tiene_un_clima_tropical_en_comparacion_con_el_invi_1}</w:t>
+          <w:highlight w:val="cyan"/>
+          <w:lang w:val="es-CO"/>
+        </w:rPr>
+        <w:t>{ciudad}</w:t>
       </w:r>
       <w:r>
         <w:rPr>
@@ -8799,7 +9076,7 @@
           <w:szCs w:val="22"/>
           <w:lang w:val="es-CO"/>
         </w:rPr>
-        <w:t> tiene un clima tropical. En comparación con el invierno, los veranos tienen mucha más lluvia. De acuerdo con Köppen y Geiger clima se clasifica como </w:t>
+        <w:t xml:space="preserve"> tiene un clima tropical. En comparación con el invierno, los veranos tienen mucha más lluvia. De acuerdo con Köppen y Geiger clima se clasifica como </w:t>
       </w:r>
       <w:proofErr w:type="spellStart"/>
       <w:r>
@@ -8810,7 +9087,7 @@
           <w:szCs w:val="22"/>
           <w:lang w:val="es-CO"/>
         </w:rPr>
-        <w:t>Aw</w:t>
+        <w:t>{codigo_clima}</w:t>
       </w:r>
       <w:proofErr w:type="spellEnd"/>
       <w:r>
@@ -8821,7 +9098,7 @@
           <w:szCs w:val="22"/>
           <w:lang w:val="es-CO"/>
         </w:rPr>
-        <w:t>. En </w:t>
+        <w:t xml:space="preserve">. En </w:t>
       </w:r>
       <w:r>
         <w:rPr>
@@ -8829,9 +9106,10 @@
           <w:color w:val="303030"/>
           <w:sz w:val="22"/>
           <w:szCs w:val="22"/>
-          <w:lang w:val="es-CO"/>
-        </w:rPr>
-        <w:t>{tiene_un_clima_tropical_en_comparacion_con_el_invi_2}</w:t>
+          <w:highlight w:val="cyan"/>
+          <w:lang w:val="es-CO"/>
+        </w:rPr>
+        <w:t>{ciudad_repetido}</w:t>
       </w:r>
       <w:r>
         <w:rPr>
@@ -8839,8 +9117,10 @@
           <w:color w:val="303030"/>
           <w:sz w:val="22"/>
           <w:szCs w:val="22"/>
-          <w:lang w:val="es-CO"/>
-        </w:rPr>
+          <w:highlight w:val="cyan"/>
+          <w:lang w:val="es-CO"/>
+        </w:rPr>
+        <w:t>,</w:t>
       </w:r>
       <w:r>
         <w:rPr>
@@ -8850,7 +9130,7 @@
           <w:szCs w:val="22"/>
           <w:lang w:val="es-CO"/>
         </w:rPr>
-        <w:t> la temperatura media anual es de </w:t>
+        <w:t xml:space="preserve"> la temperatura media anual es de </w:t>
       </w:r>
       <w:r>
         <w:rPr>
@@ -8860,7 +9140,7 @@
           <w:szCs w:val="22"/>
           <w:lang w:val="es-CO"/>
         </w:rPr>
-        <w:t>XX</w:t>
+        <w:t>{temperatura_media_anual}</w:t>
       </w:r>
       <w:r>
         <w:rPr>
@@ -8870,7 +9150,7 @@
           <w:szCs w:val="22"/>
           <w:lang w:val="es-CO"/>
         </w:rPr>
-        <w:t> °C. En un año, la precipitación es </w:t>
+        <w:t xml:space="preserve"> °C. En un año, la precipitación es </w:t>
       </w:r>
       <w:r>
         <w:rPr>
@@ -8880,7 +9160,7 @@
           <w:szCs w:val="22"/>
           <w:lang w:val="es-CO"/>
         </w:rPr>
-        <w:t>XX</w:t>
+        <w:t>{precipitacion_anual}</w:t>
       </w:r>
       <w:r>
         <w:rPr>
@@ -8890,7 +9170,7 @@
           <w:szCs w:val="22"/>
           <w:lang w:val="es-CO"/>
         </w:rPr>
-        <w:t> </w:t>
+        <w:t xml:space="preserve"> </w:t>
       </w:r>
       <w:proofErr w:type="spellStart"/>
       <w:r>
@@ -8911,6 +9191,7 @@
             <w:color w:val="303030"/>
             <w:sz w:val="22"/>
             <w:szCs w:val="22"/>
+            <w:highlight w:val="cyan"/>
             <w:lang w:val="es-CO"/>
           </w:rPr>
           <w:id w:val="288567315"/>
@@ -8923,6 +9204,7 @@
               <w:color w:val="303030"/>
               <w:sz w:val="22"/>
               <w:szCs w:val="22"/>
+              <w:highlight w:val="cyan"/>
               <w:lang w:val="es-CO"/>
             </w:rPr>
             <w:fldChar w:fldCharType="begin"/>
@@ -8933,6 +9215,7 @@
               <w:color w:val="303030"/>
               <w:sz w:val="22"/>
               <w:szCs w:val="22"/>
+              <w:highlight w:val="cyan"/>
               <w:lang w:val="es-CO"/>
             </w:rPr>
             <w:instrText xml:space="preserve">CITATION CLI20 \l 3082 </w:instrText>
@@ -8943,6 +9226,7 @@
               <w:color w:val="303030"/>
               <w:sz w:val="22"/>
               <w:szCs w:val="22"/>
+              <w:highlight w:val="cyan"/>
               <w:lang w:val="es-CO"/>
             </w:rPr>
             <w:fldChar w:fldCharType="separate"/>
@@ -8954,9 +9238,10 @@
               <w:color w:val="303030"/>
               <w:sz w:val="22"/>
               <w:szCs w:val="22"/>
+              <w:highlight w:val="cyan"/>
               <w:lang w:val="es-CO"/>
             </w:rPr>
-            <w:t> </w:t>
+            <w:t xml:space="preserve"> </w:t>
           </w:r>
           <w:r>
             <w:rPr>
@@ -8965,6 +9250,7 @@
               <w:color w:val="303030"/>
               <w:sz w:val="22"/>
               <w:szCs w:val="22"/>
+              <w:highlight w:val="cyan"/>
               <w:lang w:val="es-CO"/>
             </w:rPr>
             <w:t>(Climate-data.org, 2021)</w:t>
@@ -8975,6 +9261,7 @@
               <w:color w:val="303030"/>
               <w:sz w:val="22"/>
               <w:szCs w:val="22"/>
+              <w:highlight w:val="cyan"/>
               <w:lang w:val="es-CO"/>
             </w:rPr>
             <w:fldChar w:fldCharType="end"/>
@@ -8987,6 +9274,7 @@
           <w:color w:val="303030"/>
           <w:sz w:val="22"/>
           <w:szCs w:val="22"/>
+          <w:highlight w:val="cyan"/>
           <w:lang w:val="es-CO"/>
         </w:rPr>
         <w:t>.</w:t>
@@ -8999,7 +9287,7 @@
           <w:szCs w:val="22"/>
           <w:lang w:val="es-CO"/>
         </w:rPr>
-        <w:t> </w:t>
+        <w:t xml:space="preserve"> </w:t>
       </w:r>
     </w:p>
     <w:p>
@@ -9048,7 +9336,7 @@
           <w:szCs w:val="22"/>
           <w:lang w:val="es-CO"/>
         </w:rPr>
-        <w:t> de acuerdo con el sistema de coordenadas geográficas WGS84 y</w:t>
+        <w:t xml:space="preserve"> de acuerdo con el sistema de coordenadas geográficas WGS84 y</w:t>
       </w:r>
       <w:r>
         <w:rPr>
@@ -9058,7 +9346,7 @@
           <w:szCs w:val="22"/>
           <w:lang w:val="es-CO"/>
         </w:rPr>
-        <w:t> coordenadas</w:t>
+        <w:t xml:space="preserve"> coordenadas</w:t>
       </w:r>
       <w:r>
         <w:rPr>
@@ -9068,7 +9356,7 @@
           <w:szCs w:val="22"/>
           <w:lang w:val="es-CO"/>
         </w:rPr>
-        <w:t> </w:t>
+        <w:t xml:space="preserve"> </w:t>
       </w:r>
       <w:r>
         <w:rPr>
@@ -9078,7 +9366,7 @@
           <w:szCs w:val="22"/>
           <w:lang w:val="es-CO"/>
         </w:rPr>
-        <w:t>planas </w:t>
+        <w:t xml:space="preserve">planas </w:t>
       </w:r>
       <w:r>
         <w:rPr>
@@ -9088,7 +9376,7 @@
           <w:szCs w:val="22"/>
           <w:lang w:val="es-CO"/>
         </w:rPr>
-        <w:t>Magna Sirgas con origen </w:t>
+        <w:t xml:space="preserve">Magna Sirgas con origen </w:t>
       </w:r>
       <w:r>
         <w:rPr>
@@ -9118,7 +9406,7 @@
           <w:szCs w:val="22"/>
           <w:lang w:val="es-CO"/>
         </w:rPr>
-        <w:t> </w:t>
+        <w:t xml:space="preserve"> </w:t>
       </w:r>
       <w:r>
         <w:rPr>
@@ -9183,7 +9471,7 @@
           <w:szCs w:val="22"/>
           <w:lang w:val="es-CO"/>
         </w:rPr>
-        <w:t>Tabla </w:t>
+        <w:t xml:space="preserve">Tabla </w:t>
       </w:r>
       <w:r>
         <w:rPr>
@@ -9218,7 +9506,7 @@
           <w:szCs w:val="22"/>
           <w:lang w:val="es-CO"/>
         </w:rPr>
-        <w:t> </w:t>
+        <w:t xml:space="preserve"> </w:t>
       </w:r>
       <w:r>
         <w:rPr>
@@ -9238,7 +9526,7 @@
           <w:szCs w:val="22"/>
           <w:lang w:val="es-CO"/>
         </w:rPr>
-        <w:t> geográfica en la </w:t>
+        <w:t xml:space="preserve"> geográfica en la </w:t>
       </w:r>
       <w:r>
         <w:rPr>
@@ -9297,7 +9585,7 @@
           <w:szCs w:val="22"/>
           <w:lang w:val="es-CO"/>
         </w:rPr>
-        <w:t>Figura </w:t>
+        <w:t xml:space="preserve">Figura </w:t>
       </w:r>
       <w:r>
         <w:rPr>
@@ -9364,7 +9652,7 @@
           <w:szCs w:val="20"/>
           <w:lang w:val="es-CO"/>
         </w:rPr>
-        <w:t>Tabla </w:t>
+        <w:t xml:space="preserve">Tabla </w:t>
       </w:r>
       <w:r>
         <w:rPr>
@@ -9438,7 +9726,7 @@
           <w:szCs w:val="20"/>
           <w:lang w:val="es-CO"/>
         </w:rPr>
-        <w:t>. Ubicación geográfica </w:t>
+        <w:t xml:space="preserve">. Ubicación geográfica </w:t>
       </w:r>
       <w:commentRangeStart w:id="107"/>
       <w:r>
@@ -9475,7 +9763,7 @@
           <w:szCs w:val="20"/>
           <w:lang w:val="es-CO"/>
         </w:rPr>
-        <w:t> punto</w:t>
+        <w:t xml:space="preserve"> punto</w:t>
       </w:r>
       <w:commentRangeEnd w:id="107"/>
       <w:r>
@@ -9497,7 +9785,7 @@
           <w:szCs w:val="20"/>
           <w:lang w:val="es-CO"/>
         </w:rPr>
-        <w:t> de monitoreo</w:t>
+        <w:t xml:space="preserve"> de monitoreo</w:t>
       </w:r>
       <w:r>
         <w:rPr>
@@ -9549,6 +9837,7 @@
           <w:tcPr>
             <w:tcW w:w="2968" w:type="pct"/>
             <w:gridSpan w:val="4"/>
+            <w:shd w:val="clear" w:color="auto" w:fill="004CAB"/>
             <w:noWrap/>
             <w:vAlign w:val="center"/>
             <w:hideMark/>
@@ -9584,6 +9873,7 @@
           <w:tcPr>
             <w:tcW w:w="2032" w:type="pct"/>
             <w:gridSpan w:val="2"/>
+            <w:shd w:val="clear" w:color="auto" w:fill="004CAB"/>
             <w:noWrap/>
             <w:vAlign w:val="center"/>
             <w:hideMark/>
@@ -9623,6 +9913,7 @@
         <w:tc>
           <w:tcPr>
             <w:tcW w:w="1040" w:type="pct"/>
+            <w:shd w:val="clear" w:color="auto" w:fill="004CAB"/>
             <w:vAlign w:val="center"/>
             <w:hideMark/>
           </w:tcPr>
@@ -9656,6 +9947,7 @@
         <w:tc>
           <w:tcPr>
             <w:tcW w:w="642" w:type="pct"/>
+            <w:shd w:val="clear" w:color="auto" w:fill="004CAB"/>
             <w:vAlign w:val="center"/>
             <w:hideMark/>
           </w:tcPr>
@@ -9689,6 +9981,7 @@
         <w:tc>
           <w:tcPr>
             <w:tcW w:w="690" w:type="pct"/>
+            <w:shd w:val="clear" w:color="auto" w:fill="004CAB"/>
             <w:vAlign w:val="center"/>
             <w:hideMark/>
           </w:tcPr>
@@ -9748,6 +10041,7 @@
         <w:tc>
           <w:tcPr>
             <w:tcW w:w="595" w:type="pct"/>
+            <w:shd w:val="clear" w:color="auto" w:fill="004CAB"/>
             <w:vAlign w:val="center"/>
             <w:hideMark/>
           </w:tcPr>
@@ -9805,6 +10099,7 @@
         <w:tc>
           <w:tcPr>
             <w:tcW w:w="1044" w:type="pct"/>
+            <w:shd w:val="clear" w:color="auto" w:fill="004CAB"/>
             <w:vAlign w:val="center"/>
             <w:hideMark/>
           </w:tcPr>
@@ -9838,6 +10133,7 @@
         <w:tc>
           <w:tcPr>
             <w:tcW w:w="988" w:type="pct"/>
+            <w:shd w:val="clear" w:color="auto" w:fill="004CAB"/>
             <w:vAlign w:val="center"/>
             <w:hideMark/>
           </w:tcPr>
@@ -9876,7 +10172,7 @@
                 <w:szCs w:val="20"/>
                 <w:lang w:val="es-CO" w:eastAsia="es-CO"/>
               </w:rPr>
-              <w:t> (m)</w:t>
+              <w:t xml:space="preserve"> (m)</w:t>
             </w:r>
           </w:p>
         </w:tc>
@@ -9889,6 +10185,7 @@
           <w:tcPr>
             <w:tcW w:w="1040" w:type="pct"/>
             <w:vMerge w:val="restart"/>
+            <w:shd w:val="clear" w:color="auto" w:fill="auto"/>
             <w:vAlign w:val="center"/>
             <w:hideMark/>
           </w:tcPr>
@@ -9900,6 +10197,7 @@
                 <w:color w:val="303030"/>
                 <w:sz w:val="20"/>
                 <w:szCs w:val="20"/>
+                <w:highlight w:val="cyan"/>
                 <w:lang w:val="es-CO" w:eastAsia="es-CO"/>
               </w:rPr>
             </w:pPr>
@@ -9908,17 +10206,20 @@
                 <w:rFonts w:ascii="Avenir Next LT Pro" w:hAnsi="Avenir Next LT Pro" w:cs="Calibri"/>
                 <w:color w:val="303030"/>
                 <w:sz w:val="20"/>
+                <w:highlight w:val="cyan"/>
                 <w:lang w:val="es-CO"/>
               </w:rPr>
-              <w:t>{var_15}</w:t>
+              <w:t>N</w:t>
             </w:r>
             <w:r>
               <w:rPr>
                 <w:rFonts w:ascii="Avenir Next LT Pro" w:hAnsi="Avenir Next LT Pro" w:cs="Calibri"/>
                 <w:color w:val="303030"/>
                 <w:sz w:val="20"/>
+                <w:highlight w:val="cyan"/>
                 <w:lang w:val="es-CO"/>
               </w:rPr>
+              <w:t>ombre</w:t>
             </w:r>
           </w:p>
         </w:tc>
@@ -9926,6 +10227,7 @@
           <w:tcPr>
             <w:tcW w:w="642" w:type="pct"/>
             <w:vMerge w:val="restart"/>
+            <w:shd w:val="clear" w:color="auto" w:fill="auto"/>
             <w:vAlign w:val="center"/>
           </w:tcPr>
           <w:p>
@@ -9936,6 +10238,7 @@
                 <w:color w:val="303030"/>
                 <w:sz w:val="20"/>
                 <w:szCs w:val="20"/>
+                <w:highlight w:val="cyan"/>
                 <w:lang w:val="es-CO" w:eastAsia="es-CO"/>
               </w:rPr>
             </w:pPr>
@@ -9945,9 +10248,10 @@
                 <w:color w:val="303030"/>
                 <w:sz w:val="20"/>
                 <w:szCs w:val="20"/>
+                <w:highlight w:val="cyan"/>
                 <w:lang w:val="es-CO" w:eastAsia="es-CO"/>
               </w:rPr>
-              <w:t>{var_16}</w:t>
+              <w:t>{nombre_punto}</w:t>
             </w:r>
           </w:p>
         </w:tc>
@@ -9955,6 +10259,7 @@
           <w:tcPr>
             <w:tcW w:w="690" w:type="pct"/>
             <w:vMerge w:val="restart"/>
+            <w:shd w:val="clear" w:color="auto" w:fill="auto"/>
             <w:noWrap/>
             <w:vAlign w:val="center"/>
           </w:tcPr>
@@ -9966,6 +10271,7 @@
                 <w:color w:val="303030"/>
                 <w:sz w:val="20"/>
                 <w:szCs w:val="20"/>
+                <w:highlight w:val="cyan"/>
                 <w:lang w:val="es-CO" w:eastAsia="es-CO"/>
               </w:rPr>
             </w:pPr>
@@ -9975,9 +10281,10 @@
                 <w:color w:val="303030"/>
                 <w:sz w:val="20"/>
                 <w:szCs w:val="20"/>
+                <w:highlight w:val="cyan"/>
                 <w:lang w:val="es-CO" w:eastAsia="es-CO"/>
               </w:rPr>
-              <w:t>{var_16}</w:t>
+              <w:t>{coordenada_latitud_grados}</w:t>
             </w:r>
           </w:p>
         </w:tc>
@@ -9985,6 +10292,7 @@
           <w:tcPr>
             <w:tcW w:w="595" w:type="pct"/>
             <w:vMerge w:val="restart"/>
+            <w:shd w:val="clear" w:color="auto" w:fill="auto"/>
             <w:vAlign w:val="center"/>
             <w:hideMark/>
           </w:tcPr>
@@ -9996,6 +10304,7 @@
                 <w:color w:val="303030"/>
                 <w:sz w:val="20"/>
                 <w:szCs w:val="20"/>
+                <w:highlight w:val="cyan"/>
                 <w:lang w:val="es-CO" w:eastAsia="es-CO"/>
               </w:rPr>
             </w:pPr>
@@ -10005,15 +10314,17 @@
                 <w:color w:val="303030"/>
                 <w:sz w:val="20"/>
                 <w:szCs w:val="20"/>
+                <w:highlight w:val="cyan"/>
                 <w:lang w:val="es-CO" w:eastAsia="es-CO"/>
               </w:rPr>
-              <w:t>{var_17}</w:t>
+              <w:t>{coordenada_latitud_minutos}</w:t>
             </w:r>
           </w:p>
         </w:tc>
         <w:tc>
           <w:tcPr>
             <w:tcW w:w="1044" w:type="pct"/>
+            <w:shd w:val="clear" w:color="auto" w:fill="auto"/>
             <w:vAlign w:val="center"/>
           </w:tcPr>
           <w:p>
@@ -10024,6 +10335,7 @@
                 <w:color w:val="303030"/>
                 <w:sz w:val="20"/>
                 <w:szCs w:val="20"/>
+                <w:highlight w:val="cyan"/>
                 <w:lang w:val="es-CO" w:eastAsia="es-CO"/>
               </w:rPr>
             </w:pPr>
@@ -10034,8 +10346,9 @@
                 <w:color w:val="303030"/>
                 <w:sz w:val="20"/>
                 <w:szCs w:val="20"/>
-              </w:rPr>
-              <w:t>{var_13}</w:t>
+                <w:highlight w:val="cyan"/>
+              </w:rPr>
+              <w:t>{coordenada_latitud_segundos}</w:t>
             </w:r>
             <w:r>
               <w:rPr>
@@ -10043,7 +10356,9 @@
                 <w:color w:val="303030"/>
                 <w:sz w:val="20"/>
                 <w:szCs w:val="20"/>
-              </w:rPr>
+                <w:highlight w:val="cyan"/>
+              </w:rPr>
+              <w:t>°</w:t>
             </w:r>
             <w:proofErr w:type="gramStart"/>
             <w:r>
@@ -10052,7 +10367,9 @@
                 <w:color w:val="303030"/>
                 <w:sz w:val="20"/>
                 <w:szCs w:val="20"/>
-              </w:rPr>
+                <w:highlight w:val="cyan"/>
+              </w:rPr>
+              <w:t>{coordenada_latitud_dir}</w:t>
             </w:r>
             <w:r>
               <w:rPr>
@@ -10060,7 +10377,9 @@
                 <w:color w:val="303030"/>
                 <w:sz w:val="20"/>
                 <w:szCs w:val="20"/>
-              </w:rPr>
+                <w:highlight w:val="cyan"/>
+              </w:rPr>
+              <w:t>'</w:t>
             </w:r>
             <w:r>
               <w:rPr>
@@ -10068,7 +10387,9 @@
                 <w:color w:val="303030"/>
                 <w:sz w:val="20"/>
                 <w:szCs w:val="20"/>
-              </w:rPr>
+                <w:highlight w:val="cyan"/>
+              </w:rPr>
+              <w:t>{coordenada_longitud_grados}</w:t>
             </w:r>
             <w:r>
               <w:rPr>
@@ -10076,7 +10397,9 @@
                 <w:color w:val="303030"/>
                 <w:sz w:val="20"/>
                 <w:szCs w:val="20"/>
-              </w:rPr>
+                <w:highlight w:val="cyan"/>
+              </w:rPr>
+              <w:t>,</w:t>
             </w:r>
             <w:r>
               <w:rPr>
@@ -10084,7 +10407,9 @@
                 <w:color w:val="303030"/>
                 <w:sz w:val="20"/>
                 <w:szCs w:val="20"/>
-              </w:rPr>
+                <w:highlight w:val="cyan"/>
+              </w:rPr>
+              <w:t>{coordenada_longitud_minutos}</w:t>
             </w:r>
             <w:proofErr w:type="gramEnd"/>
             <w:r>
@@ -10093,7 +10418,9 @@
                 <w:color w:val="303030"/>
                 <w:sz w:val="20"/>
                 <w:szCs w:val="20"/>
-              </w:rPr>
+                <w:highlight w:val="cyan"/>
+              </w:rPr>
+              <w:t>"N</w:t>
             </w:r>
             <w:proofErr w:type="spellEnd"/>
           </w:p>
@@ -10101,6 +10428,7 @@
         <w:tc>
           <w:tcPr>
             <w:tcW w:w="988" w:type="pct"/>
+            <w:shd w:val="clear" w:color="auto" w:fill="auto"/>
             <w:vAlign w:val="center"/>
           </w:tcPr>
           <w:p>
@@ -10111,6 +10439,7 @@
                 <w:color w:val="303030"/>
                 <w:sz w:val="20"/>
                 <w:szCs w:val="20"/>
+                <w:highlight w:val="cyan"/>
                 <w:lang w:val="es-CO" w:eastAsia="es-CO"/>
               </w:rPr>
             </w:pPr>
@@ -10120,9 +10449,10 @@
                 <w:color w:val="303030"/>
                 <w:sz w:val="20"/>
                 <w:szCs w:val="20"/>
+                <w:highlight w:val="cyan"/>
                 <w:lang w:eastAsia="es-CO"/>
               </w:rPr>
-              <w:t>{var_14}</w:t>
+              <w:t>XXXX, XX</w:t>
             </w:r>
             <w:r>
               <w:rPr>
@@ -10130,8 +10460,10 @@
                 <w:color w:val="303030"/>
                 <w:sz w:val="20"/>
                 <w:szCs w:val="20"/>
+                <w:highlight w:val="cyan"/>
                 <w:lang w:eastAsia="es-CO"/>
               </w:rPr>
+              <w:t xml:space="preserve"> </w:t>
             </w:r>
             <w:r>
               <w:rPr>
@@ -10139,8 +10471,10 @@
                 <w:color w:val="303030"/>
                 <w:sz w:val="20"/>
                 <w:szCs w:val="20"/>
+                <w:highlight w:val="cyan"/>
                 <w:lang w:eastAsia="es-CO"/>
               </w:rPr>
+              <w:t>N</w:t>
             </w:r>
           </w:p>
         </w:tc>
@@ -10163,6 +10497,7 @@
                 <w:color w:val="303030"/>
                 <w:sz w:val="20"/>
                 <w:szCs w:val="20"/>
+                <w:highlight w:val="cyan"/>
                 <w:lang w:val="es-CO" w:eastAsia="es-CO"/>
               </w:rPr>
             </w:pPr>
@@ -10181,6 +10516,7 @@
                 <w:color w:val="303030"/>
                 <w:sz w:val="20"/>
                 <w:szCs w:val="20"/>
+                <w:highlight w:val="cyan"/>
                 <w:lang w:val="es-CO" w:eastAsia="es-CO"/>
               </w:rPr>
             </w:pPr>
@@ -10199,6 +10535,7 @@
                 <w:color w:val="303030"/>
                 <w:sz w:val="20"/>
                 <w:szCs w:val="20"/>
+                <w:highlight w:val="cyan"/>
                 <w:lang w:val="es-CO" w:eastAsia="es-CO"/>
               </w:rPr>
             </w:pPr>
@@ -10218,6 +10555,7 @@
                 <w:color w:val="303030"/>
                 <w:sz w:val="20"/>
                 <w:szCs w:val="20"/>
+                <w:highlight w:val="cyan"/>
                 <w:lang w:val="es-CO" w:eastAsia="es-CO"/>
               </w:rPr>
             </w:pPr>
@@ -10226,6 +10564,7 @@
         <w:tc>
           <w:tcPr>
             <w:tcW w:w="1044" w:type="pct"/>
+            <w:shd w:val="clear" w:color="auto" w:fill="auto"/>
             <w:vAlign w:val="center"/>
           </w:tcPr>
           <w:p>
@@ -10236,6 +10575,7 @@
                 <w:color w:val="303030"/>
                 <w:sz w:val="20"/>
                 <w:szCs w:val="20"/>
+                <w:highlight w:val="cyan"/>
                 <w:lang w:val="es-CO" w:eastAsia="es-CO"/>
               </w:rPr>
             </w:pPr>
@@ -10246,8 +10586,9 @@
                 <w:color w:val="303030"/>
                 <w:sz w:val="20"/>
                 <w:szCs w:val="20"/>
-              </w:rPr>
-              <w:t>{var_18}</w:t>
+                <w:highlight w:val="cyan"/>
+              </w:rPr>
+              <w:t>XX°</w:t>
             </w:r>
             <w:proofErr w:type="gramStart"/>
             <w:r>
@@ -10256,7 +10597,9 @@
                 <w:color w:val="303030"/>
                 <w:sz w:val="20"/>
                 <w:szCs w:val="20"/>
-              </w:rPr>
+                <w:highlight w:val="cyan"/>
+              </w:rPr>
+              <w:t>X'X,XX</w:t>
             </w:r>
             <w:proofErr w:type="gramEnd"/>
             <w:r>
@@ -10265,7 +10608,9 @@
                 <w:color w:val="303030"/>
                 <w:sz w:val="20"/>
                 <w:szCs w:val="20"/>
-              </w:rPr>
+                <w:highlight w:val="cyan"/>
+              </w:rPr>
+              <w:t>"</w:t>
             </w:r>
             <w:r>
               <w:rPr>
@@ -10273,7 +10618,9 @@
                 <w:color w:val="303030"/>
                 <w:sz w:val="20"/>
                 <w:szCs w:val="20"/>
-              </w:rPr>
+                <w:highlight w:val="cyan"/>
+              </w:rPr>
+              <w:t>W</w:t>
             </w:r>
             <w:proofErr w:type="spellEnd"/>
           </w:p>
@@ -10281,6 +10628,7 @@
         <w:tc>
           <w:tcPr>
             <w:tcW w:w="988" w:type="pct"/>
+            <w:shd w:val="clear" w:color="auto" w:fill="auto"/>
             <w:vAlign w:val="center"/>
           </w:tcPr>
           <w:p>
@@ -10291,6 +10639,7 @@
                 <w:color w:val="303030"/>
                 <w:sz w:val="20"/>
                 <w:szCs w:val="20"/>
+                <w:highlight w:val="cyan"/>
                 <w:lang w:val="es-CO" w:eastAsia="es-CO"/>
               </w:rPr>
             </w:pPr>
@@ -10300,9 +10649,10 @@
                 <w:color w:val="303030"/>
                 <w:sz w:val="20"/>
                 <w:szCs w:val="20"/>
+                <w:highlight w:val="cyan"/>
                 <w:lang w:eastAsia="es-CO"/>
               </w:rPr>
-              <w:t>{var_19}</w:t>
+              <w:t xml:space="preserve">XXXX, XX </w:t>
             </w:r>
             <w:r>
               <w:rPr>
@@ -10310,8 +10660,10 @@
                 <w:color w:val="303030"/>
                 <w:sz w:val="20"/>
                 <w:szCs w:val="20"/>
+                <w:highlight w:val="cyan"/>
                 <w:lang w:eastAsia="es-CO"/>
               </w:rPr>
+              <w:t>E</w:t>
             </w:r>
           </w:p>
         </w:tc>
@@ -10336,7 +10688,7 @@
           <w:color w:val="303030"/>
           <w:lang w:val="es-CO"/>
         </w:rPr>
-        <w:t>Fuente: SERAMBIENTE S.A.S., </w:t>
+        <w:t xml:space="preserve">Fuente: SERAMBIENTE S.A.S., </w:t>
       </w:r>
       <w:commentRangeStart w:id="108"/>
       <w:r>
@@ -10347,7 +10699,7 @@
           <w:color w:val="303030"/>
           <w:lang w:val="es-CO"/>
         </w:rPr>
-        <w:t>XXXX</w:t>
+        <w:t>{fuente_imagen}</w:t>
       </w:r>
       <w:commentRangeEnd w:id="108"/>
       <w:r>
@@ -10392,6 +10744,7 @@
         <w:rPr>
           <w:rFonts w:ascii="Avenir Next LT Pro" w:hAnsi="Avenir Next LT Pro" w:cs="Calibri"/>
           <w:color w:val="303030"/>
+          <w:highlight w:val="cyan"/>
           <w:lang w:val="es-CO"/>
         </w:rPr>
       </w:pPr>
@@ -10400,8 +10753,9 @@
           <w:rFonts w:ascii="Avenir Next LT Pro" w:hAnsi="Avenir Next LT Pro"/>
           <w:noProof/>
           <w:color w:val="303030"/>
-        </w:rPr>
-        <w:t>{var_5}</w:t>
+          <w:highlight w:val="cyan"/>
+        </w:rPr>
+        <w:t>Aquí se agrega la imagen previamente extraida del Google Earth.</w:t>
       </w:r>
     </w:p>
     <w:p>
@@ -10426,7 +10780,7 @@
           <w:color w:val="303030"/>
           <w:lang w:val="es-CO"/>
         </w:rPr>
-        <w:t>Figura </w:t>
+        <w:t xml:space="preserve">Figura </w:t>
       </w:r>
       <w:r>
         <w:rPr>
@@ -10476,7 +10830,7 @@
           <w:color w:val="303030"/>
           <w:lang w:val="es-CO"/>
         </w:rPr>
-        <w:t>. </w:t>
+        <w:t xml:space="preserve">. </w:t>
       </w:r>
       <w:r>
         <w:rPr>
@@ -10492,29 +10846,34 @@
           <w:color w:val="303030"/>
           <w:lang w:val="es-CO"/>
         </w:rPr>
-        <w:t> geográfica </w:t>
+        <w:t xml:space="preserve"> geográfica </w:t>
       </w:r>
       <w:r>
         <w:rPr>
           <w:rFonts w:ascii="Avenir Next LT Pro" w:hAnsi="Avenir Next LT Pro" w:cs="Calibri"/>
           <w:color w:val="303030"/>
-          <w:lang w:val="es-CO"/>
-        </w:rPr>
-        <w:t>{1_ubicacion_geografica_1}</w:t>
+          <w:highlight w:val="cyan"/>
+          <w:lang w:val="es-CO"/>
+        </w:rPr>
+        <w:t>de</w:t>
       </w:r>
       <w:r>
         <w:rPr>
           <w:rFonts w:ascii="Avenir Next LT Pro" w:hAnsi="Avenir Next LT Pro" w:cs="Calibri"/>
           <w:color w:val="303030"/>
-          <w:lang w:val="es-CO"/>
-        </w:rPr>
+          <w:highlight w:val="cyan"/>
+          <w:lang w:val="es-CO"/>
+        </w:rPr>
+        <w:t>l</w:t>
       </w:r>
       <w:r>
         <w:rPr>
           <w:rFonts w:ascii="Avenir Next LT Pro" w:hAnsi="Avenir Next LT Pro" w:cs="Calibri"/>
           <w:color w:val="303030"/>
-          <w:lang w:val="es-CO"/>
-        </w:rPr>
+          <w:highlight w:val="cyan"/>
+          <w:lang w:val="es-CO"/>
+        </w:rPr>
+        <w:t xml:space="preserve"> punto</w:t>
       </w:r>
       <w:r>
         <w:rPr>
@@ -10522,7 +10881,7 @@
           <w:color w:val="303030"/>
           <w:lang w:val="es-CO"/>
         </w:rPr>
-        <w:t> de monitoreo</w:t>
+        <w:t xml:space="preserve"> de monitoreo</w:t>
       </w:r>
       <w:bookmarkEnd w:id="110"/>
       <w:bookmarkEnd w:id="111"/>
@@ -10551,7 +10910,7 @@
           <w:szCs w:val="20"/>
           <w:lang w:val="es-CO"/>
         </w:rPr>
-        <w:t>Fuente: </w:t>
+        <w:t xml:space="preserve">Fuente: </w:t>
       </w:r>
       <w:r>
         <w:rPr>
@@ -10562,7 +10921,7 @@
           <w:szCs w:val="20"/>
           <w:lang w:val="es-CO"/>
         </w:rPr>
-        <w:t>Tomado y modificado de </w:t>
+        <w:t xml:space="preserve">Tomado y modificado de </w:t>
       </w:r>
       <w:r>
         <w:rPr>
@@ -10573,7 +10932,7 @@
           <w:szCs w:val="20"/>
           <w:lang w:val="es-CO"/>
         </w:rPr>
-        <w:t>Google </w:t>
+        <w:t xml:space="preserve">Google </w:t>
       </w:r>
       <w:proofErr w:type="spellStart"/>
       <w:r>
@@ -10597,7 +10956,7 @@
           <w:szCs w:val="20"/>
           <w:lang w:val="es-CO"/>
         </w:rPr>
-        <w:t>., </w:t>
+        <w:t xml:space="preserve">., </w:t>
       </w:r>
       <w:commentRangeStart w:id="114"/>
       <w:r>
@@ -10609,7 +10968,7 @@
           <w:szCs w:val="20"/>
           <w:lang w:val="es-CO"/>
         </w:rPr>
-        <w:t>XXXX</w:t>
+        <w:t>{fuente_imagen_2}</w:t>
       </w:r>
       <w:r>
         <w:rPr>
@@ -10691,9 +11050,10 @@
           <w:color w:val="303030"/>
           <w:sz w:val="22"/>
           <w:szCs w:val="22"/>
-          <w:lang w:val="es-CO"/>
-        </w:rPr>
-        <w:t>{en_cumplimiento_de_los_compromisos_establecidos_co_1}</w:t>
+          <w:highlight w:val="cyan"/>
+          <w:lang w:val="es-CO"/>
+        </w:rPr>
+        <w:t>{nombre_empresa}</w:t>
       </w:r>
       <w:r>
         <w:rPr>
@@ -10702,8 +11062,10 @@
           <w:color w:val="303030"/>
           <w:sz w:val="22"/>
           <w:szCs w:val="22"/>
-          <w:lang w:val="es-CO"/>
-        </w:rPr>
+          <w:highlight w:val="cyan"/>
+          <w:lang w:val="es-CO"/>
+        </w:rPr>
+        <w:t>,</w:t>
       </w:r>
       <w:r>
         <w:rPr>
@@ -10714,7 +11076,7 @@
           <w:szCs w:val="22"/>
           <w:lang w:val="es-CO"/>
         </w:rPr>
-        <w:t> </w:t>
+        <w:t xml:space="preserve"> </w:t>
       </w:r>
       <w:r>
         <w:rPr>
@@ -10723,7 +11085,7 @@
           <w:sz w:val="22"/>
           <w:szCs w:val="22"/>
         </w:rPr>
-        <w:t>en </w:t>
+        <w:t xml:space="preserve">en </w:t>
       </w:r>
       <w:r>
         <w:rPr>
@@ -10741,7 +11103,7 @@
           <w:sz w:val="22"/>
           <w:szCs w:val="22"/>
         </w:rPr>
-        <w:t> los compromisos establecidos con la autoridad </w:t>
+        <w:t xml:space="preserve"> los compromisos establecidos con la autoridad </w:t>
       </w:r>
       <w:r>
         <w:rPr>
@@ -10750,7 +11112,7 @@
           <w:sz w:val="22"/>
           <w:szCs w:val="22"/>
         </w:rPr>
-        <w:t>ambiental, programó la realización de </w:t>
+        <w:t xml:space="preserve">ambiental, programó la realización de </w:t>
       </w:r>
       <w:r>
         <w:rPr>
@@ -10759,7 +11121,7 @@
           <w:sz w:val="22"/>
           <w:szCs w:val="22"/>
         </w:rPr>
-        <w:t>un estudio de caracterización de agua (matriz) en x (</w:t>
+        <w:t>un estudio de caracterización de agua (matriz) en {numero_puntos} (</w:t>
       </w:r>
       <w:proofErr w:type="spellStart"/>
       <w:r>
@@ -10769,7 +11131,7 @@
           <w:sz w:val="22"/>
           <w:szCs w:val="22"/>
         </w:rPr>
-        <w:t>xx</w:t>
+        <w:t>{numero_puntos_detalle}</w:t>
       </w:r>
       <w:proofErr w:type="spellEnd"/>
       <w:r>
@@ -10779,7 +11141,7 @@
           <w:sz w:val="22"/>
           <w:szCs w:val="22"/>
         </w:rPr>
-        <w:t>) puntos ubicados en {tag_ciudad_dept_concl}; </w:t>
+        <w:t xml:space="preserve">) puntos ubicados en ciudad/departamento; </w:t>
       </w:r>
       <w:r>
         <w:rPr>
@@ -10788,7 +11150,7 @@
           <w:sz w:val="22"/>
           <w:szCs w:val="22"/>
         </w:rPr>
-        <w:t>No obstante, esta actividad no pudo ejecutarse debido a que los puntos se encontraban secos, lo que impidió la toma de muestras </w:t>
+        <w:t xml:space="preserve">No obstante, esta actividad no pudo ejecutarse debido a que los puntos se encontraban secos, lo que impidió la toma de muestras </w:t>
       </w:r>
       <w:r>
         <w:rPr>
@@ -10960,7 +11322,7 @@
           <w:color w:val="303030"/>
           <w:lang w:val="es-CO"/>
         </w:rPr>
-        <w:t> </w:t>
+        <w:t xml:space="preserve"> </w:t>
       </w:r>
     </w:p>
     <w:p>
@@ -10988,7 +11350,15 @@
           <w:color w:val="303030"/>
           <w:lang w:val="es-CO"/>
         </w:rPr>
-        <w:t>, Colombia </w:t>
+        <w:t xml:space="preserve">, </w:t>
+      </w:r>
+      <w:r>
+        <w:rPr>
+          <w:rFonts w:ascii="Avenir Next LT Pro" w:hAnsi="Avenir Next LT Pro"/>
+          <w:color w:val="303030"/>
+          <w:lang w:val="es-CO"/>
+        </w:rPr>
+        <w:t xml:space="preserve">Colombia </w:t>
       </w:r>
     </w:p>
     <w:p>
@@ -11103,7 +11473,7 @@
           <w:szCs w:val="16"/>
           <w:lang w:val="es-CO"/>
         </w:rPr>
-        <w:t>INFORME VÁLIDO ÚNICAMENTE PARA LA(S) MUESTRA(S) ANALIZADA(S). LA REPRODUCCIÓN PARCIAL O TOTAL DEL PRESENTE INFORME DEBE HACERSE CON AUTORIZACIÓN EXPRESA DE SERAMBIENTE S.A.S. CUALQUIER TIPO DE OBSERVACIÓN REQUERIDA POR EL CLIENTE Y RELACIONADA CON LOS RESULTADOS EMITIDOS, SÓLO SERÁ ACEPTADA DENTRO DE LOS </w:t>
+        <w:t xml:space="preserve">INFORME VÁLIDO ÚNICAMENTE PARA LA(S) MUESTRA(S) ANALIZADA(S). LA REPRODUCCIÓN PARCIAL O TOTAL DEL PRESENTE INFORME DEBE HACERSE CON AUTORIZACIÓN EXPRESA DE SERAMBIENTE S.A.S. CUALQUIER TIPO DE OBSERVACIÓN REQUERIDA POR EL CLIENTE Y RELACIONADA CON LOS RESULTADOS EMITIDOS, SÓLO SERÁ ACEPTADA DENTRO DE LOS </w:t>
       </w:r>
       <w:r>
         <w:rPr>
@@ -11143,7 +11513,7 @@
           <w:szCs w:val="16"/>
           <w:lang w:val="es-CO"/>
         </w:rPr>
-        <w:t> DÍAS</w:t>
+        <w:t xml:space="preserve"> DÍAS</w:t>
       </w:r>
       <w:r>
         <w:rPr>
@@ -11153,7 +11523,7 @@
           <w:szCs w:val="16"/>
           <w:lang w:val="es-CO"/>
         </w:rPr>
-        <w:t> HÁBILES</w:t>
+        <w:t xml:space="preserve"> HÁBILES</w:t>
       </w:r>
       <w:r>
         <w:rPr>
@@ -11163,7 +11533,7 @@
           <w:szCs w:val="16"/>
           <w:lang w:val="es-CO"/>
         </w:rPr>
-        <w:t> SIGUIENTES AL ENVÍO DE ESTE INFORME. SI NO SE RECIBE OBSERVACIÓN EN EL TIEMPO ESTABLECIDO, SE DA POR ACEPTADO EL INFORME Y SE PROCEDERÁ </w:t>
+        <w:t xml:space="preserve"> SIGUIENTES AL ENVÍO DE ESTE INFORME. SI NO SE RECIBE OBSERVACIÓN EN EL TIEMPO ESTABLECIDO, SE DA POR ACEPTADO EL INFORME Y SE PROCEDERÁ </w:t>
       </w:r>
       <w:r>
         <w:rPr>
@@ -11193,7 +11563,7 @@
           <w:szCs w:val="16"/>
           <w:lang w:val="es-CO"/>
         </w:rPr>
-        <w:t> RESERVA DE MUESTRAS: EL LABORATORIO ESTABLECE UN PERIODO DE 20 D</w:t>
+        <w:t xml:space="preserve"> RESERVA DE MUESTRAS: EL LABORATORIO ESTABLECE UN PERIODO DE 20 D</w:t>
       </w:r>
       <w:r>
         <w:rPr>
@@ -11250,7 +11620,7 @@
           <w:szCs w:val="16"/>
           <w:lang w:val="es-CO"/>
         </w:rPr>
-        <w:t> DISPOSICI</w:t>
+        <w:t xml:space="preserve"> DISPOSICI</w:t>
       </w:r>
       <w:proofErr w:type="spellStart"/>
       <w:r>
@@ -11477,7 +11847,7 @@
           <w:szCs w:val="22"/>
           <w:lang w:val="en-US"/>
         </w:rPr>
-        <w:t>American Public </w:t>
+        <w:t xml:space="preserve">American Public </w:t>
       </w:r>
       <w:proofErr w:type="spellStart"/>
       <w:r>
@@ -11499,7 +11869,7 @@
           <w:szCs w:val="22"/>
           <w:lang w:val="en-US"/>
         </w:rPr>
-        <w:t> Association (APHA). </w:t>
+        <w:t xml:space="preserve"> Association (APHA). </w:t>
       </w:r>
       <w:r>
         <w:rPr>
@@ -11507,9 +11877,10 @@
           <w:color w:val="303030"/>
           <w:sz w:val="22"/>
           <w:szCs w:val="22"/>
+          <w:highlight w:val="cyan"/>
           <w:lang w:val="en-US"/>
         </w:rPr>
-        <w:t>{american_public_healt_association_apha_1}</w:t>
+        <w:t>2</w:t>
       </w:r>
       <w:r>
         <w:rPr>
@@ -11517,8 +11888,10 @@
           <w:color w:val="303030"/>
           <w:sz w:val="22"/>
           <w:szCs w:val="22"/>
+          <w:highlight w:val="cyan"/>
           <w:lang w:val="en-US"/>
         </w:rPr>
+        <w:t>0</w:t>
       </w:r>
       <w:r>
         <w:rPr>
@@ -11526,8 +11899,10 @@
           <w:color w:val="303030"/>
           <w:sz w:val="22"/>
           <w:szCs w:val="22"/>
+          <w:highlight w:val="cyan"/>
           <w:lang w:val="en-US"/>
         </w:rPr>
+        <w:t>2</w:t>
       </w:r>
       <w:r>
         <w:rPr>
@@ -11535,8 +11910,10 @@
           <w:color w:val="303030"/>
           <w:sz w:val="22"/>
           <w:szCs w:val="22"/>
+          <w:highlight w:val="cyan"/>
           <w:lang w:val="en-US"/>
         </w:rPr>
+        <w:t>3</w:t>
       </w:r>
       <w:r>
         <w:rPr>
@@ -11546,7 +11923,7 @@
           <w:szCs w:val="22"/>
           <w:lang w:val="en-US"/>
         </w:rPr>
-        <w:t>. Standard Methods for the Examination of Water and Wastewater. </w:t>
+        <w:t xml:space="preserve">. Standard Methods for the Examination of Water and Wastewater. </w:t>
       </w:r>
       <w:r>
         <w:rPr>
@@ -11554,9 +11931,10 @@
           <w:color w:val="303030"/>
           <w:sz w:val="22"/>
           <w:szCs w:val="22"/>
+          <w:highlight w:val="cyan"/>
           <w:lang w:val="en-US"/>
         </w:rPr>
-        <w:t>{standard_methods_for_the_examination_of_water_and__1}</w:t>
+        <w:t>2</w:t>
       </w:r>
       <w:r>
         <w:rPr>
@@ -11564,8 +11942,10 @@
           <w:color w:val="303030"/>
           <w:sz w:val="22"/>
           <w:szCs w:val="22"/>
+          <w:highlight w:val="cyan"/>
           <w:lang w:val="en-US"/>
         </w:rPr>
+        <w:t>4</w:t>
       </w:r>
       <w:r>
         <w:rPr>
@@ -11573,8 +11953,10 @@
           <w:color w:val="303030"/>
           <w:sz w:val="22"/>
           <w:szCs w:val="22"/>
+          <w:highlight w:val="cyan"/>
           <w:lang w:val="en-US"/>
         </w:rPr>
+        <w:t>th edition</w:t>
       </w:r>
       <w:r>
         <w:rPr>
@@ -11584,7 +11966,7 @@
           <w:szCs w:val="22"/>
           <w:lang w:val="en-US"/>
         </w:rPr>
-        <w:t>. Amer. Pub. </w:t>
+        <w:t xml:space="preserve">. Amer. Pub. </w:t>
       </w:r>
       <w:proofErr w:type="spellStart"/>
       <w:r>
@@ -11606,7 +11988,7 @@
           <w:szCs w:val="22"/>
           <w:lang w:val="es-CO"/>
         </w:rPr>
-        <w:t>. </w:t>
+        <w:t xml:space="preserve">. </w:t>
       </w:r>
       <w:proofErr w:type="spellStart"/>
       <w:r>
@@ -11628,7 +12010,7 @@
           <w:szCs w:val="22"/>
           <w:lang w:val="es-CO"/>
         </w:rPr>
-        <w:t>., Washington. </w:t>
+        <w:t xml:space="preserve">., Washington. </w:t>
       </w:r>
       <w:proofErr w:type="gramStart"/>
       <w:r>
@@ -11668,6 +12050,7 @@
           <w:color w:val="303030"/>
           <w:sz w:val="22"/>
           <w:szCs w:val="22"/>
+          <w:highlight w:val="cyan"/>
           <w:lang w:val="es-ES"/>
         </w:rPr>
       </w:pPr>
@@ -11679,8 +12062,9 @@
           <w:color w:val="303030"/>
           <w:sz w:val="22"/>
           <w:szCs w:val="22"/>
-        </w:rPr>
-        <w:t>{obtenido_de_1}</w:t>
+          <w:highlight w:val="cyan"/>
+        </w:rPr>
+        <w:t>E</w:t>
       </w:r>
       <w:commentRangeEnd w:id="123"/>
       <w:r>
@@ -11698,8 +12082,9 @@
           <w:color w:val="303030"/>
           <w:sz w:val="22"/>
           <w:szCs w:val="22"/>
-        </w:rPr>
-        <w:t>{obtenido_de_www_es_climate_data_org_1}</w:t>
+          <w:highlight w:val="cyan"/>
+        </w:rPr>
+        <w:t>sClimate</w:t>
       </w:r>
       <w:proofErr w:type="spellEnd"/>
       <w:r>
@@ -11708,7 +12093,9 @@
           <w:color w:val="303030"/>
           <w:sz w:val="22"/>
           <w:szCs w:val="22"/>
-        </w:rPr>
+          <w:highlight w:val="cyan"/>
+        </w:rPr>
+        <w:t xml:space="preserve"> Data (2025). Título de página</w:t>
       </w:r>
       <w:r>
         <w:rPr>
@@ -11717,7 +12104,16 @@
           <w:sz w:val="22"/>
           <w:szCs w:val="22"/>
         </w:rPr>
-        <w:t>. Obtenido de: </w:t>
+        <w:t>. Obtenido de:</w:t>
+      </w:r>
+      <w:r>
+        <w:rPr>
+          <w:rFonts w:ascii="Avenir Next LT Pro" w:hAnsi="Avenir Next LT Pro" w:cstheme="minorHAnsi"/>
+          <w:color w:val="303030"/>
+          <w:sz w:val="22"/>
+          <w:szCs w:val="22"/>
+        </w:rPr>
+        <w:t xml:space="preserve"> </w:t>
       </w:r>
       <w:r>
         <w:rPr>
@@ -11764,7 +12160,7 @@
           <w:szCs w:val="22"/>
           <w:lang w:val="es-CO"/>
         </w:rPr>
-        <w:t> </w:t>
+        <w:t xml:space="preserve"> </w:t>
       </w:r>
       <w:r>
         <w:rPr>
@@ -11941,7 +12337,7 @@
           <w:szCs w:val="22"/>
           <w:lang w:val="es-CO"/>
         </w:rPr>
-        <w:t> </w:t>
+        <w:t xml:space="preserve"> </w:t>
       </w:r>
       <w:r>
         <w:rPr>
@@ -11992,7 +12388,7 @@
           <w:szCs w:val="22"/>
           <w:lang w:val="es-419"/>
         </w:rPr>
-        <w:t>Tabla </w:t>
+        <w:t xml:space="preserve">Tabla </w:t>
       </w:r>
       <w:r>
         <w:rPr>
@@ -12025,7 +12421,7 @@
           <w:szCs w:val="22"/>
           <w:lang w:val="es-CO"/>
         </w:rPr>
-        <w:t> </w:t>
+        <w:t xml:space="preserve"> </w:t>
       </w:r>
       <w:r>
         <w:rPr>
@@ -12067,7 +12463,7 @@
           <w:szCs w:val="20"/>
           <w:lang w:val="es-419"/>
         </w:rPr>
-        <w:t>Tabla </w:t>
+        <w:t xml:space="preserve">Tabla </w:t>
       </w:r>
       <w:r>
         <w:rPr>
@@ -12177,6 +12573,7 @@
         <w:tc>
           <w:tcPr>
             <w:tcW w:w="1682" w:type="pct"/>
+            <w:shd w:val="clear" w:color="000000" w:fill="004CAB"/>
             <w:vAlign w:val="center"/>
             <w:hideMark/>
           </w:tcPr>
@@ -12222,6 +12619,7 @@
         <w:tc>
           <w:tcPr>
             <w:tcW w:w="1126" w:type="pct"/>
+            <w:shd w:val="clear" w:color="000000" w:fill="004CAB"/>
             <w:vAlign w:val="center"/>
             <w:hideMark/>
           </w:tcPr>
@@ -12266,6 +12664,7 @@
         <w:tc>
           <w:tcPr>
             <w:tcW w:w="1125" w:type="pct"/>
+            <w:shd w:val="clear" w:color="000000" w:fill="004CAB"/>
             <w:vAlign w:val="center"/>
             <w:hideMark/>
           </w:tcPr>
@@ -12310,6 +12709,7 @@
         <w:tc>
           <w:tcPr>
             <w:tcW w:w="1067" w:type="pct"/>
+            <w:shd w:val="clear" w:color="000000" w:fill="004CAB"/>
             <w:vAlign w:val="center"/>
             <w:hideMark/>
           </w:tcPr>
@@ -12360,6 +12760,7 @@
         <w:tc>
           <w:tcPr>
             <w:tcW w:w="1682" w:type="pct"/>
+            <w:shd w:val="clear" w:color="auto" w:fill="auto"/>
             <w:vAlign w:val="center"/>
             <w:hideMark/>
           </w:tcPr>
@@ -12384,7 +12785,7 @@
                 <w:szCs w:val="20"/>
                 <w:lang w:val="es-ES" w:eastAsia="es-CO"/>
               </w:rPr>
-              <w:t>Anexo 1. </w:t>
+              <w:t xml:space="preserve">Anexo 1. </w:t>
             </w:r>
             <w:r>
               <w:rPr>
@@ -12411,6 +12812,7 @@
         <w:tc>
           <w:tcPr>
             <w:tcW w:w="1126" w:type="pct"/>
+            <w:shd w:val="clear" w:color="auto" w:fill="auto"/>
             <w:vAlign w:val="center"/>
             <w:hideMark/>
           </w:tcPr>
@@ -12430,6 +12832,7 @@
         <w:tc>
           <w:tcPr>
             <w:tcW w:w="1125" w:type="pct"/>
+            <w:shd w:val="clear" w:color="auto" w:fill="auto"/>
             <w:vAlign w:val="center"/>
             <w:hideMark/>
           </w:tcPr>
@@ -12449,6 +12852,7 @@
         <w:tc>
           <w:tcPr>
             <w:tcW w:w="1067" w:type="pct"/>
+            <w:shd w:val="clear" w:color="auto" w:fill="auto"/>
             <w:vAlign w:val="center"/>
             <w:hideMark/>
           </w:tcPr>
@@ -12474,6 +12878,7 @@
         <w:tc>
           <w:tcPr>
             <w:tcW w:w="1682" w:type="pct"/>
+            <w:shd w:val="clear" w:color="auto" w:fill="auto"/>
             <w:vAlign w:val="center"/>
           </w:tcPr>
           <w:p>
@@ -12499,7 +12904,7 @@
                 <w:szCs w:val="20"/>
                 <w:lang w:val="es-ES" w:eastAsia="es-CO"/>
               </w:rPr>
-              <w:t>Anexo 2. </w:t>
+              <w:t xml:space="preserve">Anexo 2. </w:t>
             </w:r>
             <w:r>
               <w:rPr>
@@ -12516,6 +12921,7 @@
         <w:tc>
           <w:tcPr>
             <w:tcW w:w="1126" w:type="pct"/>
+            <w:shd w:val="clear" w:color="auto" w:fill="auto"/>
             <w:vAlign w:val="center"/>
           </w:tcPr>
           <w:p>
@@ -12534,6 +12940,7 @@
         <w:tc>
           <w:tcPr>
             <w:tcW w:w="1125" w:type="pct"/>
+            <w:shd w:val="clear" w:color="auto" w:fill="auto"/>
             <w:vAlign w:val="center"/>
           </w:tcPr>
           <w:p>
@@ -12552,6 +12959,7 @@
         <w:tc>
           <w:tcPr>
             <w:tcW w:w="1067" w:type="pct"/>
+            <w:shd w:val="clear" w:color="auto" w:fill="auto"/>
             <w:vAlign w:val="center"/>
           </w:tcPr>
           <w:p>
@@ -12576,6 +12984,7 @@
         <w:tc>
           <w:tcPr>
             <w:tcW w:w="1682" w:type="pct"/>
+            <w:shd w:val="clear" w:color="auto" w:fill="auto"/>
             <w:vAlign w:val="center"/>
             <w:hideMark/>
           </w:tcPr>
@@ -12610,13 +13019,14 @@
                 <w:szCs w:val="20"/>
                 <w:lang w:val="es-ES" w:eastAsia="es-CO"/>
               </w:rPr>
-              <w:t> Resolución de acreditación del IDEAM</w:t>
+              <w:t xml:space="preserve"> Resolución de acreditación del IDEAM</w:t>
             </w:r>
           </w:p>
         </w:tc>
         <w:tc>
           <w:tcPr>
             <w:tcW w:w="1126" w:type="pct"/>
+            <w:shd w:val="clear" w:color="auto" w:fill="auto"/>
             <w:vAlign w:val="center"/>
             <w:hideMark/>
           </w:tcPr>
@@ -12636,6 +13046,7 @@
         <w:tc>
           <w:tcPr>
             <w:tcW w:w="1125" w:type="pct"/>
+            <w:shd w:val="clear" w:color="auto" w:fill="auto"/>
             <w:vAlign w:val="center"/>
             <w:hideMark/>
           </w:tcPr>
@@ -12655,6 +13066,7 @@
         <w:tc>
           <w:tcPr>
             <w:tcW w:w="1067" w:type="pct"/>
+            <w:shd w:val="clear" w:color="auto" w:fill="auto"/>
             <w:vAlign w:val="center"/>
             <w:hideMark/>
           </w:tcPr>
@@ -12695,7 +13107,7 @@
           <w:szCs w:val="20"/>
           <w:lang w:val="es-CO"/>
         </w:rPr>
-        <w:t>Fuente: SERAMBIENTE S.A.S., </w:t>
+        <w:t xml:space="preserve">Fuente: SERAMBIENTE S.A.S., </w:t>
       </w:r>
       <w:commentRangeStart w:id="133"/>
       <w:r>
@@ -12707,7 +13119,7 @@
           <w:szCs w:val="20"/>
           <w:lang w:val="es-CO"/>
         </w:rPr>
-        <w:t>XXXX</w:t>
+        <w:t>{fuente_anexos}</w:t>
       </w:r>
       <w:commentRangeEnd w:id="133"/>
       <w:r>
@@ -12739,7 +13151,7 @@
           <w:szCs w:val="20"/>
           <w:lang w:val="es-CO"/>
         </w:rPr>
-        <w:t> </w:t>
+        <w:t xml:space="preserve"> </w:t>
       </w:r>
     </w:p>
     <w:p>
@@ -12752,6 +13164,7 @@
           <w:color w:val="303030"/>
           <w:sz w:val="20"/>
           <w:szCs w:val="20"/>
+          <w:highlight w:val="yellow"/>
           <w:lang w:val="es-CO"/>
         </w:rPr>
       </w:pPr>
@@ -12762,6 +13175,7 @@
           <w:color w:val="303030"/>
           <w:sz w:val="20"/>
           <w:szCs w:val="20"/>
+          <w:highlight w:val="yellow"/>
           <w:lang w:val="es-CO"/>
         </w:rPr>
         <w:br w:type="page"/>
@@ -12781,7 +13195,7 @@
         <w:t>ORIAL</w:t>
       </w:r>
       <w:r>
-        <w:t> DE CAMBIOS</w:t>
+        <w:t xml:space="preserve"> DE CAMBIOS</w:t>
       </w:r>
       <w:bookmarkEnd w:id="134"/>
       <w:bookmarkEnd w:id="135"/>
@@ -12796,6 +13210,7 @@
           <w:color w:val="303030"/>
           <w:sz w:val="20"/>
           <w:szCs w:val="20"/>
+          <w:highlight w:val="yellow"/>
           <w:lang w:val="es-CO"/>
         </w:rPr>
       </w:pPr>
@@ -12822,7 +13237,7 @@
           <w:color w:val="303030"/>
           <w:lang w:val="es-419"/>
         </w:rPr>
-        <w:t>Tabla </w:t>
+        <w:t xml:space="preserve">Tabla </w:t>
       </w:r>
       <w:r>
         <w:rPr>
@@ -12868,7 +13283,7 @@
           <w:color w:val="303030"/>
           <w:lang w:val="es-419"/>
         </w:rPr>
-        <w:t>. </w:t>
+        <w:t xml:space="preserve">. </w:t>
       </w:r>
       <w:r>
         <w:rPr>
@@ -12889,7 +13304,7 @@
           <w:rFonts w:ascii="Avenir Next LT Pro" w:hAnsi="Avenir Next LT Pro" w:cs="Calibri"/>
           <w:color w:val="303030"/>
         </w:rPr>
-        <w:t> de cambios.</w:t>
+        <w:t xml:space="preserve"> de cambios.</w:t>
       </w:r>
       <w:bookmarkStart w:id="140" w:name="_Hlk197067180"/>
       <w:bookmarkEnd w:id="136"/>
@@ -12929,6 +13344,7 @@
         <w:tc>
           <w:tcPr>
             <w:tcW w:w="522" w:type="pct"/>
+            <w:shd w:val="clear" w:color="000000" w:fill="004CAB"/>
             <w:vAlign w:val="center"/>
             <w:hideMark/>
           </w:tcPr>
@@ -12963,6 +13379,7 @@
         <w:tc>
           <w:tcPr>
             <w:tcW w:w="1253" w:type="pct"/>
+            <w:shd w:val="clear" w:color="000000" w:fill="004CAB"/>
             <w:vAlign w:val="center"/>
             <w:hideMark/>
           </w:tcPr>
@@ -12996,6 +13413,7 @@
         <w:tc>
           <w:tcPr>
             <w:tcW w:w="853" w:type="pct"/>
+            <w:shd w:val="clear" w:color="000000" w:fill="004CAB"/>
             <w:vAlign w:val="center"/>
             <w:hideMark/>
           </w:tcPr>
@@ -13055,6 +13473,7 @@
         <w:tc>
           <w:tcPr>
             <w:tcW w:w="928" w:type="pct"/>
+            <w:shd w:val="clear" w:color="000000" w:fill="004CAB"/>
             <w:vAlign w:val="center"/>
             <w:hideMark/>
           </w:tcPr>
@@ -13125,6 +13544,7 @@
         <w:tc>
           <w:tcPr>
             <w:tcW w:w="722" w:type="pct"/>
+            <w:shd w:val="clear" w:color="000000" w:fill="004CAB"/>
             <w:vAlign w:val="center"/>
             <w:hideMark/>
           </w:tcPr>
@@ -13158,6 +13578,7 @@
         <w:tc>
           <w:tcPr>
             <w:tcW w:w="722" w:type="pct"/>
+            <w:shd w:val="clear" w:color="000000" w:fill="004CAB"/>
             <w:vAlign w:val="center"/>
             <w:hideMark/>
           </w:tcPr>
@@ -13197,6 +13618,7 @@
           <w:tcPr>
             <w:tcW w:w="522" w:type="pct"/>
             <w:vMerge w:val="restart"/>
+            <w:shd w:val="clear" w:color="auto" w:fill="auto"/>
             <w:vAlign w:val="center"/>
             <w:hideMark/>
           </w:tcPr>
@@ -13219,7 +13641,17 @@
                 <w:szCs w:val="20"/>
                 <w:lang w:val="es-CO" w:eastAsia="es-CO"/>
               </w:rPr>
-              <w:t>00</w:t>
+              <w:t>0</w:t>
+            </w:r>
+            <w:r>
+              <w:rPr>
+                <w:rFonts w:ascii="Avenir Next LT Pro" w:eastAsia="Times New Roman" w:hAnsi="Avenir Next LT Pro" w:cs="Times New Roman"/>
+                <w:color w:val="484848"/>
+                <w:sz w:val="20"/>
+                <w:szCs w:val="20"/>
+                <w:lang w:val="es-CO" w:eastAsia="es-CO"/>
+              </w:rPr>
+              <w:t>0</w:t>
             </w:r>
           </w:p>
         </w:tc>
@@ -13227,6 +13659,7 @@
           <w:tcPr>
             <w:tcW w:w="1253" w:type="pct"/>
             <w:vMerge w:val="restart"/>
+            <w:shd w:val="clear" w:color="auto" w:fill="auto"/>
             <w:vAlign w:val="center"/>
             <w:hideMark/>
           </w:tcPr>
@@ -13249,7 +13682,7 @@
                 <w:szCs w:val="20"/>
                 <w:lang w:val="en-US"/>
               </w:rPr>
-              <w:t>{tag_ot_code_v00}</w:t>
+              <w:t>{identificacion_informe}</w:t>
             </w:r>
           </w:p>
         </w:tc>
@@ -13257,6 +13690,7 @@
           <w:tcPr>
             <w:tcW w:w="853" w:type="pct"/>
             <w:vMerge w:val="restart"/>
+            <w:shd w:val="clear" w:color="auto" w:fill="auto"/>
             <w:vAlign w:val="center"/>
             <w:hideMark/>
           </w:tcPr>
@@ -13279,13 +13713,14 @@
                 <w:szCs w:val="20"/>
                 <w:lang w:val="es-CO" w:eastAsia="es-CO"/>
               </w:rPr>
-              <w:t>DD/MM/AA</w:t>
+              <w:t>{fecha_emision}</w:t>
             </w:r>
           </w:p>
         </w:tc>
         <w:tc>
           <w:tcPr>
             <w:tcW w:w="928" w:type="pct"/>
+            <w:shd w:val="clear" w:color="auto" w:fill="auto"/>
             <w:vAlign w:val="center"/>
             <w:hideMark/>
           </w:tcPr>
@@ -13307,13 +13742,14 @@
                 <w:sz w:val="20"/>
                 <w:szCs w:val="20"/>
               </w:rPr>
-              <w:t>FIRMA</w:t>
+              <w:t>{firma_autor1}</w:t>
             </w:r>
           </w:p>
         </w:tc>
         <w:tc>
           <w:tcPr>
             <w:tcW w:w="722" w:type="pct"/>
+            <w:shd w:val="clear" w:color="auto" w:fill="auto"/>
             <w:vAlign w:val="center"/>
             <w:hideMark/>
           </w:tcPr>
@@ -13335,13 +13771,14 @@
                 <w:sz w:val="20"/>
                 <w:szCs w:val="20"/>
               </w:rPr>
-              <w:t>FIRMA</w:t>
+              <w:t>{firma_autor2}</w:t>
             </w:r>
           </w:p>
         </w:tc>
         <w:tc>
           <w:tcPr>
             <w:tcW w:w="722" w:type="pct"/>
+            <w:shd w:val="clear" w:color="auto" w:fill="auto"/>
             <w:vAlign w:val="center"/>
             <w:hideMark/>
           </w:tcPr>
@@ -13363,7 +13800,7 @@
                 <w:sz w:val="20"/>
                 <w:szCs w:val="20"/>
               </w:rPr>
-              <w:t>FIRMA</w:t>
+              <w:t>{firma_autor3}</w:t>
             </w:r>
           </w:p>
         </w:tc>
@@ -13376,6 +13813,7 @@
           <w:tcPr>
             <w:tcW w:w="522" w:type="pct"/>
             <w:vMerge/>
+            <w:shd w:val="clear" w:color="auto" w:fill="auto"/>
             <w:vAlign w:val="center"/>
           </w:tcPr>
           <w:p>
@@ -13395,6 +13833,7 @@
           <w:tcPr>
             <w:tcW w:w="1253" w:type="pct"/>
             <w:vMerge/>
+            <w:shd w:val="clear" w:color="auto" w:fill="auto"/>
             <w:vAlign w:val="center"/>
           </w:tcPr>
           <w:p>
@@ -13414,6 +13853,7 @@
           <w:tcPr>
             <w:tcW w:w="853" w:type="pct"/>
             <w:vMerge/>
+            <w:shd w:val="clear" w:color="auto" w:fill="auto"/>
             <w:vAlign w:val="center"/>
           </w:tcPr>
           <w:p>
@@ -13432,6 +13872,7 @@
         <w:tc>
           <w:tcPr>
             <w:tcW w:w="928" w:type="pct"/>
+            <w:shd w:val="clear" w:color="auto" w:fill="auto"/>
             <w:vAlign w:val="center"/>
           </w:tcPr>
           <w:p>
@@ -13452,13 +13893,14 @@
                 <w:sz w:val="20"/>
                 <w:szCs w:val="20"/>
               </w:rPr>
-              <w:t>NOMBRE Y APELLIDO</w:t>
+              <w:t>{nombre_firmante1}</w:t>
             </w:r>
           </w:p>
         </w:tc>
         <w:tc>
           <w:tcPr>
             <w:tcW w:w="722" w:type="pct"/>
+            <w:shd w:val="clear" w:color="auto" w:fill="auto"/>
             <w:vAlign w:val="center"/>
           </w:tcPr>
           <w:p>
@@ -13479,13 +13921,14 @@
                 <w:sz w:val="20"/>
                 <w:szCs w:val="20"/>
               </w:rPr>
-              <w:t>NOMBRE Y APELLIDO</w:t>
+              <w:t>{nombre_firmante2}</w:t>
             </w:r>
           </w:p>
         </w:tc>
         <w:tc>
           <w:tcPr>
             <w:tcW w:w="722" w:type="pct"/>
+            <w:shd w:val="clear" w:color="auto" w:fill="auto"/>
             <w:vAlign w:val="center"/>
           </w:tcPr>
           <w:p>
@@ -13506,7 +13949,7 @@
                 <w:sz w:val="20"/>
                 <w:szCs w:val="20"/>
               </w:rPr>
-              <w:t>NOMBRE Y APELLIDO</w:t>
+              <w:t>{nombre_firmante3}</w:t>
             </w:r>
           </w:p>
         </w:tc>
@@ -13519,6 +13962,7 @@
           <w:tcPr>
             <w:tcW w:w="5000" w:type="pct"/>
             <w:gridSpan w:val="6"/>
+            <w:shd w:val="clear" w:color="000000" w:fill="004CAB"/>
             <w:vAlign w:val="center"/>
             <w:hideMark/>
           </w:tcPr>
@@ -13545,7 +13989,7 @@
                 <w:szCs w:val="20"/>
                 <w:lang w:val="es-CO" w:eastAsia="es-CO"/>
               </w:rPr>
-              <w:t>Descripción </w:t>
+              <w:t xml:space="preserve">Descripción </w:t>
             </w:r>
           </w:p>
         </w:tc>
@@ -13558,6 +14002,7 @@
           <w:tcPr>
             <w:tcW w:w="5000" w:type="pct"/>
             <w:gridSpan w:val="6"/>
+            <w:shd w:val="clear" w:color="auto" w:fill="auto"/>
             <w:vAlign w:val="center"/>
             <w:hideMark/>
           </w:tcPr>
@@ -13601,7 +14046,7 @@
                 <w:szCs w:val="20"/>
                 <w:lang w:val="es-CO" w:eastAsia="es-CO"/>
               </w:rPr>
-              <w:t> inicial</w:t>
+              <w:t xml:space="preserve"> inicial</w:t>
             </w:r>
           </w:p>
         </w:tc>
@@ -13613,6 +14058,7 @@
         <w:tc>
           <w:tcPr>
             <w:tcW w:w="522" w:type="pct"/>
+            <w:shd w:val="clear" w:color="000000" w:fill="004CAB"/>
             <w:vAlign w:val="center"/>
             <w:hideMark/>
           </w:tcPr>
@@ -13626,6 +14072,7 @@
                 <w:color w:val="FFFFFF"/>
                 <w:sz w:val="20"/>
                 <w:szCs w:val="20"/>
+                <w:highlight w:val="magenta"/>
                 <w:lang w:val="es-CO" w:eastAsia="es-CO"/>
               </w:rPr>
             </w:pPr>
@@ -13637,6 +14084,7 @@
                 <w:color w:val="FFFFFF"/>
                 <w:sz w:val="20"/>
                 <w:szCs w:val="20"/>
+                <w:highlight w:val="magenta"/>
                 <w:lang w:val="es-CO" w:eastAsia="es-CO"/>
               </w:rPr>
               <w:t>Versión</w:t>
@@ -13646,6 +14094,7 @@
         <w:tc>
           <w:tcPr>
             <w:tcW w:w="1253" w:type="pct"/>
+            <w:shd w:val="clear" w:color="000000" w:fill="004CAB"/>
             <w:vAlign w:val="center"/>
             <w:hideMark/>
           </w:tcPr>
@@ -13659,6 +14108,7 @@
                 <w:color w:val="FFFFFF"/>
                 <w:sz w:val="20"/>
                 <w:szCs w:val="20"/>
+                <w:highlight w:val="magenta"/>
                 <w:lang w:val="es-CO" w:eastAsia="es-CO"/>
               </w:rPr>
             </w:pPr>
@@ -13670,6 +14120,7 @@
                 <w:color w:val="FFFFFF"/>
                 <w:sz w:val="20"/>
                 <w:szCs w:val="20"/>
+                <w:highlight w:val="magenta"/>
                 <w:lang w:val="es-CO" w:eastAsia="es-CO"/>
               </w:rPr>
               <w:t>Identificación única del informe</w:t>
@@ -13679,6 +14130,7 @@
         <w:tc>
           <w:tcPr>
             <w:tcW w:w="853" w:type="pct"/>
+            <w:shd w:val="clear" w:color="000000" w:fill="004CAB"/>
             <w:vAlign w:val="center"/>
             <w:hideMark/>
           </w:tcPr>
@@ -13692,6 +14144,7 @@
                 <w:color w:val="FFFFFF"/>
                 <w:sz w:val="20"/>
                 <w:szCs w:val="20"/>
+                <w:highlight w:val="magenta"/>
                 <w:lang w:val="es-CO" w:eastAsia="es-CO"/>
               </w:rPr>
             </w:pPr>
@@ -13703,6 +14156,7 @@
                 <w:color w:val="FFFFFF"/>
                 <w:sz w:val="20"/>
                 <w:szCs w:val="20"/>
+                <w:highlight w:val="magenta"/>
                 <w:lang w:val="es-CO" w:eastAsia="es-CO"/>
               </w:rPr>
               <w:t>Fecha de emisión</w:t>
@@ -13712,6 +14166,7 @@
         <w:tc>
           <w:tcPr>
             <w:tcW w:w="928" w:type="pct"/>
+            <w:shd w:val="clear" w:color="000000" w:fill="004CAB"/>
             <w:vAlign w:val="center"/>
             <w:hideMark/>
           </w:tcPr>
@@ -13725,6 +14180,7 @@
                 <w:color w:val="FFFFFF"/>
                 <w:sz w:val="20"/>
                 <w:szCs w:val="20"/>
+                <w:highlight w:val="magenta"/>
                 <w:lang w:val="es-CO" w:eastAsia="es-CO"/>
               </w:rPr>
             </w:pPr>
@@ -13736,6 +14192,7 @@
                 <w:color w:val="FFFFFF"/>
                 <w:sz w:val="20"/>
                 <w:szCs w:val="20"/>
+                <w:highlight w:val="magenta"/>
                 <w:lang w:val="es-CO" w:eastAsia="es-CO"/>
               </w:rPr>
               <w:t>Elaborado</w:t>
@@ -13751,6 +14208,7 @@
                 <w:color w:val="FFFFFF"/>
                 <w:sz w:val="20"/>
                 <w:szCs w:val="20"/>
+                <w:highlight w:val="magenta"/>
                 <w:lang w:val="es-CO" w:eastAsia="es-CO"/>
               </w:rPr>
             </w:pPr>
@@ -13762,15 +14220,20 @@
                 <w:color w:val="FFFFFF"/>
                 <w:sz w:val="20"/>
                 <w:szCs w:val="20"/>
+                <w:highlight w:val="magenta"/>
                 <w:lang w:val="es-CO" w:eastAsia="es-CO"/>
               </w:rPr>
               <w:t>por</w:t>
+            </w:r>
+            <w:r>
+              <w:t>{fecha_emision_label}</w:t>
             </w:r>
           </w:p>
         </w:tc>
         <w:tc>
           <w:tcPr>
             <w:tcW w:w="722" w:type="pct"/>
+            <w:shd w:val="clear" w:color="000000" w:fill="004CAB"/>
             <w:vAlign w:val="center"/>
             <w:hideMark/>
           </w:tcPr>
@@ -13784,6 +14247,7 @@
                 <w:color w:val="FFFFFF"/>
                 <w:sz w:val="20"/>
                 <w:szCs w:val="20"/>
+                <w:highlight w:val="magenta"/>
                 <w:lang w:val="es-CO" w:eastAsia="es-CO"/>
               </w:rPr>
             </w:pPr>
@@ -13795,6 +14259,7 @@
                 <w:color w:val="FFFFFF"/>
                 <w:sz w:val="20"/>
                 <w:szCs w:val="20"/>
+                <w:highlight w:val="magenta"/>
                 <w:lang w:val="es-CO" w:eastAsia="es-CO"/>
               </w:rPr>
               <w:t>Revisado por</w:t>
@@ -13804,6 +14269,7 @@
         <w:tc>
           <w:tcPr>
             <w:tcW w:w="722" w:type="pct"/>
+            <w:shd w:val="clear" w:color="000000" w:fill="004CAB"/>
             <w:vAlign w:val="center"/>
             <w:hideMark/>
           </w:tcPr>
@@ -13817,6 +14283,7 @@
                 <w:color w:val="FFFFFF"/>
                 <w:sz w:val="20"/>
                 <w:szCs w:val="20"/>
+                <w:highlight w:val="magenta"/>
                 <w:lang w:val="es-CO" w:eastAsia="es-CO"/>
               </w:rPr>
             </w:pPr>
@@ -13828,6 +14295,7 @@
                 <w:color w:val="FFFFFF"/>
                 <w:sz w:val="20"/>
                 <w:szCs w:val="20"/>
+                <w:highlight w:val="magenta"/>
                 <w:lang w:val="es-CO" w:eastAsia="es-CO"/>
               </w:rPr>
               <w:t>Aprobado por</w:t>
@@ -13843,6 +14311,7 @@
           <w:tcPr>
             <w:tcW w:w="522" w:type="pct"/>
             <w:vMerge w:val="restart"/>
+            <w:shd w:val="clear" w:color="auto" w:fill="auto"/>
             <w:vAlign w:val="center"/>
             <w:hideMark/>
           </w:tcPr>
@@ -13854,6 +14323,7 @@
                 <w:color w:val="484848"/>
                 <w:sz w:val="20"/>
                 <w:szCs w:val="20"/>
+                <w:highlight w:val="magenta"/>
                 <w:lang w:val="es-CO" w:eastAsia="es-CO"/>
               </w:rPr>
             </w:pPr>
@@ -13863,6 +14333,7 @@
                 <w:color w:val="484848"/>
                 <w:sz w:val="20"/>
                 <w:szCs w:val="20"/>
+                <w:highlight w:val="magenta"/>
                 <w:lang w:val="es-CO" w:eastAsia="es-CO"/>
               </w:rPr>
               <w:t>01</w:t>
@@ -13873,6 +14344,7 @@
           <w:tcPr>
             <w:tcW w:w="1253" w:type="pct"/>
             <w:vMerge w:val="restart"/>
+            <w:shd w:val="clear" w:color="auto" w:fill="auto"/>
             <w:vAlign w:val="center"/>
             <w:hideMark/>
           </w:tcPr>
@@ -13884,6 +14356,7 @@
                 <w:color w:val="484848"/>
                 <w:sz w:val="20"/>
                 <w:szCs w:val="20"/>
+                <w:highlight w:val="magenta"/>
                 <w:lang w:val="en-US" w:eastAsia="es-CO"/>
               </w:rPr>
             </w:pPr>
@@ -13893,9 +14366,10 @@
                 <w:color w:val="484848"/>
                 <w:sz w:val="20"/>
                 <w:szCs w:val="20"/>
+                <w:highlight w:val="magenta"/>
                 <w:lang w:val="en-US"/>
               </w:rPr>
-              <w:t>OTXXXX-X-A-XXXX-V0</w:t>
+              <w:t>{identificacion_informe_version}</w:t>
             </w:r>
             <w:r>
               <w:rPr>
@@ -13903,9 +14377,10 @@
                 <w:color w:val="484848"/>
                 <w:sz w:val="20"/>
                 <w:szCs w:val="20"/>
+                <w:highlight w:val="magenta"/>
                 <w:lang w:val="en-US"/>
               </w:rPr>
-              <w:t>1</w:t>
+              <w:t/>
             </w:r>
           </w:p>
         </w:tc>
@@ -13913,6 +14388,7 @@
           <w:tcPr>
             <w:tcW w:w="853" w:type="pct"/>
             <w:vMerge w:val="restart"/>
+            <w:shd w:val="clear" w:color="auto" w:fill="auto"/>
             <w:vAlign w:val="center"/>
             <w:hideMark/>
           </w:tcPr>
@@ -13924,6 +14400,7 @@
                 <w:color w:val="484848"/>
                 <w:sz w:val="20"/>
                 <w:szCs w:val="20"/>
+                <w:highlight w:val="magenta"/>
                 <w:lang w:val="es-CO" w:eastAsia="es-CO"/>
               </w:rPr>
             </w:pPr>
@@ -13933,15 +14410,17 @@
                 <w:color w:val="484848"/>
                 <w:sz w:val="20"/>
                 <w:szCs w:val="20"/>
+                <w:highlight w:val="magenta"/>
                 <w:lang w:val="es-CO" w:eastAsia="es-CO"/>
               </w:rPr>
-              <w:t>DD/MM/AA</w:t>
+              <w:t>{fecha_version}</w:t>
             </w:r>
           </w:p>
         </w:tc>
         <w:tc>
           <w:tcPr>
             <w:tcW w:w="928" w:type="pct"/>
+            <w:shd w:val="clear" w:color="auto" w:fill="auto"/>
             <w:vAlign w:val="center"/>
           </w:tcPr>
           <w:p>
@@ -13952,6 +14431,7 @@
                 <w:color w:val="484848"/>
                 <w:sz w:val="20"/>
                 <w:szCs w:val="20"/>
+                <w:highlight w:val="magenta"/>
                 <w:lang w:val="es-CO" w:eastAsia="es-CO"/>
               </w:rPr>
             </w:pPr>
@@ -13961,14 +14441,16 @@
                 <w:color w:val="484848"/>
                 <w:sz w:val="20"/>
                 <w:szCs w:val="20"/>
-              </w:rPr>
-              <w:t>FIRMA</w:t>
+                <w:highlight w:val="magenta"/>
+              </w:rPr>
+              <w:t>{firma_version1}</w:t>
             </w:r>
           </w:p>
         </w:tc>
         <w:tc>
           <w:tcPr>
             <w:tcW w:w="722" w:type="pct"/>
+            <w:shd w:val="clear" w:color="auto" w:fill="auto"/>
             <w:vAlign w:val="center"/>
           </w:tcPr>
           <w:p>
@@ -13979,6 +14461,7 @@
                 <w:color w:val="484848"/>
                 <w:sz w:val="20"/>
                 <w:szCs w:val="20"/>
+                <w:highlight w:val="magenta"/>
                 <w:lang w:val="es-CO" w:eastAsia="es-CO"/>
               </w:rPr>
             </w:pPr>
@@ -13988,14 +14471,16 @@
                 <w:color w:val="484848"/>
                 <w:sz w:val="20"/>
                 <w:szCs w:val="20"/>
-              </w:rPr>
-              <w:t>FIRMA</w:t>
+                <w:highlight w:val="magenta"/>
+              </w:rPr>
+              <w:t>{firma_version2}</w:t>
             </w:r>
           </w:p>
         </w:tc>
         <w:tc>
           <w:tcPr>
             <w:tcW w:w="722" w:type="pct"/>
+            <w:shd w:val="clear" w:color="auto" w:fill="auto"/>
             <w:vAlign w:val="center"/>
           </w:tcPr>
           <w:p>
@@ -14006,6 +14491,7 @@
                 <w:color w:val="484848"/>
                 <w:sz w:val="20"/>
                 <w:szCs w:val="20"/>
+                <w:highlight w:val="magenta"/>
                 <w:lang w:val="es-CO" w:eastAsia="es-CO"/>
               </w:rPr>
             </w:pPr>
@@ -14015,8 +14501,9 @@
                 <w:color w:val="484848"/>
                 <w:sz w:val="20"/>
                 <w:szCs w:val="20"/>
-              </w:rPr>
-              <w:t>FIRMA</w:t>
+                <w:highlight w:val="magenta"/>
+              </w:rPr>
+              <w:t>{firma_version3}</w:t>
             </w:r>
           </w:p>
         </w:tc>
@@ -14029,6 +14516,7 @@
           <w:tcPr>
             <w:tcW w:w="522" w:type="pct"/>
             <w:vMerge/>
+            <w:shd w:val="clear" w:color="auto" w:fill="auto"/>
             <w:vAlign w:val="center"/>
           </w:tcPr>
           <w:p>
@@ -14039,6 +14527,7 @@
                 <w:color w:val="484848"/>
                 <w:sz w:val="20"/>
                 <w:szCs w:val="20"/>
+                <w:highlight w:val="magenta"/>
                 <w:lang w:val="es-CO" w:eastAsia="es-CO"/>
               </w:rPr>
             </w:pPr>
@@ -14048,6 +14537,7 @@
           <w:tcPr>
             <w:tcW w:w="1253" w:type="pct"/>
             <w:vMerge/>
+            <w:shd w:val="clear" w:color="auto" w:fill="auto"/>
             <w:vAlign w:val="center"/>
           </w:tcPr>
           <w:p>
@@ -14058,6 +14548,7 @@
                 <w:color w:val="484848"/>
                 <w:sz w:val="20"/>
                 <w:szCs w:val="20"/>
+                <w:highlight w:val="magenta"/>
                 <w:lang w:val="es-CO" w:eastAsia="es-CO"/>
               </w:rPr>
             </w:pPr>
@@ -14067,6 +14558,7 @@
           <w:tcPr>
             <w:tcW w:w="853" w:type="pct"/>
             <w:vMerge/>
+            <w:shd w:val="clear" w:color="auto" w:fill="auto"/>
             <w:vAlign w:val="center"/>
           </w:tcPr>
           <w:p>
@@ -14077,6 +14569,7 @@
                 <w:color w:val="484848"/>
                 <w:sz w:val="20"/>
                 <w:szCs w:val="20"/>
+                <w:highlight w:val="magenta"/>
                 <w:lang w:val="es-CO" w:eastAsia="es-CO"/>
               </w:rPr>
             </w:pPr>
@@ -14085,6 +14578,7 @@
         <w:tc>
           <w:tcPr>
             <w:tcW w:w="928" w:type="pct"/>
+            <w:shd w:val="clear" w:color="auto" w:fill="auto"/>
             <w:vAlign w:val="center"/>
           </w:tcPr>
           <w:p>
@@ -14095,6 +14589,7 @@
                 <w:color w:val="484848"/>
                 <w:sz w:val="20"/>
                 <w:szCs w:val="20"/>
+                <w:highlight w:val="magenta"/>
                 <w:lang w:val="es-CO" w:eastAsia="es-CO"/>
               </w:rPr>
             </w:pPr>
@@ -14104,14 +14599,16 @@
                 <w:color w:val="484848"/>
                 <w:sz w:val="20"/>
                 <w:szCs w:val="20"/>
-              </w:rPr>
-              <w:t>NOMBRE Y APELLIDO</w:t>
+                <w:highlight w:val="magenta"/>
+              </w:rPr>
+              <w:t>{nombre_firmante_version1}</w:t>
             </w:r>
           </w:p>
         </w:tc>
         <w:tc>
           <w:tcPr>
             <w:tcW w:w="722" w:type="pct"/>
+            <w:shd w:val="clear" w:color="auto" w:fill="auto"/>
             <w:vAlign w:val="center"/>
           </w:tcPr>
           <w:p>
@@ -14122,6 +14619,7 @@
                 <w:color w:val="484848"/>
                 <w:sz w:val="20"/>
                 <w:szCs w:val="20"/>
+                <w:highlight w:val="magenta"/>
                 <w:lang w:val="es-CO" w:eastAsia="es-CO"/>
               </w:rPr>
             </w:pPr>
@@ -14131,14 +14629,16 @@
                 <w:color w:val="484848"/>
                 <w:sz w:val="20"/>
                 <w:szCs w:val="20"/>
-              </w:rPr>
-              <w:t>NOMBRE Y APELLIDO</w:t>
+                <w:highlight w:val="magenta"/>
+              </w:rPr>
+              <w:t>{nombre_firmante_version2}</w:t>
             </w:r>
           </w:p>
         </w:tc>
         <w:tc>
           <w:tcPr>
             <w:tcW w:w="722" w:type="pct"/>
+            <w:shd w:val="clear" w:color="auto" w:fill="auto"/>
             <w:vAlign w:val="center"/>
           </w:tcPr>
           <w:p>
@@ -14149,6 +14649,7 @@
                 <w:color w:val="484848"/>
                 <w:sz w:val="20"/>
                 <w:szCs w:val="20"/>
+                <w:highlight w:val="magenta"/>
                 <w:lang w:val="es-CO" w:eastAsia="es-CO"/>
               </w:rPr>
             </w:pPr>
@@ -14158,8 +14659,9 @@
                 <w:color w:val="484848"/>
                 <w:sz w:val="20"/>
                 <w:szCs w:val="20"/>
-              </w:rPr>
-              <w:t>NOMBRE Y APELLIDO</w:t>
+                <w:highlight w:val="magenta"/>
+              </w:rPr>
+              <w:t>{nombre_firmante_version3}</w:t>
             </w:r>
           </w:p>
         </w:tc>
@@ -14172,6 +14674,7 @@
           <w:tcPr>
             <w:tcW w:w="5000" w:type="pct"/>
             <w:gridSpan w:val="6"/>
+            <w:shd w:val="clear" w:color="000000" w:fill="004CAB"/>
             <w:vAlign w:val="center"/>
             <w:hideMark/>
           </w:tcPr>
@@ -14185,6 +14688,7 @@
                 <w:color w:val="FFFFFF"/>
                 <w:sz w:val="20"/>
                 <w:szCs w:val="20"/>
+                <w:highlight w:val="magenta"/>
                 <w:lang w:val="es-CO" w:eastAsia="es-CO"/>
               </w:rPr>
             </w:pPr>
@@ -14196,6 +14700,7 @@
                 <w:color w:val="FFFFFF"/>
                 <w:sz w:val="20"/>
                 <w:szCs w:val="20"/>
+                <w:highlight w:val="magenta"/>
                 <w:lang w:val="es-CO" w:eastAsia="es-CO"/>
               </w:rPr>
               <w:t>Descripción de la modificación</w:t>
@@ -14211,6 +14716,7 @@
           <w:tcPr>
             <w:tcW w:w="5000" w:type="pct"/>
             <w:gridSpan w:val="6"/>
+            <w:shd w:val="clear" w:color="auto" w:fill="auto"/>
             <w:vAlign w:val="center"/>
             <w:hideMark/>
           </w:tcPr>
@@ -14222,6 +14728,7 @@
                 <w:color w:val="484848"/>
                 <w:sz w:val="20"/>
                 <w:szCs w:val="20"/>
+                <w:highlight w:val="magenta"/>
                 <w:lang w:val="es-CO" w:eastAsia="es-CO"/>
               </w:rPr>
             </w:pPr>
@@ -14231,6 +14738,7 @@
                 <w:color w:val="484848"/>
                 <w:sz w:val="20"/>
                 <w:szCs w:val="20"/>
+                <w:highlight w:val="magenta"/>
                 <w:lang w:val="es-CO" w:eastAsia="es-CO"/>
               </w:rPr>
               <w:t>Se debe relacionar el motivo del porque se realiza el ajusta, quien lo solicita y específicamente que es lo ajustado.</w:t>
@@ -14262,7 +14770,7 @@
           <w:szCs w:val="20"/>
           <w:lang w:val="es-CO"/>
         </w:rPr>
-        <w:t>Fuente: SERAMBIENTE S.A.S., </w:t>
+        <w:t xml:space="preserve">Fuente: SERAMBIENTE S.A.S., </w:t>
       </w:r>
       <w:commentRangeStart w:id="144"/>
       <w:r>
@@ -14274,7 +14782,7 @@
           <w:szCs w:val="20"/>
           <w:lang w:val="es-CO"/>
         </w:rPr>
-        <w:t>XXXX</w:t>
+        <w:t>{fuente_modificacion}</w:t>
       </w:r>
       <w:commentRangeEnd w:id="144"/>
       <w:r>
@@ -14306,7 +14814,7 @@
           <w:szCs w:val="20"/>
           <w:lang w:val="es-CO"/>
         </w:rPr>
-        <w:t> </w:t>
+        <w:t xml:space="preserve"> </w:t>
       </w:r>
     </w:p>
     <w:p>
@@ -14325,6 +14833,7 @@
           <w:iCs/>
           <w:sz w:val="20"/>
           <w:szCs w:val="20"/>
+          <w:highlight w:val="cyan"/>
         </w:rPr>
       </w:pPr>
       <w:bookmarkStart w:id="145" w:name="_Hlk209170783"/>
@@ -14349,6 +14858,119 @@
         </w:rPr>
       </w:pPr>
     </w:p>
+    <w:p>
+      <w:pPr>
+        <w:widowControl w:val="0"/>
+        <w:tabs>
+          <w:tab w:val="left" w:pos="530"/>
+        </w:tabs>
+        <w:autoSpaceDE w:val="0"/>
+        <w:autoSpaceDN w:val="0"/>
+        <w:ind w:right="228"/>
+        <w:jc w:val="both"/>
+        <w:rPr>
+          <w:rFonts w:ascii="Avenir Next LT Pro" w:hAnsi="Avenir Next LT Pro"/>
+          <w:i/>
+          <w:iCs/>
+          <w:sz w:val="20"/>
+          <w:szCs w:val="20"/>
+        </w:rPr>
+      </w:pPr>
+      <w:r>
+        <w:rPr>
+          <w:rFonts w:ascii="Avenir Next LT Pro" w:hAnsi="Avenir Next LT Pro"/>
+          <w:i/>
+          <w:iCs/>
+          <w:sz w:val="20"/>
+          <w:szCs w:val="20"/>
+        </w:rPr>
+        <w:t xml:space="preserve">Nota: Este documento corresponde a la modificación del </w:t>
+      </w:r>
+      <w:commentRangeStart w:id="146"/>
+      <w:r>
+        <w:rPr>
+          <w:rFonts w:ascii="Avenir Next LT Pro" w:hAnsi="Avenir Next LT Pro"/>
+          <w:i/>
+          <w:iCs/>
+          <w:sz w:val="20"/>
+          <w:szCs w:val="20"/>
+        </w:rPr>
+        <w:t xml:space="preserve">informe técnico de MATRIZ </w:t>
+      </w:r>
+      <w:proofErr w:type="gramStart"/>
+      <w:r>
+        <w:rPr>
+          <w:rFonts w:ascii="Avenir Next LT Pro" w:hAnsi="Avenir Next LT Pro"/>
+          <w:i/>
+          <w:iCs/>
+          <w:sz w:val="20"/>
+          <w:szCs w:val="20"/>
+        </w:rPr>
+        <w:t>{codigo_matriz_anulada}  OT</w:t>
+      </w:r>
+      <w:proofErr w:type="gramEnd"/>
+      <w:r>
+        <w:rPr>
+          <w:rFonts w:ascii="Avenir Next LT Pro" w:hAnsi="Avenir Next LT Pro"/>
+          <w:i/>
+          <w:iCs/>
+          <w:sz w:val="20"/>
+          <w:szCs w:val="20"/>
+        </w:rPr>
+        <w:t xml:space="preserve">{identificacion_anulada}</w:t>
+      </w:r>
+      <w:commentRangeEnd w:id="146"/>
+      <w:r>
+        <w:rPr>
+          <w:rFonts w:ascii="Avenir Next LT Pro" w:hAnsi="Avenir Next LT Pro"/>
+          <w:i/>
+          <w:iCs/>
+          <w:sz w:val="20"/>
+        </w:rPr>
+        <w:commentReference w:id="146"/>
+      </w:r>
+      <w:r>
+        <w:rPr>
+          <w:rFonts w:ascii="Avenir Next LT Pro" w:hAnsi="Avenir Next LT Pro"/>
+          <w:i/>
+          <w:iCs/>
+          <w:sz w:val="20"/>
+          <w:szCs w:val="20"/>
+        </w:rPr>
+        <w:t xml:space="preserve">, el cual ha sido anulado y reemplazado, bajo la nueva </w:t>
+      </w:r>
+      <w:commentRangeStart w:id="147"/>
+      <w:r>
+        <w:rPr>
+          <w:rFonts w:ascii="Avenir Next LT Pro" w:hAnsi="Avenir Next LT Pro"/>
+          <w:i/>
+          <w:iCs/>
+          <w:sz w:val="20"/>
+          <w:szCs w:val="20"/>
+        </w:rPr>
+        <w:t>identificación</w:t>
+      </w:r>
+      <w:commentRangeEnd w:id="147"/>
+      <w:r>
+        <w:rPr>
+          <w:rFonts w:ascii="Avenir Next LT Pro" w:hAnsi="Avenir Next LT Pro"/>
+          <w:i/>
+          <w:iCs/>
+          <w:sz w:val="20"/>
+        </w:rPr>
+        <w:commentReference w:id="147"/>
+      </w:r>
+      <w:r>
+        <w:rPr>
+          <w:rFonts w:ascii="Avenir Next LT Pro" w:hAnsi="Avenir Next LT Pro"/>
+          <w:i/>
+          <w:iCs/>
+          <w:sz w:val="20"/>
+          <w:szCs w:val="20"/>
+        </w:rPr>
+        <w:t xml:space="preserve">{identificacion_nueva}</w:t>
+      </w:r>
+    </w:p>
     <w:bookmarkEnd w:id="145"/>
     <w:p>
       <w:pPr>
@@ -14360,6 +14982,7 @@
           <w:color w:val="303030"/>
           <w:sz w:val="20"/>
           <w:szCs w:val="20"/>
+          <w:highlight w:val="yellow"/>
           <w:lang w:val="es-ES_tradnl"/>
         </w:rPr>
       </w:pPr>
@@ -15551,6 +16174,7 @@
       <w:tc>
         <w:tcPr>
           <w:tcW w:w="2166" w:type="pct"/>
+          <w:shd w:val="clear" w:color="auto" w:fill="auto"/>
           <w:vAlign w:val="center"/>
         </w:tcPr>
         <w:p>
@@ -15583,7 +16207,7 @@
               <w:color w:val="303030"/>
               <w:sz w:val="20"/>
             </w:rPr>
-            <w:t> </w:t>
+            <w:t xml:space="preserve"> </w:t>
           </w:r>
           <w:r>
             <w:rPr>
@@ -15591,8 +16215,9 @@
               <w:b/>
               <w:color w:val="303030"/>
               <w:sz w:val="20"/>
+              <w:highlight w:val="cyan"/>
             </w:rPr>
-            <w:t>{informe_tecnico_de_estudio_de_caracterizacion_de_a_1}</w:t>
+            <w:t>{header_matriz}</w:t>
           </w:r>
         </w:p>
       </w:tc>
@@ -15600,6 +16225,7 @@
         <w:tcPr>
           <w:tcW w:w="1493" w:type="pct"/>
           <w:vMerge w:val="restart"/>
+          <w:shd w:val="clear" w:color="auto" w:fill="auto"/>
           <w:vAlign w:val="center"/>
         </w:tcPr>
         <w:p>
@@ -15653,7 +16279,7 @@
               <w:sz w:val="20"/>
               <w:lang w:val="es-ES_tradnl"/>
             </w:rPr>
-            <w:t> formato</w:t>
+            <w:t xml:space="preserve"> formato</w:t>
           </w:r>
           <w:r>
             <w:rPr>
@@ -15688,7 +16314,7 @@
               <w:color w:val="303030"/>
               <w:sz w:val="20"/>
             </w:rPr>
-            <w:t>Fecha: </w:t>
+            <w:t xml:space="preserve">Fecha: </w:t>
           </w:r>
           <w:r>
             <w:rPr>
@@ -15753,7 +16379,7 @@
               <w:color w:val="303030"/>
               <w:sz w:val="20"/>
             </w:rPr>
-            <w:t>Página </w:t>
+            <w:t xml:space="preserve">Página </w:t>
           </w:r>
           <w:r>
             <w:rPr>
@@ -15802,7 +16428,7 @@
               <w:color w:val="303030"/>
               <w:sz w:val="20"/>
             </w:rPr>
-            <w:t> de </w:t>
+            <w:t xml:space="preserve"> de </w:t>
           </w:r>
           <w:r>
             <w:rPr>
@@ -15879,6 +16505,7 @@
       <w:tc>
         <w:tcPr>
           <w:tcW w:w="2166" w:type="pct"/>
+          <w:shd w:val="clear" w:color="auto" w:fill="auto"/>
           <w:vAlign w:val="center"/>
         </w:tcPr>
         <w:p>
@@ -15888,6 +16515,7 @@
               <w:rFonts w:ascii="Avenir Next LT Pro" w:hAnsi="Avenir Next LT Pro" w:cs="Calibri"/>
               <w:color w:val="303030"/>
               <w:sz w:val="20"/>
+              <w:highlight w:val="cyan"/>
               <w:lang w:val="en-US"/>
             </w:rPr>
           </w:pPr>
@@ -15899,9 +16527,10 @@
               <w:color w:val="303030"/>
               <w:sz w:val="20"/>
               <w:szCs w:val="20"/>
+              <w:highlight w:val="cyan"/>
               <w:lang w:val="en-US"/>
             </w:rPr>
-            <w:t>{var_20}</w:t>
+            <w:t>OT</w:t>
           </w:r>
           <w:r>
             <w:rPr>
@@ -15909,8 +16538,10 @@
               <w:color w:val="303030"/>
               <w:sz w:val="20"/>
               <w:szCs w:val="20"/>
+              <w:highlight w:val="cyan"/>
               <w:lang w:val="en-US"/>
             </w:rPr>
+            <w:t xml:space="preserve"> XXXX-X-</w:t>
           </w:r>
           <w:r>
             <w:rPr>
@@ -15920,8 +16551,10 @@
               <w:color w:val="303030"/>
               <w:sz w:val="20"/>
               <w:szCs w:val="20"/>
+              <w:highlight w:val="cyan"/>
               <w:lang w:val="en-US"/>
             </w:rPr>
+            <w:t>A</w:t>
           </w:r>
           <w:r>
             <w:rPr>
@@ -15929,8 +16562,10 @@
               <w:color w:val="303030"/>
               <w:sz w:val="20"/>
               <w:szCs w:val="20"/>
+              <w:highlight w:val="cyan"/>
               <w:lang w:val="en-US"/>
             </w:rPr>
+            <w:t>-XXXX-</w:t>
           </w:r>
           <w:r>
             <w:rPr>
@@ -15940,8 +16575,10 @@
               <w:color w:val="303030"/>
               <w:sz w:val="20"/>
               <w:szCs w:val="20"/>
+              <w:highlight w:val="cyan"/>
               <w:lang w:val="en-US"/>
             </w:rPr>
+            <w:t>V</w:t>
           </w:r>
           <w:r>
             <w:rPr>
@@ -15949,8 +16586,10 @@
               <w:color w:val="303030"/>
               <w:sz w:val="20"/>
               <w:szCs w:val="20"/>
+              <w:highlight w:val="cyan"/>
               <w:lang w:val="en-US"/>
             </w:rPr>
+            <w:t>XX</w:t>
           </w:r>
         </w:p>
       </w:tc>
@@ -15958,6 +16597,7 @@
         <w:tcPr>
           <w:tcW w:w="1493" w:type="pct"/>
           <w:vMerge/>
+          <w:shd w:val="clear" w:color="auto" w:fill="auto"/>
           <w:vAlign w:val="center"/>
         </w:tcPr>
         <w:p>

--- a/server/templates/reports/FO-PO-PSM-64-10 FORMATO PARA LA ELABORACIÓN DE INFORME PUNTO SECO-plantilla.docx
+++ b/server/templates/reports/FO-PO-PSM-64-10 FORMATO PARA LA ELABORACIÓN DE INFORME PUNTO SECO-plantilla.docx
@@ -1,6 +1,6 @@
 
 <file path=word/document.xml><?xml version="1.0" encoding="utf-8"?>
-<w:document xmlns:wpc="http://schemas.microsoft.com/office/word/2010/wordprocessingCanvas" xmlns:cx="http://schemas.microsoft.com/office/drawing/2014/chartex" xmlns:cx1="http://schemas.microsoft.com/office/drawing/2015/9/8/chartex" xmlns:cx2="http://schemas.microsoft.com/office/drawing/2015/10/21/chartex" xmlns:cx3="http://schemas.microsoft.com/office/drawing/2016/5/9/chartex" xmlns:cx4="http://schemas.microsoft.com/office/drawing/2016/5/10/chartex" xmlns:cx5="http://schemas.microsoft.com/office/drawing/2016/5/11/chartex" xmlns:cx6="http://schemas.microsoft.com/office/drawing/2016/5/12/chartex" xmlns:cx7="http://schemas.microsoft.com/office/drawing/2016/5/13/chartex" xmlns:cx8="http://schemas.microsoft.com/office/drawing/2016/5/14/chartex" xmlns:mc="http://schemas.openxmlformats.org/markup-compatibility/2006" xmlns:aink="http://schemas.microsoft.com/office/drawing/2016/ink" xmlns:am3d="http://schemas.microsoft.com/office/drawing/2017/model3d" xmlns:o="urn:schemas-microsoft-com:office:office" xmlns:oel="http://schemas.microsoft.com/office/2019/extlst" xmlns:r="http://schemas.openxmlformats.org/officeDocument/2006/relationships" xmlns:m="http://schemas.openxmlformats.org/officeDocument/2006/math" xmlns:v="urn:schemas-microsoft-com:vml" xmlns:wp14="http://schemas.microsoft.com/office/word/2010/wordprocessingDrawing" xmlns:wp="http://schemas.openxmlformats.org/drawingml/2006/wordprocessingDrawing" xmlns:w10="urn:schemas-microsoft-com:office:word" xmlns:w="http://schemas.openxmlformats.org/wordprocessingml/2006/main" xmlns:w14="http://schemas.microsoft.com/office/word/2010/wordml" xmlns:w15="http://schemas.microsoft.com/office/word/2012/wordml" xmlns:w16cex="http://schemas.microsoft.com/office/word/2018/wordml/cex" xmlns:w16cid="http://schemas.microsoft.com/office/word/2016/wordml/cid" xmlns:w16="http://schemas.microsoft.com/office/word/2018/wordml" xmlns:w16sdtdh="http://schemas.microsoft.com/office/word/2020/wordml/sdtdatahash" xmlns:w16se="http://schemas.microsoft.com/office/word/2015/wordml/symex" xmlns:wpg="http://schemas.microsoft.com/office/word/2010/wordprocessingGroup" xmlns:wpi="http://schemas.microsoft.com/office/word/2010/wordprocessingInk" xmlns:wne="http://schemas.microsoft.com/office/word/2006/wordml" xmlns:wps="http://schemas.microsoft.com/office/word/2010/wordprocessingShape" mc:Ignorable="w14 w15 w16se w16cid w16 w16cex w16sdtdh wp14">
+<w:document xmlns:wpc="http://schemas.microsoft.com/office/word/2010/wordprocessingCanvas" xmlns:cx="http://schemas.microsoft.com/office/drawing/2014/chartex" xmlns:cx1="http://schemas.microsoft.com/office/drawing/2015/9/8/chartex" xmlns:cx2="http://schemas.microsoft.com/office/drawing/2015/10/21/chartex" xmlns:cx3="http://schemas.microsoft.com/office/drawing/2016/5/9/chartex" xmlns:cx4="http://schemas.microsoft.com/office/drawing/2016/5/10/chartex" xmlns:cx5="http://schemas.microsoft.com/office/drawing/2016/5/11/chartex" xmlns:cx6="http://schemas.microsoft.com/office/drawing/2016/5/12/chartex" xmlns:cx7="http://schemas.microsoft.com/office/drawing/2016/5/13/chartex" xmlns:cx8="http://schemas.microsoft.com/office/drawing/2016/5/14/chartex" xmlns:mc="http://schemas.openxmlformats.org/markup-compatibility/2006" xmlns:aink="http://schemas.microsoft.com/office/drawing/2016/ink" xmlns:am3d="http://schemas.microsoft.com/office/drawing/2017/model3d" xmlns:o="urn:schemas-microsoft-com:office:office" xmlns:oel="http://schemas.microsoft.com/office/2019/extlst" xmlns:r="http://schemas.openxmlformats.org/officeDocument/2006/relationships" xmlns:m="http://schemas.openxmlformats.org/officeDocument/2006/math" xmlns:v="urn:schemas-microsoft-com:vml" xmlns:wp14="http://schemas.microsoft.com/office/word/2010/wordprocessingDrawing" xmlns:wp="http://schemas.openxmlformats.org/drawingml/2006/wordprocessingDrawing" xmlns:w10="urn:schemas-microsoft-com:office:word" xmlns:w="http://schemas.openxmlformats.org/wordprocessingml/2006/main" xmlns:w14="http://schemas.microsoft.com/office/word/2010/wordml" xmlns:w15="http://schemas.microsoft.com/office/word/2012/wordml" xmlns:w16cex="http://schemas.microsoft.com/office/word/2018/wordml/cex" xmlns:w16cid="http://schemas.microsoft.com/office/word/2016/wordml/cid" xmlns:w16="http://schemas.microsoft.com/office/word/2018/wordml" xmlns:w16du="http://schemas.microsoft.com/office/word/2023/wordml/word16du" xmlns:w16sdtdh="http://schemas.microsoft.com/office/word/2020/wordml/sdtdatahash" xmlns:w16sdtfl="http://schemas.microsoft.com/office/word/2024/wordml/sdtformatlock" xmlns:w16se="http://schemas.microsoft.com/office/word/2015/wordml/symex" xmlns:wpg="http://schemas.microsoft.com/office/word/2010/wordprocessingGroup" xmlns:wpi="http://schemas.microsoft.com/office/word/2010/wordprocessingInk" xmlns:wne="http://schemas.microsoft.com/office/word/2006/wordml" xmlns:wps="http://schemas.microsoft.com/office/word/2010/wordprocessingShape" mc:Ignorable="w14 w15 w16se w16cid w16 w16cex w16sdtdh w16sdtfl w16du wp14">
   <w:body>
     <w:p>
       <w:pPr>
@@ -94,7 +94,7 @@
           <w:highlight w:val="cyan"/>
           <w:lang w:val="es-CO"/>
         </w:rPr>
-        <w:t>MATRÍZ</w:t>
+        <w:t>{matriz_tipo}</w:t>
       </w:r>
       <w:r>
         <w:rPr>
@@ -431,7 +431,7 @@
           <w:highlight w:val="cyan"/>
           <w:lang w:val="es-CO"/>
         </w:rPr>
-        <w:t>matriz)</w:t>
+        <w:t>{matriz_parentesis}</w:t>
       </w:r>
       <w:r>
         <w:rPr>
@@ -505,7 +505,7 @@
           <w:highlight w:val="cyan"/>
           <w:lang w:val="es-CO"/>
         </w:rPr>
-        <w:t>mes</w:t>
+        <w:t>{mes_realizacion}</w:t>
       </w:r>
       <w:r>
         <w:rPr>
@@ -542,7 +542,7 @@
           <w:highlight w:val="cyan"/>
           <w:lang w:val="es-CO"/>
         </w:rPr>
-        <w:t>{ano}</w:t>
+        <w:t>{ano_parcial}</w:t>
       </w:r>
       <w:r>
         <w:rPr>
@@ -555,7 +555,7 @@
           <w:highlight w:val="cyan"/>
           <w:lang w:val="es-CO"/>
         </w:rPr>
-        <w:t>{codigo_adicional}</w:t>
+        <w:t>{numero_informe}</w:t>
       </w:r>
       <w:r>
         <w:rPr>
@@ -768,7 +768,7 @@
           <w:highlight w:val="cyan"/>
           <w:lang w:val="es-CO"/>
         </w:rPr>
-        <w:t>{ciudad}</w:t>
+        <w:t>CIUDAD</w:t>
       </w:r>
       <w:r>
         <w:rPr>
@@ -793,7 +793,7 @@
           <w:highlight w:val="cyan"/>
           <w:lang w:val="es-CO"/>
         </w:rPr>
-        <w:t>{departamento}</w:t>
+        <w:t>DEPARTAMENTO</w:t>
       </w:r>
       <w:commentRangeEnd w:id="4"/>
       <w:r>
@@ -4268,7 +4268,7 @@
           <w:szCs w:val="22"/>
           <w:highlight w:val="cyan"/>
         </w:rPr>
-        <w:t>NOMBRE CLIENTE</w:t>
+        <w:t>{nombre_cliente}</w:t>
       </w:r>
       <w:r>
         <w:rPr>
@@ -4609,7 +4609,7 @@
                 <w:sz w:val="22"/>
                 <w:szCs w:val="22"/>
               </w:rPr>
-              <w:t>{razon_social}</w:t>
+              <w:t>Razón social completa{razon_social}</w:t>
             </w:r>
           </w:p>
         </w:tc>
@@ -4668,62 +4668,8 @@
               </w:rPr>
               <w:t>Relacionado en la OIT</w:t>
             </w:r>
-          </w:p>
-        </w:tc>
-      </w:tr>
-      <w:tr>
-        <w:tc>
-          <w:tcPr>
-            <w:tcW w:w="3256" w:type="dxa"/>
-          </w:tcPr>
-          <w:p>
-            <w:pPr>
-              <w:spacing w:line="360" w:lineRule="auto"/>
-              <w:rPr>
-                <w:rFonts w:ascii="Avenir Next LT Pro" w:hAnsi="Avenir Next LT Pro" w:cs="Calibri"/>
-                <w:b/>
-                <w:color w:val="303030"/>
-                <w:sz w:val="22"/>
-                <w:szCs w:val="22"/>
-                <w:lang w:val="es-CO"/>
-              </w:rPr>
-            </w:pPr>
             <w:r>
-              <w:rPr>
-                <w:rFonts w:ascii="Avenir Next LT Pro" w:hAnsi="Avenir Next LT Pro" w:cs="Calibri"/>
-                <w:b/>
-                <w:color w:val="303030"/>
-                <w:sz w:val="22"/>
-                <w:szCs w:val="22"/>
-                <w:lang w:val="es-CO"/>
-              </w:rPr>
-              <w:t>Nombre del cliente</w:t>
-            </w:r>
-          </w:p>
-        </w:tc>
-        <w:tc>
-          <w:tcPr>
-            <w:tcW w:w="5572" w:type="dxa"/>
-          </w:tcPr>
-          <w:p>
-            <w:pPr>
-              <w:spacing w:line="360" w:lineRule="auto"/>
-              <w:rPr>
-                <w:rFonts w:ascii="Avenir Next LT Pro" w:hAnsi="Avenir Next LT Pro" w:cs="Calibri"/>
-                <w:b/>
-                <w:color w:val="303030"/>
-                <w:sz w:val="22"/>
-                <w:szCs w:val="22"/>
-                <w:lang w:val="es-CO"/>
-              </w:rPr>
-            </w:pPr>
-            <w:r>
-              <w:rPr>
-                <w:rFonts w:ascii="Avenir Next LT Pro" w:hAnsi="Avenir Next LT Pro"/>
-                <w:sz w:val="22"/>
-                <w:szCs w:val="22"/>
-              </w:rPr>
-              <w:t>{nombre_representante_cliente}</w:t>
+              <w:t>{correo_contacto}</w:t>
             </w:r>
           </w:p>
         </w:tc>
@@ -4754,7 +4700,7 @@
                 <w:szCs w:val="22"/>
                 <w:lang w:val="es-CO"/>
               </w:rPr>
-              <w:t xml:space="preserve">Teléfono: </w:t>
+              <w:t>Nombre del cliente</w:t>
             </w:r>
           </w:p>
         </w:tc>
@@ -4780,7 +4726,7 @@
                 <w:sz w:val="22"/>
                 <w:szCs w:val="22"/>
               </w:rPr>
-              <w:t>{telefono_representante}</w:t>
+              <w:t>Nombre del representante del cliente{nombre_representante_cliente}</w:t>
             </w:r>
           </w:p>
         </w:tc>
@@ -4811,7 +4757,7 @@
                 <w:szCs w:val="22"/>
                 <w:lang w:val="es-CO"/>
               </w:rPr>
-              <w:t>Dirección:</w:t>
+              <w:t xml:space="preserve">Teléfono: </w:t>
             </w:r>
           </w:p>
         </w:tc>
@@ -4837,7 +4783,7 @@
                 <w:sz w:val="22"/>
                 <w:szCs w:val="22"/>
               </w:rPr>
-              <w:t>{direccion_cliente}</w:t>
+              <w:t>Teléfono del representante del cliente{telefono_representante}</w:t>
             </w:r>
           </w:p>
         </w:tc>
@@ -4868,7 +4814,7 @@
                 <w:szCs w:val="22"/>
                 <w:lang w:val="es-CO"/>
               </w:rPr>
-              <w:t>Departamento:</w:t>
+              <w:t>Dirección:</w:t>
             </w:r>
           </w:p>
         </w:tc>
@@ -4894,7 +4840,7 @@
                 <w:sz w:val="22"/>
                 <w:szCs w:val="22"/>
               </w:rPr>
-              <w:t>{departamento_monitoreo}</w:t>
+              <w:t>Dirección donde se ubica la sede del cliente u oficinas principales{direccion_completa}</w:t>
             </w:r>
           </w:p>
         </w:tc>
@@ -4925,28 +4871,7 @@
                 <w:szCs w:val="22"/>
                 <w:lang w:val="es-CO"/>
               </w:rPr>
-              <w:t>Ciudad o m</w:t>
-            </w:r>
-            <w:r>
-              <w:rPr>
-                <w:rFonts w:ascii="Avenir Next LT Pro" w:hAnsi="Avenir Next LT Pro" w:cs="Calibri"/>
-                <w:b/>
-                <w:color w:val="303030"/>
-                <w:sz w:val="22"/>
-                <w:szCs w:val="22"/>
-                <w:lang w:val="es-CO"/>
-              </w:rPr>
-              <w:t xml:space="preserve">unicipio: </w:t>
-            </w:r>
-            <w:r>
-              <w:rPr>
-                <w:rFonts w:ascii="Avenir Next LT Pro" w:hAnsi="Avenir Next LT Pro" w:cs="Calibri"/>
-                <w:color w:val="303030"/>
-                <w:sz w:val="22"/>
-                <w:szCs w:val="22"/>
-                <w:lang w:val="es-CO"/>
-              </w:rPr>
-              <w:tab/>
+              <w:t>Departamento:</w:t>
             </w:r>
           </w:p>
         </w:tc>
@@ -4972,7 +4897,7 @@
                 <w:sz w:val="22"/>
                 <w:szCs w:val="22"/>
               </w:rPr>
-              <w:t>{municipio_monitoreo}</w:t>
+              <w:t>Departamento donde se ejecutó el monitoreo{departamento_monitoreo}</w:t>
             </w:r>
           </w:p>
         </w:tc>
@@ -5003,6 +4928,84 @@
                 <w:szCs w:val="22"/>
                 <w:lang w:val="es-CO"/>
               </w:rPr>
+              <w:t>Ciudad o m</w:t>
+            </w:r>
+            <w:r>
+              <w:rPr>
+                <w:rFonts w:ascii="Avenir Next LT Pro" w:hAnsi="Avenir Next LT Pro" w:cs="Calibri"/>
+                <w:b/>
+                <w:color w:val="303030"/>
+                <w:sz w:val="22"/>
+                <w:szCs w:val="22"/>
+                <w:lang w:val="es-CO"/>
+              </w:rPr>
+              <w:t xml:space="preserve">unicipio: </w:t>
+            </w:r>
+            <w:r>
+              <w:rPr>
+                <w:rFonts w:ascii="Avenir Next LT Pro" w:hAnsi="Avenir Next LT Pro" w:cs="Calibri"/>
+                <w:color w:val="303030"/>
+                <w:sz w:val="22"/>
+                <w:szCs w:val="22"/>
+                <w:lang w:val="es-CO"/>
+              </w:rPr>
+              <w:tab/>
+            </w:r>
+          </w:p>
+        </w:tc>
+        <w:tc>
+          <w:tcPr>
+            <w:tcW w:w="5572" w:type="dxa"/>
+          </w:tcPr>
+          <w:p>
+            <w:pPr>
+              <w:spacing w:line="360" w:lineRule="auto"/>
+              <w:rPr>
+                <w:rFonts w:ascii="Avenir Next LT Pro" w:hAnsi="Avenir Next LT Pro" w:cs="Calibri"/>
+                <w:b/>
+                <w:color w:val="303030"/>
+                <w:sz w:val="22"/>
+                <w:szCs w:val="22"/>
+                <w:lang w:val="es-CO"/>
+              </w:rPr>
+            </w:pPr>
+            <w:r>
+              <w:rPr>
+                <w:rFonts w:ascii="Avenir Next LT Pro" w:hAnsi="Avenir Next LT Pro"/>
+                <w:sz w:val="22"/>
+                <w:szCs w:val="22"/>
+              </w:rPr>
+              <w:t>Municipio/ciudad donde se ejecutó el monitoreo{municipio_monitoreo}</w:t>
+            </w:r>
+          </w:p>
+        </w:tc>
+      </w:tr>
+      <w:tr>
+        <w:tc>
+          <w:tcPr>
+            <w:tcW w:w="3256" w:type="dxa"/>
+          </w:tcPr>
+          <w:p>
+            <w:pPr>
+              <w:spacing w:line="360" w:lineRule="auto"/>
+              <w:rPr>
+                <w:rFonts w:ascii="Avenir Next LT Pro" w:hAnsi="Avenir Next LT Pro" w:cs="Calibri"/>
+                <w:b/>
+                <w:color w:val="303030"/>
+                <w:sz w:val="22"/>
+                <w:szCs w:val="22"/>
+                <w:lang w:val="es-CO"/>
+              </w:rPr>
+            </w:pPr>
+            <w:r>
+              <w:rPr>
+                <w:rFonts w:ascii="Avenir Next LT Pro" w:hAnsi="Avenir Next LT Pro" w:cs="Calibri"/>
+                <w:b/>
+                <w:color w:val="303030"/>
+                <w:sz w:val="22"/>
+                <w:szCs w:val="22"/>
+                <w:lang w:val="es-CO"/>
+              </w:rPr>
               <w:t>Actividad económica:</w:t>
             </w:r>
           </w:p>
@@ -5030,6 +5033,9 @@
                 <w:szCs w:val="22"/>
               </w:rPr>
               <w:t xml:space="preserve">Se obtiene del RUES o la página web del cliente </w:t>
+            </w:r>
+            <w:r>
+              <w:t>{actividad_economica}</w:t>
             </w:r>
           </w:p>
         </w:tc>
@@ -5789,7 +5795,7 @@
           <w:sz w:val="20"/>
           <w:lang w:val="es-CO"/>
         </w:rPr>
-        <w:t>{referencia}</w:t>
+        <w:t>{fuente_anio}</w:t>
       </w:r>
       <w:commentRangeEnd w:id="58"/>
       <w:r>
@@ -6270,7 +6276,7 @@
           <w:highlight w:val="magenta"/>
           <w:lang w:val="es-CO"/>
         </w:rPr>
-        <w:t>X</w:t>
+        <w:t>{fuente_anio_digito}</w:t>
       </w:r>
       <w:r>
         <w:rPr>
@@ -7007,7 +7013,7 @@
           <w:sz w:val="20"/>
           <w:lang w:val="es-CO"/>
         </w:rPr>
-        <w:t>XXXX</w:t>
+        <w:t>{codigo_lugar}</w:t>
       </w:r>
       <w:r>
         <w:rPr>
@@ -7123,7 +7129,7 @@
           <w:szCs w:val="22"/>
           <w:lang w:val="es-CO" w:eastAsia="es-CO"/>
         </w:rPr>
-        <w:t>NOMBRE CLIENTE</w:t>
+        <w:t>{nombre_cliente}</w:t>
       </w:r>
       <w:r>
         <w:rPr>
@@ -7144,7 +7150,7 @@
           <w:highlight w:val="cyan"/>
           <w:lang w:val="es-CO" w:eastAsia="es-CO"/>
         </w:rPr>
-        <w:t>(matriz)</w:t>
+        <w:t>{matriz_tipo}</w:t>
       </w:r>
       <w:r>
         <w:rPr>
@@ -7554,9 +7560,6 @@
               </w:rPr>
               <w:t>Sitio o lugar de monitoreo</w:t>
             </w:r>
-            <w:r>
-              <w:t>{fecha_visita_label}</w:t>
-            </w:r>
           </w:p>
         </w:tc>
       </w:tr>
@@ -7587,9 +7590,6 @@
                 <w:lang w:val="es-CO" w:eastAsia="es-CO"/>
               </w:rPr>
             </w:pPr>
-            <w:r>
-              <w:t>{sitio_visita}</w:t>
-            </w:r>
           </w:p>
         </w:tc>
         <w:tc>
@@ -8314,7 +8314,7 @@
                 <w:color w:val="303030"/>
                 <w:highlight w:val="cyan"/>
               </w:rPr>
-              <w:t>{codigo_descripcion}</w:t>
+              <w:t>{descripcion_codigo}</w:t>
             </w:r>
             <w:r>
               <w:rPr>
@@ -8616,7 +8616,7 @@
                 <w:szCs w:val="20"/>
                 <w:lang w:val="es-CO"/>
               </w:rPr>
-              <w:t>{foto1_descripcion}</w:t>
+              <w:t>{figura1_caption}</w:t>
             </w:r>
             <w:bookmarkEnd w:id="97"/>
           </w:p>
@@ -8738,7 +8738,7 @@
                 <w:szCs w:val="20"/>
                 <w:lang w:val="es-CO"/>
               </w:rPr>
-              <w:t>{foto2_descripcion}</w:t>
+              <w:t>{figura2_caption}</w:t>
             </w:r>
             <w:commentRangeEnd w:id="99"/>
             <w:r>
@@ -8788,7 +8788,7 @@
           <w:szCs w:val="20"/>
           <w:lang w:val="es-CO"/>
         </w:rPr>
-        <w:t>{fuente_foto}</w:t>
+        <w:t>{fuente_anio}</w:t>
       </w:r>
       <w:commentRangeEnd w:id="100"/>
       <w:r>
@@ -8997,7 +8997,7 @@
           <w:highlight w:val="cyan"/>
           <w:lang w:val="es-CO"/>
         </w:rPr>
-        <w:t>{municipio}</w:t>
+        <w:t>{ciudad}</w:t>
       </w:r>
       <w:r>
         <w:rPr>
@@ -9019,7 +9019,7 @@
           <w:highlight w:val="cyan"/>
           <w:lang w:val="es-CO"/>
         </w:rPr>
-        <w:t>{departamento_monitoreo_2}</w:t>
+        <w:t>{departamento}</w:t>
       </w:r>
       <w:r>
         <w:rPr>
@@ -9047,14 +9047,13 @@
     </w:p>
     <w:p>
       <w:pPr>
-        <w:spacing w:line="360" w:lineRule="auto"/>
+        <w:spacing w:after="240" w:line="360" w:lineRule="auto"/>
         <w:jc w:val="both"/>
         <w:rPr>
           <w:rFonts w:ascii="Avenir Next LT Pro" w:hAnsi="Avenir Next LT Pro" w:cs="Calibri"/>
           <w:color w:val="303030"/>
           <w:sz w:val="22"/>
           <w:szCs w:val="22"/>
-          <w:lang w:val="es-CO"/>
         </w:rPr>
       </w:pPr>
       <w:r>
@@ -9064,9 +9063,8 @@
           <w:sz w:val="22"/>
           <w:szCs w:val="22"/>
           <w:highlight w:val="cyan"/>
-          <w:lang w:val="es-CO"/>
-        </w:rPr>
-        <w:t>{ciudad}</w:t>
+        </w:rPr>
+        <w:t xml:space="preserve">En este párrafo se deben relacionar la información sobre las condiciones climáticas </w:t>
       </w:r>
       <w:r>
         <w:rPr>
@@ -9074,235 +9072,29 @@
           <w:color w:val="303030"/>
           <w:sz w:val="22"/>
           <w:szCs w:val="22"/>
-          <w:lang w:val="es-CO"/>
-        </w:rPr>
-        <w:t xml:space="preserve"> tiene un clima tropical. En comparación con el invierno, los veranos tienen mucha más lluvia. De acuerdo con Köppen y Geiger clima se clasifica como </w:t>
-      </w:r>
-      <w:proofErr w:type="spellStart"/>
+          <w:highlight w:val="cyan"/>
+        </w:rPr>
+        <w:t>de</w:t>
+      </w:r>
       <w:r>
         <w:rPr>
           <w:rFonts w:ascii="Avenir Next LT Pro" w:hAnsi="Avenir Next LT Pro" w:cs="Calibri"/>
           <w:color w:val="303030"/>
           <w:sz w:val="22"/>
           <w:szCs w:val="22"/>
-          <w:lang w:val="es-CO"/>
-        </w:rPr>
-        <w:t>{codigo_clima}</w:t>
-      </w:r>
-      <w:proofErr w:type="spellEnd"/>
+          <w:highlight w:val="cyan"/>
+        </w:rPr>
+        <w:t xml:space="preserve"> la zona de estudio, se debe citar la fuente de referencia y relacionarla dentro del capítulo de referencias bibliográficas</w:t>
+      </w:r>
       <w:r>
         <w:rPr>
           <w:rFonts w:ascii="Avenir Next LT Pro" w:hAnsi="Avenir Next LT Pro" w:cs="Calibri"/>
           <w:color w:val="303030"/>
           <w:sz w:val="22"/>
           <w:szCs w:val="22"/>
-          <w:lang w:val="es-CO"/>
-        </w:rPr>
-        <w:t xml:space="preserve">. En </w:t>
-      </w:r>
-      <w:r>
-        <w:rPr>
-          <w:rFonts w:ascii="Avenir Next LT Pro" w:hAnsi="Avenir Next LT Pro" w:cs="Calibri"/>
-          <w:color w:val="303030"/>
-          <w:sz w:val="22"/>
-          <w:szCs w:val="22"/>
-          <w:highlight w:val="cyan"/>
-          <w:lang w:val="es-CO"/>
-        </w:rPr>
-        <w:t>{ciudad_repetido}</w:t>
-      </w:r>
-      <w:r>
-        <w:rPr>
-          <w:rFonts w:ascii="Avenir Next LT Pro" w:hAnsi="Avenir Next LT Pro" w:cs="Calibri"/>
-          <w:color w:val="303030"/>
-          <w:sz w:val="22"/>
-          <w:szCs w:val="22"/>
-          <w:highlight w:val="cyan"/>
-          <w:lang w:val="es-CO"/>
-        </w:rPr>
-        <w:t>,</w:t>
-      </w:r>
-      <w:r>
-        <w:rPr>
-          <w:rFonts w:ascii="Avenir Next LT Pro" w:hAnsi="Avenir Next LT Pro" w:cs="Calibri"/>
-          <w:color w:val="303030"/>
-          <w:sz w:val="22"/>
-          <w:szCs w:val="22"/>
-          <w:lang w:val="es-CO"/>
-        </w:rPr>
-        <w:t xml:space="preserve"> la temperatura media anual es de </w:t>
-      </w:r>
-      <w:r>
-        <w:rPr>
-          <w:rFonts w:ascii="Avenir Next LT Pro" w:hAnsi="Avenir Next LT Pro" w:cs="Calibri"/>
-          <w:color w:val="303030"/>
-          <w:sz w:val="22"/>
-          <w:szCs w:val="22"/>
-          <w:lang w:val="es-CO"/>
-        </w:rPr>
-        <w:t>{temperatura_media_anual}</w:t>
-      </w:r>
-      <w:r>
-        <w:rPr>
-          <w:rFonts w:ascii="Avenir Next LT Pro" w:hAnsi="Avenir Next LT Pro" w:cs="Calibri"/>
-          <w:color w:val="303030"/>
-          <w:sz w:val="22"/>
-          <w:szCs w:val="22"/>
-          <w:lang w:val="es-CO"/>
-        </w:rPr>
-        <w:t xml:space="preserve"> °C. En un año, la precipitación es </w:t>
-      </w:r>
-      <w:r>
-        <w:rPr>
-          <w:rFonts w:ascii="Avenir Next LT Pro" w:hAnsi="Avenir Next LT Pro" w:cs="Calibri"/>
-          <w:color w:val="303030"/>
-          <w:sz w:val="22"/>
-          <w:szCs w:val="22"/>
-          <w:lang w:val="es-CO"/>
-        </w:rPr>
-        <w:t>{precipitacion_anual}</w:t>
-      </w:r>
-      <w:r>
-        <w:rPr>
-          <w:rFonts w:ascii="Avenir Next LT Pro" w:hAnsi="Avenir Next LT Pro" w:cs="Calibri"/>
-          <w:color w:val="303030"/>
-          <w:sz w:val="22"/>
-          <w:szCs w:val="22"/>
-          <w:lang w:val="es-CO"/>
-        </w:rPr>
-        <w:t xml:space="preserve"> </w:t>
-      </w:r>
-      <w:proofErr w:type="spellStart"/>
-      <w:r>
-        <w:rPr>
-          <w:rFonts w:ascii="Avenir Next LT Pro" w:hAnsi="Avenir Next LT Pro" w:cs="Calibri"/>
-          <w:color w:val="303030"/>
-          <w:sz w:val="22"/>
-          <w:szCs w:val="22"/>
-          <w:lang w:val="es-CO"/>
-        </w:rPr>
-        <w:t>mm.</w:t>
-      </w:r>
-      <w:proofErr w:type="spellEnd"/>
-      <w:sdt>
-        <w:sdtPr>
-          <w:rPr>
-            <w:rFonts w:ascii="Avenir Next LT Pro" w:hAnsi="Avenir Next LT Pro" w:cs="Calibri"/>
-            <w:color w:val="303030"/>
-            <w:sz w:val="22"/>
-            <w:szCs w:val="22"/>
-            <w:highlight w:val="cyan"/>
-            <w:lang w:val="es-CO"/>
-          </w:rPr>
-          <w:id w:val="288567315"/>
-          <w:citation/>
-        </w:sdtPr>
-        <w:sdtContent>
-          <w:r>
-            <w:rPr>
-              <w:rFonts w:ascii="Avenir Next LT Pro" w:hAnsi="Avenir Next LT Pro" w:cs="Calibri"/>
-              <w:color w:val="303030"/>
-              <w:sz w:val="22"/>
-              <w:szCs w:val="22"/>
-              <w:highlight w:val="cyan"/>
-              <w:lang w:val="es-CO"/>
-            </w:rPr>
-            <w:fldChar w:fldCharType="begin"/>
-          </w:r>
-          <w:r>
-            <w:rPr>
-              <w:rFonts w:ascii="Avenir Next LT Pro" w:hAnsi="Avenir Next LT Pro" w:cs="Calibri"/>
-              <w:color w:val="303030"/>
-              <w:sz w:val="22"/>
-              <w:szCs w:val="22"/>
-              <w:highlight w:val="cyan"/>
-              <w:lang w:val="es-CO"/>
-            </w:rPr>
-            <w:instrText xml:space="preserve">CITATION CLI20 \l 3082 </w:instrText>
-          </w:r>
-          <w:r>
-            <w:rPr>
-              <w:rFonts w:ascii="Avenir Next LT Pro" w:hAnsi="Avenir Next LT Pro" w:cs="Calibri"/>
-              <w:color w:val="303030"/>
-              <w:sz w:val="22"/>
-              <w:szCs w:val="22"/>
-              <w:highlight w:val="cyan"/>
-              <w:lang w:val="es-CO"/>
-            </w:rPr>
-            <w:fldChar w:fldCharType="separate"/>
-          </w:r>
-          <w:r>
-            <w:rPr>
-              <w:rFonts w:ascii="Avenir Next LT Pro" w:hAnsi="Avenir Next LT Pro" w:cs="Calibri"/>
-              <w:noProof/>
-              <w:color w:val="303030"/>
-              <w:sz w:val="22"/>
-              <w:szCs w:val="22"/>
-              <w:highlight w:val="cyan"/>
-              <w:lang w:val="es-CO"/>
-            </w:rPr>
-            <w:t xml:space="preserve"> </w:t>
-          </w:r>
-          <w:r>
-            <w:rPr>
-              <w:rFonts w:ascii="Avenir Next LT Pro" w:hAnsi="Avenir Next LT Pro" w:cs="Calibri"/>
-              <w:noProof/>
-              <w:color w:val="303030"/>
-              <w:sz w:val="22"/>
-              <w:szCs w:val="22"/>
-              <w:highlight w:val="cyan"/>
-              <w:lang w:val="es-CO"/>
-            </w:rPr>
-            <w:t>(Climate-data.org, 2021)</w:t>
-          </w:r>
-          <w:r>
-            <w:rPr>
-              <w:rFonts w:ascii="Avenir Next LT Pro" w:hAnsi="Avenir Next LT Pro" w:cs="Calibri"/>
-              <w:color w:val="303030"/>
-              <w:sz w:val="22"/>
-              <w:szCs w:val="22"/>
-              <w:highlight w:val="cyan"/>
-              <w:lang w:val="es-CO"/>
-            </w:rPr>
-            <w:fldChar w:fldCharType="end"/>
-          </w:r>
-        </w:sdtContent>
-      </w:sdt>
-      <w:r>
-        <w:rPr>
-          <w:rFonts w:ascii="Avenir Next LT Pro" w:hAnsi="Avenir Next LT Pro" w:cs="Calibri"/>
-          <w:color w:val="303030"/>
-          <w:sz w:val="22"/>
-          <w:szCs w:val="22"/>
-          <w:highlight w:val="cyan"/>
-          <w:lang w:val="es-CO"/>
         </w:rPr>
         <w:t>.</w:t>
       </w:r>
-      <w:r>
-        <w:rPr>
-          <w:rFonts w:ascii="Avenir Next LT Pro" w:hAnsi="Avenir Next LT Pro" w:cs="Calibri"/>
-          <w:color w:val="303030"/>
-          <w:sz w:val="22"/>
-          <w:szCs w:val="22"/>
-          <w:lang w:val="es-CO"/>
-        </w:rPr>
-        <w:t xml:space="preserve"> </w:t>
-      </w:r>
-    </w:p>
-    <w:p>
-      <w:pPr>
-        <w:autoSpaceDE w:val="0"/>
-        <w:autoSpaceDN w:val="0"/>
-        <w:adjustRightInd w:val="0"/>
-        <w:jc w:val="both"/>
-        <w:rPr>
-          <w:rFonts w:ascii="Avenir Next LT Pro" w:hAnsi="Avenir Next LT Pro" w:cs="Calibri"/>
-          <w:color w:val="303030"/>
-          <w:sz w:val="22"/>
-          <w:szCs w:val="22"/>
-        </w:rPr>
-      </w:pPr>
     </w:p>
     <w:p>
       <w:pPr>
@@ -10021,7 +9813,7 @@
                 <w:szCs w:val="20"/>
                 <w:lang w:val="es-CO" w:eastAsia="es-CO"/>
               </w:rPr>
-              <w:t>hh:mm</w:t>
+              <w:t>{hora_formato}</w:t>
             </w:r>
             <w:proofErr w:type="spellEnd"/>
             <w:r>
@@ -10251,7 +10043,7 @@
                 <w:highlight w:val="cyan"/>
                 <w:lang w:val="es-CO" w:eastAsia="es-CO"/>
               </w:rPr>
-              <w:t>{nombre_punto}</w:t>
+              <w:t>{coordenada_latitud_grados}</w:t>
             </w:r>
           </w:p>
         </w:tc>
@@ -10284,7 +10076,7 @@
                 <w:highlight w:val="cyan"/>
                 <w:lang w:val="es-CO" w:eastAsia="es-CO"/>
               </w:rPr>
-              <w:t>{coordenada_latitud_grados}</w:t>
+              <w:t>{coordenada_latitud_minutos}</w:t>
             </w:r>
           </w:p>
         </w:tc>
@@ -10317,7 +10109,7 @@
                 <w:highlight w:val="cyan"/>
                 <w:lang w:val="es-CO" w:eastAsia="es-CO"/>
               </w:rPr>
-              <w:t>{coordenada_latitud_minutos}</w:t>
+              <w:t>{coordenada_latitud_segundos}</w:t>
             </w:r>
           </w:p>
         </w:tc>
@@ -10348,7 +10140,7 @@
                 <w:szCs w:val="20"/>
                 <w:highlight w:val="cyan"/>
               </w:rPr>
-              <w:t>{coordenada_latitud_segundos}</w:t>
+              <w:t>{coordenada_latitud_decimales}</w:t>
             </w:r>
             <w:r>
               <w:rPr>
@@ -10369,7 +10161,7 @@
                 <w:szCs w:val="20"/>
                 <w:highlight w:val="cyan"/>
               </w:rPr>
-              <w:t>{coordenada_latitud_dir}</w:t>
+              <w:t>{coordenada_latitud_direccion}</w:t>
             </w:r>
             <w:r>
               <w:rPr>
@@ -10452,7 +10244,7 @@
                 <w:highlight w:val="cyan"/>
                 <w:lang w:eastAsia="es-CO"/>
               </w:rPr>
-              <w:t>XXXX, XX</w:t>
+              <w:t>{coordenada_latitud_completa}</w:t>
             </w:r>
             <w:r>
               <w:rPr>
@@ -10588,7 +10380,7 @@
                 <w:szCs w:val="20"/>
                 <w:highlight w:val="cyan"/>
               </w:rPr>
-              <w:t>XX°</w:t>
+              <w:t>{coordenada_longitud_grados_con_simbolo}</w:t>
             </w:r>
             <w:proofErr w:type="gramStart"/>
             <w:r>
@@ -10599,7 +10391,7 @@
                 <w:szCs w:val="20"/>
                 <w:highlight w:val="cyan"/>
               </w:rPr>
-              <w:t>X'X,XX</w:t>
+              <w:t>{coordenada_longitud_segundos}</w:t>
             </w:r>
             <w:proofErr w:type="gramEnd"/>
             <w:r>
@@ -10652,7 +10444,7 @@
                 <w:highlight w:val="cyan"/>
                 <w:lang w:eastAsia="es-CO"/>
               </w:rPr>
-              <w:t xml:space="preserve">XXXX, XX </w:t>
+              <w:t xml:space="preserve">{coordenada_longitud_completa}</w:t>
             </w:r>
             <w:r>
               <w:rPr>
@@ -10699,7 +10491,7 @@
           <w:color w:val="303030"/>
           <w:lang w:val="es-CO"/>
         </w:rPr>
-        <w:t>{fuente_imagen}</w:t>
+        <w:t>{fuente_anio}</w:t>
       </w:r>
       <w:commentRangeEnd w:id="108"/>
       <w:r>
@@ -10968,7 +10760,7 @@
           <w:szCs w:val="20"/>
           <w:lang w:val="es-CO"/>
         </w:rPr>
-        <w:t>{fuente_imagen_2}</w:t>
+        <w:t>{fuente_anio_foto}</w:t>
       </w:r>
       <w:r>
         <w:rPr>
@@ -11053,7 +10845,7 @@
           <w:highlight w:val="cyan"/>
           <w:lang w:val="es-CO"/>
         </w:rPr>
-        <w:t>{nombre_empresa}</w:t>
+        <w:t>NOMBRE EMPRESA</w:t>
       </w:r>
       <w:r>
         <w:rPr>
@@ -11121,7 +10913,7 @@
           <w:sz w:val="22"/>
           <w:szCs w:val="22"/>
         </w:rPr>
-        <w:t>un estudio de caracterización de agua (matriz) en {numero_puntos} (</w:t>
+        <w:t>un estudio de caracterización de agua (matriz) en x (</w:t>
       </w:r>
       <w:proofErr w:type="spellStart"/>
       <w:r>
@@ -11131,7 +10923,7 @@
           <w:sz w:val="22"/>
           <w:szCs w:val="22"/>
         </w:rPr>
-        <w:t>{numero_puntos_detalle}</w:t>
+        <w:t>xx</w:t>
       </w:r>
       <w:proofErr w:type="spellEnd"/>
       <w:r>
@@ -11442,7 +11234,7 @@
               </wp:anchor>
             </w:drawing>
           </mc:Choice>
-          <mc:Fallback xmlns:w16sdtfl="http://schemas.microsoft.com/office/word/2024/wordml/sdtformatlock" xmlns:w16du="http://schemas.microsoft.com/office/word/2023/wordml/word16du">
+          <mc:Fallback>
             <w:pict>
               <v:line w14:anchorId="49E6E7DF" id="Conector recto 12" o:spid="_x0000_s1026" style="position:absolute;z-index:251694080;visibility:visible;mso-wrap-style:square;mso-width-percent:0;mso-height-percent:0;mso-wrap-distance-left:9pt;mso-wrap-distance-top:-3e-5mm;mso-wrap-distance-right:9pt;mso-wrap-distance-bottom:-3e-5mm;mso-position-horizontal:right;mso-position-horizontal-relative:margin;mso-position-vertical:absolute;mso-position-vertical-relative:text;mso-width-percent:0;mso-height-percent:0;mso-width-relative:margin;mso-height-relative:margin" from="390.4pt,7.2pt" to="832pt,7.2pt" o:gfxdata="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" strokecolor="#004cab" strokeweight="1pt">
                 <o:lock v:ext="edit" shapetype="f"/>
@@ -11760,7 +11552,7 @@
               </wp:anchor>
             </w:drawing>
           </mc:Choice>
-          <mc:Fallback xmlns:w16sdtfl="http://schemas.microsoft.com/office/word/2024/wordml/sdtformatlock" xmlns:w16du="http://schemas.microsoft.com/office/word/2023/wordml/word16du">
+          <mc:Fallback>
             <w:pict>
               <v:line w14:anchorId="64E3710C" id="Conector recto 56" o:spid="_x0000_s1026" style="position:absolute;flip:y;z-index:251687936;visibility:visible;mso-wrap-style:square;mso-width-percent:0;mso-height-percent:0;mso-wrap-distance-left:9pt;mso-wrap-distance-top:-3e-5mm;mso-wrap-distance-right:9pt;mso-wrap-distance-bottom:-3e-5mm;mso-position-horizontal:absolute;mso-position-horizontal-relative:margin;mso-position-vertical:absolute;mso-position-vertical-relative:text;mso-width-percent:0;mso-height-percent:0;mso-width-relative:margin;mso-height-relative:margin" from="1pt,1.15pt" to="445.4pt,2pt" o:gfxdata="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" strokecolor="#004cab" strokeweight="1pt">
                 <o:lock v:ext="edit" shapetype="f"/>
@@ -12037,93 +11829,18 @@
     </w:p>
     <w:p>
       <w:pPr>
-        <w:pStyle w:val="Bibliografa"/>
-        <w:numPr>
-          <w:ilvl w:val="0"/>
-          <w:numId w:val="3"/>
-        </w:numPr>
-        <w:spacing w:before="240" w:line="360" w:lineRule="auto"/>
+        <w:spacing w:before="240" w:after="240"/>
+        <w:ind w:left="720"/>
+        <w:contextualSpacing/>
         <w:jc w:val="both"/>
         <w:rPr>
-          <w:rFonts w:ascii="Avenir Next LT Pro" w:hAnsi="Avenir Next LT Pro" w:cs="Calibri"/>
-          <w:noProof/>
-          <w:color w:val="303030"/>
-          <w:sz w:val="22"/>
-          <w:szCs w:val="22"/>
-          <w:highlight w:val="cyan"/>
-          <w:lang w:val="es-ES"/>
-        </w:rPr>
-      </w:pPr>
-      <w:commentRangeStart w:id="123"/>
-      <w:proofErr w:type="spellStart"/>
-      <w:r>
-        <w:rPr>
-          <w:rFonts w:ascii="Avenir Next LT Pro" w:hAnsi="Avenir Next LT Pro" w:cstheme="minorHAnsi"/>
-          <w:color w:val="303030"/>
-          <w:sz w:val="22"/>
-          <w:szCs w:val="22"/>
-          <w:highlight w:val="cyan"/>
-        </w:rPr>
-        <w:t>E</w:t>
-      </w:r>
-      <w:commentRangeEnd w:id="123"/>
-      <w:r>
-        <w:rPr>
-          <w:rStyle w:val="Refdecomentario"/>
-          <w:rFonts w:ascii="Tahoma" w:eastAsia="Times New Roman" w:hAnsi="Tahoma"/>
-          <w:szCs w:val="20"/>
-          <w:lang w:val="es-MX" w:eastAsia="es-MX"/>
-        </w:rPr>
-        <w:commentReference w:id="123"/>
-      </w:r>
-      <w:r>
-        <w:rPr>
-          <w:rFonts w:ascii="Avenir Next LT Pro" w:hAnsi="Avenir Next LT Pro" w:cstheme="minorHAnsi"/>
-          <w:color w:val="303030"/>
-          <w:sz w:val="22"/>
-          <w:szCs w:val="22"/>
-          <w:highlight w:val="cyan"/>
-        </w:rPr>
-        <w:t>sClimate</w:t>
-      </w:r>
-      <w:proofErr w:type="spellEnd"/>
-      <w:r>
-        <w:rPr>
-          <w:rFonts w:ascii="Avenir Next LT Pro" w:hAnsi="Avenir Next LT Pro" w:cstheme="minorHAnsi"/>
-          <w:color w:val="303030"/>
-          <w:sz w:val="22"/>
-          <w:szCs w:val="22"/>
-          <w:highlight w:val="cyan"/>
-        </w:rPr>
-        <w:t xml:space="preserve"> Data (2025). Título de página</w:t>
-      </w:r>
-      <w:r>
-        <w:rPr>
-          <w:rFonts w:ascii="Avenir Next LT Pro" w:hAnsi="Avenir Next LT Pro" w:cstheme="minorHAnsi"/>
-          <w:color w:val="303030"/>
-          <w:sz w:val="22"/>
-          <w:szCs w:val="22"/>
-        </w:rPr>
-        <w:t>. Obtenido de:</w:t>
-      </w:r>
-      <w:r>
-        <w:rPr>
-          <w:rFonts w:ascii="Avenir Next LT Pro" w:hAnsi="Avenir Next LT Pro" w:cstheme="minorHAnsi"/>
-          <w:color w:val="303030"/>
-          <w:sz w:val="22"/>
-          <w:szCs w:val="22"/>
-        </w:rPr>
-        <w:t xml:space="preserve"> </w:t>
-      </w:r>
-      <w:r>
-        <w:rPr>
-          <w:rFonts w:ascii="Avenir Next LT Pro" w:hAnsi="Avenir Next LT Pro" w:cstheme="minorHAnsi"/>
-          <w:color w:val="303030"/>
-          <w:sz w:val="22"/>
-          <w:szCs w:val="22"/>
-        </w:rPr>
-        <w:t>www.es.climate-data.org/</w:t>
-      </w:r>
+          <w:rFonts w:ascii="Avenir Next LT Pro" w:eastAsia="Times New Roman" w:hAnsi="Avenir Next LT Pro" w:cs="Calibri"/>
+          <w:color w:val="303030"/>
+          <w:sz w:val="22"/>
+          <w:szCs w:val="22"/>
+          <w:lang w:val="es-CO" w:eastAsia="es-CO"/>
+        </w:rPr>
+      </w:pPr>
     </w:p>
     <w:p>
       <w:pPr>
@@ -12291,12 +12008,12 @@
       <w:pPr>
         <w:pStyle w:val="Ttulo1"/>
       </w:pPr>
-      <w:bookmarkStart w:id="124" w:name="_Toc214355448"/>
+      <w:bookmarkStart w:id="123" w:name="_Toc214355448"/>
       <w:r>
         <w:lastRenderedPageBreak/>
         <w:t>ANEXOS</w:t>
       </w:r>
-      <w:bookmarkEnd w:id="124"/>
+      <w:bookmarkEnd w:id="123"/>
     </w:p>
     <w:p>
       <w:pPr>
@@ -12448,11 +12165,11 @@
           <w:lang w:val="es-419"/>
         </w:rPr>
       </w:pPr>
-      <w:bookmarkStart w:id="125" w:name="_Ref80345894"/>
-      <w:bookmarkStart w:id="126" w:name="_Ref120282055"/>
-      <w:bookmarkStart w:id="127" w:name="_Toc197069407"/>
-      <w:bookmarkStart w:id="128" w:name="_Toc197069545"/>
-      <w:bookmarkStart w:id="129" w:name="_Toc214355647"/>
+      <w:bookmarkStart w:id="124" w:name="_Ref80345894"/>
+      <w:bookmarkStart w:id="125" w:name="_Ref120282055"/>
+      <w:bookmarkStart w:id="126" w:name="_Toc197069407"/>
+      <w:bookmarkStart w:id="127" w:name="_Toc197069545"/>
+      <w:bookmarkStart w:id="128" w:name="_Toc214355647"/>
       <w:r>
         <w:rPr>
           <w:rFonts w:ascii="Avenir Next LT Pro" w:hAnsi="Avenir Next LT Pro"/>
@@ -12523,8 +12240,8 @@
         </w:rPr>
         <w:fldChar w:fldCharType="end"/>
       </w:r>
+      <w:bookmarkEnd w:id="124"/>
       <w:bookmarkEnd w:id="125"/>
-      <w:bookmarkEnd w:id="126"/>
       <w:r>
         <w:rPr>
           <w:rFonts w:ascii="Avenir Next LT Pro" w:hAnsi="Avenir Next LT Pro"/>
@@ -12537,9 +12254,9 @@
         </w:rPr>
         <w:t>. Anexos del informe técnico.</w:t>
       </w:r>
+      <w:bookmarkEnd w:id="126"/>
       <w:bookmarkEnd w:id="127"/>
       <w:bookmarkEnd w:id="128"/>
-      <w:bookmarkEnd w:id="129"/>
     </w:p>
     <w:tbl>
       <w:tblPr>
@@ -12636,7 +12353,7 @@
                 <w:lang w:val="es-CO" w:eastAsia="es-CO"/>
               </w:rPr>
             </w:pPr>
-            <w:commentRangeStart w:id="130"/>
+            <w:commentRangeStart w:id="129"/>
             <w:r>
               <w:rPr>
                 <w:rFonts w:ascii="Avenir Next LT Pro" w:eastAsia="Times New Roman" w:hAnsi="Avenir Next LT Pro" w:cs="Times New Roman"/>
@@ -12649,7 +12366,7 @@
               </w:rPr>
               <w:t>Laboratorio</w:t>
             </w:r>
-            <w:commentRangeEnd w:id="130"/>
+            <w:commentRangeEnd w:id="129"/>
             <w:r>
               <w:rPr>
                 <w:rStyle w:val="Refdecomentario"/>
@@ -12657,7 +12374,7 @@
                 <w:szCs w:val="20"/>
                 <w:lang w:val="es-MX" w:eastAsia="es-MX"/>
               </w:rPr>
-              <w:commentReference w:id="130"/>
+              <w:commentReference w:id="129"/>
             </w:r>
           </w:p>
         </w:tc>
@@ -12681,7 +12398,7 @@
                 <w:lang w:val="es-CO" w:eastAsia="es-CO"/>
               </w:rPr>
             </w:pPr>
-            <w:commentRangeStart w:id="131"/>
+            <w:commentRangeStart w:id="130"/>
             <w:r>
               <w:rPr>
                 <w:rFonts w:ascii="Avenir Next LT Pro" w:eastAsia="Times New Roman" w:hAnsi="Avenir Next LT Pro" w:cs="Times New Roman"/>
@@ -12694,7 +12411,7 @@
               </w:rPr>
               <w:t>Archivo</w:t>
             </w:r>
-            <w:commentRangeEnd w:id="131"/>
+            <w:commentRangeEnd w:id="130"/>
             <w:r>
               <w:rPr>
                 <w:rStyle w:val="Refdecomentario"/>
@@ -12702,7 +12419,7 @@
                 <w:szCs w:val="20"/>
                 <w:lang w:val="es-MX" w:eastAsia="es-MX"/>
               </w:rPr>
-              <w:commentReference w:id="131"/>
+              <w:commentReference w:id="130"/>
             </w:r>
           </w:p>
         </w:tc>
@@ -12726,7 +12443,7 @@
                 <w:lang w:val="es-CO" w:eastAsia="es-CO"/>
               </w:rPr>
             </w:pPr>
-            <w:commentRangeStart w:id="132"/>
+            <w:commentRangeStart w:id="131"/>
             <w:r>
               <w:rPr>
                 <w:rFonts w:ascii="Avenir Next LT Pro" w:eastAsia="Times New Roman" w:hAnsi="Avenir Next LT Pro" w:cs="Times New Roman"/>
@@ -12739,7 +12456,7 @@
               </w:rPr>
               <w:t>Páginas</w:t>
             </w:r>
-            <w:commentRangeEnd w:id="132"/>
+            <w:commentRangeEnd w:id="131"/>
             <w:r>
               <w:rPr>
                 <w:rStyle w:val="Refdecomentario"/>
@@ -12747,7 +12464,7 @@
                 <w:szCs w:val="20"/>
                 <w:lang w:val="es-MX" w:eastAsia="es-MX"/>
               </w:rPr>
-              <w:commentReference w:id="132"/>
+              <w:commentReference w:id="131"/>
             </w:r>
           </w:p>
         </w:tc>
@@ -13109,7 +12826,7 @@
         </w:rPr>
         <w:t xml:space="preserve">Fuente: SERAMBIENTE S.A.S., </w:t>
       </w:r>
-      <w:commentRangeStart w:id="133"/>
+      <w:commentRangeStart w:id="132"/>
       <w:r>
         <w:rPr>
           <w:rFonts w:ascii="Avenir Next LT Pro" w:hAnsi="Avenir Next LT Pro"/>
@@ -13119,9 +12836,9 @@
           <w:szCs w:val="20"/>
           <w:lang w:val="es-CO"/>
         </w:rPr>
-        <w:t>{fuente_anexos}</w:t>
-      </w:r>
-      <w:commentRangeEnd w:id="133"/>
+        <w:t>XXXX</w:t>
+      </w:r>
+      <w:commentRangeEnd w:id="132"/>
       <w:r>
         <w:rPr>
           <w:rStyle w:val="Refdecomentario"/>
@@ -13129,7 +12846,7 @@
           <w:szCs w:val="20"/>
           <w:lang w:val="es-MX" w:eastAsia="es-MX"/>
         </w:rPr>
-        <w:commentReference w:id="133"/>
+        <w:commentReference w:id="132"/>
       </w:r>
       <w:r>
         <w:rPr>
@@ -13185,8 +12902,8 @@
       <w:pPr>
         <w:pStyle w:val="Ttulo1"/>
       </w:pPr>
-      <w:bookmarkStart w:id="134" w:name="_Toc139449157"/>
-      <w:bookmarkStart w:id="135" w:name="_Toc214355449"/>
+      <w:bookmarkStart w:id="133" w:name="_Toc139449157"/>
+      <w:bookmarkStart w:id="134" w:name="_Toc214355449"/>
       <w:r>
         <w:lastRenderedPageBreak/>
         <w:t>HIST</w:t>
@@ -13197,8 +12914,8 @@
       <w:r>
         <w:t xml:space="preserve"> DE CAMBIOS</w:t>
       </w:r>
+      <w:bookmarkEnd w:id="133"/>
       <w:bookmarkEnd w:id="134"/>
-      <w:bookmarkEnd w:id="135"/>
     </w:p>
     <w:p>
       <w:pPr>
@@ -13227,10 +12944,10 @@
           <w:color w:val="303030"/>
         </w:rPr>
       </w:pPr>
-      <w:bookmarkStart w:id="136" w:name="_Toc139449135"/>
-      <w:bookmarkStart w:id="137" w:name="_Toc197069408"/>
-      <w:bookmarkStart w:id="138" w:name="_Toc197069546"/>
-      <w:bookmarkStart w:id="139" w:name="_Toc214355648"/>
+      <w:bookmarkStart w:id="135" w:name="_Toc139449135"/>
+      <w:bookmarkStart w:id="136" w:name="_Toc197069408"/>
+      <w:bookmarkStart w:id="137" w:name="_Toc197069546"/>
+      <w:bookmarkStart w:id="138" w:name="_Toc214355648"/>
       <w:r>
         <w:rPr>
           <w:rFonts w:ascii="Avenir Next LT Pro" w:hAnsi="Avenir Next LT Pro"/>
@@ -13306,11 +13023,11 @@
         </w:rPr>
         <w:t xml:space="preserve"> de cambios.</w:t>
       </w:r>
-      <w:bookmarkStart w:id="140" w:name="_Hlk197067180"/>
+      <w:bookmarkStart w:id="139" w:name="_Hlk197067180"/>
+      <w:bookmarkEnd w:id="135"/>
       <w:bookmarkEnd w:id="136"/>
       <w:bookmarkEnd w:id="137"/>
       <w:bookmarkEnd w:id="138"/>
-      <w:bookmarkEnd w:id="139"/>
     </w:p>
     <w:tbl>
       <w:tblPr>
@@ -13361,7 +13078,7 @@
                 <w:lang w:val="es-CO" w:eastAsia="es-CO"/>
               </w:rPr>
             </w:pPr>
-            <w:bookmarkStart w:id="141" w:name="_Hlk209170707"/>
+            <w:bookmarkStart w:id="140" w:name="_Hlk209170707"/>
             <w:r>
               <w:rPr>
                 <w:rFonts w:ascii="Avenir Next LT Pro" w:eastAsia="Times New Roman" w:hAnsi="Avenir Next LT Pro" w:cs="Times New Roman"/>
@@ -13490,7 +13207,7 @@
                 <w:lang w:val="es-CO" w:eastAsia="es-CO"/>
               </w:rPr>
             </w:pPr>
-            <w:commentRangeStart w:id="142"/>
+            <w:commentRangeStart w:id="141"/>
             <w:r>
               <w:rPr>
                 <w:rFonts w:ascii="Avenir Next LT Pro" w:eastAsia="Times New Roman" w:hAnsi="Avenir Next LT Pro" w:cs="Times New Roman"/>
@@ -13503,7 +13220,7 @@
               </w:rPr>
               <w:t>Elaborado</w:t>
             </w:r>
-            <w:commentRangeEnd w:id="142"/>
+            <w:commentRangeEnd w:id="141"/>
             <w:r>
               <w:rPr>
                 <w:rStyle w:val="Refdecomentario"/>
@@ -13511,7 +13228,7 @@
                 <w:szCs w:val="20"/>
                 <w:lang w:val="es-MX" w:eastAsia="es-MX"/>
               </w:rPr>
-              <w:commentReference w:id="142"/>
+              <w:commentReference w:id="141"/>
             </w:r>
           </w:p>
           <w:p>
@@ -13605,7 +13322,19 @@
                 <w:szCs w:val="20"/>
                 <w:lang w:val="es-CO" w:eastAsia="es-CO"/>
               </w:rPr>
-              <w:t>Aprobado por</w:t>
+              <w:t>Autorizado</w:t>
+            </w:r>
+            <w:r>
+              <w:rPr>
+                <w:rFonts w:ascii="Avenir Next LT Pro" w:eastAsia="Times New Roman" w:hAnsi="Avenir Next LT Pro" w:cs="Times New Roman"/>
+                <w:b/>
+                <w:bCs/>
+                <w:color w:val="FFFFFF"/>
+                <w:sz w:val="20"/>
+                <w:szCs w:val="20"/>
+                <w:lang w:val="es-CO" w:eastAsia="es-CO"/>
+              </w:rPr>
+              <w:t xml:space="preserve"> por</w:t>
             </w:r>
           </w:p>
         </w:tc>
@@ -13682,7 +13411,7 @@
                 <w:szCs w:val="20"/>
                 <w:lang w:val="en-US"/>
               </w:rPr>
-              <w:t>{identificacion_informe}</w:t>
+              <w:t>{ot_id}</w:t>
             </w:r>
           </w:p>
         </w:tc>
@@ -13713,7 +13442,7 @@
                 <w:szCs w:val="20"/>
                 <w:lang w:val="es-CO" w:eastAsia="es-CO"/>
               </w:rPr>
-              <w:t>{fecha_emision}</w:t>
+              <w:t>{fecha_ot}</w:t>
             </w:r>
           </w:p>
         </w:tc>
@@ -13742,7 +13471,7 @@
                 <w:sz w:val="20"/>
                 <w:szCs w:val="20"/>
               </w:rPr>
-              <w:t>{firma_autor1}</w:t>
+              <w:t>{firma_elaborado}</w:t>
             </w:r>
           </w:p>
         </w:tc>
@@ -13771,7 +13500,7 @@
                 <w:sz w:val="20"/>
                 <w:szCs w:val="20"/>
               </w:rPr>
-              <w:t>{firma_autor2}</w:t>
+              <w:t>{firma_revisado}</w:t>
             </w:r>
           </w:p>
         </w:tc>
@@ -13800,7 +13529,7 @@
                 <w:sz w:val="20"/>
                 <w:szCs w:val="20"/>
               </w:rPr>
-              <w:t>{firma_autor3}</w:t>
+              <w:t>{firma_autorizado}</w:t>
             </w:r>
           </w:p>
         </w:tc>
@@ -13893,7 +13622,7 @@
                 <w:sz w:val="20"/>
                 <w:szCs w:val="20"/>
               </w:rPr>
-              <w:t>{nombre_firmante1}</w:t>
+              <w:t>{nombre_elaborado}</w:t>
             </w:r>
           </w:p>
         </w:tc>
@@ -13921,7 +13650,7 @@
                 <w:sz w:val="20"/>
                 <w:szCs w:val="20"/>
               </w:rPr>
-              <w:t>{nombre_firmante2}</w:t>
+              <w:t>{nombre_revisado}</w:t>
             </w:r>
           </w:p>
         </w:tc>
@@ -13949,7 +13678,7 @@
                 <w:sz w:val="20"/>
                 <w:szCs w:val="20"/>
               </w:rPr>
-              <w:t>{nombre_firmante3}</w:t>
+              <w:t>{nombre_autorizado}</w:t>
             </w:r>
           </w:p>
         </w:tc>
@@ -14017,7 +13746,7 @@
                 <w:lang w:val="es-CO" w:eastAsia="es-CO"/>
               </w:rPr>
             </w:pPr>
-            <w:commentRangeStart w:id="143"/>
+            <w:commentRangeStart w:id="142"/>
             <w:r>
               <w:rPr>
                 <w:rFonts w:ascii="Avenir Next LT Pro" w:eastAsia="Times New Roman" w:hAnsi="Avenir Next LT Pro" w:cs="Times New Roman"/>
@@ -14028,7 +13757,7 @@
               </w:rPr>
               <w:t>Versión</w:t>
             </w:r>
-            <w:commentRangeEnd w:id="143"/>
+            <w:commentRangeEnd w:id="142"/>
             <w:r>
               <w:rPr>
                 <w:rStyle w:val="Refdecomentario"/>
@@ -14036,7 +13765,7 @@
                 <w:szCs w:val="20"/>
                 <w:lang w:val="es-MX" w:eastAsia="es-MX"/>
               </w:rPr>
-              <w:commentReference w:id="143"/>
+              <w:commentReference w:id="142"/>
             </w:r>
             <w:r>
               <w:rPr>
@@ -14225,9 +13954,6 @@
               </w:rPr>
               <w:t>por</w:t>
             </w:r>
-            <w:r>
-              <w:t>{fecha_emision_label}</w:t>
-            </w:r>
           </w:p>
         </w:tc>
         <w:tc>
@@ -14298,7 +14024,20 @@
                 <w:highlight w:val="magenta"/>
                 <w:lang w:val="es-CO" w:eastAsia="es-CO"/>
               </w:rPr>
-              <w:t>Aprobado por</w:t>
+              <w:t>Autorizado</w:t>
+            </w:r>
+            <w:r>
+              <w:rPr>
+                <w:rFonts w:ascii="Avenir Next LT Pro" w:eastAsia="Times New Roman" w:hAnsi="Avenir Next LT Pro" w:cs="Times New Roman"/>
+                <w:b/>
+                <w:bCs/>
+                <w:color w:val="FFFFFF"/>
+                <w:sz w:val="20"/>
+                <w:szCs w:val="20"/>
+                <w:highlight w:val="magenta"/>
+                <w:lang w:val="es-CO" w:eastAsia="es-CO"/>
+              </w:rPr>
+              <w:t xml:space="preserve"> por</w:t>
             </w:r>
           </w:p>
         </w:tc>
@@ -14336,7 +14075,7 @@
                 <w:highlight w:val="magenta"/>
                 <w:lang w:val="es-CO" w:eastAsia="es-CO"/>
               </w:rPr>
-              <w:t>01</w:t>
+              <w:t>{version_num}</w:t>
             </w:r>
           </w:p>
         </w:tc>
@@ -14369,7 +14108,7 @@
                 <w:highlight w:val="magenta"/>
                 <w:lang w:val="en-US"/>
               </w:rPr>
-              <w:t>{identificacion_informe_version}</w:t>
+              <w:t>{ot_id_revision}</w:t>
             </w:r>
             <w:r>
               <w:rPr>
@@ -14380,7 +14119,7 @@
                 <w:highlight w:val="magenta"/>
                 <w:lang w:val="en-US"/>
               </w:rPr>
-              <w:t/>
+              <w:t>1</w:t>
             </w:r>
           </w:p>
         </w:tc>
@@ -14413,7 +14152,7 @@
                 <w:highlight w:val="magenta"/>
                 <w:lang w:val="es-CO" w:eastAsia="es-CO"/>
               </w:rPr>
-              <w:t>{fecha_version}</w:t>
+              <w:t>{fecha_revision}</w:t>
             </w:r>
           </w:p>
         </w:tc>
@@ -14443,7 +14182,7 @@
                 <w:szCs w:val="20"/>
                 <w:highlight w:val="magenta"/>
               </w:rPr>
-              <w:t>{firma_version1}</w:t>
+              <w:t>{firma_elaborado_rev}</w:t>
             </w:r>
           </w:p>
         </w:tc>
@@ -14473,7 +14212,7 @@
                 <w:szCs w:val="20"/>
                 <w:highlight w:val="magenta"/>
               </w:rPr>
-              <w:t>{firma_version2}</w:t>
+              <w:t>{firma_revisado_rev}</w:t>
             </w:r>
           </w:p>
         </w:tc>
@@ -14503,7 +14242,7 @@
                 <w:szCs w:val="20"/>
                 <w:highlight w:val="magenta"/>
               </w:rPr>
-              <w:t>{firma_version3}</w:t>
+              <w:t>{firma_autorizado_rev}</w:t>
             </w:r>
           </w:p>
         </w:tc>
@@ -14601,7 +14340,7 @@
                 <w:szCs w:val="20"/>
                 <w:highlight w:val="magenta"/>
               </w:rPr>
-              <w:t>{nombre_firmante_version1}</w:t>
+              <w:t>{nombre_elaborado_rev}</w:t>
             </w:r>
           </w:p>
         </w:tc>
@@ -14631,7 +14370,7 @@
                 <w:szCs w:val="20"/>
                 <w:highlight w:val="magenta"/>
               </w:rPr>
-              <w:t>{nombre_firmante_version2}</w:t>
+              <w:t>{nombre_revisado_rev}</w:t>
             </w:r>
           </w:p>
         </w:tc>
@@ -14661,7 +14400,7 @@
                 <w:szCs w:val="20"/>
                 <w:highlight w:val="magenta"/>
               </w:rPr>
-              <w:t>{nombre_firmante_version3}</w:t>
+              <w:t>{nombre_autorizado_rev}</w:t>
             </w:r>
           </w:p>
         </w:tc>
@@ -14747,7 +14486,7 @@
         </w:tc>
       </w:tr>
     </w:tbl>
-    <w:bookmarkEnd w:id="141"/>
+    <w:bookmarkEnd w:id="140"/>
     <w:p>
       <w:pPr>
         <w:pStyle w:val="Sinespaciado"/>
@@ -14772,7 +14511,7 @@
         </w:rPr>
         <w:t xml:space="preserve">Fuente: SERAMBIENTE S.A.S., </w:t>
       </w:r>
-      <w:commentRangeStart w:id="144"/>
+      <w:commentRangeStart w:id="143"/>
       <w:r>
         <w:rPr>
           <w:rFonts w:ascii="Avenir Next LT Pro" w:hAnsi="Avenir Next LT Pro"/>
@@ -14782,9 +14521,9 @@
           <w:szCs w:val="20"/>
           <w:lang w:val="es-CO"/>
         </w:rPr>
-        <w:t>{fuente_modificacion}</w:t>
-      </w:r>
-      <w:commentRangeEnd w:id="144"/>
+        <w:t>{fuente_anio_adicional}</w:t>
+      </w:r>
+      <w:commentRangeEnd w:id="143"/>
       <w:r>
         <w:rPr>
           <w:rStyle w:val="Refdecomentario"/>
@@ -14792,7 +14531,7 @@
           <w:szCs w:val="20"/>
           <w:lang w:val="es-MX" w:eastAsia="es-MX"/>
         </w:rPr>
-        <w:commentReference w:id="144"/>
+        <w:commentReference w:id="143"/>
       </w:r>
       <w:r>
         <w:rPr>
@@ -14836,8 +14575,8 @@
           <w:highlight w:val="cyan"/>
         </w:rPr>
       </w:pPr>
-      <w:bookmarkStart w:id="145" w:name="_Hlk209170783"/>
-      <w:bookmarkEnd w:id="140"/>
+      <w:bookmarkStart w:id="144" w:name="_Hlk209170783"/>
+      <w:bookmarkEnd w:id="139"/>
     </w:p>
     <w:p>
       <w:pPr>
@@ -14886,7 +14625,7 @@
         </w:rPr>
         <w:t xml:space="preserve">Nota: Este documento corresponde a la modificación del </w:t>
       </w:r>
-      <w:commentRangeStart w:id="146"/>
+      <w:commentRangeStart w:id="145"/>
       <w:r>
         <w:rPr>
           <w:rFonts w:ascii="Avenir Next LT Pro" w:hAnsi="Avenir Next LT Pro"/>
@@ -14895,9 +14634,18 @@
           <w:sz w:val="20"/>
           <w:szCs w:val="20"/>
         </w:rPr>
-        <w:t xml:space="preserve">informe técnico de MATRIZ </w:t>
-      </w:r>
-      <w:proofErr w:type="gramStart"/>
+        <w:t>informe técnico de {matriz_tipo_note} OT XXXX-X-A-XXXX-VXX</w:t>
+      </w:r>
+      <w:commentRangeEnd w:id="145"/>
+      <w:r>
+        <w:rPr>
+          <w:rFonts w:ascii="Avenir Next LT Pro" w:hAnsi="Avenir Next LT Pro"/>
+          <w:i/>
+          <w:iCs/>
+          <w:sz w:val="20"/>
+        </w:rPr>
+        <w:commentReference w:id="145"/>
+      </w:r>
       <w:r>
         <w:rPr>
           <w:rFonts w:ascii="Avenir Next LT Pro" w:hAnsi="Avenir Next LT Pro"/>
@@ -14906,9 +14654,9 @@
           <w:sz w:val="20"/>
           <w:szCs w:val="20"/>
         </w:rPr>
-        <w:t>{codigo_matriz_anulada}  OT</w:t>
-      </w:r>
-      <w:proofErr w:type="gramEnd"/>
+        <w:t xml:space="preserve">, el cual ha sido anulado y reemplazado, bajo la nueva </w:t>
+      </w:r>
+      <w:commentRangeStart w:id="146"/>
       <w:r>
         <w:rPr>
           <w:rFonts w:ascii="Avenir Next LT Pro" w:hAnsi="Avenir Next LT Pro"/>
@@ -14917,7 +14665,7 @@
           <w:sz w:val="20"/>
           <w:szCs w:val="20"/>
         </w:rPr>
-        <w:t xml:space="preserve">{identificacion_anulada}</w:t>
+        <w:t>identificación</w:t>
       </w:r>
       <w:commentRangeEnd w:id="146"/>
       <w:r>
@@ -14937,41 +14685,10 @@
           <w:sz w:val="20"/>
           <w:szCs w:val="20"/>
         </w:rPr>
-        <w:t xml:space="preserve">, el cual ha sido anulado y reemplazado, bajo la nueva </w:t>
-      </w:r>
-      <w:commentRangeStart w:id="147"/>
-      <w:r>
-        <w:rPr>
-          <w:rFonts w:ascii="Avenir Next LT Pro" w:hAnsi="Avenir Next LT Pro"/>
-          <w:i/>
-          <w:iCs/>
-          <w:sz w:val="20"/>
-          <w:szCs w:val="20"/>
-        </w:rPr>
-        <w:t>identificación</w:t>
-      </w:r>
-      <w:commentRangeEnd w:id="147"/>
-      <w:r>
-        <w:rPr>
-          <w:rFonts w:ascii="Avenir Next LT Pro" w:hAnsi="Avenir Next LT Pro"/>
-          <w:i/>
-          <w:iCs/>
-          <w:sz w:val="20"/>
-        </w:rPr>
-        <w:commentReference w:id="147"/>
-      </w:r>
-      <w:r>
-        <w:rPr>
-          <w:rFonts w:ascii="Avenir Next LT Pro" w:hAnsi="Avenir Next LT Pro"/>
-          <w:i/>
-          <w:iCs/>
-          <w:sz w:val="20"/>
-          <w:szCs w:val="20"/>
-        </w:rPr>
-        <w:t xml:space="preserve">{identificacion_nueva}</w:t>
+        <w:t xml:space="preserve">{ot_id_final}</w:t>
       </w:r>
     </w:p>
-    <w:bookmarkEnd w:id="145"/>
+    <w:bookmarkEnd w:id="144"/>
     <w:p>
       <w:pPr>
         <w:pStyle w:val="Sinespaciado"/>
@@ -15000,8 +14717,8 @@
           <w:lang w:val="es-CO"/>
         </w:rPr>
       </w:pPr>
-      <w:bookmarkStart w:id="148" w:name="_Toc412800838"/>
-      <w:bookmarkStart w:id="149" w:name="_Toc479192757"/>
+      <w:bookmarkStart w:id="147" w:name="_Toc412800838"/>
+      <w:bookmarkStart w:id="148" w:name="_Toc479192757"/>
       <w:r>
         <w:rPr>
           <w:rFonts w:ascii="Avenir Next LT Pro" w:hAnsi="Avenir Next LT Pro" w:cs="Calibri"/>
@@ -15015,8 +14732,8 @@
         <w:t>(FIN DEL INFORME)</w:t>
       </w:r>
     </w:p>
+    <w:bookmarkEnd w:id="147"/>
     <w:bookmarkEnd w:id="148"/>
-    <w:bookmarkEnd w:id="149"/>
     <w:p>
       <w:pPr>
         <w:spacing w:line="480" w:lineRule="auto"/>
@@ -15036,8 +14753,10 @@
     <w:sectPr>
       <w:headerReference w:type="even" r:id="rId12"/>
       <w:headerReference w:type="default" r:id="rId13"/>
-      <w:footerReference w:type="default" r:id="rId14"/>
-      <w:headerReference w:type="first" r:id="rId15"/>
+      <w:footerReference w:type="even" r:id="rId14"/>
+      <w:footerReference w:type="default" r:id="rId15"/>
+      <w:headerReference w:type="first" r:id="rId16"/>
+      <w:footerReference w:type="first" r:id="rId17"/>
       <w:pgSz w:w="12240" w:h="15840" w:code="1"/>
       <w:pgMar w:top="1418" w:right="1701" w:bottom="1418" w:left="1701" w:header="709" w:footer="227" w:gutter="0"/>
       <w:cols w:space="708"/>
@@ -15048,7 +14767,7 @@
 </file>
 
 <file path=word/comments.xml><?xml version="1.0" encoding="utf-8"?>
-<w:comments xmlns:wpc="http://schemas.microsoft.com/office/word/2010/wordprocessingCanvas" xmlns:cx="http://schemas.microsoft.com/office/drawing/2014/chartex" xmlns:cx1="http://schemas.microsoft.com/office/drawing/2015/9/8/chartex" xmlns:cx2="http://schemas.microsoft.com/office/drawing/2015/10/21/chartex" xmlns:cx3="http://schemas.microsoft.com/office/drawing/2016/5/9/chartex" xmlns:cx4="http://schemas.microsoft.com/office/drawing/2016/5/10/chartex" xmlns:cx5="http://schemas.microsoft.com/office/drawing/2016/5/11/chartex" xmlns:cx6="http://schemas.microsoft.com/office/drawing/2016/5/12/chartex" xmlns:cx7="http://schemas.microsoft.com/office/drawing/2016/5/13/chartex" xmlns:cx8="http://schemas.microsoft.com/office/drawing/2016/5/14/chartex" xmlns:mc="http://schemas.openxmlformats.org/markup-compatibility/2006" xmlns:aink="http://schemas.microsoft.com/office/drawing/2016/ink" xmlns:am3d="http://schemas.microsoft.com/office/drawing/2017/model3d" xmlns:o="urn:schemas-microsoft-com:office:office" xmlns:oel="http://schemas.microsoft.com/office/2019/extlst" xmlns:r="http://schemas.openxmlformats.org/officeDocument/2006/relationships" xmlns:m="http://schemas.openxmlformats.org/officeDocument/2006/math" xmlns:v="urn:schemas-microsoft-com:vml" xmlns:wp14="http://schemas.microsoft.com/office/word/2010/wordprocessingDrawing" xmlns:wp="http://schemas.openxmlformats.org/drawingml/2006/wordprocessingDrawing" xmlns:w10="urn:schemas-microsoft-com:office:word" xmlns:w="http://schemas.openxmlformats.org/wordprocessingml/2006/main" xmlns:w14="http://schemas.microsoft.com/office/word/2010/wordml" xmlns:w15="http://schemas.microsoft.com/office/word/2012/wordml" xmlns:w16cex="http://schemas.microsoft.com/office/word/2018/wordml/cex" xmlns:w16cid="http://schemas.microsoft.com/office/word/2016/wordml/cid" xmlns:w16="http://schemas.microsoft.com/office/word/2018/wordml" xmlns:w16sdtdh="http://schemas.microsoft.com/office/word/2020/wordml/sdtdatahash" xmlns:w16se="http://schemas.microsoft.com/office/word/2015/wordml/symex" xmlns:wpg="http://schemas.microsoft.com/office/word/2010/wordprocessingGroup" xmlns:wpi="http://schemas.microsoft.com/office/word/2010/wordprocessingInk" xmlns:wne="http://schemas.microsoft.com/office/word/2006/wordml" xmlns:wps="http://schemas.microsoft.com/office/word/2010/wordprocessingShape" mc:Ignorable="w14 w15 w16se w16cid w16 w16cex w16sdtdh wp14">
+<w:comments xmlns:wpc="http://schemas.microsoft.com/office/word/2010/wordprocessingCanvas" xmlns:cx="http://schemas.microsoft.com/office/drawing/2014/chartex" xmlns:cx1="http://schemas.microsoft.com/office/drawing/2015/9/8/chartex" xmlns:cx2="http://schemas.microsoft.com/office/drawing/2015/10/21/chartex" xmlns:cx3="http://schemas.microsoft.com/office/drawing/2016/5/9/chartex" xmlns:cx4="http://schemas.microsoft.com/office/drawing/2016/5/10/chartex" xmlns:cx5="http://schemas.microsoft.com/office/drawing/2016/5/11/chartex" xmlns:cx6="http://schemas.microsoft.com/office/drawing/2016/5/12/chartex" xmlns:cx7="http://schemas.microsoft.com/office/drawing/2016/5/13/chartex" xmlns:cx8="http://schemas.microsoft.com/office/drawing/2016/5/14/chartex" xmlns:mc="http://schemas.openxmlformats.org/markup-compatibility/2006" xmlns:aink="http://schemas.microsoft.com/office/drawing/2016/ink" xmlns:am3d="http://schemas.microsoft.com/office/drawing/2017/model3d" xmlns:o="urn:schemas-microsoft-com:office:office" xmlns:oel="http://schemas.microsoft.com/office/2019/extlst" xmlns:r="http://schemas.openxmlformats.org/officeDocument/2006/relationships" xmlns:m="http://schemas.openxmlformats.org/officeDocument/2006/math" xmlns:v="urn:schemas-microsoft-com:vml" xmlns:wp14="http://schemas.microsoft.com/office/word/2010/wordprocessingDrawing" xmlns:wp="http://schemas.openxmlformats.org/drawingml/2006/wordprocessingDrawing" xmlns:w10="urn:schemas-microsoft-com:office:word" xmlns:w="http://schemas.openxmlformats.org/wordprocessingml/2006/main" xmlns:w14="http://schemas.microsoft.com/office/word/2010/wordml" xmlns:w15="http://schemas.microsoft.com/office/word/2012/wordml" xmlns:w16cex="http://schemas.microsoft.com/office/word/2018/wordml/cex" xmlns:w16cid="http://schemas.microsoft.com/office/word/2016/wordml/cid" xmlns:w16="http://schemas.microsoft.com/office/word/2018/wordml" xmlns:w16du="http://schemas.microsoft.com/office/word/2023/wordml/word16du" xmlns:w16sdtdh="http://schemas.microsoft.com/office/word/2020/wordml/sdtdatahash" xmlns:w16sdtfl="http://schemas.microsoft.com/office/word/2024/wordml/sdtformatlock" xmlns:w16se="http://schemas.microsoft.com/office/word/2015/wordml/symex" xmlns:wpg="http://schemas.microsoft.com/office/word/2010/wordprocessingGroup" xmlns:wpi="http://schemas.microsoft.com/office/word/2010/wordprocessingInk" xmlns:wne="http://schemas.microsoft.com/office/word/2006/wordml" xmlns:wps="http://schemas.microsoft.com/office/word/2010/wordprocessingShape" mc:Ignorable="w14 w15 w16se w16cid w16 w16cex w16sdtdh w16sdtfl w16du wp14">
   <w:comment w:id="1" w:author="Andrea Ruiz" w:date="2025-09-18T15:55:00Z" w:initials="AR">
     <w:p>
       <w:pPr>
@@ -15566,7 +15285,7 @@
       </w:r>
     </w:p>
   </w:comment>
-  <w:comment w:id="123" w:author="Xiomara Quintero Gamez" w:date="2025-11-15T11:32:00Z" w:initials="XQ">
+  <w:comment w:id="129" w:author="Ana Ariza" w:date="2025-04-30T08:46:00Z" w:initials="AA">
     <w:p>
       <w:pPr>
         <w:pStyle w:val="Textocomentario"/>
@@ -15579,11 +15298,11 @@
         <w:annotationRef/>
       </w:r>
       <w:r>
-        <w:t>Agregar o editar referencia del clima</w:t>
+        <w:t xml:space="preserve">Se debe relacionar el nombre del laboratorio a quien corresponda el archivo. </w:t>
       </w:r>
     </w:p>
   </w:comment>
-  <w:comment w:id="130" w:author="Ana Ariza" w:date="2025-04-30T08:46:00Z" w:initials="AA">
+  <w:comment w:id="130" w:author="Ana Ariza" w:date="2025-04-30T08:47:00Z" w:initials="AA">
     <w:p>
       <w:pPr>
         <w:pStyle w:val="Textocomentario"/>
@@ -15596,7 +15315,7 @@
         <w:annotationRef/>
       </w:r>
       <w:r>
-        <w:t xml:space="preserve">Se debe relacionar el nombre del laboratorio a quien corresponda el archivo. </w:t>
+        <w:t xml:space="preserve">Relacionar el nombre del archivo, tal como este nombrado en la carpeta de anexos. </w:t>
       </w:r>
     </w:p>
   </w:comment>
@@ -15613,11 +15332,11 @@
         <w:annotationRef/>
       </w:r>
       <w:r>
-        <w:t xml:space="preserve">Relacionar el nombre del archivo, tal como este nombrado en la carpeta de anexos. </w:t>
+        <w:t>Se indica la cantidad de paginas que tenga el documento anexado.</w:t>
       </w:r>
     </w:p>
   </w:comment>
-  <w:comment w:id="132" w:author="Ana Ariza" w:date="2025-04-30T08:47:00Z" w:initials="AA">
+  <w:comment w:id="132" w:author="Ana Ariza" w:date="2025-04-30T08:45:00Z" w:initials="AA">
     <w:p>
       <w:pPr>
         <w:pStyle w:val="Textocomentario"/>
@@ -15630,11 +15349,11 @@
         <w:annotationRef/>
       </w:r>
       <w:r>
-        <w:t>Se indica la cantidad de paginas que tenga el documento anexado.</w:t>
+        <w:t>Año de ejecución del monitoreo.</w:t>
       </w:r>
     </w:p>
   </w:comment>
-  <w:comment w:id="133" w:author="Ana Ariza" w:date="2025-04-30T08:45:00Z" w:initials="AA">
+  <w:comment w:id="141" w:author="Andrea Ruiz" w:date="2025-09-05T08:28:00Z" w:initials="AR">
     <w:p>
       <w:pPr>
         <w:pStyle w:val="Textocomentario"/>
@@ -15647,11 +15366,14 @@
         <w:annotationRef/>
       </w:r>
       <w:r>
-        <w:t>Año de ejecución del monitoreo.</w:t>
+        <w:rPr>
+          <w:lang w:val="es-CO"/>
+        </w:rPr>
+        <w:t>Para elaborado, revisado y aprobado, siempre se debe relacionar nombre de la persona y firma</w:t>
       </w:r>
     </w:p>
   </w:comment>
-  <w:comment w:id="142" w:author="Andrea Ruiz" w:date="2025-09-05T08:28:00Z" w:initials="AR">
+  <w:comment w:id="142" w:author="Andrea Ruiz" w:date="2025-09-05T08:30:00Z" w:initials="AR">
     <w:p>
       <w:pPr>
         <w:pStyle w:val="Textocomentario"/>
@@ -15667,11 +15389,18 @@
         <w:rPr>
           <w:lang w:val="es-CO"/>
         </w:rPr>
-        <w:t>Para elaborado, revisado y aprobado, siempre se debe relacionar nombre de la persona y firma</w:t>
+        <w:t>Versión inicial debe quedar siempre para la primera versión.  En caso de que corresponda a una modificación se</w:t>
+      </w:r>
+      <w:r>
+        <w:rPr>
+          <w:color w:val="484848"/>
+          <w:lang w:val="es-CO"/>
+        </w:rPr>
+        <w:t xml:space="preserve"> debe agregar otro apartado de la tabla (resaltado en fucsia) actualizar identificador unico fecha de emisión quien elabora, revisa y aprueba y finalmente relacionar descripción de la modificación, que corresponde al motivo del porque se realiza el ajuste, quien lo solicita y específicamente que es lo ajustado</w:t>
       </w:r>
     </w:p>
   </w:comment>
-  <w:comment w:id="143" w:author="Andrea Ruiz" w:date="2025-09-05T08:30:00Z" w:initials="AR">
+  <w:comment w:id="143" w:author="Ana Ariza" w:date="2025-04-30T08:48:00Z" w:initials="AA">
     <w:p>
       <w:pPr>
         <w:pStyle w:val="Textocomentario"/>
@@ -15684,21 +15413,11 @@
         <w:annotationRef/>
       </w:r>
       <w:r>
-        <w:rPr>
-          <w:lang w:val="es-CO"/>
-        </w:rPr>
-        <w:t>Versión inicial debe quedar siempre para la primera versión.  En caso de que corresponda a una modificación se</w:t>
-      </w:r>
-      <w:r>
-        <w:rPr>
-          <w:color w:val="484848"/>
-          <w:lang w:val="es-CO"/>
-        </w:rPr>
-        <w:t xml:space="preserve"> debe agregar otro apartado de la tabla (resaltado en fucsia) actualizar identificador unico fecha de emisión quien elabora, revisa y aprueba y finalmente relacionar descripción de la modificación, que corresponde al motivo del porque se realiza el ajuste, quien lo solicita y específicamente que es lo ajustado</w:t>
+        <w:t>Año del diligenciamiento de la tabla</w:t>
       </w:r>
     </w:p>
   </w:comment>
-  <w:comment w:id="144" w:author="Ana Ariza" w:date="2025-04-30T08:48:00Z" w:initials="AA">
+  <w:comment w:id="145" w:author="Andrea Ruiz" w:date="2025-09-17T15:51:00Z" w:initials="AR">
     <w:p>
       <w:pPr>
         <w:pStyle w:val="Textocomentario"/>
@@ -15711,31 +15430,14 @@
         <w:annotationRef/>
       </w:r>
       <w:r>
-        <w:t>Año del diligenciamiento de la tabla</w:t>
+        <w:rPr>
+          <w:lang w:val="es-CO"/>
+        </w:rPr>
+        <w:t>Se debe agregar el titulo del informe</w:t>
       </w:r>
     </w:p>
   </w:comment>
-  <w:comment w:id="146" w:author="Andrea Ruiz" w:date="2025-09-17T15:51:00Z" w:initials="AR">
-    <w:p>
-      <w:pPr>
-        <w:pStyle w:val="Textocomentario"/>
-        <w:jc w:val="left"/>
-      </w:pPr>
-      <w:r>
-        <w:rPr>
-          <w:rStyle w:val="Refdecomentario"/>
-        </w:rPr>
-        <w:annotationRef/>
-      </w:r>
-      <w:r>
-        <w:rPr>
-          <w:lang w:val="es-CO"/>
-        </w:rPr>
-        <w:t>Se debe agregar el titulo del informe</w:t>
-      </w:r>
-    </w:p>
-  </w:comment>
-  <w:comment w:id="147" w:author="Andrea Ruiz" w:date="2025-09-17T15:52:00Z" w:initials="AR">
+  <w:comment w:id="146" w:author="Andrea Ruiz" w:date="2025-09-17T15:52:00Z" w:initials="AR">
     <w:p>
       <w:pPr>
         <w:pStyle w:val="Textocomentario"/>
@@ -15756,7 +15458,7 @@
 </file>
 
 <file path=word/commentsExtended.xml><?xml version="1.0" encoding="utf-8"?>
-<w15:commentsEx xmlns:wpc="http://schemas.microsoft.com/office/word/2010/wordprocessingCanvas" xmlns:cx="http://schemas.microsoft.com/office/drawing/2014/chartex" xmlns:cx1="http://schemas.microsoft.com/office/drawing/2015/9/8/chartex" xmlns:cx2="http://schemas.microsoft.com/office/drawing/2015/10/21/chartex" xmlns:cx3="http://schemas.microsoft.com/office/drawing/2016/5/9/chartex" xmlns:cx4="http://schemas.microsoft.com/office/drawing/2016/5/10/chartex" xmlns:cx5="http://schemas.microsoft.com/office/drawing/2016/5/11/chartex" xmlns:cx6="http://schemas.microsoft.com/office/drawing/2016/5/12/chartex" xmlns:cx7="http://schemas.microsoft.com/office/drawing/2016/5/13/chartex" xmlns:cx8="http://schemas.microsoft.com/office/drawing/2016/5/14/chartex" xmlns:mc="http://schemas.openxmlformats.org/markup-compatibility/2006" xmlns:aink="http://schemas.microsoft.com/office/drawing/2016/ink" xmlns:am3d="http://schemas.microsoft.com/office/drawing/2017/model3d" xmlns:o="urn:schemas-microsoft-com:office:office" xmlns:oel="http://schemas.microsoft.com/office/2019/extlst" xmlns:r="http://schemas.openxmlformats.org/officeDocument/2006/relationships" xmlns:m="http://schemas.openxmlformats.org/officeDocument/2006/math" xmlns:v="urn:schemas-microsoft-com:vml" xmlns:wp14="http://schemas.microsoft.com/office/word/2010/wordprocessingDrawing" xmlns:wp="http://schemas.openxmlformats.org/drawingml/2006/wordprocessingDrawing" xmlns:w10="urn:schemas-microsoft-com:office:word" xmlns:w="http://schemas.openxmlformats.org/wordprocessingml/2006/main" xmlns:w14="http://schemas.microsoft.com/office/word/2010/wordml" xmlns:w15="http://schemas.microsoft.com/office/word/2012/wordml" xmlns:w16cex="http://schemas.microsoft.com/office/word/2018/wordml/cex" xmlns:w16cid="http://schemas.microsoft.com/office/word/2016/wordml/cid" xmlns:w16="http://schemas.microsoft.com/office/word/2018/wordml" xmlns:w16sdtdh="http://schemas.microsoft.com/office/word/2020/wordml/sdtdatahash" xmlns:w16se="http://schemas.microsoft.com/office/word/2015/wordml/symex" xmlns:wpg="http://schemas.microsoft.com/office/word/2010/wordprocessingGroup" xmlns:wpi="http://schemas.microsoft.com/office/word/2010/wordprocessingInk" xmlns:wne="http://schemas.microsoft.com/office/word/2006/wordml" xmlns:wps="http://schemas.microsoft.com/office/word/2010/wordprocessingShape" mc:Ignorable="w14 w15 w16se w16cid w16 w16cex w16sdtdh wp14">
+<w15:commentsEx xmlns:wpc="http://schemas.microsoft.com/office/word/2010/wordprocessingCanvas" xmlns:cx="http://schemas.microsoft.com/office/drawing/2014/chartex" xmlns:cx1="http://schemas.microsoft.com/office/drawing/2015/9/8/chartex" xmlns:cx2="http://schemas.microsoft.com/office/drawing/2015/10/21/chartex" xmlns:cx3="http://schemas.microsoft.com/office/drawing/2016/5/9/chartex" xmlns:cx4="http://schemas.microsoft.com/office/drawing/2016/5/10/chartex" xmlns:cx5="http://schemas.microsoft.com/office/drawing/2016/5/11/chartex" xmlns:cx6="http://schemas.microsoft.com/office/drawing/2016/5/12/chartex" xmlns:cx7="http://schemas.microsoft.com/office/drawing/2016/5/13/chartex" xmlns:cx8="http://schemas.microsoft.com/office/drawing/2016/5/14/chartex" xmlns:mc="http://schemas.openxmlformats.org/markup-compatibility/2006" xmlns:aink="http://schemas.microsoft.com/office/drawing/2016/ink" xmlns:am3d="http://schemas.microsoft.com/office/drawing/2017/model3d" xmlns:o="urn:schemas-microsoft-com:office:office" xmlns:oel="http://schemas.microsoft.com/office/2019/extlst" xmlns:r="http://schemas.openxmlformats.org/officeDocument/2006/relationships" xmlns:m="http://schemas.openxmlformats.org/officeDocument/2006/math" xmlns:v="urn:schemas-microsoft-com:vml" xmlns:wp14="http://schemas.microsoft.com/office/word/2010/wordprocessingDrawing" xmlns:wp="http://schemas.openxmlformats.org/drawingml/2006/wordprocessingDrawing" xmlns:w10="urn:schemas-microsoft-com:office:word" xmlns:w="http://schemas.openxmlformats.org/wordprocessingml/2006/main" xmlns:w14="http://schemas.microsoft.com/office/word/2010/wordml" xmlns:w15="http://schemas.microsoft.com/office/word/2012/wordml" xmlns:w16cex="http://schemas.microsoft.com/office/word/2018/wordml/cex" xmlns:w16cid="http://schemas.microsoft.com/office/word/2016/wordml/cid" xmlns:w16="http://schemas.microsoft.com/office/word/2018/wordml" xmlns:w16du="http://schemas.microsoft.com/office/word/2023/wordml/word16du" xmlns:w16sdtdh="http://schemas.microsoft.com/office/word/2020/wordml/sdtdatahash" xmlns:w16sdtfl="http://schemas.microsoft.com/office/word/2024/wordml/sdtformatlock" xmlns:w16se="http://schemas.microsoft.com/office/word/2015/wordml/symex" xmlns:wpg="http://schemas.microsoft.com/office/word/2010/wordprocessingGroup" xmlns:wpi="http://schemas.microsoft.com/office/word/2010/wordprocessingInk" xmlns:wne="http://schemas.microsoft.com/office/word/2006/wordml" xmlns:wps="http://schemas.microsoft.com/office/word/2010/wordprocessingShape" mc:Ignorable="w14 w15 w16se w16cid w16 w16cex w16sdtdh w16sdtfl w16du wp14">
   <w15:commentEx w15:paraId="0B708087" w15:done="0"/>
   <w15:commentEx w15:paraId="7E0D033F" w15:paraIdParent="0B708087" w15:done="0"/>
   <w15:commentEx w15:paraId="0CBC29C1" w15:done="0"/>
@@ -15786,7 +15488,6 @@
   <w15:commentEx w15:paraId="3EC57F2D" w15:done="0"/>
   <w15:commentEx w15:paraId="4AFEAD29" w15:done="0"/>
   <w15:commentEx w15:paraId="35384F93" w15:done="0"/>
-  <w15:commentEx w15:paraId="17DBB5FA" w15:done="0"/>
   <w15:commentEx w15:paraId="55DCBFBD" w15:done="0"/>
   <w15:commentEx w15:paraId="13432E67" w15:done="0"/>
   <w15:commentEx w15:paraId="588850C0" w15:done="0"/>
@@ -15800,7 +15501,7 @@
 </file>
 
 <file path=word/commentsExtensible.xml><?xml version="1.0" encoding="utf-8"?>
-<w16cex:commentsExtensible xmlns:wpc="http://schemas.microsoft.com/office/word/2010/wordprocessingCanvas" xmlns:cx="http://schemas.microsoft.com/office/drawing/2014/chartex" xmlns:cx1="http://schemas.microsoft.com/office/drawing/2015/9/8/chartex" xmlns:cx2="http://schemas.microsoft.com/office/drawing/2015/10/21/chartex" xmlns:cx3="http://schemas.microsoft.com/office/drawing/2016/5/9/chartex" xmlns:cx4="http://schemas.microsoft.com/office/drawing/2016/5/10/chartex" xmlns:cx5="http://schemas.microsoft.com/office/drawing/2016/5/11/chartex" xmlns:cx6="http://schemas.microsoft.com/office/drawing/2016/5/12/chartex" xmlns:cx7="http://schemas.microsoft.com/office/drawing/2016/5/13/chartex" xmlns:cx8="http://schemas.microsoft.com/office/drawing/2016/5/14/chartex" xmlns:cr="http://schemas.microsoft.com/office/comments/2020/reactions" xmlns:mc="http://schemas.openxmlformats.org/markup-compatibility/2006" xmlns:aink="http://schemas.microsoft.com/office/drawing/2016/ink" xmlns:am3d="http://schemas.microsoft.com/office/drawing/2017/model3d" xmlns:o="urn:schemas-microsoft-com:office:office" xmlns:oel="http://schemas.microsoft.com/office/2019/extlst" xmlns:r="http://schemas.openxmlformats.org/officeDocument/2006/relationships" xmlns:m="http://schemas.openxmlformats.org/officeDocument/2006/math" xmlns:v="urn:schemas-microsoft-com:vml" xmlns:wp14="http://schemas.microsoft.com/office/word/2010/wordprocessingDrawing" xmlns:wp="http://schemas.openxmlformats.org/drawingml/2006/wordprocessingDrawing" xmlns:w10="urn:schemas-microsoft-com:office:word" xmlns:w="http://schemas.openxmlformats.org/wordprocessingml/2006/main" xmlns:w14="http://schemas.microsoft.com/office/word/2010/wordml" xmlns:w15="http://schemas.microsoft.com/office/word/2012/wordml" xmlns:w16cex="http://schemas.microsoft.com/office/word/2018/wordml/cex" xmlns:w16cid="http://schemas.microsoft.com/office/word/2016/wordml/cid" xmlns:w16="http://schemas.microsoft.com/office/word/2018/wordml" xmlns:w16sdtdh="http://schemas.microsoft.com/office/word/2020/wordml/sdtdatahash" xmlns:w16se="http://schemas.microsoft.com/office/word/2015/wordml/symex" xmlns:wpg="http://schemas.microsoft.com/office/word/2010/wordprocessingGroup" xmlns:wpi="http://schemas.microsoft.com/office/word/2010/wordprocessingInk" xmlns:wne="http://schemas.microsoft.com/office/word/2006/wordml" xmlns:wps="http://schemas.microsoft.com/office/word/2010/wordprocessingShape" mc:Ignorable="w14 w15 w16se w16cid w16 w16cex w16sdtdh cr wp14">
+<w16cex:commentsExtensible xmlns:wpc="http://schemas.microsoft.com/office/word/2010/wordprocessingCanvas" xmlns:cx="http://schemas.microsoft.com/office/drawing/2014/chartex" xmlns:cx1="http://schemas.microsoft.com/office/drawing/2015/9/8/chartex" xmlns:cx2="http://schemas.microsoft.com/office/drawing/2015/10/21/chartex" xmlns:cx3="http://schemas.microsoft.com/office/drawing/2016/5/9/chartex" xmlns:cx4="http://schemas.microsoft.com/office/drawing/2016/5/10/chartex" xmlns:cx5="http://schemas.microsoft.com/office/drawing/2016/5/11/chartex" xmlns:cx6="http://schemas.microsoft.com/office/drawing/2016/5/12/chartex" xmlns:cx7="http://schemas.microsoft.com/office/drawing/2016/5/13/chartex" xmlns:cx8="http://schemas.microsoft.com/office/drawing/2016/5/14/chartex" xmlns:cr="http://schemas.microsoft.com/office/comments/2020/reactions" xmlns:mc="http://schemas.openxmlformats.org/markup-compatibility/2006" xmlns:aink="http://schemas.microsoft.com/office/drawing/2016/ink" xmlns:am3d="http://schemas.microsoft.com/office/drawing/2017/model3d" xmlns:o="urn:schemas-microsoft-com:office:office" xmlns:oel="http://schemas.microsoft.com/office/2019/extlst" xmlns:r="http://schemas.openxmlformats.org/officeDocument/2006/relationships" xmlns:m="http://schemas.openxmlformats.org/officeDocument/2006/math" xmlns:v="urn:schemas-microsoft-com:vml" xmlns:wp14="http://schemas.microsoft.com/office/word/2010/wordprocessingDrawing" xmlns:wp="http://schemas.openxmlformats.org/drawingml/2006/wordprocessingDrawing" xmlns:w10="urn:schemas-microsoft-com:office:word" xmlns:w="http://schemas.openxmlformats.org/wordprocessingml/2006/main" xmlns:w14="http://schemas.microsoft.com/office/word/2010/wordml" xmlns:w15="http://schemas.microsoft.com/office/word/2012/wordml" xmlns:w16cex="http://schemas.microsoft.com/office/word/2018/wordml/cex" xmlns:w16cid="http://schemas.microsoft.com/office/word/2016/wordml/cid" xmlns:w16="http://schemas.microsoft.com/office/word/2018/wordml" xmlns:w16du="http://schemas.microsoft.com/office/word/2023/wordml/word16du" xmlns:w16sdtdh="http://schemas.microsoft.com/office/word/2020/wordml/sdtdatahash" xmlns:w16sdtfl="http://schemas.microsoft.com/office/word/2024/wordml/sdtformatlock" xmlns:w16se="http://schemas.microsoft.com/office/word/2015/wordml/symex" xmlns:wpg="http://schemas.microsoft.com/office/word/2010/wordprocessingGroup" xmlns:wpi="http://schemas.microsoft.com/office/word/2010/wordprocessingInk" xmlns:wne="http://schemas.microsoft.com/office/word/2006/wordml" xmlns:wps="http://schemas.microsoft.com/office/word/2010/wordprocessingShape" mc:Ignorable="w14 w15 w16se w16cid w16 w16cex w16sdtdh w16sdtfl cr w16du wp14">
   <w16cex:commentExtensible w16cex:durableId="670D71B5" w16cex:dateUtc="2025-09-18T20:55:00Z"/>
   <w16cex:commentExtensible w16cex:durableId="24DA8DDF" w16cex:dateUtc="2025-09-18T20:55:00Z"/>
   <w16cex:commentExtensible w16cex:durableId="2896EC9D" w16cex:dateUtc="2023-08-28T14:51:00Z"/>
@@ -15830,7 +15531,6 @@
   <w16cex:commentExtensible w16cex:durableId="5CACD3F4" w16cex:dateUtc="2025-04-30T13:37:00Z"/>
   <w16cex:commentExtensible w16cex:durableId="6CD0A8FF" w16cex:dateUtc="2025-04-30T13:38:00Z"/>
   <w16cex:commentExtensible w16cex:durableId="2C99EC0D" w16cex:dateUtc="2025-10-15T14:46:00Z"/>
-  <w16cex:commentExtensible w16cex:durableId="72B73CB8" w16cex:dateUtc="2025-11-15T16:32:00Z"/>
   <w16cex:commentExtensible w16cex:durableId="7F687CE9" w16cex:dateUtc="2025-04-30T13:46:00Z"/>
   <w16cex:commentExtensible w16cex:durableId="5A00A12A" w16cex:dateUtc="2025-04-30T13:47:00Z"/>
   <w16cex:commentExtensible w16cex:durableId="31B92430" w16cex:dateUtc="2025-04-30T13:47:00Z"/>
@@ -15844,7 +15544,7 @@
 </file>
 
 <file path=word/commentsIds.xml><?xml version="1.0" encoding="utf-8"?>
-<w16cid:commentsIds xmlns:wpc="http://schemas.microsoft.com/office/word/2010/wordprocessingCanvas" xmlns:cx="http://schemas.microsoft.com/office/drawing/2014/chartex" xmlns:cx1="http://schemas.microsoft.com/office/drawing/2015/9/8/chartex" xmlns:cx2="http://schemas.microsoft.com/office/drawing/2015/10/21/chartex" xmlns:cx3="http://schemas.microsoft.com/office/drawing/2016/5/9/chartex" xmlns:cx4="http://schemas.microsoft.com/office/drawing/2016/5/10/chartex" xmlns:cx5="http://schemas.microsoft.com/office/drawing/2016/5/11/chartex" xmlns:cx6="http://schemas.microsoft.com/office/drawing/2016/5/12/chartex" xmlns:cx7="http://schemas.microsoft.com/office/drawing/2016/5/13/chartex" xmlns:cx8="http://schemas.microsoft.com/office/drawing/2016/5/14/chartex" xmlns:mc="http://schemas.openxmlformats.org/markup-compatibility/2006" xmlns:aink="http://schemas.microsoft.com/office/drawing/2016/ink" xmlns:am3d="http://schemas.microsoft.com/office/drawing/2017/model3d" xmlns:o="urn:schemas-microsoft-com:office:office" xmlns:oel="http://schemas.microsoft.com/office/2019/extlst" xmlns:r="http://schemas.openxmlformats.org/officeDocument/2006/relationships" xmlns:m="http://schemas.openxmlformats.org/officeDocument/2006/math" xmlns:v="urn:schemas-microsoft-com:vml" xmlns:wp14="http://schemas.microsoft.com/office/word/2010/wordprocessingDrawing" xmlns:wp="http://schemas.openxmlformats.org/drawingml/2006/wordprocessingDrawing" xmlns:w10="urn:schemas-microsoft-com:office:word" xmlns:w="http://schemas.openxmlformats.org/wordprocessingml/2006/main" xmlns:w14="http://schemas.microsoft.com/office/word/2010/wordml" xmlns:w15="http://schemas.microsoft.com/office/word/2012/wordml" xmlns:w16cex="http://schemas.microsoft.com/office/word/2018/wordml/cex" xmlns:w16cid="http://schemas.microsoft.com/office/word/2016/wordml/cid" xmlns:w16="http://schemas.microsoft.com/office/word/2018/wordml" xmlns:w16sdtdh="http://schemas.microsoft.com/office/word/2020/wordml/sdtdatahash" xmlns:w16se="http://schemas.microsoft.com/office/word/2015/wordml/symex" xmlns:wpg="http://schemas.microsoft.com/office/word/2010/wordprocessingGroup" xmlns:wpi="http://schemas.microsoft.com/office/word/2010/wordprocessingInk" xmlns:wne="http://schemas.microsoft.com/office/word/2006/wordml" xmlns:wps="http://schemas.microsoft.com/office/word/2010/wordprocessingShape" mc:Ignorable="w14 w15 w16se w16cid w16 w16cex w16sdtdh wp14">
+<w16cid:commentsIds xmlns:wpc="http://schemas.microsoft.com/office/word/2010/wordprocessingCanvas" xmlns:cx="http://schemas.microsoft.com/office/drawing/2014/chartex" xmlns:cx1="http://schemas.microsoft.com/office/drawing/2015/9/8/chartex" xmlns:cx2="http://schemas.microsoft.com/office/drawing/2015/10/21/chartex" xmlns:cx3="http://schemas.microsoft.com/office/drawing/2016/5/9/chartex" xmlns:cx4="http://schemas.microsoft.com/office/drawing/2016/5/10/chartex" xmlns:cx5="http://schemas.microsoft.com/office/drawing/2016/5/11/chartex" xmlns:cx6="http://schemas.microsoft.com/office/drawing/2016/5/12/chartex" xmlns:cx7="http://schemas.microsoft.com/office/drawing/2016/5/13/chartex" xmlns:cx8="http://schemas.microsoft.com/office/drawing/2016/5/14/chartex" xmlns:mc="http://schemas.openxmlformats.org/markup-compatibility/2006" xmlns:aink="http://schemas.microsoft.com/office/drawing/2016/ink" xmlns:am3d="http://schemas.microsoft.com/office/drawing/2017/model3d" xmlns:o="urn:schemas-microsoft-com:office:office" xmlns:oel="http://schemas.microsoft.com/office/2019/extlst" xmlns:r="http://schemas.openxmlformats.org/officeDocument/2006/relationships" xmlns:m="http://schemas.openxmlformats.org/officeDocument/2006/math" xmlns:v="urn:schemas-microsoft-com:vml" xmlns:wp14="http://schemas.microsoft.com/office/word/2010/wordprocessingDrawing" xmlns:wp="http://schemas.openxmlformats.org/drawingml/2006/wordprocessingDrawing" xmlns:w10="urn:schemas-microsoft-com:office:word" xmlns:w="http://schemas.openxmlformats.org/wordprocessingml/2006/main" xmlns:w14="http://schemas.microsoft.com/office/word/2010/wordml" xmlns:w15="http://schemas.microsoft.com/office/word/2012/wordml" xmlns:w16cex="http://schemas.microsoft.com/office/word/2018/wordml/cex" xmlns:w16cid="http://schemas.microsoft.com/office/word/2016/wordml/cid" xmlns:w16="http://schemas.microsoft.com/office/word/2018/wordml" xmlns:w16du="http://schemas.microsoft.com/office/word/2023/wordml/word16du" xmlns:w16sdtdh="http://schemas.microsoft.com/office/word/2020/wordml/sdtdatahash" xmlns:w16sdtfl="http://schemas.microsoft.com/office/word/2024/wordml/sdtformatlock" xmlns:w16se="http://schemas.microsoft.com/office/word/2015/wordml/symex" xmlns:wpg="http://schemas.microsoft.com/office/word/2010/wordprocessingGroup" xmlns:wpi="http://schemas.microsoft.com/office/word/2010/wordprocessingInk" xmlns:wne="http://schemas.microsoft.com/office/word/2006/wordml" xmlns:wps="http://schemas.microsoft.com/office/word/2010/wordprocessingShape" mc:Ignorable="w14 w15 w16se w16cid w16 w16cex w16sdtdh w16sdtfl w16du wp14">
   <w16cid:commentId w16cid:paraId="0B708087" w16cid:durableId="670D71B5"/>
   <w16cid:commentId w16cid:paraId="7E0D033F" w16cid:durableId="24DA8DDF"/>
   <w16cid:commentId w16cid:paraId="0CBC29C1" w16cid:durableId="2896EC9D"/>
@@ -15874,7 +15574,6 @@
   <w16cid:commentId w16cid:paraId="3EC57F2D" w16cid:durableId="5CACD3F4"/>
   <w16cid:commentId w16cid:paraId="4AFEAD29" w16cid:durableId="6CD0A8FF"/>
   <w16cid:commentId w16cid:paraId="35384F93" w16cid:durableId="2C99EC0D"/>
-  <w16cid:commentId w16cid:paraId="17DBB5FA" w16cid:durableId="72B73CB8"/>
   <w16cid:commentId w16cid:paraId="55DCBFBD" w16cid:durableId="7F687CE9"/>
   <w16cid:commentId w16cid:paraId="13432E67" w16cid:durableId="5A00A12A"/>
   <w16cid:commentId w16cid:paraId="588850C0" w16cid:durableId="31B92430"/>
@@ -15888,7 +15587,7 @@
 </file>
 
 <file path=word/endnotes.xml><?xml version="1.0" encoding="utf-8"?>
-<w:endnotes xmlns:wpc="http://schemas.microsoft.com/office/word/2010/wordprocessingCanvas" xmlns:cx="http://schemas.microsoft.com/office/drawing/2014/chartex" xmlns:cx1="http://schemas.microsoft.com/office/drawing/2015/9/8/chartex" xmlns:cx2="http://schemas.microsoft.com/office/drawing/2015/10/21/chartex" xmlns:cx3="http://schemas.microsoft.com/office/drawing/2016/5/9/chartex" xmlns:cx4="http://schemas.microsoft.com/office/drawing/2016/5/10/chartex" xmlns:cx5="http://schemas.microsoft.com/office/drawing/2016/5/11/chartex" xmlns:cx6="http://schemas.microsoft.com/office/drawing/2016/5/12/chartex" xmlns:cx7="http://schemas.microsoft.com/office/drawing/2016/5/13/chartex" xmlns:cx8="http://schemas.microsoft.com/office/drawing/2016/5/14/chartex" xmlns:mc="http://schemas.openxmlformats.org/markup-compatibility/2006" xmlns:aink="http://schemas.microsoft.com/office/drawing/2016/ink" xmlns:am3d="http://schemas.microsoft.com/office/drawing/2017/model3d" xmlns:o="urn:schemas-microsoft-com:office:office" xmlns:oel="http://schemas.microsoft.com/office/2019/extlst" xmlns:r="http://schemas.openxmlformats.org/officeDocument/2006/relationships" xmlns:m="http://schemas.openxmlformats.org/officeDocument/2006/math" xmlns:v="urn:schemas-microsoft-com:vml" xmlns:wp14="http://schemas.microsoft.com/office/word/2010/wordprocessingDrawing" xmlns:wp="http://schemas.openxmlformats.org/drawingml/2006/wordprocessingDrawing" xmlns:w10="urn:schemas-microsoft-com:office:word" xmlns:w="http://schemas.openxmlformats.org/wordprocessingml/2006/main" xmlns:w14="http://schemas.microsoft.com/office/word/2010/wordml" xmlns:w15="http://schemas.microsoft.com/office/word/2012/wordml" xmlns:w16cex="http://schemas.microsoft.com/office/word/2018/wordml/cex" xmlns:w16cid="http://schemas.microsoft.com/office/word/2016/wordml/cid" xmlns:w16="http://schemas.microsoft.com/office/word/2018/wordml" xmlns:w16sdtdh="http://schemas.microsoft.com/office/word/2020/wordml/sdtdatahash" xmlns:w16se="http://schemas.microsoft.com/office/word/2015/wordml/symex" xmlns:wpg="http://schemas.microsoft.com/office/word/2010/wordprocessingGroup" xmlns:wpi="http://schemas.microsoft.com/office/word/2010/wordprocessingInk" xmlns:wne="http://schemas.microsoft.com/office/word/2006/wordml" xmlns:wps="http://schemas.microsoft.com/office/word/2010/wordprocessingShape" mc:Ignorable="w14 w15 w16se w16cid w16 w16cex w16sdtdh wp14">
+<w:endnotes xmlns:wpc="http://schemas.microsoft.com/office/word/2010/wordprocessingCanvas" xmlns:cx="http://schemas.microsoft.com/office/drawing/2014/chartex" xmlns:cx1="http://schemas.microsoft.com/office/drawing/2015/9/8/chartex" xmlns:cx2="http://schemas.microsoft.com/office/drawing/2015/10/21/chartex" xmlns:cx3="http://schemas.microsoft.com/office/drawing/2016/5/9/chartex" xmlns:cx4="http://schemas.microsoft.com/office/drawing/2016/5/10/chartex" xmlns:cx5="http://schemas.microsoft.com/office/drawing/2016/5/11/chartex" xmlns:cx6="http://schemas.microsoft.com/office/drawing/2016/5/12/chartex" xmlns:cx7="http://schemas.microsoft.com/office/drawing/2016/5/13/chartex" xmlns:cx8="http://schemas.microsoft.com/office/drawing/2016/5/14/chartex" xmlns:mc="http://schemas.openxmlformats.org/markup-compatibility/2006" xmlns:aink="http://schemas.microsoft.com/office/drawing/2016/ink" xmlns:am3d="http://schemas.microsoft.com/office/drawing/2017/model3d" xmlns:o="urn:schemas-microsoft-com:office:office" xmlns:oel="http://schemas.microsoft.com/office/2019/extlst" xmlns:r="http://schemas.openxmlformats.org/officeDocument/2006/relationships" xmlns:m="http://schemas.openxmlformats.org/officeDocument/2006/math" xmlns:v="urn:schemas-microsoft-com:vml" xmlns:wp14="http://schemas.microsoft.com/office/word/2010/wordprocessingDrawing" xmlns:wp="http://schemas.openxmlformats.org/drawingml/2006/wordprocessingDrawing" xmlns:w10="urn:schemas-microsoft-com:office:word" xmlns:w="http://schemas.openxmlformats.org/wordprocessingml/2006/main" xmlns:w14="http://schemas.microsoft.com/office/word/2010/wordml" xmlns:w15="http://schemas.microsoft.com/office/word/2012/wordml" xmlns:w16cex="http://schemas.microsoft.com/office/word/2018/wordml/cex" xmlns:w16cid="http://schemas.microsoft.com/office/word/2016/wordml/cid" xmlns:w16="http://schemas.microsoft.com/office/word/2018/wordml" xmlns:w16du="http://schemas.microsoft.com/office/word/2023/wordml/word16du" xmlns:w16sdtdh="http://schemas.microsoft.com/office/word/2020/wordml/sdtdatahash" xmlns:w16sdtfl="http://schemas.microsoft.com/office/word/2024/wordml/sdtformatlock" xmlns:w16se="http://schemas.microsoft.com/office/word/2015/wordml/symex" xmlns:wpg="http://schemas.microsoft.com/office/word/2010/wordprocessingGroup" xmlns:wpi="http://schemas.microsoft.com/office/word/2010/wordprocessingInk" xmlns:wne="http://schemas.microsoft.com/office/word/2006/wordml" xmlns:wps="http://schemas.microsoft.com/office/word/2010/wordprocessingShape" mc:Ignorable="w14 w15 w16se w16cid w16 w16cex w16sdtdh w16sdtfl w16du wp14">
   <w:endnote w:type="separator" w:id="-1">
     <w:p>
       <w:r>
@@ -15907,7 +15606,17 @@
 </file>
 
 <file path=word/footer1.xml><?xml version="1.0" encoding="utf-8"?>
-<w:ftr xmlns:wpc="http://schemas.microsoft.com/office/word/2010/wordprocessingCanvas" xmlns:cx="http://schemas.microsoft.com/office/drawing/2014/chartex" xmlns:cx1="http://schemas.microsoft.com/office/drawing/2015/9/8/chartex" xmlns:cx2="http://schemas.microsoft.com/office/drawing/2015/10/21/chartex" xmlns:cx3="http://schemas.microsoft.com/office/drawing/2016/5/9/chartex" xmlns:cx4="http://schemas.microsoft.com/office/drawing/2016/5/10/chartex" xmlns:cx5="http://schemas.microsoft.com/office/drawing/2016/5/11/chartex" xmlns:cx6="http://schemas.microsoft.com/office/drawing/2016/5/12/chartex" xmlns:cx7="http://schemas.microsoft.com/office/drawing/2016/5/13/chartex" xmlns:cx8="http://schemas.microsoft.com/office/drawing/2016/5/14/chartex" xmlns:mc="http://schemas.openxmlformats.org/markup-compatibility/2006" xmlns:aink="http://schemas.microsoft.com/office/drawing/2016/ink" xmlns:am3d="http://schemas.microsoft.com/office/drawing/2017/model3d" xmlns:o="urn:schemas-microsoft-com:office:office" xmlns:oel="http://schemas.microsoft.com/office/2019/extlst" xmlns:r="http://schemas.openxmlformats.org/officeDocument/2006/relationships" xmlns:m="http://schemas.openxmlformats.org/officeDocument/2006/math" xmlns:v="urn:schemas-microsoft-com:vml" xmlns:wp14="http://schemas.microsoft.com/office/word/2010/wordprocessingDrawing" xmlns:wp="http://schemas.openxmlformats.org/drawingml/2006/wordprocessingDrawing" xmlns:w10="urn:schemas-microsoft-com:office:word" xmlns:w="http://schemas.openxmlformats.org/wordprocessingml/2006/main" xmlns:w14="http://schemas.microsoft.com/office/word/2010/wordml" xmlns:w15="http://schemas.microsoft.com/office/word/2012/wordml" xmlns:w16cex="http://schemas.microsoft.com/office/word/2018/wordml/cex" xmlns:w16cid="http://schemas.microsoft.com/office/word/2016/wordml/cid" xmlns:w16="http://schemas.microsoft.com/office/word/2018/wordml" xmlns:w16sdtdh="http://schemas.microsoft.com/office/word/2020/wordml/sdtdatahash" xmlns:w16se="http://schemas.microsoft.com/office/word/2015/wordml/symex" xmlns:wpg="http://schemas.microsoft.com/office/word/2010/wordprocessingGroup" xmlns:wpi="http://schemas.microsoft.com/office/word/2010/wordprocessingInk" xmlns:wne="http://schemas.microsoft.com/office/word/2006/wordml" xmlns:wps="http://schemas.microsoft.com/office/word/2010/wordprocessingShape" mc:Ignorable="w14 w15 w16se w16cid w16 w16cex w16sdtdh wp14">
+<w:ftr xmlns:wpc="http://schemas.microsoft.com/office/word/2010/wordprocessingCanvas" xmlns:cx="http://schemas.microsoft.com/office/drawing/2014/chartex" xmlns:cx1="http://schemas.microsoft.com/office/drawing/2015/9/8/chartex" xmlns:cx2="http://schemas.microsoft.com/office/drawing/2015/10/21/chartex" xmlns:cx3="http://schemas.microsoft.com/office/drawing/2016/5/9/chartex" xmlns:cx4="http://schemas.microsoft.com/office/drawing/2016/5/10/chartex" xmlns:cx5="http://schemas.microsoft.com/office/drawing/2016/5/11/chartex" xmlns:cx6="http://schemas.microsoft.com/office/drawing/2016/5/12/chartex" xmlns:cx7="http://schemas.microsoft.com/office/drawing/2016/5/13/chartex" xmlns:cx8="http://schemas.microsoft.com/office/drawing/2016/5/14/chartex" xmlns:mc="http://schemas.openxmlformats.org/markup-compatibility/2006" xmlns:aink="http://schemas.microsoft.com/office/drawing/2016/ink" xmlns:am3d="http://schemas.microsoft.com/office/drawing/2017/model3d" xmlns:o="urn:schemas-microsoft-com:office:office" xmlns:oel="http://schemas.microsoft.com/office/2019/extlst" xmlns:r="http://schemas.openxmlformats.org/officeDocument/2006/relationships" xmlns:m="http://schemas.openxmlformats.org/officeDocument/2006/math" xmlns:v="urn:schemas-microsoft-com:vml" xmlns:wp14="http://schemas.microsoft.com/office/word/2010/wordprocessingDrawing" xmlns:wp="http://schemas.openxmlformats.org/drawingml/2006/wordprocessingDrawing" xmlns:w10="urn:schemas-microsoft-com:office:word" xmlns:w="http://schemas.openxmlformats.org/wordprocessingml/2006/main" xmlns:w14="http://schemas.microsoft.com/office/word/2010/wordml" xmlns:w15="http://schemas.microsoft.com/office/word/2012/wordml" xmlns:w16cex="http://schemas.microsoft.com/office/word/2018/wordml/cex" xmlns:w16cid="http://schemas.microsoft.com/office/word/2016/wordml/cid" xmlns:w16="http://schemas.microsoft.com/office/word/2018/wordml" xmlns:w16du="http://schemas.microsoft.com/office/word/2023/wordml/word16du" xmlns:w16sdtdh="http://schemas.microsoft.com/office/word/2020/wordml/sdtdatahash" xmlns:w16sdtfl="http://schemas.microsoft.com/office/word/2024/wordml/sdtformatlock" xmlns:w16se="http://schemas.microsoft.com/office/word/2015/wordml/symex" xmlns:wpg="http://schemas.microsoft.com/office/word/2010/wordprocessingGroup" xmlns:wpi="http://schemas.microsoft.com/office/word/2010/wordprocessingInk" xmlns:wne="http://schemas.microsoft.com/office/word/2006/wordml" xmlns:wps="http://schemas.microsoft.com/office/word/2010/wordprocessingShape" mc:Ignorable="w14 w15 w16se w16cid w16 w16cex w16sdtdh w16sdtfl w16du wp14">
+  <w:p>
+    <w:pPr>
+      <w:pStyle w:val="Piedepgina"/>
+    </w:pPr>
+  </w:p>
+</w:ftr>
+</file>
+
+<file path=word/footer2.xml><?xml version="1.0" encoding="utf-8"?>
+<w:ftr xmlns:wpc="http://schemas.microsoft.com/office/word/2010/wordprocessingCanvas" xmlns:cx="http://schemas.microsoft.com/office/drawing/2014/chartex" xmlns:cx1="http://schemas.microsoft.com/office/drawing/2015/9/8/chartex" xmlns:cx2="http://schemas.microsoft.com/office/drawing/2015/10/21/chartex" xmlns:cx3="http://schemas.microsoft.com/office/drawing/2016/5/9/chartex" xmlns:cx4="http://schemas.microsoft.com/office/drawing/2016/5/10/chartex" xmlns:cx5="http://schemas.microsoft.com/office/drawing/2016/5/11/chartex" xmlns:cx6="http://schemas.microsoft.com/office/drawing/2016/5/12/chartex" xmlns:cx7="http://schemas.microsoft.com/office/drawing/2016/5/13/chartex" xmlns:cx8="http://schemas.microsoft.com/office/drawing/2016/5/14/chartex" xmlns:mc="http://schemas.openxmlformats.org/markup-compatibility/2006" xmlns:aink="http://schemas.microsoft.com/office/drawing/2016/ink" xmlns:am3d="http://schemas.microsoft.com/office/drawing/2017/model3d" xmlns:o="urn:schemas-microsoft-com:office:office" xmlns:oel="http://schemas.microsoft.com/office/2019/extlst" xmlns:r="http://schemas.openxmlformats.org/officeDocument/2006/relationships" xmlns:m="http://schemas.openxmlformats.org/officeDocument/2006/math" xmlns:v="urn:schemas-microsoft-com:vml" xmlns:wp14="http://schemas.microsoft.com/office/word/2010/wordprocessingDrawing" xmlns:wp="http://schemas.openxmlformats.org/drawingml/2006/wordprocessingDrawing" xmlns:w10="urn:schemas-microsoft-com:office:word" xmlns:w="http://schemas.openxmlformats.org/wordprocessingml/2006/main" xmlns:w14="http://schemas.microsoft.com/office/word/2010/wordml" xmlns:w15="http://schemas.microsoft.com/office/word/2012/wordml" xmlns:w16cex="http://schemas.microsoft.com/office/word/2018/wordml/cex" xmlns:w16cid="http://schemas.microsoft.com/office/word/2016/wordml/cid" xmlns:w16="http://schemas.microsoft.com/office/word/2018/wordml" xmlns:w16du="http://schemas.microsoft.com/office/word/2023/wordml/word16du" xmlns:w16sdtdh="http://schemas.microsoft.com/office/word/2020/wordml/sdtdatahash" xmlns:w16sdtfl="http://schemas.microsoft.com/office/word/2024/wordml/sdtformatlock" xmlns:w16se="http://schemas.microsoft.com/office/word/2015/wordml/symex" xmlns:wpg="http://schemas.microsoft.com/office/word/2010/wordprocessingGroup" xmlns:wpi="http://schemas.microsoft.com/office/word/2010/wordprocessingInk" xmlns:wne="http://schemas.microsoft.com/office/word/2006/wordml" xmlns:wps="http://schemas.microsoft.com/office/word/2010/wordprocessingShape" mc:Ignorable="w14 w15 w16se w16cid w16 w16cex w16sdtdh w16sdtfl w16du wp14">
   <w:p/>
   <w:p>
     <w:pPr>
@@ -15924,55 +15633,6 @@
         <w:sz w:val="28"/>
       </w:rPr>
     </w:pPr>
-    <w:r>
-      <w:rPr>
-        <w:rFonts w:ascii="Avenir Next LT Pro" w:eastAsia="Avenir Next LT Pro" w:hAnsi="Avenir Next LT Pro" w:cs="Times New Roman"/>
-        <w:noProof/>
-        <w:sz w:val="12"/>
-        <w:szCs w:val="20"/>
-      </w:rPr>
-      <w:drawing>
-        <wp:inline distT="0" distB="0" distL="0" distR="0" wp14:anchorId="61FB1999" wp14:editId="477211EB">
-          <wp:extent cx="2560671" cy="368212"/>
-          <wp:effectExtent l="0" t="0" r="0" b="0"/>
-          <wp:docPr id="2" name="Imagem 2"/>
-          <wp:cNvGraphicFramePr>
-            <a:graphicFrameLocks xmlns:a="http://schemas.openxmlformats.org/drawingml/2006/main" noChangeAspect="1"/>
-          </wp:cNvGraphicFramePr>
-          <a:graphic xmlns:a="http://schemas.openxmlformats.org/drawingml/2006/main">
-            <a:graphicData uri="http://schemas.openxmlformats.org/drawingml/2006/picture">
-              <pic:pic xmlns:pic="http://schemas.openxmlformats.org/drawingml/2006/picture">
-                <pic:nvPicPr>
-                  <pic:cNvPr id="2" name="Imagem 2"/>
-                  <pic:cNvPicPr/>
-                </pic:nvPicPr>
-                <pic:blipFill>
-                  <a:blip r:embed="rId1">
-                    <a:extLst>
-                      <a:ext uri="{28A0092B-C50C-407E-A947-70E740481C1C}">
-                        <a14:useLocalDpi xmlns:a14="http://schemas.microsoft.com/office/drawing/2010/main" val="0"/>
-                      </a:ext>
-                    </a:extLst>
-                  </a:blip>
-                  <a:stretch>
-                    <a:fillRect/>
-                  </a:stretch>
-                </pic:blipFill>
-                <pic:spPr>
-                  <a:xfrm>
-                    <a:off x="0" y="0"/>
-                    <a:ext cx="2560671" cy="368212"/>
-                  </a:xfrm>
-                  <a:prstGeom prst="rect">
-                    <a:avLst/>
-                  </a:prstGeom>
-                </pic:spPr>
-              </pic:pic>
-            </a:graphicData>
-          </a:graphic>
-        </wp:inline>
-      </w:drawing>
-    </w:r>
   </w:p>
   <w:p>
     <w:pPr>
@@ -15993,8 +15653,18 @@
 </w:ftr>
 </file>
 
+<file path=word/footer3.xml><?xml version="1.0" encoding="utf-8"?>
+<w:ftr xmlns:wpc="http://schemas.microsoft.com/office/word/2010/wordprocessingCanvas" xmlns:cx="http://schemas.microsoft.com/office/drawing/2014/chartex" xmlns:cx1="http://schemas.microsoft.com/office/drawing/2015/9/8/chartex" xmlns:cx2="http://schemas.microsoft.com/office/drawing/2015/10/21/chartex" xmlns:cx3="http://schemas.microsoft.com/office/drawing/2016/5/9/chartex" xmlns:cx4="http://schemas.microsoft.com/office/drawing/2016/5/10/chartex" xmlns:cx5="http://schemas.microsoft.com/office/drawing/2016/5/11/chartex" xmlns:cx6="http://schemas.microsoft.com/office/drawing/2016/5/12/chartex" xmlns:cx7="http://schemas.microsoft.com/office/drawing/2016/5/13/chartex" xmlns:cx8="http://schemas.microsoft.com/office/drawing/2016/5/14/chartex" xmlns:mc="http://schemas.openxmlformats.org/markup-compatibility/2006" xmlns:aink="http://schemas.microsoft.com/office/drawing/2016/ink" xmlns:am3d="http://schemas.microsoft.com/office/drawing/2017/model3d" xmlns:o="urn:schemas-microsoft-com:office:office" xmlns:oel="http://schemas.microsoft.com/office/2019/extlst" xmlns:r="http://schemas.openxmlformats.org/officeDocument/2006/relationships" xmlns:m="http://schemas.openxmlformats.org/officeDocument/2006/math" xmlns:v="urn:schemas-microsoft-com:vml" xmlns:wp14="http://schemas.microsoft.com/office/word/2010/wordprocessingDrawing" xmlns:wp="http://schemas.openxmlformats.org/drawingml/2006/wordprocessingDrawing" xmlns:w10="urn:schemas-microsoft-com:office:word" xmlns:w="http://schemas.openxmlformats.org/wordprocessingml/2006/main" xmlns:w14="http://schemas.microsoft.com/office/word/2010/wordml" xmlns:w15="http://schemas.microsoft.com/office/word/2012/wordml" xmlns:w16cex="http://schemas.microsoft.com/office/word/2018/wordml/cex" xmlns:w16cid="http://schemas.microsoft.com/office/word/2016/wordml/cid" xmlns:w16="http://schemas.microsoft.com/office/word/2018/wordml" xmlns:w16du="http://schemas.microsoft.com/office/word/2023/wordml/word16du" xmlns:w16sdtdh="http://schemas.microsoft.com/office/word/2020/wordml/sdtdatahash" xmlns:w16sdtfl="http://schemas.microsoft.com/office/word/2024/wordml/sdtformatlock" xmlns:w16se="http://schemas.microsoft.com/office/word/2015/wordml/symex" xmlns:wpg="http://schemas.microsoft.com/office/word/2010/wordprocessingGroup" xmlns:wpi="http://schemas.microsoft.com/office/word/2010/wordprocessingInk" xmlns:wne="http://schemas.microsoft.com/office/word/2006/wordml" xmlns:wps="http://schemas.microsoft.com/office/word/2010/wordprocessingShape" mc:Ignorable="w14 w15 w16se w16cid w16 w16cex w16sdtdh w16sdtfl w16du wp14">
+  <w:p>
+    <w:pPr>
+      <w:pStyle w:val="Piedepgina"/>
+    </w:pPr>
+  </w:p>
+</w:ftr>
+</file>
+
 <file path=word/footnotes.xml><?xml version="1.0" encoding="utf-8"?>
-<w:footnotes xmlns:wpc="http://schemas.microsoft.com/office/word/2010/wordprocessingCanvas" xmlns:cx="http://schemas.microsoft.com/office/drawing/2014/chartex" xmlns:cx1="http://schemas.microsoft.com/office/drawing/2015/9/8/chartex" xmlns:cx2="http://schemas.microsoft.com/office/drawing/2015/10/21/chartex" xmlns:cx3="http://schemas.microsoft.com/office/drawing/2016/5/9/chartex" xmlns:cx4="http://schemas.microsoft.com/office/drawing/2016/5/10/chartex" xmlns:cx5="http://schemas.microsoft.com/office/drawing/2016/5/11/chartex" xmlns:cx6="http://schemas.microsoft.com/office/drawing/2016/5/12/chartex" xmlns:cx7="http://schemas.microsoft.com/office/drawing/2016/5/13/chartex" xmlns:cx8="http://schemas.microsoft.com/office/drawing/2016/5/14/chartex" xmlns:mc="http://schemas.openxmlformats.org/markup-compatibility/2006" xmlns:aink="http://schemas.microsoft.com/office/drawing/2016/ink" xmlns:am3d="http://schemas.microsoft.com/office/drawing/2017/model3d" xmlns:o="urn:schemas-microsoft-com:office:office" xmlns:oel="http://schemas.microsoft.com/office/2019/extlst" xmlns:r="http://schemas.openxmlformats.org/officeDocument/2006/relationships" xmlns:m="http://schemas.openxmlformats.org/officeDocument/2006/math" xmlns:v="urn:schemas-microsoft-com:vml" xmlns:wp14="http://schemas.microsoft.com/office/word/2010/wordprocessingDrawing" xmlns:wp="http://schemas.openxmlformats.org/drawingml/2006/wordprocessingDrawing" xmlns:w10="urn:schemas-microsoft-com:office:word" xmlns:w="http://schemas.openxmlformats.org/wordprocessingml/2006/main" xmlns:w14="http://schemas.microsoft.com/office/word/2010/wordml" xmlns:w15="http://schemas.microsoft.com/office/word/2012/wordml" xmlns:w16cex="http://schemas.microsoft.com/office/word/2018/wordml/cex" xmlns:w16cid="http://schemas.microsoft.com/office/word/2016/wordml/cid" xmlns:w16="http://schemas.microsoft.com/office/word/2018/wordml" xmlns:w16sdtdh="http://schemas.microsoft.com/office/word/2020/wordml/sdtdatahash" xmlns:w16se="http://schemas.microsoft.com/office/word/2015/wordml/symex" xmlns:wpg="http://schemas.microsoft.com/office/word/2010/wordprocessingGroup" xmlns:wpi="http://schemas.microsoft.com/office/word/2010/wordprocessingInk" xmlns:wne="http://schemas.microsoft.com/office/word/2006/wordml" xmlns:wps="http://schemas.microsoft.com/office/word/2010/wordprocessingShape" mc:Ignorable="w14 w15 w16se w16cid w16 w16cex w16sdtdh wp14">
+<w:footnotes xmlns:wpc="http://schemas.microsoft.com/office/word/2010/wordprocessingCanvas" xmlns:cx="http://schemas.microsoft.com/office/drawing/2014/chartex" xmlns:cx1="http://schemas.microsoft.com/office/drawing/2015/9/8/chartex" xmlns:cx2="http://schemas.microsoft.com/office/drawing/2015/10/21/chartex" xmlns:cx3="http://schemas.microsoft.com/office/drawing/2016/5/9/chartex" xmlns:cx4="http://schemas.microsoft.com/office/drawing/2016/5/10/chartex" xmlns:cx5="http://schemas.microsoft.com/office/drawing/2016/5/11/chartex" xmlns:cx6="http://schemas.microsoft.com/office/drawing/2016/5/12/chartex" xmlns:cx7="http://schemas.microsoft.com/office/drawing/2016/5/13/chartex" xmlns:cx8="http://schemas.microsoft.com/office/drawing/2016/5/14/chartex" xmlns:mc="http://schemas.openxmlformats.org/markup-compatibility/2006" xmlns:aink="http://schemas.microsoft.com/office/drawing/2016/ink" xmlns:am3d="http://schemas.microsoft.com/office/drawing/2017/model3d" xmlns:o="urn:schemas-microsoft-com:office:office" xmlns:oel="http://schemas.microsoft.com/office/2019/extlst" xmlns:r="http://schemas.openxmlformats.org/officeDocument/2006/relationships" xmlns:m="http://schemas.openxmlformats.org/officeDocument/2006/math" xmlns:v="urn:schemas-microsoft-com:vml" xmlns:wp14="http://schemas.microsoft.com/office/word/2010/wordprocessingDrawing" xmlns:wp="http://schemas.openxmlformats.org/drawingml/2006/wordprocessingDrawing" xmlns:w10="urn:schemas-microsoft-com:office:word" xmlns:w="http://schemas.openxmlformats.org/wordprocessingml/2006/main" xmlns:w14="http://schemas.microsoft.com/office/word/2010/wordml" xmlns:w15="http://schemas.microsoft.com/office/word/2012/wordml" xmlns:w16cex="http://schemas.microsoft.com/office/word/2018/wordml/cex" xmlns:w16cid="http://schemas.microsoft.com/office/word/2016/wordml/cid" xmlns:w16="http://schemas.microsoft.com/office/word/2018/wordml" xmlns:w16du="http://schemas.microsoft.com/office/word/2023/wordml/word16du" xmlns:w16sdtdh="http://schemas.microsoft.com/office/word/2020/wordml/sdtdatahash" xmlns:w16sdtfl="http://schemas.microsoft.com/office/word/2024/wordml/sdtformatlock" xmlns:w16se="http://schemas.microsoft.com/office/word/2015/wordml/symex" xmlns:wpg="http://schemas.microsoft.com/office/word/2010/wordprocessingGroup" xmlns:wpi="http://schemas.microsoft.com/office/word/2010/wordprocessingInk" xmlns:wne="http://schemas.microsoft.com/office/word/2006/wordml" xmlns:wps="http://schemas.microsoft.com/office/word/2010/wordprocessingShape" mc:Ignorable="w14 w15 w16se w16cid w16 w16cex w16sdtdh w16sdtfl w16du wp14">
   <w:footnote w:type="separator" w:id="-1">
     <w:p>
       <w:r>
@@ -16013,7 +15683,7 @@
 </file>
 
 <file path=word/header1.xml><?xml version="1.0" encoding="utf-8"?>
-<w:hdr xmlns:wpc="http://schemas.microsoft.com/office/word/2010/wordprocessingCanvas" xmlns:cx="http://schemas.microsoft.com/office/drawing/2014/chartex" xmlns:cx1="http://schemas.microsoft.com/office/drawing/2015/9/8/chartex" xmlns:cx2="http://schemas.microsoft.com/office/drawing/2015/10/21/chartex" xmlns:cx3="http://schemas.microsoft.com/office/drawing/2016/5/9/chartex" xmlns:cx4="http://schemas.microsoft.com/office/drawing/2016/5/10/chartex" xmlns:cx5="http://schemas.microsoft.com/office/drawing/2016/5/11/chartex" xmlns:cx6="http://schemas.microsoft.com/office/drawing/2016/5/12/chartex" xmlns:cx7="http://schemas.microsoft.com/office/drawing/2016/5/13/chartex" xmlns:cx8="http://schemas.microsoft.com/office/drawing/2016/5/14/chartex" xmlns:mc="http://schemas.openxmlformats.org/markup-compatibility/2006" xmlns:aink="http://schemas.microsoft.com/office/drawing/2016/ink" xmlns:am3d="http://schemas.microsoft.com/office/drawing/2017/model3d" xmlns:o="urn:schemas-microsoft-com:office:office" xmlns:oel="http://schemas.microsoft.com/office/2019/extlst" xmlns:r="http://schemas.openxmlformats.org/officeDocument/2006/relationships" xmlns:m="http://schemas.openxmlformats.org/officeDocument/2006/math" xmlns:v="urn:schemas-microsoft-com:vml" xmlns:wp14="http://schemas.microsoft.com/office/word/2010/wordprocessingDrawing" xmlns:wp="http://schemas.openxmlformats.org/drawingml/2006/wordprocessingDrawing" xmlns:w10="urn:schemas-microsoft-com:office:word" xmlns:w="http://schemas.openxmlformats.org/wordprocessingml/2006/main" xmlns:w14="http://schemas.microsoft.com/office/word/2010/wordml" xmlns:w15="http://schemas.microsoft.com/office/word/2012/wordml" xmlns:w16cex="http://schemas.microsoft.com/office/word/2018/wordml/cex" xmlns:w16cid="http://schemas.microsoft.com/office/word/2016/wordml/cid" xmlns:w16="http://schemas.microsoft.com/office/word/2018/wordml" xmlns:w16sdtdh="http://schemas.microsoft.com/office/word/2020/wordml/sdtdatahash" xmlns:w16se="http://schemas.microsoft.com/office/word/2015/wordml/symex" xmlns:wpg="http://schemas.microsoft.com/office/word/2010/wordprocessingGroup" xmlns:wpi="http://schemas.microsoft.com/office/word/2010/wordprocessingInk" xmlns:wne="http://schemas.microsoft.com/office/word/2006/wordml" xmlns:wps="http://schemas.microsoft.com/office/word/2010/wordprocessingShape" mc:Ignorable="w14 w15 w16se w16cid w16 w16cex w16sdtdh wp14">
+<w:hdr xmlns:wpc="http://schemas.microsoft.com/office/word/2010/wordprocessingCanvas" xmlns:cx="http://schemas.microsoft.com/office/drawing/2014/chartex" xmlns:cx1="http://schemas.microsoft.com/office/drawing/2015/9/8/chartex" xmlns:cx2="http://schemas.microsoft.com/office/drawing/2015/10/21/chartex" xmlns:cx3="http://schemas.microsoft.com/office/drawing/2016/5/9/chartex" xmlns:cx4="http://schemas.microsoft.com/office/drawing/2016/5/10/chartex" xmlns:cx5="http://schemas.microsoft.com/office/drawing/2016/5/11/chartex" xmlns:cx6="http://schemas.microsoft.com/office/drawing/2016/5/12/chartex" xmlns:cx7="http://schemas.microsoft.com/office/drawing/2016/5/13/chartex" xmlns:cx8="http://schemas.microsoft.com/office/drawing/2016/5/14/chartex" xmlns:mc="http://schemas.openxmlformats.org/markup-compatibility/2006" xmlns:aink="http://schemas.microsoft.com/office/drawing/2016/ink" xmlns:am3d="http://schemas.microsoft.com/office/drawing/2017/model3d" xmlns:o="urn:schemas-microsoft-com:office:office" xmlns:oel="http://schemas.microsoft.com/office/2019/extlst" xmlns:r="http://schemas.openxmlformats.org/officeDocument/2006/relationships" xmlns:m="http://schemas.openxmlformats.org/officeDocument/2006/math" xmlns:v="urn:schemas-microsoft-com:vml" xmlns:wp14="http://schemas.microsoft.com/office/word/2010/wordprocessingDrawing" xmlns:wp="http://schemas.openxmlformats.org/drawingml/2006/wordprocessingDrawing" xmlns:w10="urn:schemas-microsoft-com:office:word" xmlns:w="http://schemas.openxmlformats.org/wordprocessingml/2006/main" xmlns:w14="http://schemas.microsoft.com/office/word/2010/wordml" xmlns:w15="http://schemas.microsoft.com/office/word/2012/wordml" xmlns:w16cex="http://schemas.microsoft.com/office/word/2018/wordml/cex" xmlns:w16cid="http://schemas.microsoft.com/office/word/2016/wordml/cid" xmlns:w16="http://schemas.microsoft.com/office/word/2018/wordml" xmlns:w16du="http://schemas.microsoft.com/office/word/2023/wordml/word16du" xmlns:w16sdtdh="http://schemas.microsoft.com/office/word/2020/wordml/sdtdatahash" xmlns:w16sdtfl="http://schemas.microsoft.com/office/word/2024/wordml/sdtformatlock" xmlns:w16se="http://schemas.microsoft.com/office/word/2015/wordml/symex" xmlns:wpg="http://schemas.microsoft.com/office/word/2010/wordprocessingGroup" xmlns:wpi="http://schemas.microsoft.com/office/word/2010/wordprocessingInk" xmlns:wne="http://schemas.microsoft.com/office/word/2006/wordml" xmlns:wps="http://schemas.microsoft.com/office/word/2010/wordprocessingShape" mc:Ignorable="w14 w15 w16se w16cid w16 w16cex w16sdtdh w16sdtfl w16du wp14">
   <w:p>
     <w:pPr>
       <w:pStyle w:val="Encabezado"/>
@@ -16053,7 +15723,7 @@
 </file>
 
 <file path=word/header2.xml><?xml version="1.0" encoding="utf-8"?>
-<w:hdr xmlns:wpc="http://schemas.microsoft.com/office/word/2010/wordprocessingCanvas" xmlns:cx="http://schemas.microsoft.com/office/drawing/2014/chartex" xmlns:cx1="http://schemas.microsoft.com/office/drawing/2015/9/8/chartex" xmlns:cx2="http://schemas.microsoft.com/office/drawing/2015/10/21/chartex" xmlns:cx3="http://schemas.microsoft.com/office/drawing/2016/5/9/chartex" xmlns:cx4="http://schemas.microsoft.com/office/drawing/2016/5/10/chartex" xmlns:cx5="http://schemas.microsoft.com/office/drawing/2016/5/11/chartex" xmlns:cx6="http://schemas.microsoft.com/office/drawing/2016/5/12/chartex" xmlns:cx7="http://schemas.microsoft.com/office/drawing/2016/5/13/chartex" xmlns:cx8="http://schemas.microsoft.com/office/drawing/2016/5/14/chartex" xmlns:mc="http://schemas.openxmlformats.org/markup-compatibility/2006" xmlns:aink="http://schemas.microsoft.com/office/drawing/2016/ink" xmlns:am3d="http://schemas.microsoft.com/office/drawing/2017/model3d" xmlns:o="urn:schemas-microsoft-com:office:office" xmlns:oel="http://schemas.microsoft.com/office/2019/extlst" xmlns:r="http://schemas.openxmlformats.org/officeDocument/2006/relationships" xmlns:m="http://schemas.openxmlformats.org/officeDocument/2006/math" xmlns:v="urn:schemas-microsoft-com:vml" xmlns:wp14="http://schemas.microsoft.com/office/word/2010/wordprocessingDrawing" xmlns:wp="http://schemas.openxmlformats.org/drawingml/2006/wordprocessingDrawing" xmlns:w10="urn:schemas-microsoft-com:office:word" xmlns:w="http://schemas.openxmlformats.org/wordprocessingml/2006/main" xmlns:w14="http://schemas.microsoft.com/office/word/2010/wordml" xmlns:w15="http://schemas.microsoft.com/office/word/2012/wordml" xmlns:w16cex="http://schemas.microsoft.com/office/word/2018/wordml/cex" xmlns:w16cid="http://schemas.microsoft.com/office/word/2016/wordml/cid" xmlns:w16="http://schemas.microsoft.com/office/word/2018/wordml" xmlns:w16sdtdh="http://schemas.microsoft.com/office/word/2020/wordml/sdtdatahash" xmlns:w16se="http://schemas.microsoft.com/office/word/2015/wordml/symex" xmlns:wpg="http://schemas.microsoft.com/office/word/2010/wordprocessingGroup" xmlns:wpi="http://schemas.microsoft.com/office/word/2010/wordprocessingInk" xmlns:wne="http://schemas.microsoft.com/office/word/2006/wordml" xmlns:wps="http://schemas.microsoft.com/office/word/2010/wordprocessingShape" mc:Ignorable="w14 w15 w16se w16cid w16 w16cex w16sdtdh wp14">
+<w:hdr xmlns:wpc="http://schemas.microsoft.com/office/word/2010/wordprocessingCanvas" xmlns:cx="http://schemas.microsoft.com/office/drawing/2014/chartex" xmlns:cx1="http://schemas.microsoft.com/office/drawing/2015/9/8/chartex" xmlns:cx2="http://schemas.microsoft.com/office/drawing/2015/10/21/chartex" xmlns:cx3="http://schemas.microsoft.com/office/drawing/2016/5/9/chartex" xmlns:cx4="http://schemas.microsoft.com/office/drawing/2016/5/10/chartex" xmlns:cx5="http://schemas.microsoft.com/office/drawing/2016/5/11/chartex" xmlns:cx6="http://schemas.microsoft.com/office/drawing/2016/5/12/chartex" xmlns:cx7="http://schemas.microsoft.com/office/drawing/2016/5/13/chartex" xmlns:cx8="http://schemas.microsoft.com/office/drawing/2016/5/14/chartex" xmlns:mc="http://schemas.openxmlformats.org/markup-compatibility/2006" xmlns:aink="http://schemas.microsoft.com/office/drawing/2016/ink" xmlns:am3d="http://schemas.microsoft.com/office/drawing/2017/model3d" xmlns:o="urn:schemas-microsoft-com:office:office" xmlns:oel="http://schemas.microsoft.com/office/2019/extlst" xmlns:r="http://schemas.openxmlformats.org/officeDocument/2006/relationships" xmlns:m="http://schemas.openxmlformats.org/officeDocument/2006/math" xmlns:v="urn:schemas-microsoft-com:vml" xmlns:wp14="http://schemas.microsoft.com/office/word/2010/wordprocessingDrawing" xmlns:wp="http://schemas.openxmlformats.org/drawingml/2006/wordprocessingDrawing" xmlns:w10="urn:schemas-microsoft-com:office:word" xmlns:w="http://schemas.openxmlformats.org/wordprocessingml/2006/main" xmlns:w14="http://schemas.microsoft.com/office/word/2010/wordml" xmlns:w15="http://schemas.microsoft.com/office/word/2012/wordml" xmlns:w16cex="http://schemas.microsoft.com/office/word/2018/wordml/cex" xmlns:w16cid="http://schemas.microsoft.com/office/word/2016/wordml/cid" xmlns:w16="http://schemas.microsoft.com/office/word/2018/wordml" xmlns:w16du="http://schemas.microsoft.com/office/word/2023/wordml/word16du" xmlns:w16sdtdh="http://schemas.microsoft.com/office/word/2020/wordml/sdtdatahash" xmlns:w16sdtfl="http://schemas.microsoft.com/office/word/2024/wordml/sdtformatlock" xmlns:w16se="http://schemas.microsoft.com/office/word/2015/wordml/symex" xmlns:wpg="http://schemas.microsoft.com/office/word/2010/wordprocessingGroup" xmlns:wpi="http://schemas.microsoft.com/office/word/2010/wordprocessingInk" xmlns:wne="http://schemas.microsoft.com/office/word/2006/wordml" xmlns:wps="http://schemas.microsoft.com/office/word/2010/wordprocessingShape" mc:Ignorable="w14 w15 w16se w16cid w16 w16cex w16sdtdh w16sdtfl w16du wp14">
   <w:tbl>
     <w:tblPr>
       <w:tblStyle w:val="Tablaconcuadrcula111"/>
@@ -16217,7 +15887,7 @@
               <w:sz w:val="20"/>
               <w:highlight w:val="cyan"/>
             </w:rPr>
-            <w:t>{header_matriz}</w:t>
+            <w:t>(MATRÍZ)</w:t>
           </w:r>
         </w:p>
       </w:tc>
@@ -16297,7 +15967,7 @@
               <w:sz w:val="20"/>
               <w:lang w:val="es-ES_tradnl"/>
             </w:rPr>
-            <w:t>0</w:t>
+            <w:t>3</w:t>
           </w:r>
         </w:p>
         <w:p>
@@ -16322,47 +15992,7 @@
               <w:color w:val="303030"/>
               <w:sz w:val="20"/>
             </w:rPr>
-            <w:t>1</w:t>
-          </w:r>
-          <w:r>
-            <w:rPr>
-              <w:rFonts w:ascii="Avenir Next LT Pro" w:hAnsi="Avenir Next LT Pro" w:cs="Calibri"/>
-              <w:color w:val="303030"/>
-              <w:sz w:val="20"/>
-            </w:rPr>
-            <w:t>8</w:t>
-          </w:r>
-          <w:r>
-            <w:rPr>
-              <w:rFonts w:ascii="Avenir Next LT Pro" w:hAnsi="Avenir Next LT Pro" w:cs="Calibri"/>
-              <w:color w:val="303030"/>
-              <w:sz w:val="20"/>
-            </w:rPr>
-            <w:t>/</w:t>
-          </w:r>
-          <w:r>
-            <w:rPr>
-              <w:rFonts w:ascii="Avenir Next LT Pro" w:hAnsi="Avenir Next LT Pro" w:cs="Calibri"/>
-              <w:color w:val="303030"/>
-              <w:sz w:val="20"/>
-            </w:rPr>
-            <w:t>1</w:t>
-          </w:r>
-          <w:r>
-            <w:rPr>
-              <w:rFonts w:ascii="Avenir Next LT Pro" w:hAnsi="Avenir Next LT Pro" w:cs="Calibri"/>
-              <w:color w:val="303030"/>
-              <w:sz w:val="20"/>
-            </w:rPr>
-            <w:t>1</w:t>
-          </w:r>
-          <w:r>
-            <w:rPr>
-              <w:rFonts w:ascii="Avenir Next LT Pro" w:hAnsi="Avenir Next LT Pro" w:cs="Calibri"/>
-              <w:color w:val="303030"/>
-              <w:sz w:val="20"/>
-            </w:rPr>
-            <w:t>/2025</w:t>
+            <w:t>24/03/2026</w:t>
           </w:r>
         </w:p>
         <w:p>
@@ -16662,7 +16292,7 @@
 </file>
 
 <file path=word/header3.xml><?xml version="1.0" encoding="utf-8"?>
-<w:hdr xmlns:wpc="http://schemas.microsoft.com/office/word/2010/wordprocessingCanvas" xmlns:cx="http://schemas.microsoft.com/office/drawing/2014/chartex" xmlns:cx1="http://schemas.microsoft.com/office/drawing/2015/9/8/chartex" xmlns:cx2="http://schemas.microsoft.com/office/drawing/2015/10/21/chartex" xmlns:cx3="http://schemas.microsoft.com/office/drawing/2016/5/9/chartex" xmlns:cx4="http://schemas.microsoft.com/office/drawing/2016/5/10/chartex" xmlns:cx5="http://schemas.microsoft.com/office/drawing/2016/5/11/chartex" xmlns:cx6="http://schemas.microsoft.com/office/drawing/2016/5/12/chartex" xmlns:cx7="http://schemas.microsoft.com/office/drawing/2016/5/13/chartex" xmlns:cx8="http://schemas.microsoft.com/office/drawing/2016/5/14/chartex" xmlns:mc="http://schemas.openxmlformats.org/markup-compatibility/2006" xmlns:aink="http://schemas.microsoft.com/office/drawing/2016/ink" xmlns:am3d="http://schemas.microsoft.com/office/drawing/2017/model3d" xmlns:o="urn:schemas-microsoft-com:office:office" xmlns:oel="http://schemas.microsoft.com/office/2019/extlst" xmlns:r="http://schemas.openxmlformats.org/officeDocument/2006/relationships" xmlns:m="http://schemas.openxmlformats.org/officeDocument/2006/math" xmlns:v="urn:schemas-microsoft-com:vml" xmlns:wp14="http://schemas.microsoft.com/office/word/2010/wordprocessingDrawing" xmlns:wp="http://schemas.openxmlformats.org/drawingml/2006/wordprocessingDrawing" xmlns:w10="urn:schemas-microsoft-com:office:word" xmlns:w="http://schemas.openxmlformats.org/wordprocessingml/2006/main" xmlns:w14="http://schemas.microsoft.com/office/word/2010/wordml" xmlns:w15="http://schemas.microsoft.com/office/word/2012/wordml" xmlns:w16cex="http://schemas.microsoft.com/office/word/2018/wordml/cex" xmlns:w16cid="http://schemas.microsoft.com/office/word/2016/wordml/cid" xmlns:w16="http://schemas.microsoft.com/office/word/2018/wordml" xmlns:w16sdtdh="http://schemas.microsoft.com/office/word/2020/wordml/sdtdatahash" xmlns:w16se="http://schemas.microsoft.com/office/word/2015/wordml/symex" xmlns:wpg="http://schemas.microsoft.com/office/word/2010/wordprocessingGroup" xmlns:wpi="http://schemas.microsoft.com/office/word/2010/wordprocessingInk" xmlns:wne="http://schemas.microsoft.com/office/word/2006/wordml" xmlns:wps="http://schemas.microsoft.com/office/word/2010/wordprocessingShape" mc:Ignorable="w14 w15 w16se w16cid w16 w16cex w16sdtdh wp14">
+<w:hdr xmlns:wpc="http://schemas.microsoft.com/office/word/2010/wordprocessingCanvas" xmlns:cx="http://schemas.microsoft.com/office/drawing/2014/chartex" xmlns:cx1="http://schemas.microsoft.com/office/drawing/2015/9/8/chartex" xmlns:cx2="http://schemas.microsoft.com/office/drawing/2015/10/21/chartex" xmlns:cx3="http://schemas.microsoft.com/office/drawing/2016/5/9/chartex" xmlns:cx4="http://schemas.microsoft.com/office/drawing/2016/5/10/chartex" xmlns:cx5="http://schemas.microsoft.com/office/drawing/2016/5/11/chartex" xmlns:cx6="http://schemas.microsoft.com/office/drawing/2016/5/12/chartex" xmlns:cx7="http://schemas.microsoft.com/office/drawing/2016/5/13/chartex" xmlns:cx8="http://schemas.microsoft.com/office/drawing/2016/5/14/chartex" xmlns:mc="http://schemas.openxmlformats.org/markup-compatibility/2006" xmlns:aink="http://schemas.microsoft.com/office/drawing/2016/ink" xmlns:am3d="http://schemas.microsoft.com/office/drawing/2017/model3d" xmlns:o="urn:schemas-microsoft-com:office:office" xmlns:oel="http://schemas.microsoft.com/office/2019/extlst" xmlns:r="http://schemas.openxmlformats.org/officeDocument/2006/relationships" xmlns:m="http://schemas.openxmlformats.org/officeDocument/2006/math" xmlns:v="urn:schemas-microsoft-com:vml" xmlns:wp14="http://schemas.microsoft.com/office/word/2010/wordprocessingDrawing" xmlns:wp="http://schemas.openxmlformats.org/drawingml/2006/wordprocessingDrawing" xmlns:w10="urn:schemas-microsoft-com:office:word" xmlns:w="http://schemas.openxmlformats.org/wordprocessingml/2006/main" xmlns:w14="http://schemas.microsoft.com/office/word/2010/wordml" xmlns:w15="http://schemas.microsoft.com/office/word/2012/wordml" xmlns:w16cex="http://schemas.microsoft.com/office/word/2018/wordml/cex" xmlns:w16cid="http://schemas.microsoft.com/office/word/2016/wordml/cid" xmlns:w16="http://schemas.microsoft.com/office/word/2018/wordml" xmlns:w16du="http://schemas.microsoft.com/office/word/2023/wordml/word16du" xmlns:w16sdtdh="http://schemas.microsoft.com/office/word/2020/wordml/sdtdatahash" xmlns:w16sdtfl="http://schemas.microsoft.com/office/word/2024/wordml/sdtformatlock" xmlns:w16se="http://schemas.microsoft.com/office/word/2015/wordml/symex" xmlns:wpg="http://schemas.microsoft.com/office/word/2010/wordprocessingGroup" xmlns:wpi="http://schemas.microsoft.com/office/word/2010/wordprocessingInk" xmlns:wne="http://schemas.microsoft.com/office/word/2006/wordml" xmlns:wps="http://schemas.microsoft.com/office/word/2010/wordprocessingShape" mc:Ignorable="w14 w15 w16se w16cid w16 w16cex w16sdtdh w16sdtfl w16du wp14">
   <w:p>
     <w:pPr>
       <w:pStyle w:val="Encabezado"/>
@@ -16702,7 +16332,7 @@
 </file>
 
 <file path=word/numbering.xml><?xml version="1.0" encoding="utf-8"?>
-<w:numbering xmlns:wpc="http://schemas.microsoft.com/office/word/2010/wordprocessingCanvas" xmlns:cx="http://schemas.microsoft.com/office/drawing/2014/chartex" xmlns:cx1="http://schemas.microsoft.com/office/drawing/2015/9/8/chartex" xmlns:cx2="http://schemas.microsoft.com/office/drawing/2015/10/21/chartex" xmlns:cx3="http://schemas.microsoft.com/office/drawing/2016/5/9/chartex" xmlns:cx4="http://schemas.microsoft.com/office/drawing/2016/5/10/chartex" xmlns:cx5="http://schemas.microsoft.com/office/drawing/2016/5/11/chartex" xmlns:cx6="http://schemas.microsoft.com/office/drawing/2016/5/12/chartex" xmlns:cx7="http://schemas.microsoft.com/office/drawing/2016/5/13/chartex" xmlns:cx8="http://schemas.microsoft.com/office/drawing/2016/5/14/chartex" xmlns:mc="http://schemas.openxmlformats.org/markup-compatibility/2006" xmlns:aink="http://schemas.microsoft.com/office/drawing/2016/ink" xmlns:am3d="http://schemas.microsoft.com/office/drawing/2017/model3d" xmlns:o="urn:schemas-microsoft-com:office:office" xmlns:oel="http://schemas.microsoft.com/office/2019/extlst" xmlns:r="http://schemas.openxmlformats.org/officeDocument/2006/relationships" xmlns:m="http://schemas.openxmlformats.org/officeDocument/2006/math" xmlns:v="urn:schemas-microsoft-com:vml" xmlns:wp14="http://schemas.microsoft.com/office/word/2010/wordprocessingDrawing" xmlns:wp="http://schemas.openxmlformats.org/drawingml/2006/wordprocessingDrawing" xmlns:w10="urn:schemas-microsoft-com:office:word" xmlns:w="http://schemas.openxmlformats.org/wordprocessingml/2006/main" xmlns:w14="http://schemas.microsoft.com/office/word/2010/wordml" xmlns:w15="http://schemas.microsoft.com/office/word/2012/wordml" xmlns:w16cex="http://schemas.microsoft.com/office/word/2018/wordml/cex" xmlns:w16cid="http://schemas.microsoft.com/office/word/2016/wordml/cid" xmlns:w16="http://schemas.microsoft.com/office/word/2018/wordml" xmlns:w16sdtdh="http://schemas.microsoft.com/office/word/2020/wordml/sdtdatahash" xmlns:w16se="http://schemas.microsoft.com/office/word/2015/wordml/symex" xmlns:wpg="http://schemas.microsoft.com/office/word/2010/wordprocessingGroup" xmlns:wpi="http://schemas.microsoft.com/office/word/2010/wordprocessingInk" xmlns:wne="http://schemas.microsoft.com/office/word/2006/wordml" xmlns:wps="http://schemas.microsoft.com/office/word/2010/wordprocessingShape" mc:Ignorable="w14 w15 w16se w16cid w16 w16cex w16sdtdh wp14">
+<w:numbering xmlns:wpc="http://schemas.microsoft.com/office/word/2010/wordprocessingCanvas" xmlns:cx="http://schemas.microsoft.com/office/drawing/2014/chartex" xmlns:cx1="http://schemas.microsoft.com/office/drawing/2015/9/8/chartex" xmlns:cx2="http://schemas.microsoft.com/office/drawing/2015/10/21/chartex" xmlns:cx3="http://schemas.microsoft.com/office/drawing/2016/5/9/chartex" xmlns:cx4="http://schemas.microsoft.com/office/drawing/2016/5/10/chartex" xmlns:cx5="http://schemas.microsoft.com/office/drawing/2016/5/11/chartex" xmlns:cx6="http://schemas.microsoft.com/office/drawing/2016/5/12/chartex" xmlns:cx7="http://schemas.microsoft.com/office/drawing/2016/5/13/chartex" xmlns:cx8="http://schemas.microsoft.com/office/drawing/2016/5/14/chartex" xmlns:mc="http://schemas.openxmlformats.org/markup-compatibility/2006" xmlns:aink="http://schemas.microsoft.com/office/drawing/2016/ink" xmlns:am3d="http://schemas.microsoft.com/office/drawing/2017/model3d" xmlns:o="urn:schemas-microsoft-com:office:office" xmlns:oel="http://schemas.microsoft.com/office/2019/extlst" xmlns:r="http://schemas.openxmlformats.org/officeDocument/2006/relationships" xmlns:m="http://schemas.openxmlformats.org/officeDocument/2006/math" xmlns:v="urn:schemas-microsoft-com:vml" xmlns:wp14="http://schemas.microsoft.com/office/word/2010/wordprocessingDrawing" xmlns:wp="http://schemas.openxmlformats.org/drawingml/2006/wordprocessingDrawing" xmlns:w10="urn:schemas-microsoft-com:office:word" xmlns:w="http://schemas.openxmlformats.org/wordprocessingml/2006/main" xmlns:w14="http://schemas.microsoft.com/office/word/2010/wordml" xmlns:w15="http://schemas.microsoft.com/office/word/2012/wordml" xmlns:w16cex="http://schemas.microsoft.com/office/word/2018/wordml/cex" xmlns:w16cid="http://schemas.microsoft.com/office/word/2016/wordml/cid" xmlns:w16="http://schemas.microsoft.com/office/word/2018/wordml" xmlns:w16du="http://schemas.microsoft.com/office/word/2023/wordml/word16du" xmlns:w16sdtdh="http://schemas.microsoft.com/office/word/2020/wordml/sdtdatahash" xmlns:w16sdtfl="http://schemas.microsoft.com/office/word/2024/wordml/sdtformatlock" xmlns:w16se="http://schemas.microsoft.com/office/word/2015/wordml/symex" xmlns:wpg="http://schemas.microsoft.com/office/word/2010/wordprocessingGroup" xmlns:wpi="http://schemas.microsoft.com/office/word/2010/wordprocessingInk" xmlns:wne="http://schemas.microsoft.com/office/word/2006/wordml" xmlns:wps="http://schemas.microsoft.com/office/word/2010/wordprocessingShape" mc:Ignorable="w14 w15 w16se w16cid w16 w16cex w16sdtdh w16sdtfl w16du wp14">
   <w:abstractNum w:abstractNumId="0" w15:restartNumberingAfterBreak="0">
     <w:nsid w:val="FFFFFF83"/>
     <w:multiLevelType w:val="singleLevel"/>
@@ -18280,7 +17910,7 @@
 </file>
 
 <file path=word/people.xml><?xml version="1.0" encoding="utf-8"?>
-<w15:people xmlns:wpc="http://schemas.microsoft.com/office/word/2010/wordprocessingCanvas" xmlns:cx="http://schemas.microsoft.com/office/drawing/2014/chartex" xmlns:cx1="http://schemas.microsoft.com/office/drawing/2015/9/8/chartex" xmlns:cx2="http://schemas.microsoft.com/office/drawing/2015/10/21/chartex" xmlns:cx3="http://schemas.microsoft.com/office/drawing/2016/5/9/chartex" xmlns:cx4="http://schemas.microsoft.com/office/drawing/2016/5/10/chartex" xmlns:cx5="http://schemas.microsoft.com/office/drawing/2016/5/11/chartex" xmlns:cx6="http://schemas.microsoft.com/office/drawing/2016/5/12/chartex" xmlns:cx7="http://schemas.microsoft.com/office/drawing/2016/5/13/chartex" xmlns:cx8="http://schemas.microsoft.com/office/drawing/2016/5/14/chartex" xmlns:mc="http://schemas.openxmlformats.org/markup-compatibility/2006" xmlns:aink="http://schemas.microsoft.com/office/drawing/2016/ink" xmlns:am3d="http://schemas.microsoft.com/office/drawing/2017/model3d" xmlns:o="urn:schemas-microsoft-com:office:office" xmlns:oel="http://schemas.microsoft.com/office/2019/extlst" xmlns:r="http://schemas.openxmlformats.org/officeDocument/2006/relationships" xmlns:m="http://schemas.openxmlformats.org/officeDocument/2006/math" xmlns:v="urn:schemas-microsoft-com:vml" xmlns:wp14="http://schemas.microsoft.com/office/word/2010/wordprocessingDrawing" xmlns:wp="http://schemas.openxmlformats.org/drawingml/2006/wordprocessingDrawing" xmlns:w10="urn:schemas-microsoft-com:office:word" xmlns:w="http://schemas.openxmlformats.org/wordprocessingml/2006/main" xmlns:w14="http://schemas.microsoft.com/office/word/2010/wordml" xmlns:w15="http://schemas.microsoft.com/office/word/2012/wordml" xmlns:w16cex="http://schemas.microsoft.com/office/word/2018/wordml/cex" xmlns:w16cid="http://schemas.microsoft.com/office/word/2016/wordml/cid" xmlns:w16="http://schemas.microsoft.com/office/word/2018/wordml" xmlns:w16sdtdh="http://schemas.microsoft.com/office/word/2020/wordml/sdtdatahash" xmlns:w16se="http://schemas.microsoft.com/office/word/2015/wordml/symex" xmlns:wpg="http://schemas.microsoft.com/office/word/2010/wordprocessingGroup" xmlns:wpi="http://schemas.microsoft.com/office/word/2010/wordprocessingInk" xmlns:wne="http://schemas.microsoft.com/office/word/2006/wordml" xmlns:wps="http://schemas.microsoft.com/office/word/2010/wordprocessingShape" mc:Ignorable="w14 w15 w16se w16cid w16 w16cex w16sdtdh wp14">
+<w15:people xmlns:wpc="http://schemas.microsoft.com/office/word/2010/wordprocessingCanvas" xmlns:cx="http://schemas.microsoft.com/office/drawing/2014/chartex" xmlns:cx1="http://schemas.microsoft.com/office/drawing/2015/9/8/chartex" xmlns:cx2="http://schemas.microsoft.com/office/drawing/2015/10/21/chartex" xmlns:cx3="http://schemas.microsoft.com/office/drawing/2016/5/9/chartex" xmlns:cx4="http://schemas.microsoft.com/office/drawing/2016/5/10/chartex" xmlns:cx5="http://schemas.microsoft.com/office/drawing/2016/5/11/chartex" xmlns:cx6="http://schemas.microsoft.com/office/drawing/2016/5/12/chartex" xmlns:cx7="http://schemas.microsoft.com/office/drawing/2016/5/13/chartex" xmlns:cx8="http://schemas.microsoft.com/office/drawing/2016/5/14/chartex" xmlns:mc="http://schemas.openxmlformats.org/markup-compatibility/2006" xmlns:aink="http://schemas.microsoft.com/office/drawing/2016/ink" xmlns:am3d="http://schemas.microsoft.com/office/drawing/2017/model3d" xmlns:o="urn:schemas-microsoft-com:office:office" xmlns:oel="http://schemas.microsoft.com/office/2019/extlst" xmlns:r="http://schemas.openxmlformats.org/officeDocument/2006/relationships" xmlns:m="http://schemas.openxmlformats.org/officeDocument/2006/math" xmlns:v="urn:schemas-microsoft-com:vml" xmlns:wp14="http://schemas.microsoft.com/office/word/2010/wordprocessingDrawing" xmlns:wp="http://schemas.openxmlformats.org/drawingml/2006/wordprocessingDrawing" xmlns:w10="urn:schemas-microsoft-com:office:word" xmlns:w="http://schemas.openxmlformats.org/wordprocessingml/2006/main" xmlns:w14="http://schemas.microsoft.com/office/word/2010/wordml" xmlns:w15="http://schemas.microsoft.com/office/word/2012/wordml" xmlns:w16cex="http://schemas.microsoft.com/office/word/2018/wordml/cex" xmlns:w16cid="http://schemas.microsoft.com/office/word/2016/wordml/cid" xmlns:w16="http://schemas.microsoft.com/office/word/2018/wordml" xmlns:w16du="http://schemas.microsoft.com/office/word/2023/wordml/word16du" xmlns:w16sdtdh="http://schemas.microsoft.com/office/word/2020/wordml/sdtdatahash" xmlns:w16sdtfl="http://schemas.microsoft.com/office/word/2024/wordml/sdtformatlock" xmlns:w16se="http://schemas.microsoft.com/office/word/2015/wordml/symex" xmlns:wpg="http://schemas.microsoft.com/office/word/2010/wordprocessingGroup" xmlns:wpi="http://schemas.microsoft.com/office/word/2010/wordprocessingInk" xmlns:wne="http://schemas.microsoft.com/office/word/2006/wordml" xmlns:wps="http://schemas.microsoft.com/office/word/2010/wordprocessingShape" mc:Ignorable="w14 w15 w16se w16cid w16 w16cex w16sdtdh w16sdtfl w16du wp14">
   <w15:person w15:author="Andrea Ruiz">
     <w15:presenceInfo w15:providerId="AD" w15:userId="S::Andrea.Ruiz@ALSGlobal.com::c378f192-4f74-41de-ae31-bcee33a1baba"/>
   </w15:person>
@@ -18300,7 +17930,7 @@
 </file>
 
 <file path=word/styles.xml><?xml version="1.0" encoding="utf-8"?>
-<w:styles xmlns:mc="http://schemas.openxmlformats.org/markup-compatibility/2006" xmlns:r="http://schemas.openxmlformats.org/officeDocument/2006/relationships" xmlns:w="http://schemas.openxmlformats.org/wordprocessingml/2006/main" xmlns:w14="http://schemas.microsoft.com/office/word/2010/wordml" xmlns:w15="http://schemas.microsoft.com/office/word/2012/wordml" xmlns:w16cex="http://schemas.microsoft.com/office/word/2018/wordml/cex" xmlns:w16cid="http://schemas.microsoft.com/office/word/2016/wordml/cid" xmlns:w16="http://schemas.microsoft.com/office/word/2018/wordml" xmlns:w16sdtdh="http://schemas.microsoft.com/office/word/2020/wordml/sdtdatahash" xmlns:w16se="http://schemas.microsoft.com/office/word/2015/wordml/symex" mc:Ignorable="w14 w15 w16se w16cid w16 w16cex w16sdtdh">
+<w:styles xmlns:mc="http://schemas.openxmlformats.org/markup-compatibility/2006" xmlns:r="http://schemas.openxmlformats.org/officeDocument/2006/relationships" xmlns:w="http://schemas.openxmlformats.org/wordprocessingml/2006/main" xmlns:w14="http://schemas.microsoft.com/office/word/2010/wordml" xmlns:w15="http://schemas.microsoft.com/office/word/2012/wordml" xmlns:w16cex="http://schemas.microsoft.com/office/word/2018/wordml/cex" xmlns:w16cid="http://schemas.microsoft.com/office/word/2016/wordml/cid" xmlns:w16="http://schemas.microsoft.com/office/word/2018/wordml" xmlns:w16du="http://schemas.microsoft.com/office/word/2023/wordml/word16du" xmlns:w16sdtdh="http://schemas.microsoft.com/office/word/2020/wordml/sdtdatahash" xmlns:w16sdtfl="http://schemas.microsoft.com/office/word/2024/wordml/sdtformatlock" xmlns:w16se="http://schemas.microsoft.com/office/word/2015/wordml/symex" mc:Ignorable="w14 w15 w16se w16cid w16 w16cex w16sdtdh w16sdtfl w16du">
   <w:docDefaults>
     <w:rPrDefault>
       <w:rPr>

--- a/server/templates/reports/FO-PO-PSM-64-10 FORMATO PARA LA ELABORACIÓN DE INFORME PUNTO SECO-plantilla.docx
+++ b/server/templates/reports/FO-PO-PSM-64-10 FORMATO PARA LA ELABORACIÓN DE INFORME PUNTO SECO-plantilla.docx
@@ -5095,7 +5095,7 @@
           <w:szCs w:val="22"/>
           <w:lang w:val="es-ES"/>
         </w:rPr>
-        <w:t>SERAMBIENTE S.A.S.</w:t>
+        <w:t>ALS ENVIRONMENTAL S.A.S.</w:t>
       </w:r>
       <w:r>
         <w:rPr>
@@ -5764,7 +5764,7 @@
           <w:sz w:val="20"/>
           <w:lang w:val="es-CO"/>
         </w:rPr>
-        <w:t>SERAMBIENTE S.A.S</w:t>
+        <w:t>ALS ENVIRONMENTAL S.A.S.</w:t>
       </w:r>
       <w:commentRangeEnd w:id="57"/>
       <w:r>
@@ -5784,7 +5784,7 @@
           <w:sz w:val="20"/>
           <w:lang w:val="es-CO"/>
         </w:rPr>
-        <w:t xml:space="preserve">., </w:t>
+        <w:t xml:space="preserve">, </w:t>
       </w:r>
       <w:commentRangeStart w:id="58"/>
       <w:r>
@@ -6261,7 +6261,7 @@
           <w:highlight w:val="magenta"/>
           <w:lang w:val="es-CO"/>
         </w:rPr>
-        <w:t>Fuente: SERAMBIENTE S.A.S., 202</w:t>
+        <w:t>Fuente: ALS ENVIRONMENTAL S.A.S., 202</w:t>
       </w:r>
       <w:r>
         <w:rPr>
@@ -6982,7 +6982,7 @@
           <w:sz w:val="20"/>
           <w:lang w:val="es-CO"/>
         </w:rPr>
-        <w:t>SERAMBIENTE S.A.S</w:t>
+        <w:t>ALS ENVIRONMENTAL S.A.S.</w:t>
       </w:r>
       <w:commentRangeEnd w:id="70"/>
       <w:r>
@@ -7002,7 +7002,7 @@
           <w:sz w:val="20"/>
           <w:lang w:val="es-CO"/>
         </w:rPr>
-        <w:t xml:space="preserve">., </w:t>
+        <w:t xml:space="preserve">, </w:t>
       </w:r>
       <w:commentRangeStart w:id="71"/>
       <w:r>
@@ -7657,7 +7657,7 @@
           <w:highlight w:val="cyan"/>
           <w:lang w:val="es-CO"/>
         </w:rPr>
-        <w:t>Fuente: SERAMBIENTE S.A.S</w:t>
+        <w:t>Fuente: ALS ENVIRONMENTAL S.A.S.</w:t>
       </w:r>
       <w:r>
         <w:rPr>
@@ -7668,7 +7668,7 @@
           <w:highlight w:val="cyan"/>
           <w:lang w:val="es-CO" w:eastAsia="es-CO"/>
         </w:rPr>
-        <w:t xml:space="preserve">., </w:t>
+        <w:t xml:space="preserve">, </w:t>
       </w:r>
       <w:r>
         <w:rPr>
@@ -8776,7 +8776,7 @@
           <w:szCs w:val="20"/>
           <w:lang w:val="es-CO"/>
         </w:rPr>
-        <w:t xml:space="preserve">Fuente: SERAMBIENTE S.A.S., </w:t>
+        <w:t xml:space="preserve">Fuente: ALS ENVIRONMENTAL S.A.S., </w:t>
       </w:r>
       <w:commentRangeStart w:id="100"/>
       <w:r>
@@ -10480,7 +10480,7 @@
           <w:color w:val="303030"/>
           <w:lang w:val="es-CO"/>
         </w:rPr>
-        <w:t xml:space="preserve">Fuente: SERAMBIENTE S.A.S., </w:t>
+        <w:t xml:space="preserve">Fuente: ALS ENVIRONMENTAL S.A.S., </w:t>
       </w:r>
       <w:commentRangeStart w:id="108"/>
       <w:r>
@@ -11106,7 +11106,7 @@
           <w:color w:val="303030"/>
           <w:lang w:val="es-CO"/>
         </w:rPr>
-        <w:t>SERAMBIENTE S.A.S.</w:t>
+        <w:t>ALS ENVIRONMENTAL S.A.S.</w:t>
       </w:r>
       <w:r>
         <w:rPr>
@@ -11265,7 +11265,7 @@
           <w:szCs w:val="16"/>
           <w:lang w:val="es-CO"/>
         </w:rPr>
-        <w:t xml:space="preserve">INFORME VÁLIDO ÚNICAMENTE PARA LA(S) MUESTRA(S) ANALIZADA(S). LA REPRODUCCIÓN PARCIAL O TOTAL DEL PRESENTE INFORME DEBE HACERSE CON AUTORIZACIÓN EXPRESA DE SERAMBIENTE S.A.S. CUALQUIER TIPO DE OBSERVACIÓN REQUERIDA POR EL CLIENTE Y RELACIONADA CON LOS RESULTADOS EMITIDOS, SÓLO SERÁ ACEPTADA DENTRO DE LOS </w:t>
+        <w:t xml:space="preserve">INFORME VÁLIDO ÚNICAMENTE PARA LA(S) MUESTRA(S) ANALIZADA(S). LA REPRODUCCIÓN PARCIAL O TOTAL DEL PRESENTE INFORME DEBE HACERSE CON AUTORIZACIÓN EXPRESA DE ALS ENVIRONMENTAL S.A.S. CUALQUIER TIPO DE OBSERVACIÓN REQUERIDA POR EL CLIENTE Y RELACIONADA CON LOS RESULTADOS EMITIDOS, SÓLO SERÁ ACEPTADA DENTRO DE LOS </w:t>
       </w:r>
       <w:r>
         <w:rPr>
@@ -12824,7 +12824,7 @@
           <w:szCs w:val="20"/>
           <w:lang w:val="es-CO"/>
         </w:rPr>
-        <w:t xml:space="preserve">Fuente: SERAMBIENTE S.A.S., </w:t>
+        <w:t xml:space="preserve">Fuente: ALS ENVIRONMENTAL S.A.S., </w:t>
       </w:r>
       <w:commentRangeStart w:id="132"/>
       <w:r>
@@ -14509,7 +14509,7 @@
           <w:szCs w:val="20"/>
           <w:lang w:val="es-CO"/>
         </w:rPr>
-        <w:t xml:space="preserve">Fuente: SERAMBIENTE S.A.S., </w:t>
+        <w:t xml:space="preserve">Fuente: ALS ENVIRONMENTAL S.A.S., </w:t>
       </w:r>
       <w:commentRangeStart w:id="143"/>
       <w:r>
